--- a/html_report/public/DeepAlign-Bench_正式Proposal精简版.docx
+++ b/html_report/public/DeepAlign-Bench_正式Proposal精简版.docx
@@ -131,7 +131,7 @@
                 <w:color w:val="5B6B7A"/>
                 <w:sz w:val="21"/>
               </w:rPr>
-              <w:t>v0.14 · 正式精简版</w:t>
+              <w:t>v0.15 · 正式精简版</w:t>
             </w:r>
           </w:p>
         </w:tc>
@@ -609,7 +609,7 @@
           <w:headerReference w:type="default" r:id="rId9"/>
           <w:footerReference w:type="default" r:id="rId10"/>
           <w:pgSz w:w="12240" w:h="15840"/>
-          <w:pgMar w:top="1440" w:right="1440" w:bottom="1440" w:left="1440" w:header="708" w:footer="708" w:gutter="0"/>
+          <w:pgMar w:top="1296" w:right="1296" w:bottom="1296" w:left="1296" w:header="708" w:footer="708" w:gutter="0"/>
           <w:cols w:space="720"/>
           <w:docGrid w:linePitch="360"/>
         </w:sectPr>
@@ -1007,7 +1007,15 @@
         <w:rPr>
           <w:rFonts w:ascii="Calibri" w:hAnsi="Calibri" w:eastAsia="PingFang SC"/>
         </w:rPr>
-        <w:t>8 个 anchor family 加入 persona 错配、无关属性、新旧信息冲突、context dilution、agent handoff、动态更新和 re-anchor。证据轨道、工具预算和产品可复现性分开报告，不混合为单一总榜。</w:t>
+        <w:t>8 个 anchor family 是压力测试宿主，不是 persona 类别。先构造两个用户都与任务合理匹配的 clean family，冻结 must-change/must-hold 和 matched/swapped 真值；再固定目标用户、任务、证据和预算，只改变可见 signal bundle、上下文位置、交接摘要或更新时间。Persona–task 匹配只是基线的前置门。</w:t>
+      </w:r>
+    </w:p>
+    <w:p>
+      <w:r>
+        <w:rPr>
+          <w:rFonts w:ascii="Calibri" w:hAnsi="Calibri" w:eastAsia="PingFang SC"/>
+        </w:rPr>
+        <w:t>所有 anchor 运行 clean、persona swap 和 irrelevant-signal；冲突/过期、dilution、handoff 和动态更新按预注册适用性分配。Re-anchor 是恢复干预，在固定子集上无论基线是否失败都成对运行，避免选择偏差。报告 ΔPF/invariance、冲突解析、retention/AUC、handoff loss、update correctness、recovery gain 及 TQ/事实/隐私副作用；不同轨道和预算不混榜。</w:t>
       </w:r>
     </w:p>
     <w:p>
@@ -2805,7 +2813,7 @@
       <w:headerReference w:type="default" r:id="rId14"/>
       <w:footerReference w:type="default" r:id="rId15"/>
       <w:pgSz w:w="12240" w:h="15840"/>
-      <w:pgMar w:top="1440" w:right="1440" w:bottom="1440" w:left="1440" w:header="708" w:footer="708" w:gutter="0"/>
+      <w:pgMar w:top="1296" w:right="1296" w:bottom="1296" w:left="1296" w:header="708" w:footer="708" w:gutter="0"/>
       <w:cols w:space="720"/>
       <w:docGrid w:linePitch="360"/>
     </w:sectPr>

--- a/html_report/public/DeepAlign-Bench_正式Proposal精简版.docx
+++ b/html_report/public/DeepAlign-Bench_正式Proposal精简版.docx
@@ -131,7 +131,7 @@
                 <w:color w:val="5B6B7A"/>
                 <w:sz w:val="21"/>
               </w:rPr>
-              <w:t>v0.15 · 正式精简版</w:t>
+              <w:t>v0.16 · 正式精简版</w:t>
             </w:r>
           </w:p>
         </w:tc>
@@ -304,7 +304,7 @@
         <w:rPr>
           <w:rFonts w:ascii="Calibri" w:hAnsi="Calibri" w:eastAsia="PingFang SC"/>
         </w:rPr>
-        <w:t>现有 Deep Research 基准主要评价事实性、任务覆盖、搜索与引用质量，尚不能充分判断最终交付物是否适合特定用户。本项目拟构建 DeepAlign-Bench，用于评估长程智能体能否从不同渠道获得与任务相关的用户信息，在执行过程中保持和使用这些信息，并交付对目标用户具有特异价值的结果。</w:t>
+        <w:t>现有工作已经分别评价 Deep Research 通用质量、分层用户理解、行为历史利用、单域个性化效用、持久状态安全和时间干预，但尚未在广义 Deep Research 的多类最终交付物上统一检验“该结果是否对这个用户具有特异价值”。本项目拟构建 DeepAlign-Bench，用于评估长程智能体能否从不同渠道获得与任务相关的用户信息，在执行过程中保持、使用和更新这些信息，并交付必要且正确的用户特异结果。</w:t>
       </w:r>
     </w:p>
     <w:p>
@@ -344,7 +344,36 @@
         <w:rPr>
           <w:rFonts w:ascii="Calibri" w:hAnsi="Calibri" w:eastAsia="PingFang SC"/>
         </w:rPr>
-        <w:t>OpenCompass 和 EvalScope 提供了模型适配、任务调度、评估与报告的工程框架，但不直接定义个性化测量构念。现有 Deep Research 基准多关注事实、搜索、引用和报告质量。PDR-Bench 引入了真实 persona，但主要比较 task-only、context 和 persona 条件的平均分，仍难排除以下替代解释：输入更长导致输出更长；评委偏好复述 persona 或特定文风；persona 提供了额外任务信息，而不是产生了真正的用户适配。</w:t>
+        <w:t>OpenCompass 和 EvalScope 提供模型适配、任务调度、评估与报告框架，但不定义个性化构念。Deep Research Bench、LiveResearchBench、PaperBench 等主要回答任务是否完成、事实与引用是否可靠、报告是否完整。这一层建立了通用能力底线，但评价函数通常不随目标用户改变。</w:t>
+      </w:r>
+    </w:p>
+    <w:p>
+      <w:r>
+        <w:rPr>
+          <w:rFonts w:ascii="Calibri" w:hAnsi="Calibri" w:eastAsia="PingFang SC"/>
+        </w:rPr>
+        <w:t>2026 年 7 月的工作已经向个性化内部推进：Setoka 从语义事实到人格特质测四层用户理解；PersonaTrail 与 APeB 分别从浏览轨迹和商品行为历史测偏好、情景记忆与意图利用；TARS 在代码理解中报告个性化解释对时间、认知负担和主观适配的影响；PASB 让 agent 自主写入持久状态并发现 commit 后下游失败显著增加；Qian 等提出显式时间事件、跨事件持久状态、跨维度影响和用户条件化差异四项要求；SARSI 则给出受治理的 personal-agent 系统架构。这些工作说明“用户理解、历史利用、时间变化和持久风险无人评测”已经是错误表述。</w:t>
+      </w:r>
+    </w:p>
+    <w:p>
+      <w:r>
+        <w:rPr>
+          <w:rFonts w:ascii="Calibri" w:hAnsi="Calibri" w:eastAsia="PingFang SC"/>
+        </w:rPr>
+        <w:t>PDR-Bench 最接近本项目：它把真实 persona 引入 Deep Research，但主要比较 task-only、context 和 persona 条件平均分。现有文献仍缺少同一协议中的四个连接：</w:t>
+      </w:r>
+      <w:r>
+        <w:rPr>
+          <w:rFonts w:ascii="Calibri" w:hAnsi="Calibri" w:eastAsia="PingFang SC"/>
+          <w:b/>
+        </w:rPr>
+        <w:t>异构用户信号 → 广义 DR 执行 → 用户特异最终交付物 → 反事实且经校准的评分</w:t>
+      </w:r>
+      <w:r>
+        <w:rPr>
+          <w:rFonts w:ascii="Calibri" w:hAnsi="Calibri" w:eastAsia="PingFang SC"/>
+        </w:rPr>
+        <w:t>。因此尚难排除输入更长、输出更长、persona 关键词、文风偏好或额外任务信息等替代解释。</w:t>
       </w:r>
     </w:p>
     <w:p>
@@ -360,7 +389,7 @@
         <w:rPr>
           <w:rFonts w:ascii="Calibri" w:hAnsi="Calibri" w:eastAsia="PingFang SC"/>
         </w:rPr>
-        <w:t>本项目解决四个问题：</w:t>
+        <w:t>本项目不声称首先研究 personalization、history、persistent state 或 temporal intervention；它解决的是这些方向的交叉测量缺口：</w:t>
       </w:r>
     </w:p>
     <w:p>
@@ -425,6 +454,14 @@
           <w:rFonts w:ascii="Calibri" w:hAnsi="Calibri" w:eastAsia="PingFang SC"/>
         </w:rPr>
         <w:t>如何验证自动 judge 没有被长度、位置、格式和 persona 关键词误导。</w:t>
+      </w:r>
+    </w:p>
+    <w:p>
+      <w:r>
+        <w:rPr>
+          <w:rFonts w:ascii="Calibri" w:hAnsi="Calibri" w:eastAsia="PingFang SC"/>
+        </w:rPr>
+        <w:t>可辩护的主张是：在广义 Deep Research 的多类最终交付物上，将异构用户信号、matched/swapped 用户交换、预冻结 must-change/must-hold/must-not 真值、长程干预和独立 JudgeBench 放进同一可审计协议。若 matched/swapped 人评不稳定，或效应可由长度、风格和共同质量解释，论文将收缩为 outcome-centered evaluation study。</w:t>
       </w:r>
     </w:p>
     <w:p>
@@ -609,7 +646,7 @@
           <w:headerReference w:type="default" r:id="rId9"/>
           <w:footerReference w:type="default" r:id="rId10"/>
           <w:pgSz w:w="12240" w:h="15840"/>
-          <w:pgMar w:top="1296" w:right="1296" w:bottom="1296" w:left="1296" w:header="708" w:footer="708" w:gutter="0"/>
+          <w:pgMar w:top="1152" w:right="1152" w:bottom="1152" w:left="1152" w:header="708" w:footer="708" w:gutter="0"/>
           <w:cols w:space="720"/>
           <w:docGrid w:linePitch="360"/>
         </w:sectPr>
@@ -2391,13 +2428,13 @@
     </w:p>
     <w:p>
       <w:pPr>
-        <w:spacing w:after="80" w:line="264" w:lineRule="auto"/>
+        <w:spacing w:after="20" w:line="240" w:lineRule="auto"/>
         <w:ind w:left="360" w:hanging="360"/>
       </w:pPr>
       <w:r>
         <w:rPr>
           <w:rFonts w:ascii="Calibri" w:hAnsi="Calibri" w:eastAsia="PingFang SC"/>
-          <w:sz w:val="19"/>
+          <w:sz w:val="17"/>
         </w:rPr>
         <w:t xml:space="preserve">[1] OpenCompass Team. </w:t>
       </w:r>
@@ -2405,27 +2442,27 @@
         <w:rPr>
           <w:rFonts w:ascii="Calibri" w:hAnsi="Calibri" w:eastAsia="PingFang SC"/>
           <w:i/>
-          <w:sz w:val="19"/>
+          <w:sz w:val="17"/>
         </w:rPr>
         <w:t>OpenCompass: A Universal Evaluation Platform for Large Language Models</w:t>
       </w:r>
       <w:r>
         <w:rPr>
           <w:rFonts w:ascii="Calibri" w:hAnsi="Calibri" w:eastAsia="PingFang SC"/>
-          <w:sz w:val="19"/>
+          <w:sz w:val="17"/>
         </w:rPr>
         <w:t>. 2026.</w:t>
       </w:r>
     </w:p>
     <w:p>
       <w:pPr>
-        <w:spacing w:after="80" w:line="264" w:lineRule="auto"/>
+        <w:spacing w:after="20" w:line="240" w:lineRule="auto"/>
         <w:ind w:left="360" w:hanging="360"/>
       </w:pPr>
       <w:r>
         <w:rPr>
           <w:rFonts w:ascii="Calibri" w:hAnsi="Calibri" w:eastAsia="PingFang SC"/>
-          <w:sz w:val="19"/>
+          <w:sz w:val="17"/>
         </w:rPr>
         <w:t xml:space="preserve">[2] EvalScope Documentation. </w:t>
       </w:r>
@@ -2433,27 +2470,27 @@
         <w:rPr>
           <w:rFonts w:ascii="Calibri" w:hAnsi="Calibri" w:eastAsia="PingFang SC"/>
           <w:i/>
-          <w:sz w:val="19"/>
+          <w:sz w:val="17"/>
         </w:rPr>
         <w:t>Getting Started and Evaluation Backends</w:t>
       </w:r>
       <w:r>
         <w:rPr>
           <w:rFonts w:ascii="Calibri" w:hAnsi="Calibri" w:eastAsia="PingFang SC"/>
-          <w:sz w:val="19"/>
+          <w:sz w:val="17"/>
         </w:rPr>
         <w:t>. 2026.</w:t>
       </w:r>
     </w:p>
     <w:p>
       <w:pPr>
-        <w:spacing w:after="80" w:line="264" w:lineRule="auto"/>
+        <w:spacing w:after="20" w:line="240" w:lineRule="auto"/>
         <w:ind w:left="360" w:hanging="360"/>
       </w:pPr>
       <w:r>
         <w:rPr>
           <w:rFonts w:ascii="Calibri" w:hAnsi="Calibri" w:eastAsia="PingFang SC"/>
-          <w:sz w:val="19"/>
+          <w:sz w:val="17"/>
         </w:rPr>
         <w:t xml:space="preserve">[3] Zhang et al. </w:t>
       </w:r>
@@ -2461,27 +2498,27 @@
         <w:rPr>
           <w:rFonts w:ascii="Calibri" w:hAnsi="Calibri" w:eastAsia="PingFang SC"/>
           <w:i/>
-          <w:sz w:val="19"/>
+          <w:sz w:val="17"/>
         </w:rPr>
         <w:t>Agent-SafetyBench: Evaluating the Safety of LLM Agents</w:t>
       </w:r>
       <w:r>
         <w:rPr>
           <w:rFonts w:ascii="Calibri" w:hAnsi="Calibri" w:eastAsia="PingFang SC"/>
-          <w:sz w:val="19"/>
+          <w:sz w:val="17"/>
         </w:rPr>
         <w:t>. arXiv:2412.14470, 2024.</w:t>
       </w:r>
     </w:p>
     <w:p>
       <w:pPr>
-        <w:spacing w:after="80" w:line="264" w:lineRule="auto"/>
+        <w:spacing w:after="20" w:line="240" w:lineRule="auto"/>
         <w:ind w:left="360" w:hanging="360"/>
       </w:pPr>
       <w:r>
         <w:rPr>
           <w:rFonts w:ascii="Calibri" w:hAnsi="Calibri" w:eastAsia="PingFang SC"/>
-          <w:sz w:val="19"/>
+          <w:sz w:val="17"/>
         </w:rPr>
         <w:t xml:space="preserve">[4] </w:t>
       </w:r>
@@ -2489,27 +2526,27 @@
         <w:rPr>
           <w:rFonts w:ascii="Calibri" w:hAnsi="Calibri" w:eastAsia="PingFang SC"/>
           <w:i/>
-          <w:sz w:val="19"/>
+          <w:sz w:val="17"/>
         </w:rPr>
         <w:t>Towards Personalized Deep Research: Benchmarks and Evaluations</w:t>
       </w:r>
       <w:r>
         <w:rPr>
           <w:rFonts w:ascii="Calibri" w:hAnsi="Calibri" w:eastAsia="PingFang SC"/>
-          <w:sz w:val="19"/>
+          <w:sz w:val="17"/>
         </w:rPr>
         <w:t>. arXiv:2509.25106, 2025.</w:t>
       </w:r>
     </w:p>
     <w:p>
       <w:pPr>
-        <w:spacing w:after="80" w:line="264" w:lineRule="auto"/>
+        <w:spacing w:after="20" w:line="240" w:lineRule="auto"/>
         <w:ind w:left="360" w:hanging="360"/>
       </w:pPr>
       <w:r>
         <w:rPr>
           <w:rFonts w:ascii="Calibri" w:hAnsi="Calibri" w:eastAsia="PingFang SC"/>
-          <w:sz w:val="19"/>
+          <w:sz w:val="17"/>
         </w:rPr>
         <w:t xml:space="preserve">[5] Wang et al. </w:t>
       </w:r>
@@ -2517,27 +2554,27 @@
         <w:rPr>
           <w:rFonts w:ascii="Calibri" w:hAnsi="Calibri" w:eastAsia="PingFang SC"/>
           <w:i/>
-          <w:sz w:val="19"/>
+          <w:sz w:val="17"/>
         </w:rPr>
         <w:t>LiveResearchBench: A Live Benchmark for User-Centric Deep Research in the Wild</w:t>
       </w:r>
       <w:r>
         <w:rPr>
           <w:rFonts w:ascii="Calibri" w:hAnsi="Calibri" w:eastAsia="PingFang SC"/>
-          <w:sz w:val="19"/>
+          <w:sz w:val="17"/>
         </w:rPr>
         <w:t>. arXiv:2510.14240, 2025.</w:t>
       </w:r>
     </w:p>
     <w:p>
       <w:pPr>
-        <w:spacing w:after="80" w:line="264" w:lineRule="auto"/>
+        <w:spacing w:after="20" w:line="240" w:lineRule="auto"/>
         <w:ind w:left="360" w:hanging="360"/>
       </w:pPr>
       <w:r>
         <w:rPr>
           <w:rFonts w:ascii="Calibri" w:hAnsi="Calibri" w:eastAsia="PingFang SC"/>
-          <w:sz w:val="19"/>
+          <w:sz w:val="17"/>
         </w:rPr>
         <w:t xml:space="preserve">[6] Sharma et al. </w:t>
       </w:r>
@@ -2545,27 +2582,27 @@
         <w:rPr>
           <w:rFonts w:ascii="Calibri" w:hAnsi="Calibri" w:eastAsia="PingFang SC"/>
           <w:i/>
-          <w:sz w:val="19"/>
+          <w:sz w:val="17"/>
         </w:rPr>
         <w:t>ResearchRubrics: A Benchmark of Prompts and Rubrics for Evaluating Deep Research Agents</w:t>
       </w:r>
       <w:r>
         <w:rPr>
           <w:rFonts w:ascii="Calibri" w:hAnsi="Calibri" w:eastAsia="PingFang SC"/>
-          <w:sz w:val="19"/>
+          <w:sz w:val="17"/>
         </w:rPr>
         <w:t>. arXiv:2511.07685, 2025.</w:t>
       </w:r>
     </w:p>
     <w:p>
       <w:pPr>
-        <w:spacing w:after="80" w:line="264" w:lineRule="auto"/>
+        <w:spacing w:after="20" w:line="240" w:lineRule="auto"/>
         <w:ind w:left="360" w:hanging="360"/>
       </w:pPr>
       <w:r>
         <w:rPr>
           <w:rFonts w:ascii="Calibri" w:hAnsi="Calibri" w:eastAsia="PingFang SC"/>
-          <w:sz w:val="19"/>
+          <w:sz w:val="17"/>
         </w:rPr>
         <w:t xml:space="preserve">[7] Starace et al. </w:t>
       </w:r>
@@ -2573,27 +2610,27 @@
         <w:rPr>
           <w:rFonts w:ascii="Calibri" w:hAnsi="Calibri" w:eastAsia="PingFang SC"/>
           <w:i/>
-          <w:sz w:val="19"/>
+          <w:sz w:val="17"/>
         </w:rPr>
         <w:t>PaperBench: Evaluating AI's Ability to Replicate AI Research</w:t>
       </w:r>
       <w:r>
         <w:rPr>
           <w:rFonts w:ascii="Calibri" w:hAnsi="Calibri" w:eastAsia="PingFang SC"/>
-          <w:sz w:val="19"/>
+          <w:sz w:val="17"/>
         </w:rPr>
         <w:t>. OpenAI, 2025.</w:t>
       </w:r>
     </w:p>
     <w:p>
       <w:pPr>
-        <w:spacing w:after="80" w:line="264" w:lineRule="auto"/>
+        <w:spacing w:after="20" w:line="240" w:lineRule="auto"/>
         <w:ind w:left="360" w:hanging="360"/>
       </w:pPr>
       <w:r>
         <w:rPr>
           <w:rFonts w:ascii="Calibri" w:hAnsi="Calibri" w:eastAsia="PingFang SC"/>
-          <w:sz w:val="19"/>
+          <w:sz w:val="17"/>
         </w:rPr>
         <w:t xml:space="preserve">[8] Yoran et al. </w:t>
       </w:r>
@@ -2601,27 +2638,27 @@
         <w:rPr>
           <w:rFonts w:ascii="Calibri" w:hAnsi="Calibri" w:eastAsia="PingFang SC"/>
           <w:i/>
-          <w:sz w:val="19"/>
+          <w:sz w:val="17"/>
         </w:rPr>
         <w:t>AssistantBench: Can Web Agents Solve Realistic and Time-Consuming Tasks?</w:t>
       </w:r>
       <w:r>
         <w:rPr>
           <w:rFonts w:ascii="Calibri" w:hAnsi="Calibri" w:eastAsia="PingFang SC"/>
-          <w:sz w:val="19"/>
+          <w:sz w:val="17"/>
         </w:rPr>
         <w:t xml:space="preserve"> arXiv:2407.15711, 2024.</w:t>
       </w:r>
     </w:p>
     <w:p>
       <w:pPr>
-        <w:spacing w:after="80" w:line="264" w:lineRule="auto"/>
+        <w:spacing w:after="20" w:line="240" w:lineRule="auto"/>
         <w:ind w:left="360" w:hanging="360"/>
       </w:pPr>
       <w:r>
         <w:rPr>
           <w:rFonts w:ascii="Calibri" w:hAnsi="Calibri" w:eastAsia="PingFang SC"/>
-          <w:sz w:val="19"/>
+          <w:sz w:val="17"/>
         </w:rPr>
         <w:t xml:space="preserve">[9] Java et al. </w:t>
       </w:r>
@@ -2629,27 +2666,27 @@
         <w:rPr>
           <w:rFonts w:ascii="Calibri" w:hAnsi="Calibri" w:eastAsia="PingFang SC"/>
           <w:i/>
-          <w:sz w:val="19"/>
+          <w:sz w:val="17"/>
         </w:rPr>
         <w:t>Characterizing Deep Research: A Benchmark and Formal Definition</w:t>
       </w:r>
       <w:r>
         <w:rPr>
           <w:rFonts w:ascii="Calibri" w:hAnsi="Calibri" w:eastAsia="PingFang SC"/>
-          <w:sz w:val="19"/>
+          <w:sz w:val="17"/>
         </w:rPr>
         <w:t>. arXiv:2508.04183, 2025.</w:t>
       </w:r>
     </w:p>
     <w:p>
       <w:pPr>
-        <w:spacing w:after="80" w:line="264" w:lineRule="auto"/>
+        <w:spacing w:after="20" w:line="240" w:lineRule="auto"/>
         <w:ind w:left="360" w:hanging="360"/>
       </w:pPr>
       <w:r>
         <w:rPr>
           <w:rFonts w:ascii="Calibri" w:hAnsi="Calibri" w:eastAsia="PingFang SC"/>
-          <w:sz w:val="19"/>
+          <w:sz w:val="17"/>
         </w:rPr>
         <w:t xml:space="preserve">[10] Abaskohi et al. </w:t>
       </w:r>
@@ -2657,27 +2694,27 @@
         <w:rPr>
           <w:rFonts w:ascii="Calibri" w:hAnsi="Calibri" w:eastAsia="PingFang SC"/>
           <w:i/>
-          <w:sz w:val="19"/>
+          <w:sz w:val="17"/>
         </w:rPr>
         <w:t>DRBench: A Realistic Benchmark for Enterprise Deep Research</w:t>
       </w:r>
       <w:r>
         <w:rPr>
           <w:rFonts w:ascii="Calibri" w:hAnsi="Calibri" w:eastAsia="PingFang SC"/>
-          <w:sz w:val="19"/>
+          <w:sz w:val="17"/>
         </w:rPr>
         <w:t>. arXiv:2510.00172, 2025.</w:t>
       </w:r>
     </w:p>
     <w:p>
       <w:pPr>
-        <w:spacing w:after="80" w:line="264" w:lineRule="auto"/>
+        <w:spacing w:after="20" w:line="240" w:lineRule="auto"/>
         <w:ind w:left="360" w:hanging="360"/>
       </w:pPr>
       <w:r>
         <w:rPr>
           <w:rFonts w:ascii="Calibri" w:hAnsi="Calibri" w:eastAsia="PingFang SC"/>
-          <w:sz w:val="19"/>
+          <w:sz w:val="17"/>
         </w:rPr>
         <w:t xml:space="preserve">[11] Liang et al. </w:t>
       </w:r>
@@ -2685,27 +2722,27 @@
         <w:rPr>
           <w:rFonts w:ascii="Calibri" w:hAnsi="Calibri" w:eastAsia="PingFang SC"/>
           <w:i/>
-          <w:sz w:val="19"/>
+          <w:sz w:val="17"/>
         </w:rPr>
         <w:t>Holistic Evaluation of Language Models</w:t>
       </w:r>
       <w:r>
         <w:rPr>
           <w:rFonts w:ascii="Calibri" w:hAnsi="Calibri" w:eastAsia="PingFang SC"/>
-          <w:sz w:val="19"/>
+          <w:sz w:val="17"/>
         </w:rPr>
         <w:t>. TMLR, 2023.</w:t>
       </w:r>
     </w:p>
     <w:p>
       <w:pPr>
-        <w:spacing w:after="80" w:line="264" w:lineRule="auto"/>
+        <w:spacing w:after="20" w:line="240" w:lineRule="auto"/>
         <w:ind w:left="360" w:hanging="360"/>
       </w:pPr>
       <w:r>
         <w:rPr>
           <w:rFonts w:ascii="Calibri" w:hAnsi="Calibri" w:eastAsia="PingFang SC"/>
-          <w:sz w:val="19"/>
+          <w:sz w:val="17"/>
         </w:rPr>
         <w:t xml:space="preserve">[12] Ribeiro et al. </w:t>
       </w:r>
@@ -2713,27 +2750,27 @@
         <w:rPr>
           <w:rFonts w:ascii="Calibri" w:hAnsi="Calibri" w:eastAsia="PingFang SC"/>
           <w:i/>
-          <w:sz w:val="19"/>
+          <w:sz w:val="17"/>
         </w:rPr>
         <w:t>Beyond Accuracy: Behavioral Testing of NLP Models with CheckList</w:t>
       </w:r>
       <w:r>
         <w:rPr>
           <w:rFonts w:ascii="Calibri" w:hAnsi="Calibri" w:eastAsia="PingFang SC"/>
-          <w:sz w:val="19"/>
+          <w:sz w:val="17"/>
         </w:rPr>
         <w:t>. ACL, 2020.</w:t>
       </w:r>
     </w:p>
     <w:p>
       <w:pPr>
-        <w:spacing w:after="80" w:line="264" w:lineRule="auto"/>
+        <w:spacing w:after="20" w:line="240" w:lineRule="auto"/>
         <w:ind w:left="360" w:hanging="360"/>
       </w:pPr>
       <w:r>
         <w:rPr>
           <w:rFonts w:ascii="Calibri" w:hAnsi="Calibri" w:eastAsia="PingFang SC"/>
-          <w:sz w:val="19"/>
+          <w:sz w:val="17"/>
         </w:rPr>
         <w:t xml:space="preserve">[13] Reuel et al. </w:t>
       </w:r>
@@ -2741,27 +2778,27 @@
         <w:rPr>
           <w:rFonts w:ascii="Calibri" w:hAnsi="Calibri" w:eastAsia="PingFang SC"/>
           <w:i/>
-          <w:sz w:val="19"/>
+          <w:sz w:val="17"/>
         </w:rPr>
         <w:t>BetterBench: Assessing AI Benchmarks, Uncovering Issues, and Establishing Best Practices</w:t>
       </w:r>
       <w:r>
         <w:rPr>
           <w:rFonts w:ascii="Calibri" w:hAnsi="Calibri" w:eastAsia="PingFang SC"/>
-          <w:sz w:val="19"/>
+          <w:sz w:val="17"/>
         </w:rPr>
         <w:t>. arXiv:2411.12990, 2024.</w:t>
       </w:r>
     </w:p>
     <w:p>
       <w:pPr>
-        <w:spacing w:after="80" w:line="264" w:lineRule="auto"/>
+        <w:spacing w:after="20" w:line="240" w:lineRule="auto"/>
         <w:ind w:left="360" w:hanging="360"/>
       </w:pPr>
       <w:r>
         <w:rPr>
           <w:rFonts w:ascii="Calibri" w:hAnsi="Calibri" w:eastAsia="PingFang SC"/>
-          <w:sz w:val="19"/>
+          <w:sz w:val="17"/>
         </w:rPr>
         <w:t xml:space="preserve">[14] Zhu et al. </w:t>
       </w:r>
@@ -2769,27 +2806,27 @@
         <w:rPr>
           <w:rFonts w:ascii="Calibri" w:hAnsi="Calibri" w:eastAsia="PingFang SC"/>
           <w:i/>
-          <w:sz w:val="19"/>
+          <w:sz w:val="17"/>
         </w:rPr>
         <w:t>JudgeLM: Fine-tuned Large Language Models are Scalable Judges</w:t>
       </w:r>
       <w:r>
         <w:rPr>
           <w:rFonts w:ascii="Calibri" w:hAnsi="Calibri" w:eastAsia="PingFang SC"/>
-          <w:sz w:val="19"/>
+          <w:sz w:val="17"/>
         </w:rPr>
         <w:t>. arXiv:2310.17631, 2023.</w:t>
       </w:r>
     </w:p>
     <w:p>
       <w:pPr>
-        <w:spacing w:after="80" w:line="264" w:lineRule="auto"/>
+        <w:spacing w:after="20" w:line="240" w:lineRule="auto"/>
         <w:ind w:left="360" w:hanging="360"/>
       </w:pPr>
       <w:r>
         <w:rPr>
           <w:rFonts w:ascii="Calibri" w:hAnsi="Calibri" w:eastAsia="PingFang SC"/>
-          <w:sz w:val="19"/>
+          <w:sz w:val="17"/>
         </w:rPr>
         <w:t xml:space="preserve">[15] Huang et al. </w:t>
       </w:r>
@@ -2797,23 +2834,219 @@
         <w:rPr>
           <w:rFonts w:ascii="Calibri" w:hAnsi="Calibri" w:eastAsia="PingFang SC"/>
           <w:i/>
-          <w:sz w:val="19"/>
+          <w:sz w:val="17"/>
         </w:rPr>
         <w:t>An Empirical Study of LLM-as-a-Judge for LLM Evaluation</w:t>
       </w:r>
       <w:r>
         <w:rPr>
           <w:rFonts w:ascii="Calibri" w:hAnsi="Calibri" w:eastAsia="PingFang SC"/>
-          <w:sz w:val="19"/>
+          <w:sz w:val="17"/>
         </w:rPr>
         <w:t>. arXiv:2403.02839, 2024.</w:t>
+      </w:r>
+    </w:p>
+    <w:p>
+      <w:pPr>
+        <w:spacing w:after="20" w:line="240" w:lineRule="auto"/>
+        <w:ind w:left="360" w:hanging="360"/>
+      </w:pPr>
+      <w:r>
+        <w:rPr>
+          <w:rFonts w:ascii="Calibri" w:hAnsi="Calibri" w:eastAsia="PingFang SC"/>
+          <w:sz w:val="17"/>
+        </w:rPr>
+        <w:t xml:space="preserve">[16] Zeng et al. </w:t>
+      </w:r>
+      <w:r>
+        <w:rPr>
+          <w:rFonts w:ascii="Calibri" w:hAnsi="Calibri" w:eastAsia="PingFang SC"/>
+          <w:i/>
+          <w:sz w:val="17"/>
+        </w:rPr>
+        <w:t>Setoka: A Benchmark for Hierarchical User Understanding in Personalized Agents over Heterogeneous Data</w:t>
+      </w:r>
+      <w:r>
+        <w:rPr>
+          <w:rFonts w:ascii="Calibri" w:hAnsi="Calibri" w:eastAsia="PingFang SC"/>
+          <w:sz w:val="17"/>
+        </w:rPr>
+        <w:t>. arXiv:2607.27056, 2026.</w:t>
+      </w:r>
+    </w:p>
+    <w:p>
+      <w:pPr>
+        <w:spacing w:after="20" w:line="240" w:lineRule="auto"/>
+        <w:ind w:left="360" w:hanging="360"/>
+      </w:pPr>
+      <w:r>
+        <w:rPr>
+          <w:rFonts w:ascii="Calibri" w:hAnsi="Calibri" w:eastAsia="PingFang SC"/>
+          <w:sz w:val="17"/>
+        </w:rPr>
+        <w:t xml:space="preserve">[17] Qian et al. </w:t>
+      </w:r>
+      <w:r>
+        <w:rPr>
+          <w:rFonts w:ascii="Calibri" w:hAnsi="Calibri" w:eastAsia="PingFang SC"/>
+          <w:i/>
+          <w:sz w:val="17"/>
+        </w:rPr>
+        <w:t>Toward User-Conditioned Evaluation of Personal LLM Agents under Temporal Interventions</w:t>
+      </w:r>
+      <w:r>
+        <w:rPr>
+          <w:rFonts w:ascii="Calibri" w:hAnsi="Calibri" w:eastAsia="PingFang SC"/>
+          <w:sz w:val="17"/>
+        </w:rPr>
+        <w:t>. arXiv:2607.21635, 2026.</w:t>
+      </w:r>
+    </w:p>
+    <w:p>
+      <w:pPr>
+        <w:spacing w:after="20" w:line="240" w:lineRule="auto"/>
+        <w:ind w:left="360" w:hanging="360"/>
+      </w:pPr>
+      <w:r>
+        <w:rPr>
+          <w:rFonts w:ascii="Calibri" w:hAnsi="Calibri" w:eastAsia="PingFang SC"/>
+          <w:sz w:val="17"/>
+        </w:rPr>
+        <w:t xml:space="preserve">[18] Yang et al. </w:t>
+      </w:r>
+      <w:r>
+        <w:rPr>
+          <w:rFonts w:ascii="Calibri" w:hAnsi="Calibri" w:eastAsia="PingFang SC"/>
+          <w:i/>
+          <w:sz w:val="17"/>
+        </w:rPr>
+        <w:t>PersonaTrail: Benchmarking Personalized Web Agents through Browsing Trails</w:t>
+      </w:r>
+      <w:r>
+        <w:rPr>
+          <w:rFonts w:ascii="Calibri" w:hAnsi="Calibri" w:eastAsia="PingFang SC"/>
+          <w:sz w:val="17"/>
+        </w:rPr>
+        <w:t>. arXiv:2607.20482, 2026.</w:t>
+      </w:r>
+    </w:p>
+    <w:p>
+      <w:pPr>
+        <w:spacing w:after="20" w:line="240" w:lineRule="auto"/>
+        <w:ind w:left="360" w:hanging="360"/>
+      </w:pPr>
+      <w:r>
+        <w:rPr>
+          <w:rFonts w:ascii="Calibri" w:hAnsi="Calibri" w:eastAsia="PingFang SC"/>
+          <w:sz w:val="17"/>
+        </w:rPr>
+        <w:t xml:space="preserve">[19] Todisco et al. </w:t>
+      </w:r>
+      <w:r>
+        <w:rPr>
+          <w:rFonts w:ascii="Calibri" w:hAnsi="Calibri" w:eastAsia="PingFang SC"/>
+          <w:i/>
+          <w:sz w:val="17"/>
+        </w:rPr>
+        <w:t>TARS: A Theory-of-Mind Agent for Personalized In-IDE Code Comprehension</w:t>
+      </w:r>
+      <w:r>
+        <w:rPr>
+          <w:rFonts w:ascii="Calibri" w:hAnsi="Calibri" w:eastAsia="PingFang SC"/>
+          <w:sz w:val="17"/>
+        </w:rPr>
+        <w:t>. arXiv:2607.15948, 2026.</w:t>
+      </w:r>
+    </w:p>
+    <w:p>
+      <w:pPr>
+        <w:spacing w:after="20" w:line="240" w:lineRule="auto"/>
+        <w:ind w:left="360" w:hanging="360"/>
+      </w:pPr>
+      <w:r>
+        <w:rPr>
+          <w:rFonts w:ascii="Calibri" w:hAnsi="Calibri" w:eastAsia="PingFang SC"/>
+          <w:sz w:val="17"/>
+        </w:rPr>
+        <w:t xml:space="preserve">[20] Yang. </w:t>
+      </w:r>
+      <w:r>
+        <w:rPr>
+          <w:rFonts w:ascii="Calibri" w:hAnsi="Calibri" w:eastAsia="PingFang SC"/>
+          <w:i/>
+          <w:sz w:val="17"/>
+        </w:rPr>
+        <w:t>Self-Aware Recursively Self-Improving Agents for Personal Singularity</w:t>
+      </w:r>
+      <w:r>
+        <w:rPr>
+          <w:rFonts w:ascii="Calibri" w:hAnsi="Calibri" w:eastAsia="PingFang SC"/>
+          <w:sz w:val="17"/>
+        </w:rPr>
+        <w:t>. arXiv:2607.12254, 2026.</w:t>
+      </w:r>
+    </w:p>
+    <w:p>
+      <w:pPr>
+        <w:spacing w:after="20" w:line="240" w:lineRule="auto"/>
+        <w:ind w:left="360" w:hanging="360"/>
+      </w:pPr>
+      <w:r>
+        <w:rPr>
+          <w:rFonts w:ascii="Calibri" w:hAnsi="Calibri" w:eastAsia="PingFang SC"/>
+          <w:sz w:val="17"/>
+        </w:rPr>
+        <w:t xml:space="preserve">[21] Mao et al. </w:t>
+      </w:r>
+      <w:r>
+        <w:rPr>
+          <w:rFonts w:ascii="Calibri" w:hAnsi="Calibri" w:eastAsia="PingFang SC"/>
+          <w:i/>
+          <w:sz w:val="17"/>
+        </w:rPr>
+        <w:t>Agents Don't Just Agree, They Remember: Benchmarking Persistent Sycophancy in Stateful Personal Agents</w:t>
+      </w:r>
+      <w:r>
+        <w:rPr>
+          <w:rFonts w:ascii="Calibri" w:hAnsi="Calibri" w:eastAsia="PingFang SC"/>
+          <w:sz w:val="17"/>
+        </w:rPr>
+        <w:t>. arXiv:2607.10526, 2026.</w:t>
+      </w:r>
+    </w:p>
+    <w:p>
+      <w:pPr>
+        <w:spacing w:after="20" w:line="240" w:lineRule="auto"/>
+        <w:ind w:left="360" w:hanging="360"/>
+      </w:pPr>
+      <w:r>
+        <w:rPr>
+          <w:rFonts w:ascii="Calibri" w:hAnsi="Calibri" w:eastAsia="PingFang SC"/>
+          <w:sz w:val="17"/>
+        </w:rPr>
+        <w:t xml:space="preserve">[22] Yang et al. </w:t>
+      </w:r>
+      <w:r>
+        <w:rPr>
+          <w:rFonts w:ascii="Calibri" w:hAnsi="Calibri" w:eastAsia="PingFang SC"/>
+          <w:i/>
+          <w:sz w:val="17"/>
+        </w:rPr>
+        <w:t>APeB: Benchmarking Personalization Ability of Large Language Model Agents</w:t>
+      </w:r>
+      <w:r>
+        <w:rPr>
+          <w:rFonts w:ascii="Calibri" w:hAnsi="Calibri" w:eastAsia="PingFang SC"/>
+          <w:sz w:val="17"/>
+        </w:rPr>
+        <w:t>. arXiv:2607.03162, 2026.</w:t>
       </w:r>
     </w:p>
     <w:sectPr>
       <w:headerReference w:type="default" r:id="rId14"/>
       <w:footerReference w:type="default" r:id="rId15"/>
       <w:pgSz w:w="12240" w:h="15840"/>
-      <w:pgMar w:top="1296" w:right="1296" w:bottom="1296" w:left="1296" w:header="708" w:footer="708" w:gutter="0"/>
+      <w:pgMar w:top="1152" w:right="1152" w:bottom="1152" w:left="1152" w:header="708" w:footer="708" w:gutter="0"/>
       <w:cols w:space="720"/>
       <w:docGrid w:linePitch="360"/>
     </w:sectPr>

--- a/html_report/public/DeepAlign-Bench_正式Proposal精简版.docx
+++ b/html_report/public/DeepAlign-Bench_正式Proposal精简版.docx
@@ -131,7 +131,7 @@
                 <w:color w:val="5B6B7A"/>
                 <w:sz w:val="21"/>
               </w:rPr>
-              <w:t>v0.16 · 正式精简版</w:t>
+              <w:t>v0.17 · 正式精简版</w:t>
             </w:r>
           </w:p>
         </w:tc>
@@ -304,7 +304,7 @@
         <w:rPr>
           <w:rFonts w:ascii="Calibri" w:hAnsi="Calibri" w:eastAsia="PingFang SC"/>
         </w:rPr>
-        <w:t>现有工作已经分别评价 Deep Research 通用质量、分层用户理解、行为历史利用、单域个性化效用、持久状态安全和时间干预，但尚未在广义 Deep Research 的多类最终交付物上统一检验“该结果是否对这个用户具有特异价值”。本项目拟构建 DeepAlign-Bench，用于评估长程智能体能否从不同渠道获得与任务相关的用户信息，在执行过程中保持、使用和更新这些信息，并交付必要且正确的用户特异结果。</w:t>
+        <w:t>现有工作已经分别评价 Deep Research 通用质量、分层用户理解、行为历史利用、单域个性化效用、持久状态安全和时间干预，[5][7][16-22] 但尚未在广义 Deep Research 的多类最终交付物上统一检验“该结果是否对这个用户具有特异价值”。本项目拟构建 DeepAlign-Bench，用于评估长程智能体能否从不同渠道获得与任务相关的用户信息，在执行过程中保持、使用和更新这些信息，并交付必要且正确的用户特异结果。</w:t>
       </w:r>
     </w:p>
     <w:p>
@@ -344,7 +344,7 @@
         <w:rPr>
           <w:rFonts w:ascii="Calibri" w:hAnsi="Calibri" w:eastAsia="PingFang SC"/>
         </w:rPr>
-        <w:t>OpenCompass 和 EvalScope 提供模型适配、任务调度、评估与报告框架，但不定义个性化构念。Deep Research Bench、LiveResearchBench、PaperBench 等主要回答任务是否完成、事实与引用是否可靠、报告是否完整。这一层建立了通用能力底线，但评价函数通常不随目标用户改变。</w:t>
+        <w:t>OpenCompass 和 EvalScope 提供模型适配、任务调度、评估与报告框架，但不定义个性化构念。[1][2] LiveResearchBench、PaperBench 等主要回答任务是否完成、事实与引用是否可靠、报告是否完整。[5][7] 这一层建立了通用能力底线，但评价函数通常不随目标用户改变。</w:t>
       </w:r>
     </w:p>
     <w:p>
@@ -352,7 +352,7 @@
         <w:rPr>
           <w:rFonts w:ascii="Calibri" w:hAnsi="Calibri" w:eastAsia="PingFang SC"/>
         </w:rPr>
-        <w:t>2026 年 7 月的工作已经向个性化内部推进：Setoka 从语义事实到人格特质测四层用户理解；PersonaTrail 与 APeB 分别从浏览轨迹和商品行为历史测偏好、情景记忆与意图利用；TARS 在代码理解中报告个性化解释对时间、认知负担和主观适配的影响；PASB 让 agent 自主写入持久状态并发现 commit 后下游失败显著增加；Qian 等提出显式时间事件、跨事件持久状态、跨维度影响和用户条件化差异四项要求；SARSI 则给出受治理的 personal-agent 系统架构。这些工作说明“用户理解、历史利用、时间变化和持久风险无人评测”已经是错误表述。</w:t>
+        <w:t>2026 年 7 月的工作已经向个性化内部推进：Setoka 从语义事实到人格特质测四层用户理解；[16] PersonaTrail 与 APeB 分别从浏览轨迹和商品行为历史测偏好、情景记忆与意图利用；[18][22] TARS 在代码理解中报告个性化解释对时间、认知负担和主观适配的影响；[19] PASB 让 agent 自主写入持久状态并发现 commit 后下游失败显著增加；[21] Qian 等提出显式时间事件、跨事件持久状态、跨维度影响和用户条件化差异四项要求；[17] SARSI 则给出受治理的 personal-agent 系统架构。[20] 这些工作说明“用户理解、历史利用、时间变化和持久风险无人评测”已经是错误表述。</w:t>
       </w:r>
     </w:p>
     <w:p>
@@ -360,7 +360,7 @@
         <w:rPr>
           <w:rFonts w:ascii="Calibri" w:hAnsi="Calibri" w:eastAsia="PingFang SC"/>
         </w:rPr>
-        <w:t>PDR-Bench 最接近本项目：它把真实 persona 引入 Deep Research，但主要比较 task-only、context 和 persona 条件平均分。现有文献仍缺少同一协议中的四个连接：</w:t>
+        <w:t>PDR-Bench 最接近本项目：它把真实 persona 引入 Deep Research，但主要比较 task-only、context 和 persona 条件平均分。[4] 现有文献仍缺少同一协议中的四个连接：</w:t>
       </w:r>
       <w:r>
         <w:rPr>

--- a/html_report/public/DeepAlign-Bench_正式Proposal精简版.docx
+++ b/html_report/public/DeepAlign-Bench_正式Proposal精简版.docx
@@ -131,7 +131,7 @@
                 <w:color w:val="5B6B7A"/>
                 <w:sz w:val="21"/>
               </w:rPr>
-              <w:t>v0.17 · 正式精简版</w:t>
+              <w:t>v0.18 · 正式精简版</w:t>
             </w:r>
           </w:p>
         </w:tc>
@@ -189,7 +189,7 @@
                 <w:color w:val="5B6B7A"/>
                 <w:sz w:val="21"/>
               </w:rPr>
-              <w:t>2026 年 8 月 2 日</w:t>
+              <w:t>2026 年 8 月 3 日</w:t>
             </w:r>
           </w:p>
         </w:tc>
@@ -304,7 +304,103 @@
         <w:rPr>
           <w:rFonts w:ascii="Calibri" w:hAnsi="Calibri" w:eastAsia="PingFang SC"/>
         </w:rPr>
-        <w:t>现有工作已经分别评价 Deep Research 通用质量、分层用户理解、行为历史利用、单域个性化效用、持久状态安全和时间干预，[5][7][16-22] 但尚未在广义 Deep Research 的多类最终交付物上统一检验“该结果是否对这个用户具有特异价值”。本项目拟构建 DeepAlign-Bench，用于评估长程智能体能否从不同渠道获得与任务相关的用户信息，在执行过程中保持、使用和更新这些信息，并交付必要且正确的用户特异结果。</w:t>
+        <w:t>现有工作已经分别评价 Deep Research 通用质量、分层用户理解、行为历史利用、单域个性化效用、持久状态安全和时间干预，</w:t>
+      </w:r>
+      <w:hyperlink r:id="rId11">
+        <w:r>
+          <w:rPr>
+            <w:rFonts w:ascii="Calibri" w:hAnsi="Calibri" w:eastAsia="PingFang SC"/>
+            <w:color w:val="2E74B5"/>
+            <w:u w:val="single"/>
+          </w:rPr>
+          <w:t>[5]</w:t>
+        </w:r>
+      </w:hyperlink>
+      <w:hyperlink r:id="rId12">
+        <w:r>
+          <w:rPr>
+            <w:rFonts w:ascii="Calibri" w:hAnsi="Calibri" w:eastAsia="PingFang SC"/>
+            <w:color w:val="2E74B5"/>
+            <w:u w:val="single"/>
+          </w:rPr>
+          <w:t>[7]</w:t>
+        </w:r>
+      </w:hyperlink>
+      <w:hyperlink r:id="rId13">
+        <w:r>
+          <w:rPr>
+            <w:rFonts w:ascii="Calibri" w:hAnsi="Calibri" w:eastAsia="PingFang SC"/>
+            <w:color w:val="2E74B5"/>
+            <w:u w:val="single"/>
+          </w:rPr>
+          <w:t>[16]</w:t>
+        </w:r>
+      </w:hyperlink>
+      <w:hyperlink r:id="rId14">
+        <w:r>
+          <w:rPr>
+            <w:rFonts w:ascii="Calibri" w:hAnsi="Calibri" w:eastAsia="PingFang SC"/>
+            <w:color w:val="2E74B5"/>
+            <w:u w:val="single"/>
+          </w:rPr>
+          <w:t>[17]</w:t>
+        </w:r>
+      </w:hyperlink>
+      <w:hyperlink r:id="rId15">
+        <w:r>
+          <w:rPr>
+            <w:rFonts w:ascii="Calibri" w:hAnsi="Calibri" w:eastAsia="PingFang SC"/>
+            <w:color w:val="2E74B5"/>
+            <w:u w:val="single"/>
+          </w:rPr>
+          <w:t>[18]</w:t>
+        </w:r>
+      </w:hyperlink>
+      <w:hyperlink r:id="rId16">
+        <w:r>
+          <w:rPr>
+            <w:rFonts w:ascii="Calibri" w:hAnsi="Calibri" w:eastAsia="PingFang SC"/>
+            <w:color w:val="2E74B5"/>
+            <w:u w:val="single"/>
+          </w:rPr>
+          <w:t>[19]</w:t>
+        </w:r>
+      </w:hyperlink>
+      <w:hyperlink r:id="rId17">
+        <w:r>
+          <w:rPr>
+            <w:rFonts w:ascii="Calibri" w:hAnsi="Calibri" w:eastAsia="PingFang SC"/>
+            <w:color w:val="2E74B5"/>
+            <w:u w:val="single"/>
+          </w:rPr>
+          <w:t>[20]</w:t>
+        </w:r>
+      </w:hyperlink>
+      <w:hyperlink r:id="rId18">
+        <w:r>
+          <w:rPr>
+            <w:rFonts w:ascii="Calibri" w:hAnsi="Calibri" w:eastAsia="PingFang SC"/>
+            <w:color w:val="2E74B5"/>
+            <w:u w:val="single"/>
+          </w:rPr>
+          <w:t>[21]</w:t>
+        </w:r>
+      </w:hyperlink>
+      <w:hyperlink r:id="rId19">
+        <w:r>
+          <w:rPr>
+            <w:rFonts w:ascii="Calibri" w:hAnsi="Calibri" w:eastAsia="PingFang SC"/>
+            <w:color w:val="2E74B5"/>
+            <w:u w:val="single"/>
+          </w:rPr>
+          <w:t>[22]</w:t>
+        </w:r>
+      </w:hyperlink>
+      <w:r>
+        <w:rPr>
+          <w:rFonts w:ascii="Calibri" w:hAnsi="Calibri" w:eastAsia="PingFang SC"/>
+        </w:rPr>
+        <w:t xml:space="preserve"> 但尚未在广义 Deep Research 的多类最终交付物上统一检验“该结果是否对这个用户具有特异价值”。本项目拟构建 DeepAlign-Bench，用于评估长程智能体能否从不同渠道获得与任务相关的用户信息，在执行过程中保持、使用和更新这些信息，并交付必要且正确的用户特异结果。</w:t>
       </w:r>
     </w:p>
     <w:p>
@@ -344,7 +440,59 @@
         <w:rPr>
           <w:rFonts w:ascii="Calibri" w:hAnsi="Calibri" w:eastAsia="PingFang SC"/>
         </w:rPr>
-        <w:t>OpenCompass 和 EvalScope 提供模型适配、任务调度、评估与报告框架，但不定义个性化构念。[1][2] LiveResearchBench、PaperBench 等主要回答任务是否完成、事实与引用是否可靠、报告是否完整。[5][7] 这一层建立了通用能力底线，但评价函数通常不随目标用户改变。</w:t>
+        <w:t>OpenCompass 和 EvalScope 提供模型适配、任务调度、评估与报告框架，但不定义个性化构念。</w:t>
+      </w:r>
+      <w:hyperlink r:id="rId20">
+        <w:r>
+          <w:rPr>
+            <w:rFonts w:ascii="Calibri" w:hAnsi="Calibri" w:eastAsia="PingFang SC"/>
+            <w:color w:val="2E74B5"/>
+            <w:u w:val="single"/>
+          </w:rPr>
+          <w:t>[1]</w:t>
+        </w:r>
+      </w:hyperlink>
+      <w:hyperlink r:id="rId21">
+        <w:r>
+          <w:rPr>
+            <w:rFonts w:ascii="Calibri" w:hAnsi="Calibri" w:eastAsia="PingFang SC"/>
+            <w:color w:val="2E74B5"/>
+            <w:u w:val="single"/>
+          </w:rPr>
+          <w:t>[2]</w:t>
+        </w:r>
+      </w:hyperlink>
+      <w:r>
+        <w:rPr>
+          <w:rFonts w:ascii="Calibri" w:hAnsi="Calibri" w:eastAsia="PingFang SC"/>
+        </w:rPr>
+        <w:t xml:space="preserve"> LiveResearchBench、PaperBench 等主要回答任务是否完成、事实与引用是否可靠、报告是否完整。</w:t>
+      </w:r>
+      <w:hyperlink r:id="rId11">
+        <w:r>
+          <w:rPr>
+            <w:rFonts w:ascii="Calibri" w:hAnsi="Calibri" w:eastAsia="PingFang SC"/>
+            <w:color w:val="2E74B5"/>
+            <w:u w:val="single"/>
+          </w:rPr>
+          <w:t>[5]</w:t>
+        </w:r>
+      </w:hyperlink>
+      <w:hyperlink r:id="rId12">
+        <w:r>
+          <w:rPr>
+            <w:rFonts w:ascii="Calibri" w:hAnsi="Calibri" w:eastAsia="PingFang SC"/>
+            <w:color w:val="2E74B5"/>
+            <w:u w:val="single"/>
+          </w:rPr>
+          <w:t>[7]</w:t>
+        </w:r>
+      </w:hyperlink>
+      <w:r>
+        <w:rPr>
+          <w:rFonts w:ascii="Calibri" w:hAnsi="Calibri" w:eastAsia="PingFang SC"/>
+        </w:rPr>
+        <w:t xml:space="preserve"> 这一层建立了通用能力底线，但评价函数通常不随目标用户改变。</w:t>
       </w:r>
     </w:p>
     <w:p>
@@ -352,7 +500,113 @@
         <w:rPr>
           <w:rFonts w:ascii="Calibri" w:hAnsi="Calibri" w:eastAsia="PingFang SC"/>
         </w:rPr>
-        <w:t>2026 年 7 月的工作已经向个性化内部推进：Setoka 从语义事实到人格特质测四层用户理解；[16] PersonaTrail 与 APeB 分别从浏览轨迹和商品行为历史测偏好、情景记忆与意图利用；[18][22] TARS 在代码理解中报告个性化解释对时间、认知负担和主观适配的影响；[19] PASB 让 agent 自主写入持久状态并发现 commit 后下游失败显著增加；[21] Qian 等提出显式时间事件、跨事件持久状态、跨维度影响和用户条件化差异四项要求；[17] SARSI 则给出受治理的 personal-agent 系统架构。[20] 这些工作说明“用户理解、历史利用、时间变化和持久风险无人评测”已经是错误表述。</w:t>
+        <w:t>2026 年 7 月的工作已经向个性化内部推进：Setoka 从语义事实到人格特质测四层用户理解；</w:t>
+      </w:r>
+      <w:hyperlink r:id="rId13">
+        <w:r>
+          <w:rPr>
+            <w:rFonts w:ascii="Calibri" w:hAnsi="Calibri" w:eastAsia="PingFang SC"/>
+            <w:color w:val="2E74B5"/>
+            <w:u w:val="single"/>
+          </w:rPr>
+          <w:t>[16]</w:t>
+        </w:r>
+      </w:hyperlink>
+      <w:r>
+        <w:rPr>
+          <w:rFonts w:ascii="Calibri" w:hAnsi="Calibri" w:eastAsia="PingFang SC"/>
+        </w:rPr>
+        <w:t xml:space="preserve"> PersonaTrail 与 APeB 分别从浏览轨迹和商品行为历史测偏好、情景记忆与意图利用；</w:t>
+      </w:r>
+      <w:hyperlink r:id="rId15">
+        <w:r>
+          <w:rPr>
+            <w:rFonts w:ascii="Calibri" w:hAnsi="Calibri" w:eastAsia="PingFang SC"/>
+            <w:color w:val="2E74B5"/>
+            <w:u w:val="single"/>
+          </w:rPr>
+          <w:t>[18]</w:t>
+        </w:r>
+      </w:hyperlink>
+      <w:hyperlink r:id="rId19">
+        <w:r>
+          <w:rPr>
+            <w:rFonts w:ascii="Calibri" w:hAnsi="Calibri" w:eastAsia="PingFang SC"/>
+            <w:color w:val="2E74B5"/>
+            <w:u w:val="single"/>
+          </w:rPr>
+          <w:t>[22]</w:t>
+        </w:r>
+      </w:hyperlink>
+      <w:r>
+        <w:rPr>
+          <w:rFonts w:ascii="Calibri" w:hAnsi="Calibri" w:eastAsia="PingFang SC"/>
+        </w:rPr>
+        <w:t xml:space="preserve"> TARS 在代码理解中报告个性化解释对时间、认知负担和主观适配的影响；</w:t>
+      </w:r>
+      <w:hyperlink r:id="rId16">
+        <w:r>
+          <w:rPr>
+            <w:rFonts w:ascii="Calibri" w:hAnsi="Calibri" w:eastAsia="PingFang SC"/>
+            <w:color w:val="2E74B5"/>
+            <w:u w:val="single"/>
+          </w:rPr>
+          <w:t>[19]</w:t>
+        </w:r>
+      </w:hyperlink>
+      <w:r>
+        <w:rPr>
+          <w:rFonts w:ascii="Calibri" w:hAnsi="Calibri" w:eastAsia="PingFang SC"/>
+        </w:rPr>
+        <w:t xml:space="preserve"> PASB 让 agent 自主写入持久状态并发现 commit 后下游失败显著增加；</w:t>
+      </w:r>
+      <w:hyperlink r:id="rId18">
+        <w:r>
+          <w:rPr>
+            <w:rFonts w:ascii="Calibri" w:hAnsi="Calibri" w:eastAsia="PingFang SC"/>
+            <w:color w:val="2E74B5"/>
+            <w:u w:val="single"/>
+          </w:rPr>
+          <w:t>[21]</w:t>
+        </w:r>
+      </w:hyperlink>
+      <w:r>
+        <w:rPr>
+          <w:rFonts w:ascii="Calibri" w:hAnsi="Calibri" w:eastAsia="PingFang SC"/>
+        </w:rPr>
+        <w:t xml:space="preserve"> Qian 等提出显式时间事件、跨事件持久状态、跨维度影响和用户条件化差异四项要求；</w:t>
+      </w:r>
+      <w:hyperlink r:id="rId14">
+        <w:r>
+          <w:rPr>
+            <w:rFonts w:ascii="Calibri" w:hAnsi="Calibri" w:eastAsia="PingFang SC"/>
+            <w:color w:val="2E74B5"/>
+            <w:u w:val="single"/>
+          </w:rPr>
+          <w:t>[17]</w:t>
+        </w:r>
+      </w:hyperlink>
+      <w:r>
+        <w:rPr>
+          <w:rFonts w:ascii="Calibri" w:hAnsi="Calibri" w:eastAsia="PingFang SC"/>
+        </w:rPr>
+        <w:t xml:space="preserve"> SARSI 则给出受治理的 personal-agent 系统架构。</w:t>
+      </w:r>
+      <w:hyperlink r:id="rId17">
+        <w:r>
+          <w:rPr>
+            <w:rFonts w:ascii="Calibri" w:hAnsi="Calibri" w:eastAsia="PingFang SC"/>
+            <w:color w:val="2E74B5"/>
+            <w:u w:val="single"/>
+          </w:rPr>
+          <w:t>[20]</w:t>
+        </w:r>
+      </w:hyperlink>
+      <w:r>
+        <w:rPr>
+          <w:rFonts w:ascii="Calibri" w:hAnsi="Calibri" w:eastAsia="PingFang SC"/>
+        </w:rPr>
+        <w:t xml:space="preserve"> 这些工作说明“用户理解、历史利用、时间变化和持久风险无人评测”已经是错误表述。</w:t>
       </w:r>
     </w:p>
     <w:p>
@@ -360,7 +614,23 @@
         <w:rPr>
           <w:rFonts w:ascii="Calibri" w:hAnsi="Calibri" w:eastAsia="PingFang SC"/>
         </w:rPr>
-        <w:t>PDR-Bench 最接近本项目：它把真实 persona 引入 Deep Research，但主要比较 task-only、context 和 persona 条件平均分。[4] 现有文献仍缺少同一协议中的四个连接：</w:t>
+        <w:t>PDR-Bench 最接近本项目：它把真实 persona 引入 Deep Research，但主要比较 task-only、context 和 persona 条件平均分。</w:t>
+      </w:r>
+      <w:hyperlink r:id="rId22">
+        <w:r>
+          <w:rPr>
+            <w:rFonts w:ascii="Calibri" w:hAnsi="Calibri" w:eastAsia="PingFang SC"/>
+            <w:color w:val="2E74B5"/>
+            <w:u w:val="single"/>
+          </w:rPr>
+          <w:t>[4]</w:t>
+        </w:r>
+      </w:hyperlink>
+      <w:r>
+        <w:rPr>
+          <w:rFonts w:ascii="Calibri" w:hAnsi="Calibri" w:eastAsia="PingFang SC"/>
+        </w:rPr>
+        <w:t xml:space="preserve"> 现有文献仍缺少同一协议中的四个连接：</w:t>
       </w:r>
       <w:r>
         <w:rPr>
@@ -688,7 +958,7 @@
                     <pic:cNvPicPr/>
                   </pic:nvPicPr>
                   <pic:blipFill>
-                    <a:blip r:embed="rId13"/>
+                    <a:blip r:embed="rId25"/>
                     <a:stretch>
                       <a:fillRect/>
                     </a:stretch>
@@ -725,8 +995,8 @@
     <w:p>
       <w:pPr>
         <w:sectPr>
-          <w:headerReference w:type="default" r:id="rId11"/>
-          <w:footerReference w:type="default" r:id="rId12"/>
+          <w:headerReference w:type="default" r:id="rId23"/>
+          <w:footerReference w:type="default" r:id="rId24"/>
           <w:pgSz w:w="15840" w:h="12240" w:orient="landscape"/>
           <w:pgMar w:top="936" w:right="936" w:bottom="936" w:left="936" w:header="708" w:footer="708" w:gutter="0"/>
           <w:cols w:space="720"/>
@@ -3043,8 +3313,8 @@
       </w:r>
     </w:p>
     <w:sectPr>
-      <w:headerReference w:type="default" r:id="rId14"/>
-      <w:footerReference w:type="default" r:id="rId15"/>
+      <w:headerReference w:type="default" r:id="rId26"/>
+      <w:footerReference w:type="default" r:id="rId27"/>
       <w:pgSz w:w="12240" w:h="15840"/>
       <w:pgMar w:top="1152" w:right="1152" w:bottom="1152" w:left="1152" w:header="708" w:footer="708" w:gutter="0"/>
       <w:cols w:space="720"/>
@@ -3069,7 +3339,7 @@
         <w:color w:val="5B6B7A"/>
         <w:sz w:val="18"/>
       </w:rPr>
-      <w:t xml:space="preserve">2026-8-2   ·   </w:t>
+      <w:t xml:space="preserve">2026-8-3   ·   </w:t>
     </w:r>
     <w:r>
       <w:rPr>
@@ -3102,7 +3372,7 @@
         <w:color w:val="5B6B7A"/>
         <w:sz w:val="18"/>
       </w:rPr>
-      <w:t xml:space="preserve">2026-8-2   ·   </w:t>
+      <w:t xml:space="preserve">2026-8-3   ·   </w:t>
     </w:r>
     <w:r>
       <w:rPr>
@@ -3135,7 +3405,7 @@
         <w:color w:val="5B6B7A"/>
         <w:sz w:val="18"/>
       </w:rPr>
-      <w:t xml:space="preserve">2026-8-2   ·   </w:t>
+      <w:t xml:space="preserve">2026-8-3   ·   </w:t>
     </w:r>
     <w:r>
       <w:rPr>

--- a/html_report/public/DeepAlign-Bench_正式Proposal精简版.docx
+++ b/html_report/public/DeepAlign-Bench_正式Proposal精简版.docx
@@ -131,7 +131,7 @@
                 <w:color w:val="5B6B7A"/>
                 <w:sz w:val="21"/>
               </w:rPr>
-              <w:t>v0.18 · 正式精简版</w:t>
+              <w:t>v0.19 · 正式精简版</w:t>
             </w:r>
           </w:p>
         </w:tc>
@@ -304,7 +304,7 @@
         <w:rPr>
           <w:rFonts w:ascii="Calibri" w:hAnsi="Calibri" w:eastAsia="PingFang SC"/>
         </w:rPr>
-        <w:t>现有工作已经分别评价 Deep Research 通用质量、分层用户理解、行为历史利用、单域个性化效用、持久状态安全和时间干预，</w:t>
+        <w:t>个性化 agent 研究已经从用户历史建模扩展到任务对话、工具调用、长程记忆和 Deep Research；</w:t>
       </w:r>
       <w:hyperlink r:id="rId11">
         <w:r>
@@ -313,7 +313,7 @@
             <w:color w:val="2E74B5"/>
             <w:u w:val="single"/>
           </w:rPr>
-          <w:t>[5]</w:t>
+          <w:t>[23]</w:t>
         </w:r>
       </w:hyperlink>
       <w:hyperlink r:id="rId12">
@@ -323,7 +323,7 @@
             <w:color w:val="2E74B5"/>
             <w:u w:val="single"/>
           </w:rPr>
-          <w:t>[7]</w:t>
+          <w:t>[24]</w:t>
         </w:r>
       </w:hyperlink>
       <w:hyperlink r:id="rId13">
@@ -333,7 +333,7 @@
             <w:color w:val="2E74B5"/>
             <w:u w:val="single"/>
           </w:rPr>
-          <w:t>[16]</w:t>
+          <w:t>[25]</w:t>
         </w:r>
       </w:hyperlink>
       <w:hyperlink r:id="rId14">
@@ -343,7 +343,7 @@
             <w:color w:val="2E74B5"/>
             <w:u w:val="single"/>
           </w:rPr>
-          <w:t>[17]</w:t>
+          <w:t>[26]</w:t>
         </w:r>
       </w:hyperlink>
       <w:hyperlink r:id="rId15">
@@ -353,7 +353,7 @@
             <w:color w:val="2E74B5"/>
             <w:u w:val="single"/>
           </w:rPr>
-          <w:t>[18]</w:t>
+          <w:t>[27]</w:t>
         </w:r>
       </w:hyperlink>
       <w:hyperlink r:id="rId16">
@@ -363,44 +363,14 @@
             <w:color w:val="2E74B5"/>
             <w:u w:val="single"/>
           </w:rPr>
-          <w:t>[19]</w:t>
-        </w:r>
-      </w:hyperlink>
-      <w:hyperlink r:id="rId17">
-        <w:r>
-          <w:rPr>
-            <w:rFonts w:ascii="Calibri" w:hAnsi="Calibri" w:eastAsia="PingFang SC"/>
-            <w:color w:val="2E74B5"/>
-            <w:u w:val="single"/>
-          </w:rPr>
-          <w:t>[20]</w:t>
-        </w:r>
-      </w:hyperlink>
-      <w:hyperlink r:id="rId18">
-        <w:r>
-          <w:rPr>
-            <w:rFonts w:ascii="Calibri" w:hAnsi="Calibri" w:eastAsia="PingFang SC"/>
-            <w:color w:val="2E74B5"/>
-            <w:u w:val="single"/>
-          </w:rPr>
-          <w:t>[21]</w:t>
-        </w:r>
-      </w:hyperlink>
-      <w:hyperlink r:id="rId19">
-        <w:r>
-          <w:rPr>
-            <w:rFonts w:ascii="Calibri" w:hAnsi="Calibri" w:eastAsia="PingFang SC"/>
-            <w:color w:val="2E74B5"/>
-            <w:u w:val="single"/>
-          </w:rPr>
-          <w:t>[22]</w:t>
+          <w:t>[28]</w:t>
         </w:r>
       </w:hyperlink>
       <w:r>
         <w:rPr>
           <w:rFonts w:ascii="Calibri" w:hAnsi="Calibri" w:eastAsia="PingFang SC"/>
         </w:rPr>
-        <w:t xml:space="preserve"> 但尚未在广义 Deep Research 的多类最终交付物上统一检验“该结果是否对这个用户具有特异价值”。本项目拟构建 DeepAlign-Bench，用于评估长程智能体能否从不同渠道获得与任务相关的用户信息，在执行过程中保持、使用和更新这些信息，并交付必要且正确的用户特异结果。</w:t>
+        <w:t xml:space="preserve"> 当前缺口不是“无人评测个性化”，而是缺少一个能在广义 Deep Research 最终交付物上排除一般质量、篇幅、文风和 persona 复述的识别协议。本项目拟构建 DeepAlign-Bench，评估长程智能体能否从不同渠道获得与任务相关的用户信息，在执行过程中保持、使用和更新这些信息，并交付必要且正确的用户特异结果。</w:t>
       </w:r>
     </w:p>
     <w:p>
@@ -440,9 +410,29 @@
         <w:rPr>
           <w:rFonts w:ascii="Calibri" w:hAnsi="Calibri" w:eastAsia="PingFang SC"/>
         </w:rPr>
-        <w:t>OpenCompass 和 EvalScope 提供模型适配、任务调度、评估与报告框架，但不定义个性化构念。</w:t>
+        <w:t>现有文献先解决了“研究结果一般好不好”。LiveResearchBench、PaperBench 等评价任务完成、事实、引用和报告完整性，OpenCompass 与 EvalScope 提供运行基础设施。</w:t>
       </w:r>
-      <w:hyperlink r:id="rId20">
+      <w:hyperlink r:id="rId17">
+        <w:r>
+          <w:rPr>
+            <w:rFonts w:ascii="Calibri" w:hAnsi="Calibri" w:eastAsia="PingFang SC"/>
+            <w:color w:val="2E74B5"/>
+            <w:u w:val="single"/>
+          </w:rPr>
+          <w:t>[5]</w:t>
+        </w:r>
+      </w:hyperlink>
+      <w:hyperlink r:id="rId18">
+        <w:r>
+          <w:rPr>
+            <w:rFonts w:ascii="Calibri" w:hAnsi="Calibri" w:eastAsia="PingFang SC"/>
+            <w:color w:val="2E74B5"/>
+            <w:u w:val="single"/>
+          </w:rPr>
+          <w:t>[7]</w:t>
+        </w:r>
+      </w:hyperlink>
+      <w:hyperlink r:id="rId19">
         <w:r>
           <w:rPr>
             <w:rFonts w:ascii="Calibri" w:hAnsi="Calibri" w:eastAsia="PingFang SC"/>
@@ -452,7 +442,7 @@
           <w:t>[1]</w:t>
         </w:r>
       </w:hyperlink>
-      <w:hyperlink r:id="rId21">
+      <w:hyperlink r:id="rId20">
         <w:r>
           <w:rPr>
             <w:rFonts w:ascii="Calibri" w:hAnsi="Calibri" w:eastAsia="PingFang SC"/>
@@ -466,7 +456,15 @@
         <w:rPr>
           <w:rFonts w:ascii="Calibri" w:hAnsi="Calibri" w:eastAsia="PingFang SC"/>
         </w:rPr>
-        <w:t xml:space="preserve"> LiveResearchBench、PaperBench 等主要回答任务是否完成、事实与引用是否可靠、报告是否完整。</w:t>
+        <w:t xml:space="preserve"> 这些指标是个性化不能牺牲的共同质量底线，但它们通常不回答“同一份证据对哪个用户更有用”。</w:t>
+      </w:r>
+    </w:p>
+    <w:p>
+      <w:r>
+        <w:rPr>
+          <w:rFonts w:ascii="Calibri" w:hAnsi="Calibri" w:eastAsia="PingFang SC"/>
+        </w:rPr>
+        <w:t>随后，研究开始让评价函数随用户改变。LaMP 从用户历史评测个性化生成，PersonaLens 把丰富画像和历史放进任务型对话，PersonaMem 要求模型跟踪会变化的用户画像；</w:t>
       </w:r>
       <w:hyperlink r:id="rId11">
         <w:r>
@@ -475,7 +473,7 @@
             <w:color w:val="2E74B5"/>
             <w:u w:val="single"/>
           </w:rPr>
-          <w:t>[5]</w:t>
+          <w:t>[23]</w:t>
         </w:r>
       </w:hyperlink>
       <w:hyperlink r:id="rId12">
@@ -485,24 +483,26 @@
             <w:color w:val="2E74B5"/>
             <w:u w:val="single"/>
           </w:rPr>
-          <w:t>[7]</w:t>
+          <w:t>[24]</w:t>
+        </w:r>
+      </w:hyperlink>
+      <w:hyperlink r:id="rId14">
+        <w:r>
+          <w:rPr>
+            <w:rFonts w:ascii="Calibri" w:hAnsi="Calibri" w:eastAsia="PingFang SC"/>
+            <w:color w:val="2E74B5"/>
+            <w:u w:val="single"/>
+          </w:rPr>
+          <w:t>[26]</w:t>
         </w:r>
       </w:hyperlink>
       <w:r>
         <w:rPr>
           <w:rFonts w:ascii="Calibri" w:hAnsi="Calibri" w:eastAsia="PingFang SC"/>
         </w:rPr>
-        <w:t xml:space="preserve"> 这一层建立了通用能力底线，但评价函数通常不随目标用户改变。</w:t>
+        <w:t xml:space="preserve"> Setoka、PersonaTrail 和 APeB 又把用户信号扩展到异构记录、浏览轨迹和行为日志。</w:t>
       </w:r>
-    </w:p>
-    <w:p>
-      <w:r>
-        <w:rPr>
-          <w:rFonts w:ascii="Calibri" w:hAnsi="Calibri" w:eastAsia="PingFang SC"/>
-        </w:rPr>
-        <w:t>2026 年 7 月的工作已经向个性化内部推进：Setoka 从语义事实到人格特质测四层用户理解；</w:t>
-      </w:r>
-      <w:hyperlink r:id="rId13">
+      <w:hyperlink r:id="rId21">
         <w:r>
           <w:rPr>
             <w:rFonts w:ascii="Calibri" w:hAnsi="Calibri" w:eastAsia="PingFang SC"/>
@@ -512,13 +512,7 @@
           <w:t>[16]</w:t>
         </w:r>
       </w:hyperlink>
-      <w:r>
-        <w:rPr>
-          <w:rFonts w:ascii="Calibri" w:hAnsi="Calibri" w:eastAsia="PingFang SC"/>
-        </w:rPr>
-        <w:t xml:space="preserve"> PersonaTrail 与 APeB 分别从浏览轨迹和商品行为历史测偏好、情景记忆与意图利用；</w:t>
-      </w:r>
-      <w:hyperlink r:id="rId15">
+      <w:hyperlink r:id="rId22">
         <w:r>
           <w:rPr>
             <w:rFonts w:ascii="Calibri" w:hAnsi="Calibri" w:eastAsia="PingFang SC"/>
@@ -528,7 +522,7 @@
           <w:t>[18]</w:t>
         </w:r>
       </w:hyperlink>
-      <w:hyperlink r:id="rId19">
+      <w:hyperlink r:id="rId23">
         <w:r>
           <w:rPr>
             <w:rFonts w:ascii="Calibri" w:hAnsi="Calibri" w:eastAsia="PingFang SC"/>
@@ -542,9 +536,43 @@
         <w:rPr>
           <w:rFonts w:ascii="Calibri" w:hAnsi="Calibri" w:eastAsia="PingFang SC"/>
         </w:rPr>
-        <w:t xml:space="preserve"> TARS 在代码理解中报告个性化解释对时间、认知负担和主观适配的影响；</w:t>
+        <w:t xml:space="preserve"> 因此，“用户理解或历史利用无人评测”已经不是可辩护的起点；这些工作主要仍以响应选择、记忆问答或单域意图为终点。</w:t>
       </w:r>
-      <w:hyperlink r:id="rId16">
+    </w:p>
+    <w:p>
+      <w:r>
+        <w:rPr>
+          <w:rFonts w:ascii="Calibri" w:hAnsi="Calibri" w:eastAsia="PingFang SC"/>
+        </w:rPr>
+        <w:t>个性化也已经从“说什么”进入“做什么”。ETAPP 用人工关键点评测个性化与主动工具调用，Mem2ActBench 检查长期记忆能否落实到工具参数；</w:t>
+      </w:r>
+      <w:hyperlink r:id="rId13">
+        <w:r>
+          <w:rPr>
+            <w:rFonts w:ascii="Calibri" w:hAnsi="Calibri" w:eastAsia="PingFang SC"/>
+            <w:color w:val="2E74B5"/>
+            <w:u w:val="single"/>
+          </w:rPr>
+          <w:t>[25]</w:t>
+        </w:r>
+      </w:hyperlink>
+      <w:hyperlink r:id="rId24">
+        <w:r>
+          <w:rPr>
+            <w:rFonts w:ascii="Calibri" w:hAnsi="Calibri" w:eastAsia="PingFang SC"/>
+            <w:color w:val="2E74B5"/>
+            <w:u w:val="single"/>
+          </w:rPr>
+          <w:t>[30]</w:t>
+        </w:r>
+      </w:hyperlink>
+      <w:r>
+        <w:rPr>
+          <w:rFonts w:ascii="Calibri" w:hAnsi="Calibri" w:eastAsia="PingFang SC"/>
+        </w:rPr>
+        <w:t xml:space="preserve"> TARS 测代码解释的人类效用，PAHF 用澄清、记忆和反馈适应偏好漂移，PASB 与 PS-Bench 分别暴露持久写入和良性个人记忆带来的安全风险。</w:t>
+      </w:r>
+      <w:hyperlink r:id="rId25">
         <w:r>
           <w:rPr>
             <w:rFonts w:ascii="Calibri" w:hAnsi="Calibri" w:eastAsia="PingFang SC"/>
@@ -554,13 +582,17 @@
           <w:t>[19]</w:t>
         </w:r>
       </w:hyperlink>
-      <w:r>
-        <w:rPr>
-          <w:rFonts w:ascii="Calibri" w:hAnsi="Calibri" w:eastAsia="PingFang SC"/>
-        </w:rPr>
-        <w:t xml:space="preserve"> PASB 让 agent 自主写入持久状态并发现 commit 后下游失败显著增加；</w:t>
-      </w:r>
-      <w:hyperlink r:id="rId18">
+      <w:hyperlink r:id="rId26">
+        <w:r>
+          <w:rPr>
+            <w:rFonts w:ascii="Calibri" w:hAnsi="Calibri" w:eastAsia="PingFang SC"/>
+            <w:color w:val="2E74B5"/>
+            <w:u w:val="single"/>
+          </w:rPr>
+          <w:t>[29]</w:t>
+        </w:r>
+      </w:hyperlink>
+      <w:hyperlink r:id="rId27">
         <w:r>
           <w:rPr>
             <w:rFonts w:ascii="Calibri" w:hAnsi="Calibri" w:eastAsia="PingFang SC"/>
@@ -570,43 +602,21 @@
           <w:t>[21]</w:t>
         </w:r>
       </w:hyperlink>
-      <w:r>
-        <w:rPr>
-          <w:rFonts w:ascii="Calibri" w:hAnsi="Calibri" w:eastAsia="PingFang SC"/>
-        </w:rPr>
-        <w:t xml:space="preserve"> Qian 等提出显式时间事件、跨事件持久状态、跨维度影响和用户条件化差异四项要求；</w:t>
-      </w:r>
-      <w:hyperlink r:id="rId14">
+      <w:hyperlink r:id="rId28">
         <w:r>
           <w:rPr>
             <w:rFonts w:ascii="Calibri" w:hAnsi="Calibri" w:eastAsia="PingFang SC"/>
             <w:color w:val="2E74B5"/>
             <w:u w:val="single"/>
           </w:rPr>
-          <w:t>[17]</w:t>
+          <w:t>[31]</w:t>
         </w:r>
       </w:hyperlink>
       <w:r>
         <w:rPr>
           <w:rFonts w:ascii="Calibri" w:hAnsi="Calibri" w:eastAsia="PingFang SC"/>
         </w:rPr>
-        <w:t xml:space="preserve"> SARSI 则给出受治理的 personal-agent 系统架构。</w:t>
-      </w:r>
-      <w:hyperlink r:id="rId17">
-        <w:r>
-          <w:rPr>
-            <w:rFonts w:ascii="Calibri" w:hAnsi="Calibri" w:eastAsia="PingFang SC"/>
-            <w:color w:val="2E74B5"/>
-            <w:u w:val="single"/>
-          </w:rPr>
-          <w:t>[20]</w:t>
-        </w:r>
-      </w:hyperlink>
-      <w:r>
-        <w:rPr>
-          <w:rFonts w:ascii="Calibri" w:hAnsi="Calibri" w:eastAsia="PingFang SC"/>
-        </w:rPr>
-        <w:t xml:space="preserve"> 这些工作说明“用户理解、历史利用、时间变化和持久风险无人评测”已经是错误表述。</w:t>
+        <w:t xml:space="preserve"> 这意味着 DeepAlign-Bench 不能把“行动、更新或风险”本身当作首创；现有终点多是离散工具/GUI 行动、分类、推荐或安全失败，还没有统一到多证据的开放式 DR 交付物。</w:t>
       </w:r>
     </w:p>
     <w:p>
@@ -614,9 +624,9 @@
         <w:rPr>
           <w:rFonts w:ascii="Calibri" w:hAnsi="Calibri" w:eastAsia="PingFang SC"/>
         </w:rPr>
-        <w:t>PDR-Bench 最接近本项目：它把真实 persona 引入 Deep Research，但主要比较 task-only、context 和 persona 条件平均分。</w:t>
+        <w:t>最后，PDR-Bench 和另一项 PDR 工作已经把 persona 或动态用户上下文接入 Deep Research；</w:t>
       </w:r>
-      <w:hyperlink r:id="rId22">
+      <w:hyperlink r:id="rId29">
         <w:r>
           <w:rPr>
             <w:rFonts w:ascii="Calibri" w:hAnsi="Calibri" w:eastAsia="PingFang SC"/>
@@ -626,24 +636,50 @@
           <w:t>[4]</w:t>
         </w:r>
       </w:hyperlink>
+      <w:hyperlink r:id="rId15">
+        <w:r>
+          <w:rPr>
+            <w:rFonts w:ascii="Calibri" w:hAnsi="Calibri" w:eastAsia="PingFang SC"/>
+            <w:color w:val="2E74B5"/>
+            <w:u w:val="single"/>
+          </w:rPr>
+          <w:t>[27]</w:t>
+        </w:r>
+      </w:hyperlink>
       <w:r>
         <w:rPr>
           <w:rFonts w:ascii="Calibri" w:hAnsi="Calibri" w:eastAsia="PingFang SC"/>
         </w:rPr>
-        <w:t xml:space="preserve"> 现有文献仍缺少同一协议中的四个连接：</w:t>
+        <w:t xml:space="preserve"> MyScholarQA 更进一步：它生成个性化学术报告，并发现合成用户与 LLM judge 会漏掉真人指出的九类细微错误。</w:t>
+      </w:r>
+      <w:hyperlink r:id="rId16">
+        <w:r>
+          <w:rPr>
+            <w:rFonts w:ascii="Calibri" w:hAnsi="Calibri" w:eastAsia="PingFang SC"/>
+            <w:color w:val="2E74B5"/>
+            <w:u w:val="single"/>
+          </w:rPr>
+          <w:t>[28]</w:t>
+        </w:r>
+      </w:hyperlink>
+      <w:r>
+        <w:rPr>
+          <w:rFonts w:ascii="Calibri" w:hAnsi="Calibri" w:eastAsia="PingFang SC"/>
+        </w:rPr>
+        <w:t xml:space="preserve"> 因而本项目最终收敛到一个更窄的问题：</w:t>
       </w:r>
       <w:r>
         <w:rPr>
           <w:rFonts w:ascii="Calibri" w:hAnsi="Calibri" w:eastAsia="PingFang SC"/>
           <w:b/>
         </w:rPr>
-        <w:t>异构用户信号 → 广义 DR 执行 → 用户特异最终交付物 → 反事实且经校准的评分</w:t>
+        <w:t>固定任务、证据、工具和预算后，交换两个都合理的目标用户，哪份最终交付物仍然更适合谁？</w:t>
       </w:r>
       <w:r>
         <w:rPr>
           <w:rFonts w:ascii="Calibri" w:hAnsi="Calibri" w:eastAsia="PingFang SC"/>
         </w:rPr>
-        <w:t>。因此尚难排除输入更长、输出更长、persona 关键词、文风偏好或额外任务信息等替代解释。</w:t>
+        <w:t xml:space="preserve"> 若没有 matched/swapped 交换、预冻结差异真值和真人校准，persona 条件得分更高仍可能只是输入/输出更长、关键词更明显或 judge 偏爱更具体的写法。</w:t>
       </w:r>
     </w:p>
     <w:p>
@@ -659,7 +695,7 @@
         <w:rPr>
           <w:rFonts w:ascii="Calibri" w:hAnsi="Calibri" w:eastAsia="PingFang SC"/>
         </w:rPr>
-        <w:t>本项目不声称首先研究 personalization、history、persistent state 或 temporal intervention；它解决的是这些方向的交叉测量缺口：</w:t>
+        <w:t>本项目不声称首先研究 personalization、history、tool use、persistent state 或 temporal intervention；它解决的是这些方向在广义 DR 最终交付物上的识别缺口：</w:t>
       </w:r>
     </w:p>
     <w:p>
@@ -958,7 +994,7 @@
                     <pic:cNvPicPr/>
                   </pic:nvPicPr>
                   <pic:blipFill>
-                    <a:blip r:embed="rId25"/>
+                    <a:blip r:embed="rId32"/>
                     <a:stretch>
                       <a:fillRect/>
                     </a:stretch>
@@ -995,8 +1031,8 @@
     <w:p>
       <w:pPr>
         <w:sectPr>
-          <w:headerReference w:type="default" r:id="rId23"/>
-          <w:footerReference w:type="default" r:id="rId24"/>
+          <w:headerReference w:type="default" r:id="rId30"/>
+          <w:footerReference w:type="default" r:id="rId31"/>
           <w:pgSz w:w="15840" w:h="12240" w:orient="landscape"/>
           <w:pgMar w:top="936" w:right="936" w:bottom="936" w:left="936" w:header="708" w:footer="708" w:gutter="0"/>
           <w:cols w:space="720"/>
@@ -1600,7 +1636,23 @@
         <w:rPr>
           <w:rFonts w:ascii="Calibri" w:hAnsi="Calibri" w:eastAsia="PingFang SC"/>
         </w:rPr>
-        <w:t>每个 task-persona 对必须通过六项门槛：场景真实、决策相关、用户间可区分、存在共同核心、信息最少且隐私可控、不依赖刻板印象。标注者先独立编写 must-change 和 must-hold，再处理分歧。Rubric 必须通过 matched/swapped 区分力、无关 persona invariance 和跨任务模块校准后才进入主实验。</w:t>
+        <w:t>每个 task-persona 对必须通过六项门槛：场景真实、决策相关、用户间可区分、存在共同核心、信息最少且隐私可控、不依赖刻板印象。标注者先独立编写 must-change 和 must-hold，再处理分歧。人类真值分工固定：领域专家评事实、证据和共同质量，目标用户确认 must-change / must-not 并盲评 matched/swapped；纯合成 persona 只用于压力测试，不能单独支撑真实用户效用。</w:t>
+      </w:r>
+      <w:hyperlink r:id="rId16">
+        <w:r>
+          <w:rPr>
+            <w:rFonts w:ascii="Calibri" w:hAnsi="Calibri" w:eastAsia="PingFang SC"/>
+            <w:color w:val="2E74B5"/>
+            <w:u w:val="single"/>
+          </w:rPr>
+          <w:t>[28]</w:t>
+        </w:r>
+      </w:hyperlink>
+      <w:r>
+        <w:rPr>
+          <w:rFonts w:ascii="Calibri" w:hAnsi="Calibri" w:eastAsia="PingFang SC"/>
+        </w:rPr>
+        <w:t xml:space="preserve"> Rubric 必须通过 matched/swapped 区分力、无关 persona invariance 和跨任务模块校准后才进入主实验。</w:t>
       </w:r>
     </w:p>
     <w:p>
@@ -1791,7 +1843,7 @@
         <w:rPr>
           <w:rFonts w:ascii="Calibri" w:hAnsi="Calibri" w:eastAsia="PingFang SC"/>
         </w:rPr>
-        <w:t>两个月内完成冻结主矩阵、覆盖审计、至少 20% 人评和可复现分析。</w:t>
+        <w:t>两个月内完成冻结主矩阵、覆盖审计、至少 20% 人评和可复现分析；所有 real-user-gold family 与不少于 8 个分层 family 收集目标用户 matched/swapped 盲评。</w:t>
       </w:r>
     </w:p>
     <w:p>
@@ -2698,13 +2750,13 @@
     </w:p>
     <w:p>
       <w:pPr>
-        <w:spacing w:after="20" w:line="240" w:lineRule="auto"/>
+        <w:spacing w:after="0" w:line="228" w:lineRule="auto"/>
         <w:ind w:left="360" w:hanging="360"/>
       </w:pPr>
       <w:r>
         <w:rPr>
           <w:rFonts w:ascii="Calibri" w:hAnsi="Calibri" w:eastAsia="PingFang SC"/>
-          <w:sz w:val="17"/>
+          <w:sz w:val="15"/>
         </w:rPr>
         <w:t xml:space="preserve">[1] OpenCompass Team. </w:t>
       </w:r>
@@ -2712,27 +2764,27 @@
         <w:rPr>
           <w:rFonts w:ascii="Calibri" w:hAnsi="Calibri" w:eastAsia="PingFang SC"/>
           <w:i/>
-          <w:sz w:val="17"/>
+          <w:sz w:val="15"/>
         </w:rPr>
         <w:t>OpenCompass: A Universal Evaluation Platform for Large Language Models</w:t>
       </w:r>
       <w:r>
         <w:rPr>
           <w:rFonts w:ascii="Calibri" w:hAnsi="Calibri" w:eastAsia="PingFang SC"/>
-          <w:sz w:val="17"/>
+          <w:sz w:val="15"/>
         </w:rPr>
         <w:t>. 2026.</w:t>
       </w:r>
     </w:p>
     <w:p>
       <w:pPr>
-        <w:spacing w:after="20" w:line="240" w:lineRule="auto"/>
+        <w:spacing w:after="0" w:line="228" w:lineRule="auto"/>
         <w:ind w:left="360" w:hanging="360"/>
       </w:pPr>
       <w:r>
         <w:rPr>
           <w:rFonts w:ascii="Calibri" w:hAnsi="Calibri" w:eastAsia="PingFang SC"/>
-          <w:sz w:val="17"/>
+          <w:sz w:val="15"/>
         </w:rPr>
         <w:t xml:space="preserve">[2] EvalScope Documentation. </w:t>
       </w:r>
@@ -2740,27 +2792,27 @@
         <w:rPr>
           <w:rFonts w:ascii="Calibri" w:hAnsi="Calibri" w:eastAsia="PingFang SC"/>
           <w:i/>
-          <w:sz w:val="17"/>
+          <w:sz w:val="15"/>
         </w:rPr>
         <w:t>Getting Started and Evaluation Backends</w:t>
       </w:r>
       <w:r>
         <w:rPr>
           <w:rFonts w:ascii="Calibri" w:hAnsi="Calibri" w:eastAsia="PingFang SC"/>
-          <w:sz w:val="17"/>
+          <w:sz w:val="15"/>
         </w:rPr>
         <w:t>. 2026.</w:t>
       </w:r>
     </w:p>
     <w:p>
       <w:pPr>
-        <w:spacing w:after="20" w:line="240" w:lineRule="auto"/>
+        <w:spacing w:after="0" w:line="228" w:lineRule="auto"/>
         <w:ind w:left="360" w:hanging="360"/>
       </w:pPr>
       <w:r>
         <w:rPr>
           <w:rFonts w:ascii="Calibri" w:hAnsi="Calibri" w:eastAsia="PingFang SC"/>
-          <w:sz w:val="17"/>
+          <w:sz w:val="15"/>
         </w:rPr>
         <w:t xml:space="preserve">[3] Zhang et al. </w:t>
       </w:r>
@@ -2768,27 +2820,27 @@
         <w:rPr>
           <w:rFonts w:ascii="Calibri" w:hAnsi="Calibri" w:eastAsia="PingFang SC"/>
           <w:i/>
-          <w:sz w:val="17"/>
+          <w:sz w:val="15"/>
         </w:rPr>
         <w:t>Agent-SafetyBench: Evaluating the Safety of LLM Agents</w:t>
       </w:r>
       <w:r>
         <w:rPr>
           <w:rFonts w:ascii="Calibri" w:hAnsi="Calibri" w:eastAsia="PingFang SC"/>
-          <w:sz w:val="17"/>
+          <w:sz w:val="15"/>
         </w:rPr>
         <w:t>. arXiv:2412.14470, 2024.</w:t>
       </w:r>
     </w:p>
     <w:p>
       <w:pPr>
-        <w:spacing w:after="20" w:line="240" w:lineRule="auto"/>
+        <w:spacing w:after="0" w:line="228" w:lineRule="auto"/>
         <w:ind w:left="360" w:hanging="360"/>
       </w:pPr>
       <w:r>
         <w:rPr>
           <w:rFonts w:ascii="Calibri" w:hAnsi="Calibri" w:eastAsia="PingFang SC"/>
-          <w:sz w:val="17"/>
+          <w:sz w:val="15"/>
         </w:rPr>
         <w:t xml:space="preserve">[4] </w:t>
       </w:r>
@@ -2796,27 +2848,27 @@
         <w:rPr>
           <w:rFonts w:ascii="Calibri" w:hAnsi="Calibri" w:eastAsia="PingFang SC"/>
           <w:i/>
-          <w:sz w:val="17"/>
+          <w:sz w:val="15"/>
         </w:rPr>
         <w:t>Towards Personalized Deep Research: Benchmarks and Evaluations</w:t>
       </w:r>
       <w:r>
         <w:rPr>
           <w:rFonts w:ascii="Calibri" w:hAnsi="Calibri" w:eastAsia="PingFang SC"/>
-          <w:sz w:val="17"/>
+          <w:sz w:val="15"/>
         </w:rPr>
         <w:t>. arXiv:2509.25106, 2025.</w:t>
       </w:r>
     </w:p>
     <w:p>
       <w:pPr>
-        <w:spacing w:after="20" w:line="240" w:lineRule="auto"/>
+        <w:spacing w:after="0" w:line="228" w:lineRule="auto"/>
         <w:ind w:left="360" w:hanging="360"/>
       </w:pPr>
       <w:r>
         <w:rPr>
           <w:rFonts w:ascii="Calibri" w:hAnsi="Calibri" w:eastAsia="PingFang SC"/>
-          <w:sz w:val="17"/>
+          <w:sz w:val="15"/>
         </w:rPr>
         <w:t xml:space="preserve">[5] Wang et al. </w:t>
       </w:r>
@@ -2824,27 +2876,27 @@
         <w:rPr>
           <w:rFonts w:ascii="Calibri" w:hAnsi="Calibri" w:eastAsia="PingFang SC"/>
           <w:i/>
-          <w:sz w:val="17"/>
+          <w:sz w:val="15"/>
         </w:rPr>
         <w:t>LiveResearchBench: A Live Benchmark for User-Centric Deep Research in the Wild</w:t>
       </w:r>
       <w:r>
         <w:rPr>
           <w:rFonts w:ascii="Calibri" w:hAnsi="Calibri" w:eastAsia="PingFang SC"/>
-          <w:sz w:val="17"/>
+          <w:sz w:val="15"/>
         </w:rPr>
         <w:t>. arXiv:2510.14240, 2025.</w:t>
       </w:r>
     </w:p>
     <w:p>
       <w:pPr>
-        <w:spacing w:after="20" w:line="240" w:lineRule="auto"/>
+        <w:spacing w:after="0" w:line="228" w:lineRule="auto"/>
         <w:ind w:left="360" w:hanging="360"/>
       </w:pPr>
       <w:r>
         <w:rPr>
           <w:rFonts w:ascii="Calibri" w:hAnsi="Calibri" w:eastAsia="PingFang SC"/>
-          <w:sz w:val="17"/>
+          <w:sz w:val="15"/>
         </w:rPr>
         <w:t xml:space="preserve">[6] Sharma et al. </w:t>
       </w:r>
@@ -2852,27 +2904,27 @@
         <w:rPr>
           <w:rFonts w:ascii="Calibri" w:hAnsi="Calibri" w:eastAsia="PingFang SC"/>
           <w:i/>
-          <w:sz w:val="17"/>
+          <w:sz w:val="15"/>
         </w:rPr>
         <w:t>ResearchRubrics: A Benchmark of Prompts and Rubrics for Evaluating Deep Research Agents</w:t>
       </w:r>
       <w:r>
         <w:rPr>
           <w:rFonts w:ascii="Calibri" w:hAnsi="Calibri" w:eastAsia="PingFang SC"/>
-          <w:sz w:val="17"/>
+          <w:sz w:val="15"/>
         </w:rPr>
         <w:t>. arXiv:2511.07685, 2025.</w:t>
       </w:r>
     </w:p>
     <w:p>
       <w:pPr>
-        <w:spacing w:after="20" w:line="240" w:lineRule="auto"/>
+        <w:spacing w:after="0" w:line="228" w:lineRule="auto"/>
         <w:ind w:left="360" w:hanging="360"/>
       </w:pPr>
       <w:r>
         <w:rPr>
           <w:rFonts w:ascii="Calibri" w:hAnsi="Calibri" w:eastAsia="PingFang SC"/>
-          <w:sz w:val="17"/>
+          <w:sz w:val="15"/>
         </w:rPr>
         <w:t xml:space="preserve">[7] Starace et al. </w:t>
       </w:r>
@@ -2880,27 +2932,27 @@
         <w:rPr>
           <w:rFonts w:ascii="Calibri" w:hAnsi="Calibri" w:eastAsia="PingFang SC"/>
           <w:i/>
-          <w:sz w:val="17"/>
+          <w:sz w:val="15"/>
         </w:rPr>
         <w:t>PaperBench: Evaluating AI's Ability to Replicate AI Research</w:t>
       </w:r>
       <w:r>
         <w:rPr>
           <w:rFonts w:ascii="Calibri" w:hAnsi="Calibri" w:eastAsia="PingFang SC"/>
-          <w:sz w:val="17"/>
+          <w:sz w:val="15"/>
         </w:rPr>
         <w:t>. OpenAI, 2025.</w:t>
       </w:r>
     </w:p>
     <w:p>
       <w:pPr>
-        <w:spacing w:after="20" w:line="240" w:lineRule="auto"/>
+        <w:spacing w:after="0" w:line="228" w:lineRule="auto"/>
         <w:ind w:left="360" w:hanging="360"/>
       </w:pPr>
       <w:r>
         <w:rPr>
           <w:rFonts w:ascii="Calibri" w:hAnsi="Calibri" w:eastAsia="PingFang SC"/>
-          <w:sz w:val="17"/>
+          <w:sz w:val="15"/>
         </w:rPr>
         <w:t xml:space="preserve">[8] Yoran et al. </w:t>
       </w:r>
@@ -2908,27 +2960,27 @@
         <w:rPr>
           <w:rFonts w:ascii="Calibri" w:hAnsi="Calibri" w:eastAsia="PingFang SC"/>
           <w:i/>
-          <w:sz w:val="17"/>
+          <w:sz w:val="15"/>
         </w:rPr>
         <w:t>AssistantBench: Can Web Agents Solve Realistic and Time-Consuming Tasks?</w:t>
       </w:r>
       <w:r>
         <w:rPr>
           <w:rFonts w:ascii="Calibri" w:hAnsi="Calibri" w:eastAsia="PingFang SC"/>
-          <w:sz w:val="17"/>
+          <w:sz w:val="15"/>
         </w:rPr>
         <w:t xml:space="preserve"> arXiv:2407.15711, 2024.</w:t>
       </w:r>
     </w:p>
     <w:p>
       <w:pPr>
-        <w:spacing w:after="20" w:line="240" w:lineRule="auto"/>
+        <w:spacing w:after="0" w:line="228" w:lineRule="auto"/>
         <w:ind w:left="360" w:hanging="360"/>
       </w:pPr>
       <w:r>
         <w:rPr>
           <w:rFonts w:ascii="Calibri" w:hAnsi="Calibri" w:eastAsia="PingFang SC"/>
-          <w:sz w:val="17"/>
+          <w:sz w:val="15"/>
         </w:rPr>
         <w:t xml:space="preserve">[9] Java et al. </w:t>
       </w:r>
@@ -2936,27 +2988,27 @@
         <w:rPr>
           <w:rFonts w:ascii="Calibri" w:hAnsi="Calibri" w:eastAsia="PingFang SC"/>
           <w:i/>
-          <w:sz w:val="17"/>
+          <w:sz w:val="15"/>
         </w:rPr>
         <w:t>Characterizing Deep Research: A Benchmark and Formal Definition</w:t>
       </w:r>
       <w:r>
         <w:rPr>
           <w:rFonts w:ascii="Calibri" w:hAnsi="Calibri" w:eastAsia="PingFang SC"/>
-          <w:sz w:val="17"/>
+          <w:sz w:val="15"/>
         </w:rPr>
         <w:t>. arXiv:2508.04183, 2025.</w:t>
       </w:r>
     </w:p>
     <w:p>
       <w:pPr>
-        <w:spacing w:after="20" w:line="240" w:lineRule="auto"/>
+        <w:spacing w:after="0" w:line="228" w:lineRule="auto"/>
         <w:ind w:left="360" w:hanging="360"/>
       </w:pPr>
       <w:r>
         <w:rPr>
           <w:rFonts w:ascii="Calibri" w:hAnsi="Calibri" w:eastAsia="PingFang SC"/>
-          <w:sz w:val="17"/>
+          <w:sz w:val="15"/>
         </w:rPr>
         <w:t xml:space="preserve">[10] Abaskohi et al. </w:t>
       </w:r>
@@ -2964,27 +3016,27 @@
         <w:rPr>
           <w:rFonts w:ascii="Calibri" w:hAnsi="Calibri" w:eastAsia="PingFang SC"/>
           <w:i/>
-          <w:sz w:val="17"/>
+          <w:sz w:val="15"/>
         </w:rPr>
         <w:t>DRBench: A Realistic Benchmark for Enterprise Deep Research</w:t>
       </w:r>
       <w:r>
         <w:rPr>
           <w:rFonts w:ascii="Calibri" w:hAnsi="Calibri" w:eastAsia="PingFang SC"/>
-          <w:sz w:val="17"/>
+          <w:sz w:val="15"/>
         </w:rPr>
         <w:t>. arXiv:2510.00172, 2025.</w:t>
       </w:r>
     </w:p>
     <w:p>
       <w:pPr>
-        <w:spacing w:after="20" w:line="240" w:lineRule="auto"/>
+        <w:spacing w:after="0" w:line="228" w:lineRule="auto"/>
         <w:ind w:left="360" w:hanging="360"/>
       </w:pPr>
       <w:r>
         <w:rPr>
           <w:rFonts w:ascii="Calibri" w:hAnsi="Calibri" w:eastAsia="PingFang SC"/>
-          <w:sz w:val="17"/>
+          <w:sz w:val="15"/>
         </w:rPr>
         <w:t xml:space="preserve">[11] Liang et al. </w:t>
       </w:r>
@@ -2992,27 +3044,27 @@
         <w:rPr>
           <w:rFonts w:ascii="Calibri" w:hAnsi="Calibri" w:eastAsia="PingFang SC"/>
           <w:i/>
-          <w:sz w:val="17"/>
+          <w:sz w:val="15"/>
         </w:rPr>
         <w:t>Holistic Evaluation of Language Models</w:t>
       </w:r>
       <w:r>
         <w:rPr>
           <w:rFonts w:ascii="Calibri" w:hAnsi="Calibri" w:eastAsia="PingFang SC"/>
-          <w:sz w:val="17"/>
+          <w:sz w:val="15"/>
         </w:rPr>
         <w:t>. TMLR, 2023.</w:t>
       </w:r>
     </w:p>
     <w:p>
       <w:pPr>
-        <w:spacing w:after="20" w:line="240" w:lineRule="auto"/>
+        <w:spacing w:after="0" w:line="228" w:lineRule="auto"/>
         <w:ind w:left="360" w:hanging="360"/>
       </w:pPr>
       <w:r>
         <w:rPr>
           <w:rFonts w:ascii="Calibri" w:hAnsi="Calibri" w:eastAsia="PingFang SC"/>
-          <w:sz w:val="17"/>
+          <w:sz w:val="15"/>
         </w:rPr>
         <w:t xml:space="preserve">[12] Ribeiro et al. </w:t>
       </w:r>
@@ -3020,27 +3072,27 @@
         <w:rPr>
           <w:rFonts w:ascii="Calibri" w:hAnsi="Calibri" w:eastAsia="PingFang SC"/>
           <w:i/>
-          <w:sz w:val="17"/>
+          <w:sz w:val="15"/>
         </w:rPr>
         <w:t>Beyond Accuracy: Behavioral Testing of NLP Models with CheckList</w:t>
       </w:r>
       <w:r>
         <w:rPr>
           <w:rFonts w:ascii="Calibri" w:hAnsi="Calibri" w:eastAsia="PingFang SC"/>
-          <w:sz w:val="17"/>
+          <w:sz w:val="15"/>
         </w:rPr>
         <w:t>. ACL, 2020.</w:t>
       </w:r>
     </w:p>
     <w:p>
       <w:pPr>
-        <w:spacing w:after="20" w:line="240" w:lineRule="auto"/>
+        <w:spacing w:after="0" w:line="228" w:lineRule="auto"/>
         <w:ind w:left="360" w:hanging="360"/>
       </w:pPr>
       <w:r>
         <w:rPr>
           <w:rFonts w:ascii="Calibri" w:hAnsi="Calibri" w:eastAsia="PingFang SC"/>
-          <w:sz w:val="17"/>
+          <w:sz w:val="15"/>
         </w:rPr>
         <w:t xml:space="preserve">[13] Reuel et al. </w:t>
       </w:r>
@@ -3048,27 +3100,27 @@
         <w:rPr>
           <w:rFonts w:ascii="Calibri" w:hAnsi="Calibri" w:eastAsia="PingFang SC"/>
           <w:i/>
-          <w:sz w:val="17"/>
+          <w:sz w:val="15"/>
         </w:rPr>
         <w:t>BetterBench: Assessing AI Benchmarks, Uncovering Issues, and Establishing Best Practices</w:t>
       </w:r>
       <w:r>
         <w:rPr>
           <w:rFonts w:ascii="Calibri" w:hAnsi="Calibri" w:eastAsia="PingFang SC"/>
-          <w:sz w:val="17"/>
+          <w:sz w:val="15"/>
         </w:rPr>
         <w:t>. arXiv:2411.12990, 2024.</w:t>
       </w:r>
     </w:p>
     <w:p>
       <w:pPr>
-        <w:spacing w:after="20" w:line="240" w:lineRule="auto"/>
+        <w:spacing w:after="0" w:line="228" w:lineRule="auto"/>
         <w:ind w:left="360" w:hanging="360"/>
       </w:pPr>
       <w:r>
         <w:rPr>
           <w:rFonts w:ascii="Calibri" w:hAnsi="Calibri" w:eastAsia="PingFang SC"/>
-          <w:sz w:val="17"/>
+          <w:sz w:val="15"/>
         </w:rPr>
         <w:t xml:space="preserve">[14] Zhu et al. </w:t>
       </w:r>
@@ -3076,27 +3128,27 @@
         <w:rPr>
           <w:rFonts w:ascii="Calibri" w:hAnsi="Calibri" w:eastAsia="PingFang SC"/>
           <w:i/>
-          <w:sz w:val="17"/>
+          <w:sz w:val="15"/>
         </w:rPr>
         <w:t>JudgeLM: Fine-tuned Large Language Models are Scalable Judges</w:t>
       </w:r>
       <w:r>
         <w:rPr>
           <w:rFonts w:ascii="Calibri" w:hAnsi="Calibri" w:eastAsia="PingFang SC"/>
-          <w:sz w:val="17"/>
+          <w:sz w:val="15"/>
         </w:rPr>
         <w:t>. arXiv:2310.17631, 2023.</w:t>
       </w:r>
     </w:p>
     <w:p>
       <w:pPr>
-        <w:spacing w:after="20" w:line="240" w:lineRule="auto"/>
+        <w:spacing w:after="0" w:line="228" w:lineRule="auto"/>
         <w:ind w:left="360" w:hanging="360"/>
       </w:pPr>
       <w:r>
         <w:rPr>
           <w:rFonts w:ascii="Calibri" w:hAnsi="Calibri" w:eastAsia="PingFang SC"/>
-          <w:sz w:val="17"/>
+          <w:sz w:val="15"/>
         </w:rPr>
         <w:t xml:space="preserve">[15] Huang et al. </w:t>
       </w:r>
@@ -3104,27 +3156,27 @@
         <w:rPr>
           <w:rFonts w:ascii="Calibri" w:hAnsi="Calibri" w:eastAsia="PingFang SC"/>
           <w:i/>
-          <w:sz w:val="17"/>
+          <w:sz w:val="15"/>
         </w:rPr>
         <w:t>An Empirical Study of LLM-as-a-Judge for LLM Evaluation</w:t>
       </w:r>
       <w:r>
         <w:rPr>
           <w:rFonts w:ascii="Calibri" w:hAnsi="Calibri" w:eastAsia="PingFang SC"/>
-          <w:sz w:val="17"/>
+          <w:sz w:val="15"/>
         </w:rPr>
         <w:t>. arXiv:2403.02839, 2024.</w:t>
       </w:r>
     </w:p>
     <w:p>
       <w:pPr>
-        <w:spacing w:after="20" w:line="240" w:lineRule="auto"/>
+        <w:spacing w:after="0" w:line="228" w:lineRule="auto"/>
         <w:ind w:left="360" w:hanging="360"/>
       </w:pPr>
       <w:r>
         <w:rPr>
           <w:rFonts w:ascii="Calibri" w:hAnsi="Calibri" w:eastAsia="PingFang SC"/>
-          <w:sz w:val="17"/>
+          <w:sz w:val="15"/>
         </w:rPr>
         <w:t xml:space="preserve">[16] Zeng et al. </w:t>
       </w:r>
@@ -3132,27 +3184,27 @@
         <w:rPr>
           <w:rFonts w:ascii="Calibri" w:hAnsi="Calibri" w:eastAsia="PingFang SC"/>
           <w:i/>
-          <w:sz w:val="17"/>
+          <w:sz w:val="15"/>
         </w:rPr>
         <w:t>Setoka: A Benchmark for Hierarchical User Understanding in Personalized Agents over Heterogeneous Data</w:t>
       </w:r>
       <w:r>
         <w:rPr>
           <w:rFonts w:ascii="Calibri" w:hAnsi="Calibri" w:eastAsia="PingFang SC"/>
-          <w:sz w:val="17"/>
+          <w:sz w:val="15"/>
         </w:rPr>
         <w:t>. arXiv:2607.27056, 2026.</w:t>
       </w:r>
     </w:p>
     <w:p>
       <w:pPr>
-        <w:spacing w:after="20" w:line="240" w:lineRule="auto"/>
+        <w:spacing w:after="0" w:line="228" w:lineRule="auto"/>
         <w:ind w:left="360" w:hanging="360"/>
       </w:pPr>
       <w:r>
         <w:rPr>
           <w:rFonts w:ascii="Calibri" w:hAnsi="Calibri" w:eastAsia="PingFang SC"/>
-          <w:sz w:val="17"/>
+          <w:sz w:val="15"/>
         </w:rPr>
         <w:t xml:space="preserve">[17] Qian et al. </w:t>
       </w:r>
@@ -3160,27 +3212,27 @@
         <w:rPr>
           <w:rFonts w:ascii="Calibri" w:hAnsi="Calibri" w:eastAsia="PingFang SC"/>
           <w:i/>
-          <w:sz w:val="17"/>
+          <w:sz w:val="15"/>
         </w:rPr>
         <w:t>Toward User-Conditioned Evaluation of Personal LLM Agents under Temporal Interventions</w:t>
       </w:r>
       <w:r>
         <w:rPr>
           <w:rFonts w:ascii="Calibri" w:hAnsi="Calibri" w:eastAsia="PingFang SC"/>
-          <w:sz w:val="17"/>
+          <w:sz w:val="15"/>
         </w:rPr>
         <w:t>. arXiv:2607.21635, 2026.</w:t>
       </w:r>
     </w:p>
     <w:p>
       <w:pPr>
-        <w:spacing w:after="20" w:line="240" w:lineRule="auto"/>
+        <w:spacing w:after="0" w:line="228" w:lineRule="auto"/>
         <w:ind w:left="360" w:hanging="360"/>
       </w:pPr>
       <w:r>
         <w:rPr>
           <w:rFonts w:ascii="Calibri" w:hAnsi="Calibri" w:eastAsia="PingFang SC"/>
-          <w:sz w:val="17"/>
+          <w:sz w:val="15"/>
         </w:rPr>
         <w:t xml:space="preserve">[18] Yang et al. </w:t>
       </w:r>
@@ -3188,27 +3240,27 @@
         <w:rPr>
           <w:rFonts w:ascii="Calibri" w:hAnsi="Calibri" w:eastAsia="PingFang SC"/>
           <w:i/>
-          <w:sz w:val="17"/>
+          <w:sz w:val="15"/>
         </w:rPr>
         <w:t>PersonaTrail: Benchmarking Personalized Web Agents through Browsing Trails</w:t>
       </w:r>
       <w:r>
         <w:rPr>
           <w:rFonts w:ascii="Calibri" w:hAnsi="Calibri" w:eastAsia="PingFang SC"/>
-          <w:sz w:val="17"/>
+          <w:sz w:val="15"/>
         </w:rPr>
         <w:t>. arXiv:2607.20482, 2026.</w:t>
       </w:r>
     </w:p>
     <w:p>
       <w:pPr>
-        <w:spacing w:after="20" w:line="240" w:lineRule="auto"/>
+        <w:spacing w:after="0" w:line="228" w:lineRule="auto"/>
         <w:ind w:left="360" w:hanging="360"/>
       </w:pPr>
       <w:r>
         <w:rPr>
           <w:rFonts w:ascii="Calibri" w:hAnsi="Calibri" w:eastAsia="PingFang SC"/>
-          <w:sz w:val="17"/>
+          <w:sz w:val="15"/>
         </w:rPr>
         <w:t xml:space="preserve">[19] Todisco et al. </w:t>
       </w:r>
@@ -3216,27 +3268,27 @@
         <w:rPr>
           <w:rFonts w:ascii="Calibri" w:hAnsi="Calibri" w:eastAsia="PingFang SC"/>
           <w:i/>
-          <w:sz w:val="17"/>
+          <w:sz w:val="15"/>
         </w:rPr>
         <w:t>TARS: A Theory-of-Mind Agent for Personalized In-IDE Code Comprehension</w:t>
       </w:r>
       <w:r>
         <w:rPr>
           <w:rFonts w:ascii="Calibri" w:hAnsi="Calibri" w:eastAsia="PingFang SC"/>
-          <w:sz w:val="17"/>
+          <w:sz w:val="15"/>
         </w:rPr>
         <w:t>. arXiv:2607.15948, 2026.</w:t>
       </w:r>
     </w:p>
     <w:p>
       <w:pPr>
-        <w:spacing w:after="20" w:line="240" w:lineRule="auto"/>
+        <w:spacing w:after="0" w:line="228" w:lineRule="auto"/>
         <w:ind w:left="360" w:hanging="360"/>
       </w:pPr>
       <w:r>
         <w:rPr>
           <w:rFonts w:ascii="Calibri" w:hAnsi="Calibri" w:eastAsia="PingFang SC"/>
-          <w:sz w:val="17"/>
+          <w:sz w:val="15"/>
         </w:rPr>
         <w:t xml:space="preserve">[20] Yang. </w:t>
       </w:r>
@@ -3244,27 +3296,27 @@
         <w:rPr>
           <w:rFonts w:ascii="Calibri" w:hAnsi="Calibri" w:eastAsia="PingFang SC"/>
           <w:i/>
-          <w:sz w:val="17"/>
+          <w:sz w:val="15"/>
         </w:rPr>
         <w:t>Self-Aware Recursively Self-Improving Agents for Personal Singularity</w:t>
       </w:r>
       <w:r>
         <w:rPr>
           <w:rFonts w:ascii="Calibri" w:hAnsi="Calibri" w:eastAsia="PingFang SC"/>
-          <w:sz w:val="17"/>
+          <w:sz w:val="15"/>
         </w:rPr>
         <w:t>. arXiv:2607.12254, 2026.</w:t>
       </w:r>
     </w:p>
     <w:p>
       <w:pPr>
-        <w:spacing w:after="20" w:line="240" w:lineRule="auto"/>
+        <w:spacing w:after="0" w:line="228" w:lineRule="auto"/>
         <w:ind w:left="360" w:hanging="360"/>
       </w:pPr>
       <w:r>
         <w:rPr>
           <w:rFonts w:ascii="Calibri" w:hAnsi="Calibri" w:eastAsia="PingFang SC"/>
-          <w:sz w:val="17"/>
+          <w:sz w:val="15"/>
         </w:rPr>
         <w:t xml:space="preserve">[21] Mao et al. </w:t>
       </w:r>
@@ -3272,27 +3324,27 @@
         <w:rPr>
           <w:rFonts w:ascii="Calibri" w:hAnsi="Calibri" w:eastAsia="PingFang SC"/>
           <w:i/>
-          <w:sz w:val="17"/>
+          <w:sz w:val="15"/>
         </w:rPr>
         <w:t>Agents Don't Just Agree, They Remember: Benchmarking Persistent Sycophancy in Stateful Personal Agents</w:t>
       </w:r>
       <w:r>
         <w:rPr>
           <w:rFonts w:ascii="Calibri" w:hAnsi="Calibri" w:eastAsia="PingFang SC"/>
-          <w:sz w:val="17"/>
+          <w:sz w:val="15"/>
         </w:rPr>
         <w:t>. arXiv:2607.10526, 2026.</w:t>
       </w:r>
     </w:p>
     <w:p>
       <w:pPr>
-        <w:spacing w:after="20" w:line="240" w:lineRule="auto"/>
+        <w:spacing w:after="0" w:line="228" w:lineRule="auto"/>
         <w:ind w:left="360" w:hanging="360"/>
       </w:pPr>
       <w:r>
         <w:rPr>
           <w:rFonts w:ascii="Calibri" w:hAnsi="Calibri" w:eastAsia="PingFang SC"/>
-          <w:sz w:val="17"/>
+          <w:sz w:val="15"/>
         </w:rPr>
         <w:t xml:space="preserve">[22] Yang et al. </w:t>
       </w:r>
@@ -3300,21 +3352,345 @@
         <w:rPr>
           <w:rFonts w:ascii="Calibri" w:hAnsi="Calibri" w:eastAsia="PingFang SC"/>
           <w:i/>
-          <w:sz w:val="17"/>
+          <w:sz w:val="15"/>
         </w:rPr>
         <w:t>APeB: Benchmarking Personalization Ability of Large Language Model Agents</w:t>
       </w:r>
       <w:r>
         <w:rPr>
           <w:rFonts w:ascii="Calibri" w:hAnsi="Calibri" w:eastAsia="PingFang SC"/>
-          <w:sz w:val="17"/>
+          <w:sz w:val="15"/>
         </w:rPr>
         <w:t>. arXiv:2607.03162, 2026.</w:t>
       </w:r>
     </w:p>
+    <w:p>
+      <w:pPr>
+        <w:spacing w:after="0" w:line="228" w:lineRule="auto"/>
+        <w:ind w:left="360" w:hanging="360"/>
+      </w:pPr>
+      <w:r>
+        <w:rPr>
+          <w:rFonts w:ascii="Calibri" w:hAnsi="Calibri" w:eastAsia="PingFang SC"/>
+          <w:sz w:val="15"/>
+        </w:rPr>
+        <w:t xml:space="preserve">[23] Salemi et al. </w:t>
+      </w:r>
+      <w:r>
+        <w:rPr>
+          <w:rFonts w:ascii="Calibri" w:hAnsi="Calibri" w:eastAsia="PingFang SC"/>
+          <w:i/>
+          <w:sz w:val="15"/>
+        </w:rPr>
+        <w:t>LaMP: When Large Language Models Meet Personalization</w:t>
+      </w:r>
+      <w:r>
+        <w:rPr>
+          <w:rFonts w:ascii="Calibri" w:hAnsi="Calibri" w:eastAsia="PingFang SC"/>
+          <w:sz w:val="15"/>
+        </w:rPr>
+        <w:t xml:space="preserve">. ACL, 2024. </w:t>
+      </w:r>
+      <w:hyperlink r:id="rId11">
+        <w:r>
+          <w:rPr>
+            <w:rFonts w:ascii="Calibri" w:hAnsi="Calibri" w:eastAsia="PingFang SC"/>
+            <w:color w:val="2E74B5"/>
+            <w:u w:val="single"/>
+            <w:sz w:val="15"/>
+            <w:szCs w:val="15"/>
+          </w:rPr>
+          <w:t>https://aclanthology.org/2024.acl-long.399/</w:t>
+        </w:r>
+      </w:hyperlink>
+    </w:p>
+    <w:p>
+      <w:pPr>
+        <w:spacing w:after="0" w:line="228" w:lineRule="auto"/>
+        <w:ind w:left="360" w:hanging="360"/>
+      </w:pPr>
+      <w:r>
+        <w:rPr>
+          <w:rFonts w:ascii="Calibri" w:hAnsi="Calibri" w:eastAsia="PingFang SC"/>
+          <w:sz w:val="15"/>
+        </w:rPr>
+        <w:t xml:space="preserve">[24] Zhao et al. </w:t>
+      </w:r>
+      <w:r>
+        <w:rPr>
+          <w:rFonts w:ascii="Calibri" w:hAnsi="Calibri" w:eastAsia="PingFang SC"/>
+          <w:i/>
+          <w:sz w:val="15"/>
+        </w:rPr>
+        <w:t>PersonaLens: A Benchmark for Personalization Evaluation in Conversational AI Assistants</w:t>
+      </w:r>
+      <w:r>
+        <w:rPr>
+          <w:rFonts w:ascii="Calibri" w:hAnsi="Calibri" w:eastAsia="PingFang SC"/>
+          <w:sz w:val="15"/>
+        </w:rPr>
+        <w:t xml:space="preserve">. Findings of ACL, 2025. </w:t>
+      </w:r>
+      <w:hyperlink r:id="rId12">
+        <w:r>
+          <w:rPr>
+            <w:rFonts w:ascii="Calibri" w:hAnsi="Calibri" w:eastAsia="PingFang SC"/>
+            <w:color w:val="2E74B5"/>
+            <w:u w:val="single"/>
+            <w:sz w:val="15"/>
+            <w:szCs w:val="15"/>
+          </w:rPr>
+          <w:t>https://aclanthology.org/2025.findings-acl.927/</w:t>
+        </w:r>
+      </w:hyperlink>
+    </w:p>
+    <w:p>
+      <w:pPr>
+        <w:spacing w:after="0" w:line="228" w:lineRule="auto"/>
+        <w:ind w:left="360" w:hanging="360"/>
+      </w:pPr>
+      <w:r>
+        <w:rPr>
+          <w:rFonts w:ascii="Calibri" w:hAnsi="Calibri" w:eastAsia="PingFang SC"/>
+          <w:sz w:val="15"/>
+        </w:rPr>
+        <w:t xml:space="preserve">[25] Hao et al. </w:t>
+      </w:r>
+      <w:r>
+        <w:rPr>
+          <w:rFonts w:ascii="Calibri" w:hAnsi="Calibri" w:eastAsia="PingFang SC"/>
+          <w:i/>
+          <w:sz w:val="15"/>
+        </w:rPr>
+        <w:t>Evaluating Personalized Tool-Augmented LLMs from the Perspectives of Personalization and Proactivity</w:t>
+      </w:r>
+      <w:r>
+        <w:rPr>
+          <w:rFonts w:ascii="Calibri" w:hAnsi="Calibri" w:eastAsia="PingFang SC"/>
+          <w:sz w:val="15"/>
+        </w:rPr>
+        <w:t xml:space="preserve">. ACL, 2025. </w:t>
+      </w:r>
+      <w:hyperlink r:id="rId13">
+        <w:r>
+          <w:rPr>
+            <w:rFonts w:ascii="Calibri" w:hAnsi="Calibri" w:eastAsia="PingFang SC"/>
+            <w:color w:val="2E74B5"/>
+            <w:u w:val="single"/>
+            <w:sz w:val="15"/>
+            <w:szCs w:val="15"/>
+          </w:rPr>
+          <w:t>https://aclanthology.org/2025.acl-long.1064/</w:t>
+        </w:r>
+      </w:hyperlink>
+    </w:p>
+    <w:p>
+      <w:pPr>
+        <w:spacing w:after="0" w:line="228" w:lineRule="auto"/>
+        <w:ind w:left="360" w:hanging="360"/>
+      </w:pPr>
+      <w:r>
+        <w:rPr>
+          <w:rFonts w:ascii="Calibri" w:hAnsi="Calibri" w:eastAsia="PingFang SC"/>
+          <w:sz w:val="15"/>
+        </w:rPr>
+        <w:t xml:space="preserve">[26] Jiang et al. </w:t>
+      </w:r>
+      <w:r>
+        <w:rPr>
+          <w:rFonts w:ascii="Calibri" w:hAnsi="Calibri" w:eastAsia="PingFang SC"/>
+          <w:i/>
+          <w:sz w:val="15"/>
+        </w:rPr>
+        <w:t>Know Me, Respond to Me: Benchmarking LLMs for Dynamic User Profiling and Personalized Responses at Scale</w:t>
+      </w:r>
+      <w:r>
+        <w:rPr>
+          <w:rFonts w:ascii="Calibri" w:hAnsi="Calibri" w:eastAsia="PingFang SC"/>
+          <w:sz w:val="15"/>
+        </w:rPr>
+        <w:t>. arXiv:2504.14225, 2025.</w:t>
+      </w:r>
+    </w:p>
+    <w:p>
+      <w:pPr>
+        <w:spacing w:after="0" w:line="228" w:lineRule="auto"/>
+        <w:ind w:left="360" w:hanging="360"/>
+      </w:pPr>
+      <w:r>
+        <w:rPr>
+          <w:rFonts w:ascii="Calibri" w:hAnsi="Calibri" w:eastAsia="PingFang SC"/>
+          <w:sz w:val="15"/>
+        </w:rPr>
+        <w:t xml:space="preserve">[27] Li et al. </w:t>
+      </w:r>
+      <w:r>
+        <w:rPr>
+          <w:rFonts w:ascii="Calibri" w:hAnsi="Calibri" w:eastAsia="PingFang SC"/>
+          <w:i/>
+          <w:sz w:val="15"/>
+        </w:rPr>
+        <w:t>Personalized Deep Research: A User-Centric Framework, Dataset, and Hybrid Evaluation for Knowledge Discovery</w:t>
+      </w:r>
+      <w:r>
+        <w:rPr>
+          <w:rFonts w:ascii="Calibri" w:hAnsi="Calibri" w:eastAsia="PingFang SC"/>
+          <w:sz w:val="15"/>
+        </w:rPr>
+        <w:t>. arXiv:2605.10530, 2026.</w:t>
+      </w:r>
+    </w:p>
+    <w:p>
+      <w:pPr>
+        <w:spacing w:after="0" w:line="228" w:lineRule="auto"/>
+        <w:ind w:left="360" w:hanging="360"/>
+      </w:pPr>
+      <w:r>
+        <w:rPr>
+          <w:rFonts w:ascii="Calibri" w:hAnsi="Calibri" w:eastAsia="PingFang SC"/>
+          <w:sz w:val="15"/>
+        </w:rPr>
+        <w:t xml:space="preserve">[28] Balepur et al. </w:t>
+      </w:r>
+      <w:r>
+        <w:rPr>
+          <w:rFonts w:ascii="Calibri" w:hAnsi="Calibri" w:eastAsia="PingFang SC"/>
+          <w:i/>
+          <w:sz w:val="15"/>
+        </w:rPr>
+        <w:t>Language Models Don't Know What You Want: Evaluating Personalization in Deep Research Needs Real Users</w:t>
+      </w:r>
+      <w:r>
+        <w:rPr>
+          <w:rFonts w:ascii="Calibri" w:hAnsi="Calibri" w:eastAsia="PingFang SC"/>
+          <w:sz w:val="15"/>
+        </w:rPr>
+        <w:t xml:space="preserve">. ACL, 2026. </w:t>
+      </w:r>
+      <w:hyperlink r:id="rId16">
+        <w:r>
+          <w:rPr>
+            <w:rFonts w:ascii="Calibri" w:hAnsi="Calibri" w:eastAsia="PingFang SC"/>
+            <w:color w:val="2E74B5"/>
+            <w:u w:val="single"/>
+            <w:sz w:val="15"/>
+            <w:szCs w:val="15"/>
+          </w:rPr>
+          <w:t>https://aclanthology.org/2026.acl-long.723/</w:t>
+        </w:r>
+      </w:hyperlink>
+    </w:p>
+    <w:p>
+      <w:pPr>
+        <w:spacing w:after="0" w:line="228" w:lineRule="auto"/>
+        <w:ind w:left="360" w:hanging="360"/>
+      </w:pPr>
+      <w:r>
+        <w:rPr>
+          <w:rFonts w:ascii="Calibri" w:hAnsi="Calibri" w:eastAsia="PingFang SC"/>
+          <w:sz w:val="15"/>
+        </w:rPr>
+        <w:t xml:space="preserve">[29] Liang et al. </w:t>
+      </w:r>
+      <w:r>
+        <w:rPr>
+          <w:rFonts w:ascii="Calibri" w:hAnsi="Calibri" w:eastAsia="PingFang SC"/>
+          <w:i/>
+          <w:sz w:val="15"/>
+        </w:rPr>
+        <w:t>Learning Personalized Agents from Human Feedback</w:t>
+      </w:r>
+      <w:r>
+        <w:rPr>
+          <w:rFonts w:ascii="Calibri" w:hAnsi="Calibri" w:eastAsia="PingFang SC"/>
+          <w:sz w:val="15"/>
+        </w:rPr>
+        <w:t>. arXiv:2602.16173, 2026.</w:t>
+      </w:r>
+    </w:p>
+    <w:p>
+      <w:pPr>
+        <w:spacing w:after="0" w:line="228" w:lineRule="auto"/>
+        <w:ind w:left="360" w:hanging="360"/>
+      </w:pPr>
+      <w:r>
+        <w:rPr>
+          <w:rFonts w:ascii="Calibri" w:hAnsi="Calibri" w:eastAsia="PingFang SC"/>
+          <w:sz w:val="15"/>
+        </w:rPr>
+        <w:t xml:space="preserve">[30] Shen et al. </w:t>
+      </w:r>
+      <w:r>
+        <w:rPr>
+          <w:rFonts w:ascii="Calibri" w:hAnsi="Calibri" w:eastAsia="PingFang SC"/>
+          <w:i/>
+          <w:sz w:val="15"/>
+        </w:rPr>
+        <w:t>Mem2ActBench: A Benchmark for Evaluating Long-Term Memory Utilization in Task-Oriented Autonomous Agents</w:t>
+      </w:r>
+      <w:r>
+        <w:rPr>
+          <w:rFonts w:ascii="Calibri" w:hAnsi="Calibri" w:eastAsia="PingFang SC"/>
+          <w:sz w:val="15"/>
+        </w:rPr>
+        <w:t xml:space="preserve">. ACL, 2026. </w:t>
+      </w:r>
+      <w:hyperlink r:id="rId24">
+        <w:r>
+          <w:rPr>
+            <w:rFonts w:ascii="Calibri" w:hAnsi="Calibri" w:eastAsia="PingFang SC"/>
+            <w:color w:val="2E74B5"/>
+            <w:u w:val="single"/>
+            <w:sz w:val="15"/>
+            <w:szCs w:val="15"/>
+          </w:rPr>
+          <w:t>https://aclanthology.org/2026.acl-long.370/</w:t>
+        </w:r>
+      </w:hyperlink>
+    </w:p>
+    <w:p>
+      <w:pPr>
+        <w:spacing w:after="0" w:line="228" w:lineRule="auto"/>
+        <w:ind w:left="360" w:hanging="360"/>
+      </w:pPr>
+      <w:r>
+        <w:rPr>
+          <w:rFonts w:ascii="Calibri" w:hAnsi="Calibri" w:eastAsia="PingFang SC"/>
+          <w:sz w:val="15"/>
+        </w:rPr>
+        <w:t xml:space="preserve">[31] Guo et al. </w:t>
+      </w:r>
+      <w:r>
+        <w:rPr>
+          <w:rFonts w:ascii="Calibri" w:hAnsi="Calibri" w:eastAsia="PingFang SC"/>
+          <w:i/>
+          <w:sz w:val="15"/>
+        </w:rPr>
+        <w:t>When Personalization Legitimizes Risks: Uncovering Safety Vulnerabilities in Personalized Dialogue Agents</w:t>
+      </w:r>
+      <w:r>
+        <w:rPr>
+          <w:rFonts w:ascii="Calibri" w:hAnsi="Calibri" w:eastAsia="PingFang SC"/>
+          <w:sz w:val="15"/>
+        </w:rPr>
+        <w:t xml:space="preserve">. ACL, 2026. </w:t>
+      </w:r>
+      <w:hyperlink r:id="rId28">
+        <w:r>
+          <w:rPr>
+            <w:rFonts w:ascii="Calibri" w:hAnsi="Calibri" w:eastAsia="PingFang SC"/>
+            <w:color w:val="2E74B5"/>
+            <w:u w:val="single"/>
+            <w:sz w:val="15"/>
+            <w:szCs w:val="15"/>
+          </w:rPr>
+          <w:t>https://aclanthology.org/2026.acl-long.1260/</w:t>
+        </w:r>
+      </w:hyperlink>
+    </w:p>
     <w:sectPr>
-      <w:headerReference w:type="default" r:id="rId26"/>
-      <w:footerReference w:type="default" r:id="rId27"/>
+      <w:headerReference w:type="default" r:id="rId33"/>
+      <w:footerReference w:type="default" r:id="rId34"/>
       <w:pgSz w:w="12240" w:h="15840"/>
       <w:pgMar w:top="1152" w:right="1152" w:bottom="1152" w:left="1152" w:header="708" w:footer="708" w:gutter="0"/>
       <w:cols w:space="720"/>
@@ -3874,12 +4250,12 @@
     <w:qFormat/>
     <w:rsid w:val="00FC693F"/>
     <w:pPr>
-      <w:spacing w:before="0" w:after="80" w:line="276" w:lineRule="auto"/>
+      <w:spacing w:before="0" w:after="60" w:line="259" w:lineRule="auto"/>
       <w:jc w:val="left"/>
     </w:pPr>
     <w:rPr>
       <w:rFonts w:ascii="Calibri" w:hAnsi="Calibri" w:eastAsia="PingFang SC"/>
-      <w:sz w:val="21"/>
+      <w:sz w:val="20"/>
     </w:rPr>
   </w:style>
   <w:style w:type="paragraph" w:styleId="Header">
@@ -3941,8 +4317,8 @@
       <w:outlineLvl w:val="0"/>
     </w:pPr>
     <w:rPr>
-      <w:rFonts w:asciiTheme="majorHAnsi" w:eastAsiaTheme="majorEastAsia" w:hAnsiTheme="majorHAnsi" w:cstheme="majorBidi" w:ascii="Calibri" w:hAnsi="Calibri" w:eastAsia="PingFang SC"/>
-      <w:b/>
+      <w:rFonts w:asciiTheme="majorHAnsi" w:eastAsiaTheme="majorEastAsia" w:hAnsiTheme="majorHAnsi" w:cstheme="majorBidi" w:ascii="Calibri" w:hAnsi="Calibri" w:eastAsia="Hiragino Sans GB"/>
+      <w:b w:val="0"/>
       <w:bCs/>
       <w:color w:val="2E74B5"/>
       <w:sz w:val="30"/>
@@ -3965,8 +4341,8 @@
       <w:outlineLvl w:val="1"/>
     </w:pPr>
     <w:rPr>
-      <w:rFonts w:asciiTheme="majorHAnsi" w:eastAsiaTheme="majorEastAsia" w:hAnsiTheme="majorHAnsi" w:cstheme="majorBidi" w:ascii="Calibri" w:hAnsi="Calibri" w:eastAsia="PingFang SC"/>
-      <w:b/>
+      <w:rFonts w:asciiTheme="majorHAnsi" w:eastAsiaTheme="majorEastAsia" w:hAnsiTheme="majorHAnsi" w:cstheme="majorBidi" w:ascii="Calibri" w:hAnsi="Calibri" w:eastAsia="Hiragino Sans GB"/>
+      <w:b w:val="0"/>
       <w:bCs/>
       <w:color w:val="2E74B5"/>
       <w:sz w:val="25"/>
@@ -3989,8 +4365,8 @@
       <w:outlineLvl w:val="2"/>
     </w:pPr>
     <w:rPr>
-      <w:rFonts w:asciiTheme="majorHAnsi" w:eastAsiaTheme="majorEastAsia" w:hAnsiTheme="majorHAnsi" w:cstheme="majorBidi" w:ascii="Calibri" w:hAnsi="Calibri" w:eastAsia="PingFang SC"/>
-      <w:b/>
+      <w:rFonts w:asciiTheme="majorHAnsi" w:eastAsiaTheme="majorEastAsia" w:hAnsiTheme="majorHAnsi" w:cstheme="majorBidi" w:ascii="Calibri" w:hAnsi="Calibri" w:eastAsia="Hiragino Sans GB"/>
+      <w:b w:val="0"/>
       <w:bCs/>
       <w:color w:val="163A63"/>
       <w:sz w:val="23"/>
@@ -4409,13 +4785,13 @@
       <w:numPr>
         <w:numId w:val="1"/>
       </w:numPr>
-      <w:spacing w:after="80" w:line="276" w:lineRule="auto"/>
+      <w:spacing w:after="60" w:line="259" w:lineRule="auto"/>
       <w:ind w:left="540" w:hanging="279"/>
       <w:contextualSpacing/>
     </w:pPr>
     <w:rPr>
       <w:rFonts w:ascii="Calibri" w:hAnsi="Calibri" w:eastAsia="PingFang SC"/>
-      <w:sz w:val="21"/>
+      <w:sz w:val="20"/>
     </w:rPr>
   </w:style>
   <w:style w:type="paragraph" w:styleId="ListBullet2">
@@ -4454,13 +4830,13 @@
       <w:numPr>
         <w:numId w:val="5"/>
       </w:numPr>
-      <w:spacing w:after="80" w:line="276" w:lineRule="auto"/>
+      <w:spacing w:after="60" w:line="259" w:lineRule="auto"/>
       <w:ind w:left="540" w:hanging="279"/>
       <w:contextualSpacing/>
     </w:pPr>
     <w:rPr>
       <w:rFonts w:ascii="Calibri" w:hAnsi="Calibri" w:eastAsia="PingFang SC"/>
-      <w:sz w:val="21"/>
+      <w:sz w:val="20"/>
     </w:rPr>
   </w:style>
   <w:style w:type="paragraph" w:styleId="ListNumber2">

--- a/html_report/public/DeepAlign-Bench_正式Proposal精简版.docx
+++ b/html_report/public/DeepAlign-Bench_正式Proposal精简版.docx
@@ -131,7 +131,7 @@
                 <w:color w:val="5B6B7A"/>
                 <w:sz w:val="21"/>
               </w:rPr>
-              <w:t>v0.19 · 正式精简版</w:t>
+              <w:t>v0.20 · 正式精简版</w:t>
             </w:r>
           </w:p>
         </w:tc>
@@ -283,7 +283,7 @@
           <w:color w:val="163A63"/>
           <w:sz w:val="24"/>
         </w:rPr>
-        <w:t>固定任务与证据，只改变用户；用 matched/swapped 对照检验用户特异价值，同时对事实性、共同质量和隐私设置不可补偿门槛。</w:t>
+        <w:t>固定任务与证据，只改变用户；用 matched/swapped 交叉评分检验结果特异性，再用语义等价 cue 检查结论是否依赖表面表达。</w:t>
       </w:r>
     </w:p>
     <w:p>
@@ -370,7 +370,20 @@
         <w:rPr>
           <w:rFonts w:ascii="Calibri" w:hAnsi="Calibri" w:eastAsia="PingFang SC"/>
         </w:rPr>
-        <w:t xml:space="preserve"> 当前缺口不是“无人评测个性化”，而是缺少一个能在广义 Deep Research 最终交付物上排除一般质量、篇幅、文风和 persona 复述的识别协议。本项目拟构建 DeepAlign-Bench，评估长程智能体能否从不同渠道获得与任务相关的用户信息，在执行过程中保持、使用和更新这些信息，并交付必要且正确的用户特异结果。</w:t>
+        <w:t xml:space="preserve"> 当前缺口不是“无人评测个性化”，也不是 persona 从未进入 rubric，而是缺少一个在广义 Deep Research 最终交付物上检验</w:t>
+      </w:r>
+      <w:r>
+        <w:rPr>
+          <w:rFonts w:ascii="Calibri" w:hAnsi="Calibri" w:eastAsia="PingFang SC"/>
+          <w:b/>
+        </w:rPr>
+        <w:t>跨用户反事实特异性</w:t>
+      </w:r>
+      <w:r>
+        <w:rPr>
+          <w:rFonts w:ascii="Calibri" w:hAnsi="Calibri" w:eastAsia="PingFang SC"/>
+        </w:rPr>
+        <w:t>的协议。本项目拟构建 DeepAlign-Bench，评估长程智能体能否从不同渠道获得与任务相关的用户信息，在执行过程中保持、使用和更新这些信息，并交付必要且正确的用户特异结果。</w:t>
       </w:r>
     </w:p>
     <w:p>
@@ -650,7 +663,7 @@
         <w:rPr>
           <w:rFonts w:ascii="Calibri" w:hAnsi="Calibri" w:eastAsia="PingFang SC"/>
         </w:rPr>
-        <w:t xml:space="preserve"> MyScholarQA 更进一步：它生成个性化学术报告，并发现合成用户与 LLM judge 会漏掉真人指出的九类细微错误。</w:t>
+        <w:t xml:space="preserve"> 其中 PDR-Bench 的 P-Score 明确按 task/persona 生成权重与子标准，并非通用 rubric 或简单文风评分。MyScholarQA 更进一步发现，合成用户与 LLM judge 会漏掉真人指出的九类细微错误。</w:t>
       </w:r>
       <w:hyperlink r:id="rId16">
         <w:r>
@@ -673,14 +686,40 @@
           <w:rFonts w:ascii="Calibri" w:hAnsi="Calibri" w:eastAsia="PingFang SC"/>
           <w:b/>
         </w:rPr>
-        <w:t>固定任务、证据、工具和预算后，交换两个都合理的目标用户，哪份最终交付物仍然更适合谁？</w:t>
+        <w:t>在已有单用户绝对适配评分之上，固定任务、证据、工具和预算，交换两个都合理的目标用户，哪份最终交付物仍然更适合谁？</w:t>
       </w:r>
       <w:r>
         <w:rPr>
           <w:rFonts w:ascii="Calibri" w:hAnsi="Calibri" w:eastAsia="PingFang SC"/>
         </w:rPr>
-        <w:t xml:space="preserve"> 若没有 matched/swapped 交换、预冻结差异真值和真人校准，persona 条件得分更高仍可能只是输入/输出更长、关键词更明显或 judge 偏爱更具体的写法。</w:t>
+        <w:t xml:space="preserve"> PDR-Bench 的人类校准虽包含同一 query 下两种 agent 报告的 pairwise 比较，但没有构造跨用户 matched/swapped 评分矩阵，也没有预冻结 must-change / must-hold / must-not 差异真值。进一步地，matched/swapped 只能识别结果特异性，不能证明内部理解；同一 persona 的不同表面线索可能显著改变模型行为，</w:t>
       </w:r>
+      <w:hyperlink r:id="rId30">
+        <w:r>
+          <w:rPr>
+            <w:rFonts w:ascii="Calibri" w:hAnsi="Calibri" w:eastAsia="PingFang SC"/>
+            <w:color w:val="2E74B5"/>
+            <w:u w:val="single"/>
+          </w:rPr>
+          <w:t>[32]</w:t>
+        </w:r>
+      </w:hyperlink>
+      <w:r>
+        <w:rPr>
+          <w:rFonts w:ascii="Calibri" w:hAnsi="Calibri" w:eastAsia="PingFang SC"/>
+        </w:rPr>
+        <w:t xml:space="preserve"> 而可靠个性化评价还需同时满足代表性、用户一致性和区分力。</w:t>
+      </w:r>
+      <w:hyperlink r:id="rId31">
+        <w:r>
+          <w:rPr>
+            <w:rFonts w:ascii="Calibri" w:hAnsi="Calibri" w:eastAsia="PingFang SC"/>
+            <w:color w:val="2E74B5"/>
+            <w:u w:val="single"/>
+          </w:rPr>
+          <w:t>[33]</w:t>
+        </w:r>
+      </w:hyperlink>
     </w:p>
     <w:p>
       <w:pPr>
@@ -711,7 +750,7 @@
         <w:rPr>
           <w:rFonts w:ascii="Calibri" w:hAnsi="Calibri" w:eastAsia="PingFang SC"/>
         </w:rPr>
-        <w:t>如何证明交付物差异来自用户需求，而不是篇幅、格式或关键词；</w:t>
+        <w:t>如何检验交付物对目标用户具有反事实特异性，而不只是在单个 persona rubric 下取得高分；</w:t>
       </w:r>
     </w:p>
     <w:p>
@@ -767,7 +806,7 @@
         <w:rPr>
           <w:rFonts w:ascii="Calibri" w:hAnsi="Calibri" w:eastAsia="PingFang SC"/>
         </w:rPr>
-        <w:t>可辩护的主张是：在广义 Deep Research 的多类最终交付物上，将异构用户信号、matched/swapped 用户交换、预冻结 must-change/must-hold/must-not 真值、长程干预和独立 JudgeBench 放进同一可审计协议。若 matched/swapped 人评不稳定，或效应可由长度、风格和共同质量解释，论文将收缩为 outcome-centered evaluation study。</w:t>
+        <w:t>可辩护的主张是：在广义 Deep Research 的多类最终交付物上，将异构用户信号、matched/swapped 用户交换、预冻结 must-change/must-hold/must-not 真值、长程干预和独立 JudgeBench 放进同一可审计协议。该协议识别的是可观察的用户条件化结果价值，不证明模型内部“真正理解用户”。若 matched/swapped 人评不稳定，或语义等价信号换一种表达就改变结论，论文将收缩为 outcome-centered evaluation study。</w:t>
       </w:r>
     </w:p>
     <w:p>
@@ -881,7 +920,7 @@
         <w:rPr>
           <w:rFonts w:ascii="Calibri" w:hAnsi="Calibri" w:eastAsia="PingFang SC"/>
         </w:rPr>
-        <w:t xml:space="preserve"> matched 交付物的用户适配显著高于 swapped 交付物，且该差异不能由输出长度或通用质量解释。</w:t>
+        <w:t xml:space="preserve"> matched 交付物的用户适配显著高于 swapped 交付物，且该差异在共同质量门槛和目标用户盲评下成立。</w:t>
       </w:r>
     </w:p>
     <w:p>
@@ -899,7 +938,7 @@
         <w:rPr>
           <w:rFonts w:ascii="Calibri" w:hAnsi="Calibri" w:eastAsia="PingFang SC"/>
         </w:rPr>
-        <w:t xml:space="preserve"> 语义内容相同时，非结构化历史的适配优势低于结构化 persona。</w:t>
+        <w:t xml:space="preserve"> 同一潜在 user-state 换成结构化 persona、语义等价自然历史或去显眼关键词改写时，核心 must-change 决策保持；渠道间利用率仍可能不同。</w:t>
       </w:r>
     </w:p>
     <w:p>
@@ -952,7 +991,7 @@
           <w:headerReference w:type="default" r:id="rId9"/>
           <w:footerReference w:type="default" r:id="rId10"/>
           <w:pgSz w:w="12240" w:h="15840"/>
-          <w:pgMar w:top="1152" w:right="1152" w:bottom="1152" w:left="1152" w:header="708" w:footer="708" w:gutter="0"/>
+          <w:pgMar w:top="1080" w:right="1080" w:bottom="1080" w:left="1080" w:header="708" w:footer="708" w:gutter="0"/>
           <w:cols w:space="720"/>
           <w:docGrid w:linePitch="360"/>
         </w:sectPr>
@@ -994,7 +1033,7 @@
                     <pic:cNvPicPr/>
                   </pic:nvPicPr>
                   <pic:blipFill>
-                    <a:blip r:embed="rId32"/>
+                    <a:blip r:embed="rId34"/>
                     <a:stretch>
                       <a:fillRect/>
                     </a:stretch>
@@ -1031,8 +1070,8 @@
     <w:p>
       <w:pPr>
         <w:sectPr>
-          <w:headerReference w:type="default" r:id="rId30"/>
-          <w:footerReference w:type="default" r:id="rId31"/>
+          <w:headerReference w:type="default" r:id="rId32"/>
+          <w:footerReference w:type="default" r:id="rId33"/>
           <w:pgSz w:w="15840" w:h="12240" w:orient="landscape"/>
           <w:pgMar w:top="936" w:right="936" w:bottom="936" w:left="936" w:header="708" w:footer="708" w:gutter="0"/>
           <w:cols w:space="720"/>
@@ -1574,6 +1613,29 @@
           <w:rFonts w:ascii="Calibri" w:hAnsi="Calibri" w:eastAsia="PingFang SC"/>
           <w:b/>
         </w:rPr>
+        <w:t>Cue robustness：</w:t>
+      </w:r>
+      <w:r>
+        <w:rPr>
+          <w:rFonts w:ascii="Calibri" w:hAnsi="Calibri" w:eastAsia="PingFang SC"/>
+        </w:rPr>
+        <w:t xml:space="preserve"> 对语义等价 signal views 报告 worst-view CFA、Cue Gap、must-change/must-hold 一致率和 irrelevant-cue effect；</w:t>
+      </w:r>
+    </w:p>
+    <w:p>
+      <w:pPr>
+        <w:numPr>
+          <w:ilvl w:val="0"/>
+          <w:numId w:val="12"/>
+        </w:numPr>
+        <w:spacing w:after="80" w:line="290" w:lineRule="auto"/>
+        <w:ind w:left="540" w:hanging="279"/>
+      </w:pPr>
+      <w:r>
+        <w:rPr>
+          <w:rFonts w:ascii="Calibri" w:hAnsi="Calibri" w:eastAsia="PingFang SC"/>
+          <w:b/>
+        </w:rPr>
         <w:t>Retention / Recovery：</w:t>
       </w:r>
       <w:r>
@@ -1588,7 +1650,7 @@
         <w:rPr>
           <w:rFonts w:ascii="Calibri" w:hAnsi="Calibri" w:eastAsia="PingFang SC"/>
         </w:rPr>
-        <w:t>主榜先应用 TQ、FR 和关键隐私/安全门槛，再报告 PF-MP、CFA、Retention 和 Recovery。不将这些指标简单平均成允许相互补偿的总分。</w:t>
+        <w:t>主榜先应用 TQ、FR 和关键隐私/安全门槛，再报告 PF-MP、CFA、cue robustness、Retention 和 Recovery。不将这些指标简单平均成允许相互补偿的总分。</w:t>
       </w:r>
     </w:p>
     <w:p>
@@ -1652,7 +1714,7 @@
         <w:rPr>
           <w:rFonts w:ascii="Calibri" w:hAnsi="Calibri" w:eastAsia="PingFang SC"/>
         </w:rPr>
-        <w:t xml:space="preserve"> Rubric 必须通过 matched/swapped 区分力、无关 persona invariance 和跨任务模块校准后才进入主实验。</w:t>
+        <w:t xml:space="preserve"> Rubric 必须通过 matched/swapped 区分力、cue-equivalence 稳健性、无关 persona invariance 和跨任务模块校准后才进入主实验。</w:t>
       </w:r>
     </w:p>
     <w:p>
@@ -1732,7 +1794,7 @@
         <w:rPr>
           <w:rFonts w:ascii="Calibri" w:hAnsi="Calibri" w:eastAsia="PingFang SC"/>
         </w:rPr>
-        <w:t>用 matched/swapped 任务族识别用户特异价值的反事实评估方法；</w:t>
+        <w:t>在单用户绝对适配之上，用 matched/swapped 交叉评分矩阵识别用户特异价值的方法；</w:t>
       </w:r>
     </w:p>
     <w:p>
@@ -1832,7 +1894,7 @@
         <w:rPr>
           <w:rFonts w:ascii="Calibri" w:hAnsi="Calibri" w:eastAsia="PingFang SC"/>
         </w:rPr>
-        <w:t>个性化效应在控制输出长度、共同质量和评委偏差后仍存在；</w:t>
+        <w:t>个性化效应在共同质量门槛、目标用户盲评与语义等价信号检验下仍存在；</w:t>
       </w:r>
     </w:p>
     <w:p>
@@ -2679,13 +2741,31 @@
           <w:rFonts w:ascii="Calibri" w:hAnsi="Calibri" w:eastAsia="PingFang SC"/>
           <w:b/>
         </w:rPr>
+        <w:t>把结果效应误写成内部理解：</w:t>
+      </w:r>
+      <w:r>
+        <w:rPr>
+          <w:rFonts w:ascii="Calibri" w:hAnsi="Calibri" w:eastAsia="PingFang SC"/>
+        </w:rPr>
+        <w:t xml:space="preserve"> 主张限定为反事实特异性；加入语义等价表达、去关键词改写和无关属性不变性测试。</w:t>
+      </w:r>
+    </w:p>
+    <w:p>
+      <w:pPr>
+        <w:pStyle w:val="ListBullet"/>
+      </w:pPr>
+      <w:r>
+        <w:rPr>
+          <w:rFonts w:ascii="Calibri" w:hAnsi="Calibri" w:eastAsia="PingFang SC"/>
+          <w:b/>
+        </w:rPr>
         <w:t>Judge 偏好文风或长度：</w:t>
       </w:r>
       <w:r>
         <w:rPr>
           <w:rFonts w:ascii="Calibri" w:hAnsi="Calibri" w:eastAsia="PingFang SC"/>
         </w:rPr>
-        <w:t xml:space="preserve"> 运行位置交换、长度匹配、关键词诱饵和弃权测试；低置信样本转人评。</w:t>
+        <w:t xml:space="preserve"> 运行位置交换、长度匹配、关键词诱饵和弃权测试；这是 judge 审计，不是相对 PDR-Bench 的主 gap。</w:t>
       </w:r>
     </w:p>
     <w:p>
@@ -3688,11 +3768,91 @@
         </w:r>
       </w:hyperlink>
     </w:p>
+    <w:p>
+      <w:pPr>
+        <w:spacing w:after="0" w:line="228" w:lineRule="auto"/>
+        <w:ind w:left="360" w:hanging="360"/>
+      </w:pPr>
+      <w:r>
+        <w:rPr>
+          <w:rFonts w:ascii="Calibri" w:hAnsi="Calibri" w:eastAsia="PingFang SC"/>
+          <w:sz w:val="15"/>
+        </w:rPr>
+        <w:t xml:space="preserve">[32] Weeber et al. </w:t>
+      </w:r>
+      <w:r>
+        <w:rPr>
+          <w:rFonts w:ascii="Calibri" w:hAnsi="Calibri" w:eastAsia="PingFang SC"/>
+          <w:i/>
+          <w:sz w:val="15"/>
+        </w:rPr>
+        <w:t>One Persona, Many Cues, Different Results: How Sociodemographic Cues Impact LLM Personalization</w:t>
+      </w:r>
+      <w:r>
+        <w:rPr>
+          <w:rFonts w:ascii="Calibri" w:hAnsi="Calibri" w:eastAsia="PingFang SC"/>
+          <w:sz w:val="15"/>
+        </w:rPr>
+        <w:t xml:space="preserve">. ACL, 2026. </w:t>
+      </w:r>
+      <w:hyperlink r:id="rId30">
+        <w:r>
+          <w:rPr>
+            <w:rFonts w:ascii="Calibri" w:hAnsi="Calibri" w:eastAsia="PingFang SC"/>
+            <w:color w:val="2E74B5"/>
+            <w:u w:val="single"/>
+            <w:sz w:val="15"/>
+            <w:szCs w:val="15"/>
+          </w:rPr>
+          <w:t>https://aclanthology.org/2026.acl-long.2079/</w:t>
+        </w:r>
+      </w:hyperlink>
+    </w:p>
+    <w:p>
+      <w:pPr>
+        <w:spacing w:after="0" w:line="228" w:lineRule="auto"/>
+        <w:ind w:left="360" w:hanging="360"/>
+      </w:pPr>
+      <w:r>
+        <w:rPr>
+          <w:rFonts w:ascii="Calibri" w:hAnsi="Calibri" w:eastAsia="PingFang SC"/>
+          <w:sz w:val="15"/>
+        </w:rPr>
+        <w:t xml:space="preserve">[33] Qiu et al. </w:t>
+      </w:r>
+      <w:r>
+        <w:rPr>
+          <w:rFonts w:ascii="Calibri" w:hAnsi="Calibri" w:eastAsia="PingFang SC"/>
+          <w:i/>
+          <w:sz w:val="15"/>
+        </w:rPr>
+        <w:t>Preference-Aware Rubric Learning for Personalized Evaluation</w:t>
+      </w:r>
+      <w:r>
+        <w:rPr>
+          <w:rFonts w:ascii="Calibri" w:hAnsi="Calibri" w:eastAsia="PingFang SC"/>
+          <w:sz w:val="15"/>
+        </w:rPr>
+        <w:t xml:space="preserve">. arXiv:2605.31545, 2026. </w:t>
+      </w:r>
+      <w:hyperlink r:id="rId31">
+        <w:r>
+          <w:rPr>
+            <w:rFonts w:ascii="Calibri" w:hAnsi="Calibri" w:eastAsia="PingFang SC"/>
+            <w:color w:val="2E74B5"/>
+            <w:u w:val="single"/>
+            <w:sz w:val="15"/>
+            <w:szCs w:val="15"/>
+          </w:rPr>
+          <w:t>https://arxiv.org/abs/2605.31545</w:t>
+        </w:r>
+      </w:hyperlink>
+    </w:p>
     <w:sectPr>
-      <w:headerReference w:type="default" r:id="rId33"/>
-      <w:footerReference w:type="default" r:id="rId34"/>
+      <w:headerReference w:type="default" r:id="rId35"/>
+      <w:footerReference w:type="default" r:id="rId36"/>
       <w:pgSz w:w="12240" w:h="15840"/>
-      <w:pgMar w:top="1152" w:right="1152" w:bottom="1152" w:left="1152" w:header="708" w:footer="708" w:gutter="0"/>
+      <w:pgMar w:top="1080" w:right="1080" w:bottom="1080" w:left="1080" w:header="708" w:footer="708" w:gutter="0"/>
       <w:cols w:space="720"/>
       <w:docGrid w:linePitch="360"/>
     </w:sectPr>
@@ -4785,13 +4945,13 @@
       <w:numPr>
         <w:numId w:val="1"/>
       </w:numPr>
-      <w:spacing w:after="60" w:line="259" w:lineRule="auto"/>
+      <w:spacing w:after="50" w:line="252" w:lineRule="auto"/>
       <w:ind w:left="540" w:hanging="279"/>
       <w:contextualSpacing/>
     </w:pPr>
     <w:rPr>
       <w:rFonts w:ascii="Calibri" w:hAnsi="Calibri" w:eastAsia="PingFang SC"/>
-      <w:sz w:val="20"/>
+      <w:sz w:val="19"/>
     </w:rPr>
   </w:style>
   <w:style w:type="paragraph" w:styleId="ListBullet2">
@@ -4830,13 +4990,13 @@
       <w:numPr>
         <w:numId w:val="5"/>
       </w:numPr>
-      <w:spacing w:after="60" w:line="259" w:lineRule="auto"/>
+      <w:spacing w:after="50" w:line="252" w:lineRule="auto"/>
       <w:ind w:left="540" w:hanging="279"/>
       <w:contextualSpacing/>
     </w:pPr>
     <w:rPr>
       <w:rFonts w:ascii="Calibri" w:hAnsi="Calibri" w:eastAsia="PingFang SC"/>
-      <w:sz w:val="20"/>
+      <w:sz w:val="19"/>
     </w:rPr>
   </w:style>
   <w:style w:type="paragraph" w:styleId="ListNumber2">

--- a/html_report/public/DeepAlign-Bench_正式Proposal精简版.docx
+++ b/html_report/public/DeepAlign-Bench_正式Proposal精简版.docx
@@ -131,7 +131,7 @@
                 <w:color w:val="5B6B7A"/>
                 <w:sz w:val="21"/>
               </w:rPr>
-              <w:t>v0.20 · 正式精简版</w:t>
+              <w:t>v0.21 · 正式精简版</w:t>
             </w:r>
           </w:p>
         </w:tc>
@@ -370,20 +370,33 @@
         <w:rPr>
           <w:rFonts w:ascii="Calibri" w:hAnsi="Calibri" w:eastAsia="PingFang SC"/>
         </w:rPr>
-        <w:t xml:space="preserve"> 当前缺口不是“无人评测个性化”，也不是 persona 从未进入 rubric，而是缺少一个在广义 Deep Research 最终交付物上检验</w:t>
+        <w:t xml:space="preserve"> PDR-Bench 已能够评价 task–persona 条件下的适配质量。当前缺口不是其 rubric 或 judge 不够细，而是缺少一个在广义 Deep Research 最终交付物上从 </w:t>
       </w:r>
       <w:r>
         <w:rPr>
           <w:rFonts w:ascii="Calibri" w:hAnsi="Calibri" w:eastAsia="PingFang SC"/>
           <w:b/>
         </w:rPr>
-        <w:t>跨用户反事实特异性</w:t>
+        <w:t>absolute adaptation evaluation</w:t>
       </w:r>
       <w:r>
         <w:rPr>
           <w:rFonts w:ascii="Calibri" w:hAnsi="Calibri" w:eastAsia="PingFang SC"/>
         </w:rPr>
-        <w:t>的协议。本项目拟构建 DeepAlign-Bench，评估长程智能体能否从不同渠道获得与任务相关的用户信息，在执行过程中保持、使用和更新这些信息，并交付必要且正确的用户特异结果。</w:t>
+        <w:t xml:space="preserve"> 转向 </w:t>
+      </w:r>
+      <w:r>
+        <w:rPr>
+          <w:rFonts w:ascii="Calibri" w:hAnsi="Calibri" w:eastAsia="PingFang SC"/>
+          <w:b/>
+        </w:rPr>
+        <w:t>counterfactual personalization effect identification</w:t>
+      </w:r>
+      <w:r>
+        <w:rPr>
+          <w:rFonts w:ascii="Calibri" w:hAnsi="Calibri" w:eastAsia="PingFang SC"/>
+        </w:rPr>
+        <w:t xml:space="preserve"> 的协议。本项目拟构建 DeepAlign-Bench：固定任务与证据，交换两个都合理的目标用户，检验交付物差异是否由目标用户条件驱动，并用预冻结契约约束有效变化。</w:t>
       </w:r>
     </w:p>
     <w:p>
@@ -663,36 +676,33 @@
         <w:rPr>
           <w:rFonts w:ascii="Calibri" w:hAnsi="Calibri" w:eastAsia="PingFang SC"/>
         </w:rPr>
-        <w:t xml:space="preserve"> 其中 PDR-Bench 的 P-Score 明确按 task/persona 生成权重与子标准，并非通用 rubric 或简单文风评分。MyScholarQA 更进一步发现，合成用户与 LLM judge 会漏掉真人指出的九类细微错误。</w:t>
-      </w:r>
-      <w:hyperlink r:id="rId16">
-        <w:r>
-          <w:rPr>
-            <w:rFonts w:ascii="Calibri" w:hAnsi="Calibri" w:eastAsia="PingFang SC"/>
-            <w:color w:val="2E74B5"/>
-            <w:u w:val="single"/>
-          </w:rPr>
-          <w:t>[28]</w:t>
-        </w:r>
-      </w:hyperlink>
-      <w:r>
-        <w:rPr>
-          <w:rFonts w:ascii="Calibri" w:hAnsi="Calibri" w:eastAsia="PingFang SC"/>
-        </w:rPr>
-        <w:t xml:space="preserve"> 因而本项目最终收敛到一个更窄的问题：</w:t>
+        <w:t xml:space="preserve"> PDR-Bench 的 P-Score 按 task/persona 生成权重与子标准，已经能回答：</w:t>
       </w:r>
       <w:r>
         <w:rPr>
           <w:rFonts w:ascii="Calibri" w:hAnsi="Calibri" w:eastAsia="PingFang SC"/>
           <w:b/>
         </w:rPr>
-        <w:t>在已有单用户绝对适配评分之上，固定任务、证据、工具和预算，交换两个都合理的目标用户，哪份最终交付物仍然更适合谁？</w:t>
+        <w:t>给定这个 task 和 persona，这份报告是否适合该用户？</w:t>
       </w:r>
       <w:r>
         <w:rPr>
           <w:rFonts w:ascii="Calibri" w:hAnsi="Calibri" w:eastAsia="PingFang SC"/>
         </w:rPr>
-        <w:t xml:space="preserve"> PDR-Bench 的人类校准虽包含同一 query 下两种 agent 报告的 pairwise 比较，但没有构造跨用户 matched/swapped 评分矩阵，也没有预冻结 must-change / must-hold / must-not 差异真值。进一步地，matched/swapped 只能识别结果特异性，不能证明内部理解；同一 persona 的不同表面线索可能显著改变模型行为，</w:t>
+        <w:t xml:space="preserve"> 其同一 user-query 下的 agent-report pairwise 人评同样服务于这个 absolute adaptation 问题。DeepAlign 不否定这套评价，而是改变 estimand：</w:t>
+      </w:r>
+      <w:r>
+        <w:rPr>
+          <w:rFonts w:ascii="Calibri" w:hAnsi="Calibri" w:eastAsia="PingFang SC"/>
+          <w:b/>
+        </w:rPr>
+        <w:t>固定任务、证据、工具和预算，只交换两个都合理的目标用户，哪份最终交付物仍然更适合谁？</w:t>
+      </w:r>
+      <w:r>
+        <w:rPr>
+          <w:rFonts w:ascii="Calibri" w:hAnsi="Calibri" w:eastAsia="PingFang SC"/>
+        </w:rPr>
+        <w:t xml:space="preserve"> 为此构造跨用户 matched/swapped 评分矩阵，并在输出前冻结 must-change / must-hold / must-not：输出有差异但方向错误、共同事实被破坏或 persona 被过度推断，都不能被算作有效 personalization。进一步地，matched/swapped 只能识别结果层效应，不能证明内部理解；同一 persona 的不同表达线索可能显著改变模型行为，</w:t>
       </w:r>
       <w:hyperlink r:id="rId30">
         <w:r>
@@ -750,7 +760,7 @@
         <w:rPr>
           <w:rFonts w:ascii="Calibri" w:hAnsi="Calibri" w:eastAsia="PingFang SC"/>
         </w:rPr>
-        <w:t>如何检验交付物对目标用户具有反事实特异性，而不只是在单个 persona rubric 下取得高分；</w:t>
+        <w:t>如何从 absolute adaptation evaluation 转向 counterfactual personalization effect identification，检验只改变目标用户后交付物是否发生方向正确的变化；</w:t>
       </w:r>
     </w:p>
     <w:p>
@@ -806,7 +816,7 @@
         <w:rPr>
           <w:rFonts w:ascii="Calibri" w:hAnsi="Calibri" w:eastAsia="PingFang SC"/>
         </w:rPr>
-        <w:t>可辩护的主张是：在广义 Deep Research 的多类最终交付物上，将异构用户信号、matched/swapped 用户交换、预冻结 must-change/must-hold/must-not 真值、长程干预和独立 JudgeBench 放进同一可审计协议。该协议识别的是可观察的用户条件化结果价值，不证明模型内部“真正理解用户”。若 matched/swapped 人评不稳定，或语义等价信号换一种表达就改变结论，论文将收缩为 outcome-centered evaluation study。</w:t>
+        <w:t>可辩护的核心主张是：在广义 Deep Research 的多类最终交付物上，用 matched/swapped 用户交换和预冻结 must-change/must-hold/must-not 真值识别可观察的 counterfactual personalization effect。异构用户信号、长程干预、模块化 rubric 和独立 JudgeBench 用于检验这一效应的稳健性、测量效度与外部效度，不与核心创新并列。该协议不证明模型内部“真正理解用户”；若 matched/swapped 人评不稳定，论文将收缩为 absolute adaptation 的扩展研究。</w:t>
       </w:r>
     </w:p>
     <w:p>
@@ -1794,7 +1804,7 @@
         <w:rPr>
           <w:rFonts w:ascii="Calibri" w:hAnsi="Calibri" w:eastAsia="PingFang SC"/>
         </w:rPr>
-        <w:t>在单用户绝对适配之上，用 matched/swapped 交叉评分矩阵识别用户特异价值的方法；</w:t>
+        <w:t>从 absolute adaptation evaluation 转向 counterfactual personalization effect identification：用 matched/swapped 交叉评分矩阵和三类预冻结契约识别方向正确、边界受控的用户特异变化；</w:t>
       </w:r>
     </w:p>
     <w:p>

--- a/html_report/public/DeepAlign-Bench_正式Proposal精简版.docx
+++ b/html_report/public/DeepAlign-Bench_正式Proposal精简版.docx
@@ -131,7 +131,7 @@
                 <w:color w:val="5B6B7A"/>
                 <w:sz w:val="21"/>
               </w:rPr>
-              <w:t>v0.21 · 正式精简版</w:t>
+              <w:t>v0.22 · 正式精简版</w:t>
             </w:r>
           </w:p>
         </w:tc>
@@ -370,20 +370,23 @@
         <w:rPr>
           <w:rFonts w:ascii="Calibri" w:hAnsi="Calibri" w:eastAsia="PingFang SC"/>
         </w:rPr>
-        <w:t xml:space="preserve"> PDR-Bench 已能够评价 task–persona 条件下的适配质量。当前缺口不是其 rubric 或 judge 不够细，而是缺少一个在广义 Deep Research 最终交付物上从 </w:t>
+        <w:t xml:space="preserve"> PDR-Bench 已能够评价 task–persona 条件下的 absolute adaptation，但其最佳 judge 的人类 pairwise agreement 仅 0.43，校准只覆盖 15 个 query 与两个 agent。</w:t>
       </w:r>
-      <w:r>
-        <w:rPr>
-          <w:rFonts w:ascii="Calibri" w:hAnsi="Calibri" w:eastAsia="PingFang SC"/>
-          <w:b/>
-        </w:rPr>
-        <w:t>absolute adaptation evaluation</w:t>
-      </w:r>
+      <w:hyperlink r:id="rId17">
+        <w:r>
+          <w:rPr>
+            <w:rFonts w:ascii="Calibri" w:hAnsi="Calibri" w:eastAsia="PingFang SC"/>
+            <w:color w:val="2E74B5"/>
+            <w:u w:val="single"/>
+          </w:rPr>
+          <w:t>[4]</w:t>
+        </w:r>
+      </w:hyperlink>
       <w:r>
         <w:rPr>
           <w:rFonts w:ascii="Calibri" w:hAnsi="Calibri" w:eastAsia="PingFang SC"/>
         </w:rPr>
-        <w:t xml:space="preserve"> 转向 </w:t>
+        <w:t xml:space="preserve"> DeepAlign 的方法增量不是 rubric 更懂 persona，而是转向 </w:t>
       </w:r>
       <w:r>
         <w:rPr>
@@ -396,7 +399,7 @@
         <w:rPr>
           <w:rFonts w:ascii="Calibri" w:hAnsi="Calibri" w:eastAsia="PingFang SC"/>
         </w:rPr>
-        <w:t xml:space="preserve"> 的协议。本项目拟构建 DeepAlign-Bench：固定任务与证据，交换两个都合理的目标用户，检验交付物差异是否由目标用户条件驱动，并用预冻结契约约束有效变化。</w:t>
+        <w:t>；JudgeBench 则解决新 estimand 的测量可靠性。本项目固定任务与证据，交换两个都合理的目标用户，并用预冻结契约约束有效变化。</w:t>
       </w:r>
     </w:p>
     <w:p>
@@ -438,7 +441,7 @@
         </w:rPr>
         <w:t>现有文献先解决了“研究结果一般好不好”。LiveResearchBench、PaperBench 等评价任务完成、事实、引用和报告完整性，OpenCompass 与 EvalScope 提供运行基础设施。</w:t>
       </w:r>
-      <w:hyperlink r:id="rId17">
+      <w:hyperlink r:id="rId18">
         <w:r>
           <w:rPr>
             <w:rFonts w:ascii="Calibri" w:hAnsi="Calibri" w:eastAsia="PingFang SC"/>
@@ -448,7 +451,7 @@
           <w:t>[5]</w:t>
         </w:r>
       </w:hyperlink>
-      <w:hyperlink r:id="rId18">
+      <w:hyperlink r:id="rId19">
         <w:r>
           <w:rPr>
             <w:rFonts w:ascii="Calibri" w:hAnsi="Calibri" w:eastAsia="PingFang SC"/>
@@ -458,7 +461,7 @@
           <w:t>[7]</w:t>
         </w:r>
       </w:hyperlink>
-      <w:hyperlink r:id="rId19">
+      <w:hyperlink r:id="rId20">
         <w:r>
           <w:rPr>
             <w:rFonts w:ascii="Calibri" w:hAnsi="Calibri" w:eastAsia="PingFang SC"/>
@@ -468,7 +471,7 @@
           <w:t>[1]</w:t>
         </w:r>
       </w:hyperlink>
-      <w:hyperlink r:id="rId20">
+      <w:hyperlink r:id="rId21">
         <w:r>
           <w:rPr>
             <w:rFonts w:ascii="Calibri" w:hAnsi="Calibri" w:eastAsia="PingFang SC"/>
@@ -528,7 +531,7 @@
         </w:rPr>
         <w:t xml:space="preserve"> Setoka、PersonaTrail 和 APeB 又把用户信号扩展到异构记录、浏览轨迹和行为日志。</w:t>
       </w:r>
-      <w:hyperlink r:id="rId21">
+      <w:hyperlink r:id="rId22">
         <w:r>
           <w:rPr>
             <w:rFonts w:ascii="Calibri" w:hAnsi="Calibri" w:eastAsia="PingFang SC"/>
@@ -538,7 +541,7 @@
           <w:t>[16]</w:t>
         </w:r>
       </w:hyperlink>
-      <w:hyperlink r:id="rId22">
+      <w:hyperlink r:id="rId23">
         <w:r>
           <w:rPr>
             <w:rFonts w:ascii="Calibri" w:hAnsi="Calibri" w:eastAsia="PingFang SC"/>
@@ -548,7 +551,7 @@
           <w:t>[18]</w:t>
         </w:r>
       </w:hyperlink>
-      <w:hyperlink r:id="rId23">
+      <w:hyperlink r:id="rId24">
         <w:r>
           <w:rPr>
             <w:rFonts w:ascii="Calibri" w:hAnsi="Calibri" w:eastAsia="PingFang SC"/>
@@ -582,7 +585,7 @@
           <w:t>[25]</w:t>
         </w:r>
       </w:hyperlink>
-      <w:hyperlink r:id="rId24">
+      <w:hyperlink r:id="rId25">
         <w:r>
           <w:rPr>
             <w:rFonts w:ascii="Calibri" w:hAnsi="Calibri" w:eastAsia="PingFang SC"/>
@@ -598,7 +601,7 @@
         </w:rPr>
         <w:t xml:space="preserve"> TARS 测代码解释的人类效用，PAHF 用澄清、记忆和反馈适应偏好漂移，PASB 与 PS-Bench 分别暴露持久写入和良性个人记忆带来的安全风险。</w:t>
       </w:r>
-      <w:hyperlink r:id="rId25">
+      <w:hyperlink r:id="rId26">
         <w:r>
           <w:rPr>
             <w:rFonts w:ascii="Calibri" w:hAnsi="Calibri" w:eastAsia="PingFang SC"/>
@@ -608,7 +611,7 @@
           <w:t>[19]</w:t>
         </w:r>
       </w:hyperlink>
-      <w:hyperlink r:id="rId26">
+      <w:hyperlink r:id="rId27">
         <w:r>
           <w:rPr>
             <w:rFonts w:ascii="Calibri" w:hAnsi="Calibri" w:eastAsia="PingFang SC"/>
@@ -618,7 +621,7 @@
           <w:t>[29]</w:t>
         </w:r>
       </w:hyperlink>
-      <w:hyperlink r:id="rId27">
+      <w:hyperlink r:id="rId28">
         <w:r>
           <w:rPr>
             <w:rFonts w:ascii="Calibri" w:hAnsi="Calibri" w:eastAsia="PingFang SC"/>
@@ -628,7 +631,7 @@
           <w:t>[21]</w:t>
         </w:r>
       </w:hyperlink>
-      <w:hyperlink r:id="rId28">
+      <w:hyperlink r:id="rId29">
         <w:r>
           <w:rPr>
             <w:rFonts w:ascii="Calibri" w:hAnsi="Calibri" w:eastAsia="PingFang SC"/>
@@ -650,9 +653,9 @@
         <w:rPr>
           <w:rFonts w:ascii="Calibri" w:hAnsi="Calibri" w:eastAsia="PingFang SC"/>
         </w:rPr>
-        <w:t>最后，PDR-Bench 和另一项 PDR 工作已经把 persona 或动态用户上下文接入 Deep Research；</w:t>
+        <w:t>最后，PDR-Bench 和另一项 PDR 工作已经把 persona 或动态上下文接入 Deep Research。</w:t>
       </w:r>
-      <w:hyperlink r:id="rId29">
+      <w:hyperlink r:id="rId17">
         <w:r>
           <w:rPr>
             <w:rFonts w:ascii="Calibri" w:hAnsi="Calibri" w:eastAsia="PingFang SC"/>
@@ -676,60 +679,24 @@
         <w:rPr>
           <w:rFonts w:ascii="Calibri" w:hAnsi="Calibri" w:eastAsia="PingFang SC"/>
         </w:rPr>
-        <w:t xml:space="preserve"> PDR-Bench 的 P-Score 按 task/persona 生成权重与子标准，已经能回答：</w:t>
+        <w:t xml:space="preserve"> PDR 的 P-Score 按 task/persona 生成权重与子标准，能回答“给定用户，这份报告是否适合”；DeepAlign 改问“固定 task/evidence/resources，只换用户后，两份交付物是否各自更适合对应用户”，并以 must-change / must-hold / must-not 排除方向错误、共同事实破坏和过度推断。PDR 的测量边界也需保留：15-query/2-agent 校准中最佳 PCA=0.43；两层动态 rubric 会引入 criterion variance；human panel 不等于目标用户效度；事实分依赖 claim 抽取—去重—抓取—支持判断链；P/Q/R 算术平均还可能补偿关键事实失败。</w:t>
       </w:r>
-      <w:r>
-        <w:rPr>
-          <w:rFonts w:ascii="Calibri" w:hAnsi="Calibri" w:eastAsia="PingFang SC"/>
-          <w:b/>
-        </w:rPr>
-        <w:t>给定这个 task 和 persona，这份报告是否适合该用户？</w:t>
-      </w:r>
-      <w:r>
-        <w:rPr>
-          <w:rFonts w:ascii="Calibri" w:hAnsi="Calibri" w:eastAsia="PingFang SC"/>
-        </w:rPr>
-        <w:t xml:space="preserve"> 其同一 user-query 下的 agent-report pairwise 人评同样服务于这个 absolute adaptation 问题。DeepAlign 不否定这套评价，而是改变 estimand：</w:t>
-      </w:r>
-      <w:r>
-        <w:rPr>
-          <w:rFonts w:ascii="Calibri" w:hAnsi="Calibri" w:eastAsia="PingFang SC"/>
-          <w:b/>
-        </w:rPr>
-        <w:t>固定任务、证据、工具和预算，只交换两个都合理的目标用户，哪份最终交付物仍然更适合谁？</w:t>
-      </w:r>
-      <w:r>
-        <w:rPr>
-          <w:rFonts w:ascii="Calibri" w:hAnsi="Calibri" w:eastAsia="PingFang SC"/>
-        </w:rPr>
-        <w:t xml:space="preserve"> 为此构造跨用户 matched/swapped 评分矩阵，并在输出前冻结 must-change / must-hold / must-not：输出有差异但方向错误、共同事实被破坏或 persona 被过度推断，都不能被算作有效 personalization。进一步地，matched/swapped 只能识别结果层效应，不能证明内部理解；同一 persona 的不同表达线索可能显著改变模型行为，</w:t>
-      </w:r>
-      <w:hyperlink r:id="rId30">
+      <w:hyperlink r:id="rId17">
         <w:r>
           <w:rPr>
             <w:rFonts w:ascii="Calibri" w:hAnsi="Calibri" w:eastAsia="PingFang SC"/>
             <w:color w:val="2E74B5"/>
             <w:u w:val="single"/>
           </w:rPr>
-          <w:t>[32]</w:t>
+          <w:t>[4]</w:t>
         </w:r>
       </w:hyperlink>
       <w:r>
         <w:rPr>
           <w:rFonts w:ascii="Calibri" w:hAnsi="Calibri" w:eastAsia="PingFang SC"/>
         </w:rPr>
-        <w:t xml:space="preserve"> 而可靠个性化评价还需同时满足代表性、用户一致性和区分力。</w:t>
+        <w:t xml:space="preserve"> 这些支持独立 JudgeBench 和 hard gate，但不是 estimand 创新的替代。</w:t>
       </w:r>
-      <w:hyperlink r:id="rId31">
-        <w:r>
-          <w:rPr>
-            <w:rFonts w:ascii="Calibri" w:hAnsi="Calibri" w:eastAsia="PingFang SC"/>
-            <w:color w:val="2E74B5"/>
-            <w:u w:val="single"/>
-          </w:rPr>
-          <w:t>[33]</w:t>
-        </w:r>
-      </w:hyperlink>
     </w:p>
     <w:p>
       <w:pPr>
@@ -1043,7 +1010,7 @@
                     <pic:cNvPicPr/>
                   </pic:nvPicPr>
                   <pic:blipFill>
-                    <a:blip r:embed="rId34"/>
+                    <a:blip r:embed="rId32"/>
                     <a:stretch>
                       <a:fillRect/>
                     </a:stretch>
@@ -1080,8 +1047,8 @@
     <w:p>
       <w:pPr>
         <w:sectPr>
-          <w:headerReference w:type="default" r:id="rId32"/>
-          <w:footerReference w:type="default" r:id="rId33"/>
+          <w:headerReference w:type="default" r:id="rId30"/>
+          <w:footerReference w:type="default" r:id="rId31"/>
           <w:pgSz w:w="15840" w:h="12240" w:orient="landscape"/>
           <w:pgMar w:top="936" w:right="936" w:bottom="936" w:left="936" w:header="708" w:footer="708" w:gutter="0"/>
           <w:cols w:space="720"/>
@@ -1265,7 +1232,7 @@
         <w:rPr>
           <w:rFonts w:ascii="Calibri" w:hAnsi="Calibri" w:eastAsia="PingFang SC"/>
         </w:rPr>
-        <w:t>任务按“使用情境 × 研究意图 × 需求剖面”组织。使用情境包括个人与日常、专业与企业、学术与前沿；研究意图包括理解与综合、发现与枚举、比较与决策、评估与预测、规划/设计/排障、验证与审计。需求剖面分别标注概念广度、逻辑嵌套、探索性、搜索 fan-out、时效、风险/可逆性和交互需求，不压缩成单一难度分。</w:t>
+        <w:t>任务按“使用情境 × 研究意图 × 需求剖面”组织。每个 family 依次完成：真实需求 seed → 冻结 task/evidence/deliverable core → 标注 stratum/intent/demand → 构造可调难度旋钮 → 配对 user states → 冻结差异契约 → 目标用户/专家 pilot。24 个 family 中 18 个覆盖 3×6 主单元，6 个复测关键单元；若只能产生文风差异或 matched/swapped 不稳定则删除。</w:t>
       </w:r>
     </w:p>
     <w:p>
@@ -1289,7 +1256,7 @@
         <w:rPr>
           <w:rFonts w:ascii="Calibri" w:hAnsi="Calibri" w:eastAsia="PingFang SC"/>
         </w:rPr>
-        <w:t>每个 family 固定任务、证据和资源，构造两个对结果有实质影响的强对比用户。Persona 是 task-conditioned user-state ledger 的一种展示。每条用户信息记录来源、时间、可信度、任务相关性、敏感度，以及是否允许写入最终交付物。</w:t>
+        <w:t>每个 family 固定任务、证据和资源，构造两个都自然且对结果有实质影响的用户。Persona 不先写 biography，而按“真实 source record → task-relevant axes → 共享 invariant core → 只改 2–3 个决策相关字段 → fact-to-contract map → 多 signal views → 负对照 → 人类验证”生成。每条事实记录来源、时间、可信度、相关性、敏感度和披露权限；structured persona、自然历史与澄清回答都由同一 ledger 编译。</w:t>
       </w:r>
     </w:p>
     <w:p>
@@ -1349,13 +1316,13 @@
           <w:rFonts w:ascii="Calibri" w:hAnsi="Calibri" w:eastAsia="PingFang SC"/>
           <w:b/>
         </w:rPr>
-        <w:t>Frozen Core：</w:t>
+        <w:t>E1 Frozen Harness：</w:t>
       </w:r>
       <w:r>
         <w:rPr>
           <w:rFonts w:ascii="Calibri" w:hAnsi="Calibri" w:eastAsia="PingFang SC"/>
         </w:rPr>
-        <w:t xml:space="preserve"> 证据和工具固定，用于主要科学结论；</w:t>
+        <w:t xml:space="preserve"> 只读证据快照、统一工具/预算、paired seed，形成因果主榜；</w:t>
       </w:r>
     </w:p>
     <w:p>
@@ -1367,13 +1334,13 @@
           <w:rFonts w:ascii="Calibri" w:hAnsi="Calibri" w:eastAsia="PingFang SC"/>
           <w:b/>
         </w:rPr>
-        <w:t>Live Web：</w:t>
+        <w:t>E2 Live Product/Web：</w:t>
       </w:r>
       <w:r>
         <w:rPr>
           <w:rFonts w:ascii="Calibri" w:hAnsi="Calibri" w:eastAsia="PingFang SC"/>
         </w:rPr>
-        <w:t xml:space="preserve"> 记录日期、搜索服务和网页快照，仅用于生态有效性；</w:t>
+        <w:t xml:space="preserve"> 使用原生商业/开源能力，记录版本、日期、地区、工具和 URL 快照，单独形成产品榜；</w:t>
       </w:r>
     </w:p>
     <w:p>
@@ -1385,13 +1352,13 @@
           <w:rFonts w:ascii="Calibri" w:hAnsi="Calibri" w:eastAsia="PingFang SC"/>
           <w:b/>
         </w:rPr>
-        <w:t>Longitudinal/Interactive：</w:t>
+        <w:t>E3 Stateful Sandbox：</w:t>
       </w:r>
       <w:r>
         <w:rPr>
           <w:rFonts w:ascii="Calibri" w:hAnsi="Calibri" w:eastAsia="PingFang SC"/>
         </w:rPr>
-        <w:t xml:space="preserve"> 用户状态中途变化，用于保持、更新和恢复测试。</w:t>
+        <w:t xml:space="preserve"> 事件脚本在固定 checkpoint 注入澄清、冲突、handoff、更新与恢复，共享前缀分叉形成机制榜。</w:t>
       </w:r>
     </w:p>
     <w:p>
@@ -1399,7 +1366,7 @@
         <w:rPr>
           <w:rFonts w:ascii="Calibri" w:hAnsi="Calibri" w:eastAsia="PingFang SC"/>
         </w:rPr>
-        <w:t>8 个 anchor family 是压力测试宿主，不是 persona 类别。先构造两个用户都与任务合理匹配的 clean family，冻结 must-change/must-hold 和 matched/swapped 真值；再固定目标用户、任务、证据和预算，只改变可见 signal bundle、上下文位置、交接摘要或更新时间。Persona–task 匹配只是基线的前置门。</w:t>
+        <w:t>三者是运行环境，不是 agent 类型。核心模式 M1 商业产品、M2 controlled harness、M3 开源 DRA；code、multi-agent、memory-enhanced 只在适用 anchor 上做架构 probe。统一 adapter 至少实现 reset、provide_signal、run_until、inject_event、export_artifact 和 trace-level 声明。</w:t>
       </w:r>
     </w:p>
     <w:p>
@@ -1407,7 +1374,29 @@
         <w:rPr>
           <w:rFonts w:ascii="Calibri" w:hAnsi="Calibri" w:eastAsia="PingFang SC"/>
         </w:rPr>
-        <w:t>所有 anchor 运行 clean、persona swap 和 irrelevant-signal；冲突/过期、dilution、handoff 和动态更新按预注册适用性分配。Re-anchor 是恢复干预，在固定子集上无论基线是否失败都成对运行，避免选择偏差。报告 ΔPF/invariance、冲突解析、retention/AUC、handoff loss、update correctness、recovery gain 及 TQ/事实/隐私副作用；不同轨道和预算不混榜。</w:t>
+        <w:t xml:space="preserve">8 个 anchor 覆盖日常决策、学习职业、金融信息、健康信息、企业采购/合规、软件生产、学术前沿和政策传播。每个先建 clean family，再按 </w:t>
+      </w:r>
+      <w:r>
+        <w:rPr>
+          <w:rFonts w:ascii="Courier New" w:hAnsi="Courier New" w:eastAsia="PingFang SC"/>
+          <w:color w:val="6A3E00"/>
+          <w:sz w:val="20"/>
+        </w:rPr>
+        <w:t>S0 clean → S1 单轻扰动 → S2 单强扰动 → S3 两个正交扰动 → S4 同前缀恢复</w:t>
+      </w:r>
+      <w:r>
+        <w:rPr>
+          <w:rFonts w:ascii="Calibri" w:hAnsi="Calibri" w:eastAsia="PingFang SC"/>
+        </w:rPr>
+        <w:t xml:space="preserve"> 运行。difficulty 用 evidence、signal、horizon、orchestration、permission、counterfactual subtlety 六维 stress vector 表示；risk、failure mode 与强度分开，不求和成伪精确难度分。</w:t>
+      </w:r>
+    </w:p>
+    <w:p>
+      <w:r>
+        <w:rPr>
+          <w:rFonts w:ascii="Calibri" w:hAnsi="Calibri" w:eastAsia="PingFang SC"/>
+        </w:rPr>
+        <w:t>所有 anchor 运行 clean、persona swap 和 irrelevant-signal；其余 failure mode 用平衡不完全区组分配，每类至少落到两个不同 anchor 且有同前缀 control。Re-anchor 无论基线是否失败都成对运行。结果分四层报 base task profile、signal board、S0–S3 stress curve 和 S4 recovery/governance，不把不同轨道、预算或不适用任务混成一个 overall。</w:t>
       </w:r>
     </w:p>
     <w:p>
@@ -2769,13 +2758,13 @@
           <w:rFonts w:ascii="Calibri" w:hAnsi="Calibri" w:eastAsia="PingFang SC"/>
           <w:b/>
         </w:rPr>
-        <w:t>Judge 偏好文风或长度：</w:t>
+        <w:t>Judge 可靠性不足：</w:t>
       </w:r>
       <w:r>
         <w:rPr>
           <w:rFonts w:ascii="Calibri" w:hAnsi="Calibri" w:eastAsia="PingFang SC"/>
         </w:rPr>
-        <w:t xml:space="preserve"> 运行位置交换、长度匹配、关键词诱饵和弃权测试；这是 judge 审计，不是相对 PDR-Bench 的主 gap。</w:t>
+        <w:t xml:space="preserve"> 明确引用 PDR 的 PCA=0.43 与窄校准边界，并运行位置交换、长度匹配、wrong-user swap、关键词/隐私诱饵和弃权测试；这是测量增量，核心方法增量仍是 estimand 转换。</w:t>
       </w:r>
     </w:p>
     <w:p>
@@ -3725,7 +3714,7 @@
         </w:rPr>
         <w:t xml:space="preserve">. ACL, 2026. </w:t>
       </w:r>
-      <w:hyperlink r:id="rId24">
+      <w:hyperlink r:id="rId25">
         <w:r>
           <w:rPr>
             <w:rFonts w:ascii="Calibri" w:hAnsi="Calibri" w:eastAsia="PingFang SC"/>
@@ -3765,7 +3754,7 @@
         </w:rPr>
         <w:t xml:space="preserve">. ACL, 2026. </w:t>
       </w:r>
-      <w:hyperlink r:id="rId28">
+      <w:hyperlink r:id="rId29">
         <w:r>
           <w:rPr>
             <w:rFonts w:ascii="Calibri" w:hAnsi="Calibri" w:eastAsia="PingFang SC"/>
@@ -3805,7 +3794,7 @@
         </w:rPr>
         <w:t xml:space="preserve">. ACL, 2026. </w:t>
       </w:r>
-      <w:hyperlink r:id="rId30">
+      <w:hyperlink r:id="rId35">
         <w:r>
           <w:rPr>
             <w:rFonts w:ascii="Calibri" w:hAnsi="Calibri" w:eastAsia="PingFang SC"/>
@@ -3845,7 +3834,7 @@
         </w:rPr>
         <w:t xml:space="preserve">. arXiv:2605.31545, 2026. </w:t>
       </w:r>
-      <w:hyperlink r:id="rId31">
+      <w:hyperlink r:id="rId36">
         <w:r>
           <w:rPr>
             <w:rFonts w:ascii="Calibri" w:hAnsi="Calibri" w:eastAsia="PingFang SC"/>
@@ -3859,8 +3848,8 @@
       </w:hyperlink>
     </w:p>
     <w:sectPr>
-      <w:headerReference w:type="default" r:id="rId35"/>
-      <w:footerReference w:type="default" r:id="rId36"/>
+      <w:headerReference w:type="default" r:id="rId33"/>
+      <w:footerReference w:type="default" r:id="rId34"/>
       <w:pgSz w:w="12240" w:h="15840"/>
       <w:pgMar w:top="1080" w:right="1080" w:bottom="1080" w:left="1080" w:header="708" w:footer="708" w:gutter="0"/>
       <w:cols w:space="720"/>

--- a/html_report/public/DeepAlign-Bench_正式Proposal精简版.docx
+++ b/html_report/public/DeepAlign-Bench_正式Proposal精简版.docx
@@ -131,7 +131,7 @@
                 <w:color w:val="5B6B7A"/>
                 <w:sz w:val="21"/>
               </w:rPr>
-              <w:t>v0.22 · 正式精简版</w:t>
+              <w:t>v0.23 · 正式精简版</w:t>
             </w:r>
           </w:p>
         </w:tc>
@@ -759,7 +759,7 @@
         <w:rPr>
           <w:rFonts w:ascii="Calibri" w:hAnsi="Calibri" w:eastAsia="PingFang SC"/>
         </w:rPr>
-        <w:t>如何区分最终交付物效用与获取、保持、利用、更新/恢复等过程机制；</w:t>
+        <w:t>如何区分最终交付物效用与获取、保持、利用、更新等过程机制；</w:t>
       </w:r>
     </w:p>
     <w:p>
@@ -847,13 +847,13 @@
           <w:rFonts w:ascii="Calibri" w:hAnsi="Calibri" w:eastAsia="PingFang SC"/>
           <w:b/>
         </w:rPr>
-        <w:t>RQ3：长程保持与恢复。</w:t>
+        <w:t>RQ3：长程保持与更新。</w:t>
       </w:r>
       <w:r>
         <w:rPr>
           <w:rFonts w:ascii="Calibri" w:hAnsi="Calibri" w:eastAsia="PingFang SC"/>
         </w:rPr>
-        <w:t xml:space="preserve"> 上下文稀释、信息冲突、agent 交接和用户状态更新是否降低适配，重新锚定能否恢复？</w:t>
+        <w:t xml:space="preserve"> 上下文稀释、信息冲突、agent 交接和用户状态更新如何影响用户适配？</w:t>
       </w:r>
     </w:p>
     <w:p>
@@ -933,7 +933,7 @@
         <w:rPr>
           <w:rFonts w:ascii="Calibri" w:hAnsi="Calibri" w:eastAsia="PingFang SC"/>
         </w:rPr>
-        <w:t xml:space="preserve"> 长上下文干扰使用户特异适配比共同任务质量下降更快；re-anchor 能选择性恢复适配。</w:t>
+        <w:t xml:space="preserve"> 长上下文干扰使用户特异适配比共同任务质量下降更快；动态状态变化后旧状态残留率随压力增加。</w:t>
       </w:r>
     </w:p>
     <w:p>
@@ -951,7 +951,7 @@
         <w:rPr>
           <w:rFonts w:ascii="Calibri" w:hAnsi="Calibri" w:eastAsia="PingFang SC"/>
         </w:rPr>
-        <w:t xml:space="preserve"> 不同 agent 类型在忽略约束、信息冲突、过度个性化和恢复失败上存在可重复差异。</w:t>
+        <w:t xml:space="preserve"> 不同 agent 类型在忽略约束、信息冲突、过度个性化、保持和更新失败上存在可重复差异。</w:t>
       </w:r>
     </w:p>
     <w:p>
@@ -1358,7 +1358,7 @@
         <w:rPr>
           <w:rFonts w:ascii="Calibri" w:hAnsi="Calibri" w:eastAsia="PingFang SC"/>
         </w:rPr>
-        <w:t xml:space="preserve"> 事件脚本在固定 checkpoint 注入澄清、冲突、handoff、更新与恢复，共享前缀分叉形成机制榜。</w:t>
+        <w:t xml:space="preserve"> 事件脚本在固定 checkpoint 注入澄清、冲突、handoff 和动态更新，共享前缀分叉形成压力与机制榜。</w:t>
       </w:r>
     </w:p>
     <w:p>
@@ -1382,7 +1382,7 @@
           <w:color w:val="6A3E00"/>
           <w:sz w:val="20"/>
         </w:rPr>
-        <w:t>S0 clean → S1 单轻扰动 → S2 单强扰动 → S3 两个正交扰动 → S4 同前缀恢复</w:t>
+        <w:t>S0 clean → S1 单轻扰动 → S2 单强扰动 → S3 两个正交扰动</w:t>
       </w:r>
       <w:r>
         <w:rPr>
@@ -1396,7 +1396,7 @@
         <w:rPr>
           <w:rFonts w:ascii="Calibri" w:hAnsi="Calibri" w:eastAsia="PingFang SC"/>
         </w:rPr>
-        <w:t>所有 anchor 运行 clean、persona swap 和 irrelevant-signal；其余 failure mode 用平衡不完全区组分配，每类至少落到两个不同 anchor 且有同前缀 control。Re-anchor 无论基线是否失败都成对运行。结果分四层报 base task profile、signal board、S0–S3 stress curve 和 S4 recovery/governance，不把不同轨道、预算或不适用任务混成一个 overall。</w:t>
+        <w:t>所有 anchor 运行 clean、persona swap 和 irrelevant-signal；其余 failure mode 用平衡不完全区组分配，每类至少落到两个不同 anchor 且有同前缀 control。Anchor 只用于压力测试，不在失败后追加提醒或修复干预。结果分四层报 base task profile、signal board、S0–S3 stress curve 和 boundary/governance board，不把不同轨道、预算或不适用任务混成一个 overall。</w:t>
       </w:r>
     </w:p>
     <w:p>
@@ -1412,7 +1412,7 @@
         <w:rPr>
           <w:rFonts w:ascii="Calibri" w:hAnsi="Calibri" w:eastAsia="PingFang SC"/>
         </w:rPr>
-        <w:t>最终交付物是主榜对象，可支持用户适配、反事实优势、共同质量和误用边界的结论，但不能单独区分“未读取、遗忘、已知但未使用”。因此所有样本保存必要的工具调用、用户信息检索、权限访问和交付物；20%–30% 子集通过 memory、handoff 和 re-anchor 的受控重跑做机制诊断。如果该子集未完成，论文只报告最终交付物个性化，不声称已定位内部偏移机制。</w:t>
+        <w:t>最终交付物是主榜对象，可支持用户适配、反事实优势、共同质量和误用边界的结论，但不能单独区分“未读取、遗忘、已知但未使用”。因此所有样本保存必要的工具调用、用户信息检索、权限访问和交付物；20%–30% 子集通过 memory、handoff 和 dynamic-update 的受控压力分叉做机制诊断。如果该子集未完成，论文只报告最终交付物个性化，不声称已定位内部偏移机制。</w:t>
       </w:r>
     </w:p>
     <w:p>
@@ -1635,13 +1635,13 @@
           <w:rFonts w:ascii="Calibri" w:hAnsi="Calibri" w:eastAsia="PingFang SC"/>
           <w:b/>
         </w:rPr>
-        <w:t>Retention / Recovery：</w:t>
+        <w:t>Retention / Update：</w:t>
       </w:r>
       <w:r>
         <w:rPr>
           <w:rFonts w:ascii="Calibri" w:hAnsi="Calibri" w:eastAsia="PingFang SC"/>
         </w:rPr>
-        <w:t xml:space="preserve"> 长程干扰下的适配保留率、重新锚定后的恢复收益及其副作用。</w:t>
+        <w:t xml:space="preserve"> 长程干扰下的适配保留率、动态状态采用正确率与旧状态残留率。</w:t>
       </w:r>
     </w:p>
     <w:p>
@@ -1649,7 +1649,7 @@
         <w:rPr>
           <w:rFonts w:ascii="Calibri" w:hAnsi="Calibri" w:eastAsia="PingFang SC"/>
         </w:rPr>
-        <w:t>主榜先应用 TQ、FR 和关键隐私/安全门槛，再报告 PF-MP、CFA、cue robustness、Retention 和 Recovery。不将这些指标简单平均成允许相互补偿的总分。</w:t>
+        <w:t>主榜先应用 TQ、FR 和关键隐私/安全门槛，再报告 PF-MP、CFA、cue robustness、Retention 和 Update。不将这些指标简单平均成允许相互补偿的总分。</w:t>
       </w:r>
     </w:p>
     <w:p>
@@ -2816,7 +2816,7 @@
         <w:rPr>
           <w:rFonts w:ascii="Calibri" w:hAnsi="Calibri" w:eastAsia="PingFang SC"/>
         </w:rPr>
-        <w:t>若只完成 Outcome Core，论文仅声称测量最终交付物的用户适配。只有当轨迹审计与受控重跑完成时，才报告保持、更新和恢复机制。本项目不声称首版覆盖所有 Deep Research 模式，只对 coverage manifest 中标记为 tested 的组合作结论。</w:t>
+        <w:t>若只完成 Outcome Core，论文仅声称测量最终交付物的用户适配。只有当轨迹审计与受控压力分叉完成时，才报告保持与更新机制。本项目不声称首版覆盖所有 Deep Research 模式，只对 coverage manifest 中标记为 tested 的组合作结论。</w:t>
       </w:r>
     </w:p>
     <w:p>

--- a/html_report/public/DeepAlign-Bench_正式Proposal精简版.docx
+++ b/html_report/public/DeepAlign-Bench_正式Proposal精简版.docx
@@ -131,7 +131,7 @@
                 <w:color w:val="5B6B7A"/>
                 <w:sz w:val="21"/>
               </w:rPr>
-              <w:t>v0.23 · 正式精简版</w:t>
+              <w:t>v0.28 · 正式精简版</w:t>
             </w:r>
           </w:p>
         </w:tc>
@@ -189,7 +189,7 @@
                 <w:color w:val="5B6B7A"/>
                 <w:sz w:val="21"/>
               </w:rPr>
-              <w:t>2026 年 8 月 3 日</w:t>
+              <w:t>2026 年 8 月 8 日</w:t>
             </w:r>
           </w:p>
         </w:tc>
@@ -1436,7 +1436,57 @@
         <w:rPr>
           <w:rFonts w:ascii="Calibri" w:hAnsi="Calibri" w:eastAsia="PingFang SC"/>
         </w:rPr>
-        <w:t>当前 case 的 rubric 由 core、personalization、research intent、deliverable、behavioral operator 和 risk 六类模块组成。统一的是叶节点 schema、适用条件和校准程序，而不是让所有任务共用一张评分表。每个叶节点包含评价类型、适用条件、预期方向、证据对象、评分锚点、严重性、权重和 verifier。</w:t>
+        <w:t>Compiler 已有机器可读 contract 和固定模板设计，不是让 LLM 对每份输出临时写 rubric。输入是冻结的 case metadata、user-state ledger、证据/权限和四类 contract；流程为：</w:t>
+      </w:r>
+      <w:r>
+        <w:rPr>
+          <w:rFonts w:ascii="Courier New" w:hAnsi="Courier New" w:eastAsia="PingFang SC"/>
+          <w:color w:val="6A3E00"/>
+          <w:sz w:val="20"/>
+        </w:rPr>
+        <w:t>validate → 按 intent/deliverable/operator/risk 路由模板 → 填入预算/证据/用户参数 → leaf expansion → 校验并冻结 bundle</w:t>
+      </w:r>
+      <w:r>
+        <w:rPr>
+          <w:rFonts w:ascii="Calibri" w:hAnsi="Calibri" w:eastAsia="PingFang SC"/>
+        </w:rPr>
+        <w:t>。Leaf expansion 是在运行前把“适合用户”“备忘录完整”等复合要求拆成可独立观察、带 0/1 或 0/1/2 文字锚点的原子项，不是评分后再细化。当前文件定义接口与端到端示例；自动 validator 和 compiler 是第 1 周实现项。</w:t>
+      </w:r>
+    </w:p>
+    <w:p>
+      <w:r>
+        <w:rPr>
+          <w:rFonts w:ascii="Calibri" w:hAnsi="Calibri" w:eastAsia="PingFang SC"/>
+        </w:rPr>
+        <w:t xml:space="preserve">固定模板分六层：core 所有 case 必选；personalization 由 task-relevant user facts 和 must-change 激活；intent 由六类研究意图选择；deliverable 由 report / memo / workbook / code / slides / webpage / multi-file 选择；operator 用于 acquire/preserve/use/update 诊断；risk 由 stakes、permission、敏感信息和 must-not 激活。统一的是 leaf schema、适用条件和聚合规则，而不是让所有任务共用一张表。每条 leaf 显式记录 </w:t>
+      </w:r>
+      <w:r>
+        <w:rPr>
+          <w:rFonts w:ascii="Courier New" w:hAnsi="Courier New" w:eastAsia="PingFang SC"/>
+          <w:color w:val="6A3E00"/>
+          <w:sz w:val="20"/>
+        </w:rPr>
+        <w:t>criterion_id</w:t>
+      </w:r>
+      <w:r>
+        <w:rPr>
+          <w:rFonts w:ascii="Calibri" w:hAnsi="Calibri" w:eastAsia="PingFang SC"/>
+        </w:rPr>
+        <w:t xml:space="preserve">、rubric owner、observable、evidence、scoring anchors、weight、hard gate、judge route 和 </w:t>
+      </w:r>
+      <w:r>
+        <w:rPr>
+          <w:rFonts w:ascii="Courier New" w:hAnsi="Courier New" w:eastAsia="PingFang SC"/>
+          <w:color w:val="6A3E00"/>
+          <w:sz w:val="20"/>
+        </w:rPr>
+        <w:t>direct_metric_bindings</w:t>
+      </w:r>
+      <w:r>
+        <w:rPr>
+          <w:rFonts w:ascii="Calibri" w:hAnsi="Calibri" w:eastAsia="PingFang SC"/>
+        </w:rPr>
+        <w:t>。</w:t>
       </w:r>
     </w:p>
     <w:p>
@@ -1520,6 +1570,70 @@
       </w:r>
     </w:p>
     <w:p>
+      <w:r>
+        <w:rPr>
+          <w:rFonts w:ascii="Calibri" w:hAnsi="Calibri" w:eastAsia="PingFang SC"/>
+        </w:rPr>
+        <w:t xml:space="preserve">绑定规则固定为：common/intent/deliverable leaves → TQ（事实项同时 → FR）；must-change leaves → 指定用户的 PF；must-hold leaves → TQ + Neutral Invariance；must-not violations → MP / hard gate；clarify leaves → Clarification Correctness，无依据假设另入 MP；operator leaves → 与同前缀 clean control 的诊断差分。仓库提供 </w:t>
+      </w:r>
+      <w:r>
+        <w:rPr>
+          <w:rFonts w:ascii="Courier New" w:hAnsi="Courier New" w:eastAsia="PingFang SC"/>
+          <w:color w:val="6A3E00"/>
+          <w:sz w:val="20"/>
+        </w:rPr>
+        <w:t>rubric_leaf.schema.yaml</w:t>
+      </w:r>
+      <w:r>
+        <w:rPr>
+          <w:rFonts w:ascii="Calibri" w:hAnsi="Calibri" w:eastAsia="PingFang SC"/>
+        </w:rPr>
+        <w:t>、</w:t>
+      </w:r>
+      <w:r>
+        <w:rPr>
+          <w:rFonts w:ascii="Courier New" w:hAnsi="Courier New" w:eastAsia="PingFang SC"/>
+          <w:color w:val="6A3E00"/>
+          <w:sz w:val="20"/>
+        </w:rPr>
+        <w:t>rubric_template_registry.yaml</w:t>
+      </w:r>
+      <w:r>
+        <w:rPr>
+          <w:rFonts w:ascii="Calibri" w:hAnsi="Calibri" w:eastAsia="PingFang SC"/>
+        </w:rPr>
+        <w:t>、</w:t>
+      </w:r>
+      <w:r>
+        <w:rPr>
+          <w:rFonts w:ascii="Courier New" w:hAnsi="Courier New" w:eastAsia="PingFang SC"/>
+          <w:color w:val="6A3E00"/>
+          <w:sz w:val="20"/>
+        </w:rPr>
+        <w:t>metric_binding.schema.yaml</w:t>
+      </w:r>
+      <w:r>
+        <w:rPr>
+          <w:rFonts w:ascii="Calibri" w:hAnsi="Calibri" w:eastAsia="PingFang SC"/>
+        </w:rPr>
+        <w:t xml:space="preserve"> 和一个端到端 </w:t>
+      </w:r>
+      <w:r>
+        <w:rPr>
+          <w:rFonts w:ascii="Courier New" w:hAnsi="Courier New" w:eastAsia="PingFang SC"/>
+          <w:color w:val="6A3E00"/>
+          <w:sz w:val="20"/>
+        </w:rPr>
+        <w:t>rubric_bundle.example.yaml</w:t>
+      </w:r>
+      <w:r>
+        <w:rPr>
+          <w:rFonts w:ascii="Calibri" w:hAnsi="Calibri" w:eastAsia="PingFang SC"/>
+        </w:rPr>
+        <w:t>。</w:t>
+      </w:r>
+    </w:p>
+    <w:p>
       <w:pPr>
         <w:pStyle w:val="Heading2"/>
       </w:pPr>
@@ -1588,6 +1702,12 @@
           <w:b/>
         </w:rPr>
         <w:t>Counterfactual Fit Advantage (CFA)：</w:t>
+      </w:r>
+      <w:r>
+        <w:rPr>
+          <w:rFonts w:ascii="Calibri" w:hAnsi="Calibri" w:eastAsia="PingFang SC"/>
+        </w:rPr>
+        <w:t xml:space="preserve"> CFA 不直接绑定 leaf。用户 a 的同一组冻结 PF leaves 同时评分 (Y_a,Y_b)，用户 b 同理；四个 PF 聚合后计算</w:t>
       </w:r>
     </w:p>
     <w:p>
@@ -3874,7 +3994,7 @@
         <w:color w:val="5B6B7A"/>
         <w:sz w:val="18"/>
       </w:rPr>
-      <w:t xml:space="preserve">2026-8-3   ·   </w:t>
+      <w:t xml:space="preserve">2026-8-8   ·   </w:t>
     </w:r>
     <w:r>
       <w:rPr>
@@ -3907,7 +4027,7 @@
         <w:color w:val="5B6B7A"/>
         <w:sz w:val="18"/>
       </w:rPr>
-      <w:t xml:space="preserve">2026-8-3   ·   </w:t>
+      <w:t xml:space="preserve">2026-8-8   ·   </w:t>
     </w:r>
     <w:r>
       <w:rPr>
@@ -3940,7 +4060,7 @@
         <w:color w:val="5B6B7A"/>
         <w:sz w:val="18"/>
       </w:rPr>
-      <w:t xml:space="preserve">2026-8-3   ·   </w:t>
+      <w:t xml:space="preserve">2026-8-8   ·   </w:t>
     </w:r>
     <w:r>
       <w:rPr>

--- a/html_report/public/DeepAlign-Bench_正式Proposal精简版.docx
+++ b/html_report/public/DeepAlign-Bench_正式Proposal精简版.docx
@@ -131,7 +131,7 @@
                 <w:color w:val="5B6B7A"/>
                 <w:sz w:val="21"/>
               </w:rPr>
-              <w:t>v0.28 · 正式精简版</w:t>
+              <w:t>v0.29 · 正式精简版</w:t>
             </w:r>
           </w:p>
         </w:tc>
@@ -1232,7 +1232,7 @@
         <w:rPr>
           <w:rFonts w:ascii="Calibri" w:hAnsi="Calibri" w:eastAsia="PingFang SC"/>
         </w:rPr>
-        <w:t>任务按“使用情境 × 研究意图 × 需求剖面”组织。每个 family 依次完成：真实需求 seed → 冻结 task/evidence/deliverable core → 标注 stratum/intent/demand → 构造可调难度旋钮 → 配对 user states → 冻结差异契约 → 目标用户/专家 pilot。24 个 family 中 18 个覆盖 3×6 主单元，6 个复测关键单元；若只能产生文风差异或 matched/swapped 不稳定则删除。</w:t>
+        <w:t>任务按“使用情境 × 研究意图 × 需求剖面”组织。多篇论文不直接求 taxonomy 并集，而先进入 source-to-design ledger：每个来源分别标为 task seed、用户 construct、perturbation、rubric/judge 或 infrastructure，并记录采用、修改和拒绝项。每个 family 依次完成：一个端到端 vertical slice → 真实需求 seed → 冻结 task/evidence/deliverable core → 标注 stratum/intent/demand → 配对 user states → 冻结差异契约 → 编译 module/leaves → 目标用户/专家 pilot。24 个 family 中 18 个覆盖 3×6 主单元，6 个复测关键单元；若只能产生文风差异或 matched/swapped 不稳定则删除。</w:t>
       </w:r>
     </w:p>
     <w:p>
@@ -1374,6 +1374,14 @@
         <w:rPr>
           <w:rFonts w:ascii="Calibri" w:hAnsi="Calibri" w:eastAsia="PingFang SC"/>
         </w:rPr>
+        <w:t>开工时不同时搭满三条轨道：先用 2 family × 2 agent 跑通 E1；再用 1 个 anchor 验证 E3 checkpoint/conflict/update；最后只做 1 个 E2 商业产品 adapter smoke test。E1 和一个 E3 event 未端到端通过前不批量造数；E2 不阻塞主矩阵。</w:t>
+      </w:r>
+    </w:p>
+    <w:p>
+      <w:r>
+        <w:rPr>
+          <w:rFonts w:ascii="Calibri" w:hAnsi="Calibri" w:eastAsia="PingFang SC"/>
+        </w:rPr>
         <w:t xml:space="preserve">8 个 anchor 覆盖日常决策、学习职业、金融信息、健康信息、企业采购/合规、软件生产、学术前沿和政策传播。每个先建 clean family，再按 </w:t>
       </w:r>
       <w:r>
@@ -1396,7 +1404,7 @@
         <w:rPr>
           <w:rFonts w:ascii="Calibri" w:hAnsi="Calibri" w:eastAsia="PingFang SC"/>
         </w:rPr>
-        <w:t>所有 anchor 运行 clean、persona swap 和 irrelevant-signal；其余 failure mode 用平衡不完全区组分配，每类至少落到两个不同 anchor 且有同前缀 control。Anchor 只用于压力测试，不在失败后追加提醒或修复干预。结果分四层报 base task profile、signal board、S0–S3 stress curve 和 boundary/governance board，不把不同轨道、预算或不适用任务混成一个 overall。</w:t>
+        <w:t>所有 anchor 运行 clean、persona swap 和 irrelevant-signal；其余 failure mode 用平衡不完全区组分配。若要跨任务比较“long context、conflict、handoff 哪种伤害更大”，主要 perturbation 至少落到 4 个适用 anchor；只落到 2 个时仅作探索性复现。Anchor 通过同任务、同前缀 control 估计受控扰动敏感度，不能仅凭异构任务相关性声称找到了内部根因。结果分四层报 base task profile、signal board、S0–S3 stress curve 和 boundary/governance board。</w:t>
       </w:r>
     </w:p>
     <w:p>
@@ -1494,6 +1502,28 @@
         <w:rPr>
           <w:rFonts w:ascii="Calibri" w:hAnsi="Calibri" w:eastAsia="PingFang SC"/>
         </w:rPr>
+        <w:t xml:space="preserve">预定义 library 有 36 个 module：6 Core、9 Personalization、6 Intent、7 Deliverable、4 Operator、4 Risk；每个 case 只激活适用子集。report/memo/table 先以 12–22 active leaves 做主矩阵，code/slides/web/multi-file 先作为 probe。相对 PDR-Bench 的重点不是“维度更多”，而是 module 版本预冻结、每个 personalization leaf 追溯到授权 user fact + must-change、同一 PF bundle 交叉评 matched/swapped，并用 must-hold/must-not 防止差异和过度个性化冒充分数。完整库见 </w:t>
+      </w:r>
+      <w:r>
+        <w:rPr>
+          <w:rFonts w:ascii="Courier New" w:hAnsi="Courier New" w:eastAsia="PingFang SC"/>
+          <w:color w:val="6A3E00"/>
+          <w:sz w:val="20"/>
+        </w:rPr>
+        <w:t>rubric_module_library.yaml</w:t>
+      </w:r>
+      <w:r>
+        <w:rPr>
+          <w:rFonts w:ascii="Calibri" w:hAnsi="Calibri" w:eastAsia="PingFang SC"/>
+        </w:rPr>
+        <w:t>。</w:t>
+      </w:r>
+    </w:p>
+    <w:p>
+      <w:r>
+        <w:rPr>
+          <w:rFonts w:ascii="Calibri" w:hAnsi="Calibri" w:eastAsia="PingFang SC"/>
+        </w:rPr>
         <w:t>四类评价契约为：</w:t>
       </w:r>
     </w:p>
@@ -1574,63 +1604,7 @@
         <w:rPr>
           <w:rFonts w:ascii="Calibri" w:hAnsi="Calibri" w:eastAsia="PingFang SC"/>
         </w:rPr>
-        <w:t xml:space="preserve">绑定规则固定为：common/intent/deliverable leaves → TQ（事实项同时 → FR）；must-change leaves → 指定用户的 PF；must-hold leaves → TQ + Neutral Invariance；must-not violations → MP / hard gate；clarify leaves → Clarification Correctness，无依据假设另入 MP；operator leaves → 与同前缀 clean control 的诊断差分。仓库提供 </w:t>
-      </w:r>
-      <w:r>
-        <w:rPr>
-          <w:rFonts w:ascii="Courier New" w:hAnsi="Courier New" w:eastAsia="PingFang SC"/>
-          <w:color w:val="6A3E00"/>
-          <w:sz w:val="20"/>
-        </w:rPr>
-        <w:t>rubric_leaf.schema.yaml</w:t>
-      </w:r>
-      <w:r>
-        <w:rPr>
-          <w:rFonts w:ascii="Calibri" w:hAnsi="Calibri" w:eastAsia="PingFang SC"/>
-        </w:rPr>
-        <w:t>、</w:t>
-      </w:r>
-      <w:r>
-        <w:rPr>
-          <w:rFonts w:ascii="Courier New" w:hAnsi="Courier New" w:eastAsia="PingFang SC"/>
-          <w:color w:val="6A3E00"/>
-          <w:sz w:val="20"/>
-        </w:rPr>
-        <w:t>rubric_template_registry.yaml</w:t>
-      </w:r>
-      <w:r>
-        <w:rPr>
-          <w:rFonts w:ascii="Calibri" w:hAnsi="Calibri" w:eastAsia="PingFang SC"/>
-        </w:rPr>
-        <w:t>、</w:t>
-      </w:r>
-      <w:r>
-        <w:rPr>
-          <w:rFonts w:ascii="Courier New" w:hAnsi="Courier New" w:eastAsia="PingFang SC"/>
-          <w:color w:val="6A3E00"/>
-          <w:sz w:val="20"/>
-        </w:rPr>
-        <w:t>metric_binding.schema.yaml</w:t>
-      </w:r>
-      <w:r>
-        <w:rPr>
-          <w:rFonts w:ascii="Calibri" w:hAnsi="Calibri" w:eastAsia="PingFang SC"/>
-        </w:rPr>
-        <w:t xml:space="preserve"> 和一个端到端 </w:t>
-      </w:r>
-      <w:r>
-        <w:rPr>
-          <w:rFonts w:ascii="Courier New" w:hAnsi="Courier New" w:eastAsia="PingFang SC"/>
-          <w:color w:val="6A3E00"/>
-          <w:sz w:val="20"/>
-        </w:rPr>
-        <w:t>rubric_bundle.example.yaml</w:t>
-      </w:r>
-      <w:r>
-        <w:rPr>
-          <w:rFonts w:ascii="Calibri" w:hAnsi="Calibri" w:eastAsia="PingFang SC"/>
-        </w:rPr>
-        <w:t>。</w:t>
+        <w:t>绑定规则固定为：common/intent/deliverable leaves → TQ（事实项同时 → FR）；must-change leaves → 指定用户的 PF；must-hold leaves → TQ + Neutral Invariance；must-not violations → MP / hard gate；clarify leaves → Clarification Correctness，无依据假设另入 MP；operator leaves → 与同前缀 clean control 的诊断差分。库的“全面性”由 content mapping、matched/swapped 区分力、无关 cue invariance、module 去重/消融、权重与 active/NA 分母敏感性、目标用户/专家效度和 residual-error saturation 共同验证，不由 module 数量证明。</w:t>
       </w:r>
     </w:p>
     <w:p>
@@ -1833,7 +1807,7 @@
         <w:rPr>
           <w:rFonts w:ascii="Calibri" w:hAnsi="Calibri" w:eastAsia="PingFang SC"/>
         </w:rPr>
-        <w:t xml:space="preserve"> Rubric 必须通过 matched/swapped 区分力、cue-equivalence 稳健性、无关 persona invariance 和跨任务模块校准后才进入主实验。</w:t>
+        <w:t xml:space="preserve"> Rubric 还必须通过内容映射、matched/swapped 区分、nuisance invariance、去重/消融、权重敏感性、目标用户/专家效度和 residual-error saturation；未通过的 module 删除、合并或降为探索性分析。</w:t>
       </w:r>
     </w:p>
     <w:p>
@@ -2075,7 +2049,7 @@
           </w:tcPr>
           <w:p>
             <w:pPr>
-              <w:spacing w:before="0" w:after="40" w:line="259" w:lineRule="auto"/>
+              <w:spacing w:before="0" w:after="0" w:line="240" w:lineRule="auto"/>
               <w:jc w:val="center"/>
             </w:pPr>
             <w:r>
@@ -2088,7 +2062,7 @@
                 <w:rFonts w:ascii="Calibri" w:hAnsi="Calibri" w:eastAsia="PingFang SC"/>
                 <w:b/>
                 <w:color w:val="163A63"/>
-                <w:sz w:val="18"/>
+                <w:sz w:val="16"/>
               </w:rPr>
               <w:t>周</w:t>
             </w:r>
@@ -2108,7 +2082,7 @@
           </w:tcPr>
           <w:p>
             <w:pPr>
-              <w:spacing w:before="0" w:after="40" w:line="259" w:lineRule="auto"/>
+              <w:spacing w:before="0" w:after="0" w:line="240" w:lineRule="auto"/>
               <w:jc w:val="center"/>
             </w:pPr>
             <w:r>
@@ -2121,7 +2095,7 @@
                 <w:rFonts w:ascii="Calibri" w:hAnsi="Calibri" w:eastAsia="PingFang SC"/>
                 <w:b/>
                 <w:color w:val="163A63"/>
-                <w:sz w:val="18"/>
+                <w:sz w:val="16"/>
               </w:rPr>
               <w:t>主要产出</w:t>
             </w:r>
@@ -2141,7 +2115,7 @@
           </w:tcPr>
           <w:p>
             <w:pPr>
-              <w:spacing w:before="0" w:after="40" w:line="259" w:lineRule="auto"/>
+              <w:spacing w:before="0" w:after="0" w:line="240" w:lineRule="auto"/>
               <w:jc w:val="center"/>
             </w:pPr>
             <w:r>
@@ -2154,7 +2128,7 @@
                 <w:rFonts w:ascii="Calibri" w:hAnsi="Calibri" w:eastAsia="PingFang SC"/>
                 <w:b/>
                 <w:color w:val="163A63"/>
-                <w:sz w:val="18"/>
+                <w:sz w:val="16"/>
               </w:rPr>
               <w:t>失败时的收缩方案</w:t>
             </w:r>
@@ -2175,16 +2149,16 @@
           </w:tcPr>
           <w:p>
             <w:pPr>
-              <w:spacing w:before="0" w:after="40" w:line="259" w:lineRule="auto"/>
+              <w:spacing w:before="0" w:after="0" w:line="240" w:lineRule="auto"/>
               <w:jc w:val="center"/>
             </w:pPr>
             <w:r/>
             <w:r>
               <w:rPr>
                 <w:rFonts w:ascii="Calibri" w:hAnsi="Calibri" w:eastAsia="PingFang SC"/>
-                <w:sz w:val="18"/>
+                <w:sz w:val="16"/>
               </w:rPr>
-              <w:t>1</w:t>
+              <w:t>1–2</w:t>
             </w:r>
           </w:p>
         </w:tc>
@@ -2201,16 +2175,16 @@
           </w:tcPr>
           <w:p>
             <w:pPr>
-              <w:spacing w:before="0" w:after="40" w:line="259" w:lineRule="auto"/>
+              <w:spacing w:before="0" w:after="0" w:line="240" w:lineRule="auto"/>
               <w:jc w:val="left"/>
             </w:pPr>
             <w:r/>
             <w:r>
               <w:rPr>
                 <w:rFonts w:ascii="Calibri" w:hAnsi="Calibri" w:eastAsia="PingFang SC"/>
-                <w:sz w:val="18"/>
+                <w:sz w:val="16"/>
               </w:rPr>
-              <w:t>冻结 Atlas、schema、coverage 和 24 family 配额</w:t>
+              <w:t>冻结 Atlas/schema；完成 24 family、48 user state 和 persona-task 检查</w:t>
             </w:r>
           </w:p>
         </w:tc>
@@ -2227,16 +2201,16 @@
           </w:tcPr>
           <w:p>
             <w:pPr>
-              <w:spacing w:before="0" w:after="40" w:line="259" w:lineRule="auto"/>
+              <w:spacing w:before="0" w:after="0" w:line="240" w:lineRule="auto"/>
               <w:jc w:val="left"/>
             </w:pPr>
             <w:r/>
             <w:r>
               <w:rPr>
                 <w:rFonts w:ascii="Calibri" w:hAnsi="Calibri" w:eastAsia="PingFang SC"/>
-                <w:sz w:val="18"/>
+                <w:sz w:val="16"/>
               </w:rPr>
-              <w:t>缩小 ontology，不增加新分支</w:t>
+              <w:t>缩小 ontology；删除无稳定用户差异的任务</w:t>
             </w:r>
           </w:p>
         </w:tc>
@@ -2255,16 +2229,16 @@
           </w:tcPr>
           <w:p>
             <w:pPr>
-              <w:spacing w:before="0" w:after="40" w:line="259" w:lineRule="auto"/>
+              <w:spacing w:before="0" w:after="0" w:line="240" w:lineRule="auto"/>
               <w:jc w:val="center"/>
             </w:pPr>
             <w:r/>
             <w:r>
               <w:rPr>
                 <w:rFonts w:ascii="Calibri" w:hAnsi="Calibri" w:eastAsia="PingFang SC"/>
-                <w:sz w:val="18"/>
+                <w:sz w:val="16"/>
               </w:rPr>
-              <w:t>2</w:t>
+              <w:t>3–4</w:t>
             </w:r>
           </w:p>
         </w:tc>
@@ -2281,16 +2255,16 @@
           </w:tcPr>
           <w:p>
             <w:pPr>
-              <w:spacing w:before="0" w:after="40" w:line="259" w:lineRule="auto"/>
+              <w:spacing w:before="0" w:after="0" w:line="240" w:lineRule="auto"/>
               <w:jc w:val="left"/>
             </w:pPr>
             <w:r/>
             <w:r>
               <w:rPr>
                 <w:rFonts w:ascii="Calibri" w:hAnsi="Calibri" w:eastAsia="PingFang SC"/>
-                <w:sz w:val="18"/>
+                <w:sz w:val="16"/>
               </w:rPr>
-              <w:t>24 family、48 user state 和 persona-task 检查</w:t>
+              <w:t>真值/契约/rubric；240-unit JudgeBench 与 6-family dry run</w:t>
             </w:r>
           </w:p>
         </w:tc>
@@ -2307,16 +2281,16 @@
           </w:tcPr>
           <w:p>
             <w:pPr>
-              <w:spacing w:before="0" w:after="40" w:line="259" w:lineRule="auto"/>
+              <w:spacing w:before="0" w:after="0" w:line="240" w:lineRule="auto"/>
               <w:jc w:val="left"/>
             </w:pPr>
             <w:r/>
             <w:r>
               <w:rPr>
                 <w:rFonts w:ascii="Calibri" w:hAnsi="Calibri" w:eastAsia="PingFang SC"/>
-                <w:sz w:val="18"/>
+                <w:sz w:val="16"/>
               </w:rPr>
-              <w:t>删除无稳定用户差异的任务</w:t>
+              <w:t>无区分力 module 不进主榜；judge 不过门则增加人评</w:t>
             </w:r>
           </w:p>
         </w:tc>
@@ -2335,16 +2309,16 @@
           </w:tcPr>
           <w:p>
             <w:pPr>
-              <w:spacing w:before="0" w:after="40" w:line="259" w:lineRule="auto"/>
+              <w:spacing w:before="0" w:after="0" w:line="240" w:lineRule="auto"/>
               <w:jc w:val="center"/>
             </w:pPr>
             <w:r/>
             <w:r>
               <w:rPr>
                 <w:rFonts w:ascii="Calibri" w:hAnsi="Calibri" w:eastAsia="PingFang SC"/>
-                <w:sz w:val="18"/>
+                <w:sz w:val="16"/>
               </w:rPr>
-              <w:t>3</w:t>
+              <w:t>5–6</w:t>
             </w:r>
           </w:p>
         </w:tc>
@@ -2361,16 +2335,16 @@
           </w:tcPr>
           <w:p>
             <w:pPr>
-              <w:spacing w:before="0" w:after="40" w:line="259" w:lineRule="auto"/>
+              <w:spacing w:before="0" w:after="0" w:line="240" w:lineRule="auto"/>
               <w:jc w:val="left"/>
             </w:pPr>
             <w:r/>
             <w:r>
               <w:rPr>
                 <w:rFonts w:ascii="Calibri" w:hAnsi="Calibri" w:eastAsia="PingFang SC"/>
-                <w:sz w:val="18"/>
+                <w:sz w:val="16"/>
               </w:rPr>
-              <w:t>真值包、四类契约和 rubric modules</w:t>
+              <w:t>三类核心 agent 主矩阵、anchor 压测、20% 人评和错误 open coding</w:t>
             </w:r>
           </w:p>
         </w:tc>
@@ -2387,16 +2361,16 @@
           </w:tcPr>
           <w:p>
             <w:pPr>
-              <w:spacing w:before="0" w:after="40" w:line="259" w:lineRule="auto"/>
+              <w:spacing w:before="0" w:after="0" w:line="240" w:lineRule="auto"/>
               <w:jc w:val="left"/>
             </w:pPr>
             <w:r/>
             <w:r>
               <w:rPr>
                 <w:rFonts w:ascii="Calibri" w:hAnsi="Calibri" w:eastAsia="PingFang SC"/>
-                <w:sz w:val="18"/>
+                <w:sz w:val="16"/>
               </w:rPr>
-              <w:t>无区分力的 rubric 不进主榜</w:t>
+              <w:t>冻结 agent；只保留证据充分的过程结论</w:t>
             </w:r>
           </w:p>
         </w:tc>
@@ -2415,16 +2389,16 @@
           </w:tcPr>
           <w:p>
             <w:pPr>
-              <w:spacing w:before="0" w:after="40" w:line="259" w:lineRule="auto"/>
+              <w:spacing w:before="0" w:after="0" w:line="240" w:lineRule="auto"/>
               <w:jc w:val="center"/>
             </w:pPr>
             <w:r/>
             <w:r>
               <w:rPr>
                 <w:rFonts w:ascii="Calibri" w:hAnsi="Calibri" w:eastAsia="PingFang SC"/>
-                <w:sz w:val="18"/>
+                <w:sz w:val="16"/>
               </w:rPr>
-              <w:t>4</w:t>
+              <w:t>7–8</w:t>
             </w:r>
           </w:p>
         </w:tc>
@@ -2441,16 +2415,16 @@
           </w:tcPr>
           <w:p>
             <w:pPr>
-              <w:spacing w:before="0" w:after="40" w:line="259" w:lineRule="auto"/>
+              <w:spacing w:before="0" w:after="0" w:line="240" w:lineRule="auto"/>
               <w:jc w:val="left"/>
             </w:pPr>
             <w:r/>
             <w:r>
               <w:rPr>
                 <w:rFonts w:ascii="Calibri" w:hAnsi="Calibri" w:eastAsia="PingFang SC"/>
-                <w:sz w:val="18"/>
+                <w:sz w:val="16"/>
               </w:rPr>
-              <w:t>240-unit JudgeBench、judge 基线和 6 family dry run</w:t>
+              <w:t>统计、覆盖/消融、结果冻结、复现、全文和匿名材料</w:t>
             </w:r>
           </w:p>
         </w:tc>
@@ -2467,336 +2441,16 @@
           </w:tcPr>
           <w:p>
             <w:pPr>
-              <w:spacing w:before="0" w:after="40" w:line="259" w:lineRule="auto"/>
+              <w:spacing w:before="0" w:after="0" w:line="240" w:lineRule="auto"/>
               <w:jc w:val="left"/>
             </w:pPr>
             <w:r/>
             <w:r>
               <w:rPr>
                 <w:rFonts w:ascii="Calibri" w:hAnsi="Calibri" w:eastAsia="PingFang SC"/>
-                <w:sz w:val="18"/>
+                <w:sz w:val="16"/>
               </w:rPr>
-              <w:t>judge 不过门则增加人评</w:t>
-            </w:r>
-          </w:p>
-        </w:tc>
-      </w:tr>
-      <w:tr>
-        <w:tc>
-          <w:tcPr>
-            <w:tcW w:type="dxa" w:w="1700"/>
-            <w:tcMar>
-              <w:top w:w="80" w:type="dxa"/>
-              <w:start w:w="120" w:type="dxa"/>
-              <w:bottom w:w="80" w:type="dxa"/>
-              <w:end w:w="120" w:type="dxa"/>
-            </w:tcMar>
-            <w:vAlign w:val="center"/>
-          </w:tcPr>
-          <w:p>
-            <w:pPr>
-              <w:spacing w:before="0" w:after="40" w:line="259" w:lineRule="auto"/>
-              <w:jc w:val="center"/>
-            </w:pPr>
-            <w:r/>
-            <w:r>
-              <w:rPr>
-                <w:rFonts w:ascii="Calibri" w:hAnsi="Calibri" w:eastAsia="PingFang SC"/>
-                <w:sz w:val="18"/>
-              </w:rPr>
-              <w:t>5</w:t>
-            </w:r>
-          </w:p>
-        </w:tc>
-        <w:tc>
-          <w:tcPr>
-            <w:tcW w:type="dxa" w:w="3000"/>
-            <w:tcMar>
-              <w:top w:w="80" w:type="dxa"/>
-              <w:start w:w="120" w:type="dxa"/>
-              <w:bottom w:w="80" w:type="dxa"/>
-              <w:end w:w="120" w:type="dxa"/>
-            </w:tcMar>
-            <w:vAlign w:val="center"/>
-          </w:tcPr>
-          <w:p>
-            <w:pPr>
-              <w:spacing w:before="0" w:after="40" w:line="259" w:lineRule="auto"/>
-              <w:jc w:val="left"/>
-            </w:pPr>
-            <w:r/>
-            <w:r>
-              <w:rPr>
-                <w:rFonts w:ascii="Calibri" w:hAnsi="Calibri" w:eastAsia="PingFang SC"/>
-                <w:sz w:val="18"/>
-              </w:rPr>
-              <w:t>三类核心 agent 完成主矩阵</w:t>
-            </w:r>
-          </w:p>
-        </w:tc>
-        <w:tc>
-          <w:tcPr>
-            <w:tcW w:type="dxa" w:w="4660"/>
-            <w:tcMar>
-              <w:top w:w="80" w:type="dxa"/>
-              <w:start w:w="120" w:type="dxa"/>
-              <w:bottom w:w="80" w:type="dxa"/>
-              <w:end w:w="120" w:type="dxa"/>
-            </w:tcMar>
-            <w:vAlign w:val="center"/>
-          </w:tcPr>
-          <w:p>
-            <w:pPr>
-              <w:spacing w:before="0" w:after="40" w:line="259" w:lineRule="auto"/>
-              <w:jc w:val="left"/>
-            </w:pPr>
-            <w:r/>
-            <w:r>
-              <w:rPr>
-                <w:rFonts w:ascii="Calibri" w:hAnsi="Calibri" w:eastAsia="PingFang SC"/>
-                <w:sz w:val="18"/>
-              </w:rPr>
-              <w:t>冻结版本，停止新增 agent</w:t>
-            </w:r>
-          </w:p>
-        </w:tc>
-      </w:tr>
-      <w:tr>
-        <w:tc>
-          <w:tcPr>
-            <w:tcW w:type="dxa" w:w="1700"/>
-            <w:tcMar>
-              <w:top w:w="80" w:type="dxa"/>
-              <w:start w:w="120" w:type="dxa"/>
-              <w:bottom w:w="80" w:type="dxa"/>
-              <w:end w:w="120" w:type="dxa"/>
-            </w:tcMar>
-            <w:vAlign w:val="center"/>
-          </w:tcPr>
-          <w:p>
-            <w:pPr>
-              <w:spacing w:before="0" w:after="40" w:line="259" w:lineRule="auto"/>
-              <w:jc w:val="center"/>
-            </w:pPr>
-            <w:r/>
-            <w:r>
-              <w:rPr>
-                <w:rFonts w:ascii="Calibri" w:hAnsi="Calibri" w:eastAsia="PingFang SC"/>
-                <w:sz w:val="18"/>
-              </w:rPr>
-              <w:t>6</w:t>
-            </w:r>
-          </w:p>
-        </w:tc>
-        <w:tc>
-          <w:tcPr>
-            <w:tcW w:type="dxa" w:w="3000"/>
-            <w:tcMar>
-              <w:top w:w="80" w:type="dxa"/>
-              <w:start w:w="120" w:type="dxa"/>
-              <w:bottom w:w="80" w:type="dxa"/>
-              <w:end w:w="120" w:type="dxa"/>
-            </w:tcMar>
-            <w:vAlign w:val="center"/>
-          </w:tcPr>
-          <w:p>
-            <w:pPr>
-              <w:spacing w:before="0" w:after="40" w:line="259" w:lineRule="auto"/>
-              <w:jc w:val="left"/>
-            </w:pPr>
-            <w:r/>
-            <w:r>
-              <w:rPr>
-                <w:rFonts w:ascii="Calibri" w:hAnsi="Calibri" w:eastAsia="PingFang SC"/>
-                <w:sz w:val="18"/>
-              </w:rPr>
-              <w:t>anchor 压测、20% 人评和错误 open coding</w:t>
-            </w:r>
-          </w:p>
-        </w:tc>
-        <w:tc>
-          <w:tcPr>
-            <w:tcW w:type="dxa" w:w="4660"/>
-            <w:tcMar>
-              <w:top w:w="80" w:type="dxa"/>
-              <w:start w:w="120" w:type="dxa"/>
-              <w:bottom w:w="80" w:type="dxa"/>
-              <w:end w:w="120" w:type="dxa"/>
-            </w:tcMar>
-            <w:vAlign w:val="center"/>
-          </w:tcPr>
-          <w:p>
-            <w:pPr>
-              <w:spacing w:before="0" w:after="40" w:line="259" w:lineRule="auto"/>
-              <w:jc w:val="left"/>
-            </w:pPr>
-            <w:r/>
-            <w:r>
-              <w:rPr>
-                <w:rFonts w:ascii="Calibri" w:hAnsi="Calibri" w:eastAsia="PingFang SC"/>
-                <w:sz w:val="18"/>
-              </w:rPr>
-              <w:t>只保留证据充分的机制结论</w:t>
-            </w:r>
-          </w:p>
-        </w:tc>
-      </w:tr>
-      <w:tr>
-        <w:tc>
-          <w:tcPr>
-            <w:tcW w:type="dxa" w:w="1700"/>
-            <w:tcMar>
-              <w:top w:w="80" w:type="dxa"/>
-              <w:start w:w="120" w:type="dxa"/>
-              <w:bottom w:w="80" w:type="dxa"/>
-              <w:end w:w="120" w:type="dxa"/>
-            </w:tcMar>
-            <w:vAlign w:val="center"/>
-          </w:tcPr>
-          <w:p>
-            <w:pPr>
-              <w:spacing w:before="0" w:after="40" w:line="259" w:lineRule="auto"/>
-              <w:jc w:val="center"/>
-            </w:pPr>
-            <w:r/>
-            <w:r>
-              <w:rPr>
-                <w:rFonts w:ascii="Calibri" w:hAnsi="Calibri" w:eastAsia="PingFang SC"/>
-                <w:sz w:val="18"/>
-              </w:rPr>
-              <w:t>7</w:t>
-            </w:r>
-          </w:p>
-        </w:tc>
-        <w:tc>
-          <w:tcPr>
-            <w:tcW w:type="dxa" w:w="3000"/>
-            <w:tcMar>
-              <w:top w:w="80" w:type="dxa"/>
-              <w:start w:w="120" w:type="dxa"/>
-              <w:bottom w:w="80" w:type="dxa"/>
-              <w:end w:w="120" w:type="dxa"/>
-            </w:tcMar>
-            <w:vAlign w:val="center"/>
-          </w:tcPr>
-          <w:p>
-            <w:pPr>
-              <w:spacing w:before="0" w:after="40" w:line="259" w:lineRule="auto"/>
-              <w:jc w:val="left"/>
-            </w:pPr>
-            <w:r/>
-            <w:r>
-              <w:rPr>
-                <w:rFonts w:ascii="Calibri" w:hAnsi="Calibri" w:eastAsia="PingFang SC"/>
-                <w:sz w:val="18"/>
-              </w:rPr>
-              <w:t>统计、覆盖审计、消融和 Results 初稿</w:t>
-            </w:r>
-          </w:p>
-        </w:tc>
-        <w:tc>
-          <w:tcPr>
-            <w:tcW w:type="dxa" w:w="4660"/>
-            <w:tcMar>
-              <w:top w:w="80" w:type="dxa"/>
-              <w:start w:w="120" w:type="dxa"/>
-              <w:bottom w:w="80" w:type="dxa"/>
-              <w:end w:w="120" w:type="dxa"/>
-            </w:tcMar>
-            <w:vAlign w:val="center"/>
-          </w:tcPr>
-          <w:p>
-            <w:pPr>
-              <w:spacing w:before="0" w:after="40" w:line="259" w:lineRule="auto"/>
-              <w:jc w:val="left"/>
-            </w:pPr>
-            <w:r/>
-            <w:r>
-              <w:rPr>
-                <w:rFonts w:ascii="Calibri" w:hAnsi="Calibri" w:eastAsia="PingFang SC"/>
-                <w:sz w:val="18"/>
-              </w:rPr>
-              <w:t>删除不受支持的支线</w:t>
-            </w:r>
-          </w:p>
-        </w:tc>
-      </w:tr>
-      <w:tr>
-        <w:tc>
-          <w:tcPr>
-            <w:tcW w:type="dxa" w:w="1700"/>
-            <w:tcMar>
-              <w:top w:w="80" w:type="dxa"/>
-              <w:start w:w="120" w:type="dxa"/>
-              <w:bottom w:w="80" w:type="dxa"/>
-              <w:end w:w="120" w:type="dxa"/>
-            </w:tcMar>
-            <w:vAlign w:val="center"/>
-          </w:tcPr>
-          <w:p>
-            <w:pPr>
-              <w:spacing w:before="0" w:after="40" w:line="259" w:lineRule="auto"/>
-              <w:jc w:val="center"/>
-            </w:pPr>
-            <w:r/>
-            <w:r>
-              <w:rPr>
-                <w:rFonts w:ascii="Calibri" w:hAnsi="Calibri" w:eastAsia="PingFang SC"/>
-                <w:sz w:val="18"/>
-              </w:rPr>
-              <w:t>8</w:t>
-            </w:r>
-          </w:p>
-        </w:tc>
-        <w:tc>
-          <w:tcPr>
-            <w:tcW w:type="dxa" w:w="3000"/>
-            <w:tcMar>
-              <w:top w:w="80" w:type="dxa"/>
-              <w:start w:w="120" w:type="dxa"/>
-              <w:bottom w:w="80" w:type="dxa"/>
-              <w:end w:w="120" w:type="dxa"/>
-            </w:tcMar>
-            <w:vAlign w:val="center"/>
-          </w:tcPr>
-          <w:p>
-            <w:pPr>
-              <w:spacing w:before="0" w:after="40" w:line="259" w:lineRule="auto"/>
-              <w:jc w:val="left"/>
-            </w:pPr>
-            <w:r/>
-            <w:r>
-              <w:rPr>
-                <w:rFonts w:ascii="Calibri" w:hAnsi="Calibri" w:eastAsia="PingFang SC"/>
-                <w:sz w:val="18"/>
-              </w:rPr>
-              <w:t>结果冻结、复现、全文和匿名材料</w:t>
-            </w:r>
-          </w:p>
-        </w:tc>
-        <w:tc>
-          <w:tcPr>
-            <w:tcW w:type="dxa" w:w="4660"/>
-            <w:tcMar>
-              <w:top w:w="80" w:type="dxa"/>
-              <w:start w:w="120" w:type="dxa"/>
-              <w:bottom w:w="80" w:type="dxa"/>
-              <w:end w:w="120" w:type="dxa"/>
-            </w:tcMar>
-            <w:vAlign w:val="center"/>
-          </w:tcPr>
-          <w:p>
-            <w:pPr>
-              <w:spacing w:before="0" w:after="40" w:line="259" w:lineRule="auto"/>
-              <w:jc w:val="left"/>
-            </w:pPr>
-            <w:r/>
-            <w:r>
-              <w:rPr>
-                <w:rFonts w:ascii="Calibri" w:hAnsi="Calibri" w:eastAsia="PingFang SC"/>
-                <w:sz w:val="18"/>
-              </w:rPr>
-              <w:t>不再增加 taxonomy 或系统</w:t>
+              <w:t>删除不受支持的支线；不再增加 taxonomy 或系统</w:t>
             </w:r>
           </w:p>
         </w:tc>
@@ -2938,6 +2592,18 @@
         </w:rPr>
         <w:t>若只完成 Outcome Core，论文仅声称测量最终交付物的用户适配。只有当轨迹审计与受控压力分叉完成时，才报告保持与更新机制。本项目不声称首版覆盖所有 Deep Research 模式，只对 coverage manifest 中标记为 tested 的组合作结论。</w:t>
       </w:r>
+    </w:p>
+    <w:p>
+      <w:pPr>
+        <w:sectPr>
+          <w:headerReference w:type="default" r:id="rId33"/>
+          <w:footerReference w:type="default" r:id="rId34"/>
+          <w:pgSz w:w="12240" w:h="15840"/>
+          <w:pgMar w:top="1080" w:right="1080" w:bottom="1080" w:left="1080" w:header="708" w:footer="708" w:gutter="0"/>
+          <w:cols w:space="720"/>
+          <w:docGrid w:linePitch="360"/>
+        </w:sectPr>
+      </w:pPr>
     </w:p>
     <w:p>
       <w:pPr>
@@ -3575,21 +3241,6 @@
         </w:rPr>
         <w:t xml:space="preserve">[23] Salemi et al. </w:t>
       </w:r>
-      <w:r>
-        <w:rPr>
-          <w:rFonts w:ascii="Calibri" w:hAnsi="Calibri" w:eastAsia="PingFang SC"/>
-          <w:i/>
-          <w:sz w:val="15"/>
-        </w:rPr>
-        <w:t>LaMP: When Large Language Models Meet Personalization</w:t>
-      </w:r>
-      <w:r>
-        <w:rPr>
-          <w:rFonts w:ascii="Calibri" w:hAnsi="Calibri" w:eastAsia="PingFang SC"/>
-          <w:sz w:val="15"/>
-        </w:rPr>
-        <w:t xml:space="preserve">. ACL, 2024. </w:t>
-      </w:r>
       <w:hyperlink r:id="rId11">
         <w:r>
           <w:rPr>
@@ -3599,9 +3250,16 @@
             <w:sz w:val="15"/>
             <w:szCs w:val="15"/>
           </w:rPr>
-          <w:t>https://aclanthology.org/2024.acl-long.399/</w:t>
+          <w:t>LaMP: When Large Language Models Meet Personalization</w:t>
         </w:r>
       </w:hyperlink>
+      <w:r>
+        <w:rPr>
+          <w:rFonts w:ascii="Calibri" w:hAnsi="Calibri" w:eastAsia="PingFang SC"/>
+          <w:sz w:val="15"/>
+        </w:rPr>
+        <w:t>. ACL, 2024.</w:t>
+      </w:r>
     </w:p>
     <w:p>
       <w:pPr>
@@ -3615,21 +3273,6 @@
         </w:rPr>
         <w:t xml:space="preserve">[24] Zhao et al. </w:t>
       </w:r>
-      <w:r>
-        <w:rPr>
-          <w:rFonts w:ascii="Calibri" w:hAnsi="Calibri" w:eastAsia="PingFang SC"/>
-          <w:i/>
-          <w:sz w:val="15"/>
-        </w:rPr>
-        <w:t>PersonaLens: A Benchmark for Personalization Evaluation in Conversational AI Assistants</w:t>
-      </w:r>
-      <w:r>
-        <w:rPr>
-          <w:rFonts w:ascii="Calibri" w:hAnsi="Calibri" w:eastAsia="PingFang SC"/>
-          <w:sz w:val="15"/>
-        </w:rPr>
-        <w:t xml:space="preserve">. Findings of ACL, 2025. </w:t>
-      </w:r>
       <w:hyperlink r:id="rId12">
         <w:r>
           <w:rPr>
@@ -3639,9 +3282,16 @@
             <w:sz w:val="15"/>
             <w:szCs w:val="15"/>
           </w:rPr>
-          <w:t>https://aclanthology.org/2025.findings-acl.927/</w:t>
+          <w:t>PersonaLens: A Benchmark for Personalization Evaluation in Conversational AI Assistants</w:t>
         </w:r>
       </w:hyperlink>
+      <w:r>
+        <w:rPr>
+          <w:rFonts w:ascii="Calibri" w:hAnsi="Calibri" w:eastAsia="PingFang SC"/>
+          <w:sz w:val="15"/>
+        </w:rPr>
+        <w:t>. Findings of ACL, 2025.</w:t>
+      </w:r>
     </w:p>
     <w:p>
       <w:pPr>
@@ -3655,21 +3305,6 @@
         </w:rPr>
         <w:t xml:space="preserve">[25] Hao et al. </w:t>
       </w:r>
-      <w:r>
-        <w:rPr>
-          <w:rFonts w:ascii="Calibri" w:hAnsi="Calibri" w:eastAsia="PingFang SC"/>
-          <w:i/>
-          <w:sz w:val="15"/>
-        </w:rPr>
-        <w:t>Evaluating Personalized Tool-Augmented LLMs from the Perspectives of Personalization and Proactivity</w:t>
-      </w:r>
-      <w:r>
-        <w:rPr>
-          <w:rFonts w:ascii="Calibri" w:hAnsi="Calibri" w:eastAsia="PingFang SC"/>
-          <w:sz w:val="15"/>
-        </w:rPr>
-        <w:t xml:space="preserve">. ACL, 2025. </w:t>
-      </w:r>
       <w:hyperlink r:id="rId13">
         <w:r>
           <w:rPr>
@@ -3679,9 +3314,16 @@
             <w:sz w:val="15"/>
             <w:szCs w:val="15"/>
           </w:rPr>
-          <w:t>https://aclanthology.org/2025.acl-long.1064/</w:t>
+          <w:t>Evaluating Personalized Tool-Augmented LLMs from the Perspectives of Personalization and Proactivity</w:t>
         </w:r>
       </w:hyperlink>
+      <w:r>
+        <w:rPr>
+          <w:rFonts w:ascii="Calibri" w:hAnsi="Calibri" w:eastAsia="PingFang SC"/>
+          <w:sz w:val="15"/>
+        </w:rPr>
+        <w:t>. ACL, 2025.</w:t>
+      </w:r>
     </w:p>
     <w:p>
       <w:pPr>
@@ -3695,14 +3337,18 @@
         </w:rPr>
         <w:t xml:space="preserve">[26] Jiang et al. </w:t>
       </w:r>
-      <w:r>
-        <w:rPr>
-          <w:rFonts w:ascii="Calibri" w:hAnsi="Calibri" w:eastAsia="PingFang SC"/>
-          <w:i/>
-          <w:sz w:val="15"/>
-        </w:rPr>
-        <w:t>Know Me, Respond to Me: Benchmarking LLMs for Dynamic User Profiling and Personalized Responses at Scale</w:t>
-      </w:r>
+      <w:hyperlink r:id="rId14">
+        <w:r>
+          <w:rPr>
+            <w:rFonts w:ascii="Calibri" w:hAnsi="Calibri" w:eastAsia="PingFang SC"/>
+            <w:color w:val="2E74B5"/>
+            <w:u w:val="single"/>
+            <w:sz w:val="15"/>
+            <w:szCs w:val="15"/>
+          </w:rPr>
+          <w:t>Know Me, Respond to Me: Benchmarking LLMs for Dynamic User Profiling and Personalized Responses at Scale</w:t>
+        </w:r>
+      </w:hyperlink>
       <w:r>
         <w:rPr>
           <w:rFonts w:ascii="Calibri" w:hAnsi="Calibri" w:eastAsia="PingFang SC"/>
@@ -3723,14 +3369,18 @@
         </w:rPr>
         <w:t xml:space="preserve">[27] Li et al. </w:t>
       </w:r>
-      <w:r>
-        <w:rPr>
-          <w:rFonts w:ascii="Calibri" w:hAnsi="Calibri" w:eastAsia="PingFang SC"/>
-          <w:i/>
-          <w:sz w:val="15"/>
-        </w:rPr>
-        <w:t>Personalized Deep Research: A User-Centric Framework, Dataset, and Hybrid Evaluation for Knowledge Discovery</w:t>
-      </w:r>
+      <w:hyperlink r:id="rId15">
+        <w:r>
+          <w:rPr>
+            <w:rFonts w:ascii="Calibri" w:hAnsi="Calibri" w:eastAsia="PingFang SC"/>
+            <w:color w:val="2E74B5"/>
+            <w:u w:val="single"/>
+            <w:sz w:val="15"/>
+            <w:szCs w:val="15"/>
+          </w:rPr>
+          <w:t>Personalized Deep Research: A User-Centric Framework, Dataset, and Hybrid Evaluation for Knowledge Discovery</w:t>
+        </w:r>
+      </w:hyperlink>
       <w:r>
         <w:rPr>
           <w:rFonts w:ascii="Calibri" w:hAnsi="Calibri" w:eastAsia="PingFang SC"/>
@@ -3751,21 +3401,6 @@
         </w:rPr>
         <w:t xml:space="preserve">[28] Balepur et al. </w:t>
       </w:r>
-      <w:r>
-        <w:rPr>
-          <w:rFonts w:ascii="Calibri" w:hAnsi="Calibri" w:eastAsia="PingFang SC"/>
-          <w:i/>
-          <w:sz w:val="15"/>
-        </w:rPr>
-        <w:t>Language Models Don't Know What You Want: Evaluating Personalization in Deep Research Needs Real Users</w:t>
-      </w:r>
-      <w:r>
-        <w:rPr>
-          <w:rFonts w:ascii="Calibri" w:hAnsi="Calibri" w:eastAsia="PingFang SC"/>
-          <w:sz w:val="15"/>
-        </w:rPr>
-        <w:t xml:space="preserve">. ACL, 2026. </w:t>
-      </w:r>
       <w:hyperlink r:id="rId16">
         <w:r>
           <w:rPr>
@@ -3775,9 +3410,16 @@
             <w:sz w:val="15"/>
             <w:szCs w:val="15"/>
           </w:rPr>
-          <w:t>https://aclanthology.org/2026.acl-long.723/</w:t>
+          <w:t>Language Models Don't Know What You Want: Evaluating Personalization in Deep Research Needs Real Users</w:t>
         </w:r>
       </w:hyperlink>
+      <w:r>
+        <w:rPr>
+          <w:rFonts w:ascii="Calibri" w:hAnsi="Calibri" w:eastAsia="PingFang SC"/>
+          <w:sz w:val="15"/>
+        </w:rPr>
+        <w:t>. ACL, 2026.</w:t>
+      </w:r>
     </w:p>
     <w:p>
       <w:pPr>
@@ -3791,14 +3433,18 @@
         </w:rPr>
         <w:t xml:space="preserve">[29] Liang et al. </w:t>
       </w:r>
-      <w:r>
-        <w:rPr>
-          <w:rFonts w:ascii="Calibri" w:hAnsi="Calibri" w:eastAsia="PingFang SC"/>
-          <w:i/>
-          <w:sz w:val="15"/>
-        </w:rPr>
-        <w:t>Learning Personalized Agents from Human Feedback</w:t>
-      </w:r>
+      <w:hyperlink r:id="rId27">
+        <w:r>
+          <w:rPr>
+            <w:rFonts w:ascii="Calibri" w:hAnsi="Calibri" w:eastAsia="PingFang SC"/>
+            <w:color w:val="2E74B5"/>
+            <w:u w:val="single"/>
+            <w:sz w:val="15"/>
+            <w:szCs w:val="15"/>
+          </w:rPr>
+          <w:t>Learning Personalized Agents from Human Feedback</w:t>
+        </w:r>
+      </w:hyperlink>
       <w:r>
         <w:rPr>
           <w:rFonts w:ascii="Calibri" w:hAnsi="Calibri" w:eastAsia="PingFang SC"/>
@@ -3819,21 +3465,6 @@
         </w:rPr>
         <w:t xml:space="preserve">[30] Shen et al. </w:t>
       </w:r>
-      <w:r>
-        <w:rPr>
-          <w:rFonts w:ascii="Calibri" w:hAnsi="Calibri" w:eastAsia="PingFang SC"/>
-          <w:i/>
-          <w:sz w:val="15"/>
-        </w:rPr>
-        <w:t>Mem2ActBench: A Benchmark for Evaluating Long-Term Memory Utilization in Task-Oriented Autonomous Agents</w:t>
-      </w:r>
-      <w:r>
-        <w:rPr>
-          <w:rFonts w:ascii="Calibri" w:hAnsi="Calibri" w:eastAsia="PingFang SC"/>
-          <w:sz w:val="15"/>
-        </w:rPr>
-        <w:t xml:space="preserve">. ACL, 2026. </w:t>
-      </w:r>
       <w:hyperlink r:id="rId25">
         <w:r>
           <w:rPr>
@@ -3843,9 +3474,16 @@
             <w:sz w:val="15"/>
             <w:szCs w:val="15"/>
           </w:rPr>
-          <w:t>https://aclanthology.org/2026.acl-long.370/</w:t>
+          <w:t>Mem2ActBench: A Benchmark for Evaluating Long-Term Memory Utilization in Task-Oriented Autonomous Agents</w:t>
         </w:r>
       </w:hyperlink>
+      <w:r>
+        <w:rPr>
+          <w:rFonts w:ascii="Calibri" w:hAnsi="Calibri" w:eastAsia="PingFang SC"/>
+          <w:sz w:val="15"/>
+        </w:rPr>
+        <w:t>. ACL, 2026.</w:t>
+      </w:r>
     </w:p>
     <w:p>
       <w:pPr>
@@ -3859,21 +3497,6 @@
         </w:rPr>
         <w:t xml:space="preserve">[31] Guo et al. </w:t>
       </w:r>
-      <w:r>
-        <w:rPr>
-          <w:rFonts w:ascii="Calibri" w:hAnsi="Calibri" w:eastAsia="PingFang SC"/>
-          <w:i/>
-          <w:sz w:val="15"/>
-        </w:rPr>
-        <w:t>When Personalization Legitimizes Risks: Uncovering Safety Vulnerabilities in Personalized Dialogue Agents</w:t>
-      </w:r>
-      <w:r>
-        <w:rPr>
-          <w:rFonts w:ascii="Calibri" w:hAnsi="Calibri" w:eastAsia="PingFang SC"/>
-          <w:sz w:val="15"/>
-        </w:rPr>
-        <w:t xml:space="preserve">. ACL, 2026. </w:t>
-      </w:r>
       <w:hyperlink r:id="rId29">
         <w:r>
           <w:rPr>
@@ -3883,9 +3506,16 @@
             <w:sz w:val="15"/>
             <w:szCs w:val="15"/>
           </w:rPr>
-          <w:t>https://aclanthology.org/2026.acl-long.1260/</w:t>
+          <w:t>When Personalization Legitimizes Risks: Uncovering Safety Vulnerabilities in Personalized Dialogue Agents</w:t>
         </w:r>
       </w:hyperlink>
+      <w:r>
+        <w:rPr>
+          <w:rFonts w:ascii="Calibri" w:hAnsi="Calibri" w:eastAsia="PingFang SC"/>
+          <w:sz w:val="15"/>
+        </w:rPr>
+        <w:t>. ACL, 2026.</w:t>
+      </w:r>
     </w:p>
     <w:p>
       <w:pPr>
@@ -3899,21 +3529,6 @@
         </w:rPr>
         <w:t xml:space="preserve">[32] Weeber et al. </w:t>
       </w:r>
-      <w:r>
-        <w:rPr>
-          <w:rFonts w:ascii="Calibri" w:hAnsi="Calibri" w:eastAsia="PingFang SC"/>
-          <w:i/>
-          <w:sz w:val="15"/>
-        </w:rPr>
-        <w:t>One Persona, Many Cues, Different Results: How Sociodemographic Cues Impact LLM Personalization</w:t>
-      </w:r>
-      <w:r>
-        <w:rPr>
-          <w:rFonts w:ascii="Calibri" w:hAnsi="Calibri" w:eastAsia="PingFang SC"/>
-          <w:sz w:val="15"/>
-        </w:rPr>
-        <w:t xml:space="preserve">. ACL, 2026. </w:t>
-      </w:r>
       <w:hyperlink r:id="rId35">
         <w:r>
           <w:rPr>
@@ -3923,9 +3538,16 @@
             <w:sz w:val="15"/>
             <w:szCs w:val="15"/>
           </w:rPr>
-          <w:t>https://aclanthology.org/2026.acl-long.2079/</w:t>
+          <w:t>One Persona, Many Cues, Different Results: How Sociodemographic Cues Impact LLM Personalization</w:t>
         </w:r>
       </w:hyperlink>
+      <w:r>
+        <w:rPr>
+          <w:rFonts w:ascii="Calibri" w:hAnsi="Calibri" w:eastAsia="PingFang SC"/>
+          <w:sz w:val="15"/>
+        </w:rPr>
+        <w:t>. ACL, 2026.</w:t>
+      </w:r>
     </w:p>
     <w:p>
       <w:pPr>
@@ -3939,21 +3561,6 @@
         </w:rPr>
         <w:t xml:space="preserve">[33] Qiu et al. </w:t>
       </w:r>
-      <w:r>
-        <w:rPr>
-          <w:rFonts w:ascii="Calibri" w:hAnsi="Calibri" w:eastAsia="PingFang SC"/>
-          <w:i/>
-          <w:sz w:val="15"/>
-        </w:rPr>
-        <w:t>Preference-Aware Rubric Learning for Personalized Evaluation</w:t>
-      </w:r>
-      <w:r>
-        <w:rPr>
-          <w:rFonts w:ascii="Calibri" w:hAnsi="Calibri" w:eastAsia="PingFang SC"/>
-          <w:sz w:val="15"/>
-        </w:rPr>
-        <w:t xml:space="preserve">. arXiv:2605.31545, 2026. </w:t>
-      </w:r>
       <w:hyperlink r:id="rId36">
         <w:r>
           <w:rPr>
@@ -3963,16 +3570,22 @@
             <w:sz w:val="15"/>
             <w:szCs w:val="15"/>
           </w:rPr>
-          <w:t>https://arxiv.org/abs/2605.31545</w:t>
+          <w:t>Preference-Aware Rubric Learning for Personalized Evaluation</w:t>
         </w:r>
       </w:hyperlink>
+      <w:r>
+        <w:rPr>
+          <w:rFonts w:ascii="Calibri" w:hAnsi="Calibri" w:eastAsia="PingFang SC"/>
+          <w:sz w:val="15"/>
+        </w:rPr>
+        <w:t>. arXiv:2605.31545, 2026.</w:t>
+      </w:r>
     </w:p>
     <w:sectPr>
-      <w:headerReference w:type="default" r:id="rId33"/>
-      <w:footerReference w:type="default" r:id="rId34"/>
+      <w:type w:val="continuous"/>
       <w:pgSz w:w="12240" w:h="15840"/>
       <w:pgMar w:top="1080" w:right="1080" w:bottom="1080" w:left="1080" w:header="708" w:footer="708" w:gutter="0"/>
-      <w:cols w:space="720"/>
+      <w:cols w:space="360" w:num="2"/>
       <w:docGrid w:linePitch="360"/>
     </w:sectPr>
   </w:body>

--- a/html_report/public/DeepAlign-Bench_正式Proposal精简版.docx
+++ b/html_report/public/DeepAlign-Bench_正式Proposal精简版.docx
@@ -131,7 +131,7 @@
                 <w:color w:val="5B6B7A"/>
                 <w:sz w:val="21"/>
               </w:rPr>
-              <w:t>v0.29 · 正式精简版</w:t>
+              <w:t>v0.30 · 正式精简版</w:t>
             </w:r>
           </w:p>
         </w:tc>
@@ -283,7 +283,7 @@
           <w:color w:val="163A63"/>
           <w:sz w:val="24"/>
         </w:rPr>
-        <w:t>固定任务与证据，只改变用户；用 matched/swapped 交叉评分检验结果特异性，再用语义等价 cue 检查结论是否依赖表面表达。</w:t>
+        <w:t>固定任务与证据，只改变用户；用 matched/swapped 检验 specificity，用 task-only uplift 检验真实受益，再用质量与边界门槛排除伪个性化。</w:t>
       </w:r>
     </w:p>
     <w:p>
@@ -313,7 +313,7 @@
             <w:color w:val="2E74B5"/>
             <w:u w:val="single"/>
           </w:rPr>
-          <w:t>[23]</w:t>
+          <w:t>[11]</w:t>
         </w:r>
       </w:hyperlink>
       <w:hyperlink r:id="rId12">
@@ -323,7 +323,7 @@
             <w:color w:val="2E74B5"/>
             <w:u w:val="single"/>
           </w:rPr>
-          <w:t>[24]</w:t>
+          <w:t>[12]</w:t>
         </w:r>
       </w:hyperlink>
       <w:hyperlink r:id="rId13">
@@ -333,7 +333,7 @@
             <w:color w:val="2E74B5"/>
             <w:u w:val="single"/>
           </w:rPr>
-          <w:t>[25]</w:t>
+          <w:t>[13]</w:t>
         </w:r>
       </w:hyperlink>
       <w:hyperlink r:id="rId14">
@@ -343,7 +343,7 @@
             <w:color w:val="2E74B5"/>
             <w:u w:val="single"/>
           </w:rPr>
-          <w:t>[26]</w:t>
+          <w:t>[14]</w:t>
         </w:r>
       </w:hyperlink>
       <w:hyperlink r:id="rId15">
@@ -353,7 +353,7 @@
             <w:color w:val="2E74B5"/>
             <w:u w:val="single"/>
           </w:rPr>
-          <w:t>[27]</w:t>
+          <w:t>[15]</w:t>
         </w:r>
       </w:hyperlink>
       <w:hyperlink r:id="rId16">
@@ -363,7 +363,7 @@
             <w:color w:val="2E74B5"/>
             <w:u w:val="single"/>
           </w:rPr>
-          <w:t>[28]</w:t>
+          <w:t>[16]</w:t>
         </w:r>
       </w:hyperlink>
       <w:r>
@@ -379,7 +379,7 @@
             <w:color w:val="2E74B5"/>
             <w:u w:val="single"/>
           </w:rPr>
-          <w:t>[4]</w:t>
+          <w:t>[3]</w:t>
         </w:r>
       </w:hyperlink>
       <w:r>
@@ -448,7 +448,7 @@
             <w:color w:val="2E74B5"/>
             <w:u w:val="single"/>
           </w:rPr>
-          <w:t>[5]</w:t>
+          <w:t>[4]</w:t>
         </w:r>
       </w:hyperlink>
       <w:hyperlink r:id="rId19">
@@ -458,7 +458,7 @@
             <w:color w:val="2E74B5"/>
             <w:u w:val="single"/>
           </w:rPr>
-          <w:t>[7]</w:t>
+          <w:t>[5]</w:t>
         </w:r>
       </w:hyperlink>
       <w:hyperlink r:id="rId20">
@@ -502,7 +502,7 @@
             <w:color w:val="2E74B5"/>
             <w:u w:val="single"/>
           </w:rPr>
-          <w:t>[23]</w:t>
+          <w:t>[11]</w:t>
         </w:r>
       </w:hyperlink>
       <w:hyperlink r:id="rId12">
@@ -512,7 +512,7 @@
             <w:color w:val="2E74B5"/>
             <w:u w:val="single"/>
           </w:rPr>
-          <w:t>[24]</w:t>
+          <w:t>[12]</w:t>
         </w:r>
       </w:hyperlink>
       <w:hyperlink r:id="rId14">
@@ -522,7 +522,7 @@
             <w:color w:val="2E74B5"/>
             <w:u w:val="single"/>
           </w:rPr>
-          <w:t>[26]</w:t>
+          <w:t>[14]</w:t>
         </w:r>
       </w:hyperlink>
       <w:r>
@@ -538,7 +538,7 @@
             <w:color w:val="2E74B5"/>
             <w:u w:val="single"/>
           </w:rPr>
-          <w:t>[16]</w:t>
+          <w:t>[6]</w:t>
         </w:r>
       </w:hyperlink>
       <w:hyperlink r:id="rId23">
@@ -548,7 +548,7 @@
             <w:color w:val="2E74B5"/>
             <w:u w:val="single"/>
           </w:rPr>
-          <w:t>[18]</w:t>
+          <w:t>[7]</w:t>
         </w:r>
       </w:hyperlink>
       <w:hyperlink r:id="rId24">
@@ -558,7 +558,7 @@
             <w:color w:val="2E74B5"/>
             <w:u w:val="single"/>
           </w:rPr>
-          <w:t>[22]</w:t>
+          <w:t>[10]</w:t>
         </w:r>
       </w:hyperlink>
       <w:r>
@@ -582,7 +582,7 @@
             <w:color w:val="2E74B5"/>
             <w:u w:val="single"/>
           </w:rPr>
-          <w:t>[25]</w:t>
+          <w:t>[13]</w:t>
         </w:r>
       </w:hyperlink>
       <w:hyperlink r:id="rId25">
@@ -592,7 +592,7 @@
             <w:color w:val="2E74B5"/>
             <w:u w:val="single"/>
           </w:rPr>
-          <w:t>[30]</w:t>
+          <w:t>[18]</w:t>
         </w:r>
       </w:hyperlink>
       <w:r>
@@ -608,7 +608,7 @@
             <w:color w:val="2E74B5"/>
             <w:u w:val="single"/>
           </w:rPr>
-          <w:t>[19]</w:t>
+          <w:t>[8]</w:t>
         </w:r>
       </w:hyperlink>
       <w:hyperlink r:id="rId27">
@@ -618,7 +618,7 @@
             <w:color w:val="2E74B5"/>
             <w:u w:val="single"/>
           </w:rPr>
-          <w:t>[29]</w:t>
+          <w:t>[17]</w:t>
         </w:r>
       </w:hyperlink>
       <w:hyperlink r:id="rId28">
@@ -628,7 +628,7 @@
             <w:color w:val="2E74B5"/>
             <w:u w:val="single"/>
           </w:rPr>
-          <w:t>[21]</w:t>
+          <w:t>[9]</w:t>
         </w:r>
       </w:hyperlink>
       <w:hyperlink r:id="rId29">
@@ -638,7 +638,7 @@
             <w:color w:val="2E74B5"/>
             <w:u w:val="single"/>
           </w:rPr>
-          <w:t>[31]</w:t>
+          <w:t>[19]</w:t>
         </w:r>
       </w:hyperlink>
       <w:r>
@@ -662,7 +662,7 @@
             <w:color w:val="2E74B5"/>
             <w:u w:val="single"/>
           </w:rPr>
-          <w:t>[4]</w:t>
+          <w:t>[3]</w:t>
         </w:r>
       </w:hyperlink>
       <w:hyperlink r:id="rId15">
@@ -672,7 +672,7 @@
             <w:color w:val="2E74B5"/>
             <w:u w:val="single"/>
           </w:rPr>
-          <w:t>[27]</w:t>
+          <w:t>[15]</w:t>
         </w:r>
       </w:hyperlink>
       <w:r>
@@ -688,7 +688,7 @@
             <w:color w:val="2E74B5"/>
             <w:u w:val="single"/>
           </w:rPr>
-          <w:t>[4]</w:t>
+          <w:t>[3]</w:t>
         </w:r>
       </w:hyperlink>
       <w:r>
@@ -1681,15 +1681,128 @@
         <w:rPr>
           <w:rFonts w:ascii="Calibri" w:hAnsi="Calibri" w:eastAsia="PingFang SC"/>
         </w:rPr>
-        <w:t xml:space="preserve"> CFA 不直接绑定 leaf。用户 a 的同一组冻结 PF leaves 同时评分 (Y_a,Y_b)，用户 b 同理；四个 PF 聚合后计算</w:t>
+        <w:t xml:space="preserve"> CFA 不直接绑定 leaf。先保留 </w:t>
       </w:r>
-    </w:p>
-    <w:p>
+      <w:r>
+        <w:rPr>
+          <w:rFonts w:ascii="Courier New" w:hAnsi="Courier New" w:eastAsia="PingFang SC"/>
+          <w:color w:val="6A3E00"/>
+          <w:sz w:val="20"/>
+        </w:rPr>
+        <w:t>Δ_a=PF_a(Y_a)-PF_a(Y_b)</w:t>
+      </w:r>
       <w:r>
         <w:rPr>
           <w:rFonts w:ascii="Calibri" w:hAnsi="Calibri" w:eastAsia="PingFang SC"/>
         </w:rPr>
-        <w:t>CFA(a,b) = 1/2 [(PF_a(Y_a)-PF_a(Y_b)) + (PF_b(Y_b)-PF_b(Y_a))]；</w:t>
+        <w:t xml:space="preserve"> 与 </w:t>
+      </w:r>
+      <w:r>
+        <w:rPr>
+          <w:rFonts w:ascii="Courier New" w:hAnsi="Courier New" w:eastAsia="PingFang SC"/>
+          <w:color w:val="6A3E00"/>
+          <w:sz w:val="20"/>
+        </w:rPr>
+        <w:t>Δ_b=PF_b(Y_b)-PF_b(Y_a)</w:t>
+      </w:r>
+      <w:r>
+        <w:rPr>
+          <w:rFonts w:ascii="Calibri" w:hAnsi="Calibri" w:eastAsia="PingFang SC"/>
+        </w:rPr>
+        <w:t xml:space="preserve">，再报告 </w:t>
+      </w:r>
+      <w:r>
+        <w:rPr>
+          <w:rFonts w:ascii="Courier New" w:hAnsi="Courier New" w:eastAsia="PingFang SC"/>
+          <w:color w:val="6A3E00"/>
+          <w:sz w:val="20"/>
+        </w:rPr>
+        <w:t>CFA_mean=(Δ_a+Δ_b)/2</w:t>
+      </w:r>
+      <w:r>
+        <w:rPr>
+          <w:rFonts w:ascii="Calibri" w:hAnsi="Calibri" w:eastAsia="PingFang SC"/>
+        </w:rPr>
+        <w:t xml:space="preserve"> 和不可方向补偿的 </w:t>
+      </w:r>
+      <w:r>
+        <w:rPr>
+          <w:rFonts w:ascii="Courier New" w:hAnsi="Courier New" w:eastAsia="PingFang SC"/>
+          <w:color w:val="6A3E00"/>
+          <w:sz w:val="20"/>
+        </w:rPr>
+        <w:t>CFA_min=min(Δ_a,Δ_b)</w:t>
+      </w:r>
+      <w:r>
+        <w:rPr>
+          <w:rFonts w:ascii="Calibri" w:hAnsi="Calibri" w:eastAsia="PingFang SC"/>
+        </w:rPr>
+        <w:t>；只有两方向都为正才算 bilateral success；</w:t>
+      </w:r>
+    </w:p>
+    <w:p>
+      <w:pPr>
+        <w:numPr>
+          <w:ilvl w:val="0"/>
+          <w:numId w:val="12"/>
+        </w:numPr>
+        <w:spacing w:after="80" w:line="290" w:lineRule="auto"/>
+        <w:ind w:left="540" w:hanging="279"/>
+      </w:pPr>
+      <w:r>
+        <w:rPr>
+          <w:rFonts w:ascii="Calibri" w:hAnsi="Calibri" w:eastAsia="PingFang SC"/>
+          <w:b/>
+        </w:rPr>
+        <w:t>Task-only uplift：</w:t>
+      </w:r>
+      <w:r>
+        <w:rPr>
+          <w:rFonts w:ascii="Calibri" w:hAnsi="Calibri" w:eastAsia="PingFang SC"/>
+        </w:rPr>
+        <w:t xml:space="preserve"> 利用主矩阵已有 </w:t>
+      </w:r>
+      <w:r>
+        <w:rPr>
+          <w:rFonts w:ascii="Courier New" w:hAnsi="Courier New" w:eastAsia="PingFang SC"/>
+          <w:color w:val="6A3E00"/>
+          <w:sz w:val="20"/>
+        </w:rPr>
+        <w:t>Y_0</w:t>
+      </w:r>
+      <w:r>
+        <w:rPr>
+          <w:rFonts w:ascii="Calibri" w:hAnsi="Calibri" w:eastAsia="PingFang SC"/>
+        </w:rPr>
+        <w:t xml:space="preserve">，报告 </w:t>
+      </w:r>
+      <w:r>
+        <w:rPr>
+          <w:rFonts w:ascii="Courier New" w:hAnsi="Courier New" w:eastAsia="PingFang SC"/>
+          <w:color w:val="6A3E00"/>
+          <w:sz w:val="20"/>
+        </w:rPr>
+        <w:t>G_a=PF_a(Y_a)-PF_a(Y_0)</w:t>
+      </w:r>
+      <w:r>
+        <w:rPr>
+          <w:rFonts w:ascii="Calibri" w:hAnsi="Calibri" w:eastAsia="PingFang SC"/>
+        </w:rPr>
+        <w:t>、</w:t>
+      </w:r>
+      <w:r>
+        <w:rPr>
+          <w:rFonts w:ascii="Courier New" w:hAnsi="Courier New" w:eastAsia="PingFang SC"/>
+          <w:color w:val="6A3E00"/>
+          <w:sz w:val="20"/>
+        </w:rPr>
+        <w:t>G_b=PF_b(Y_b)-PF_b(Y_0)</w:t>
+      </w:r>
+      <w:r>
+        <w:rPr>
+          <w:rFonts w:ascii="Calibri" w:hAnsi="Calibri" w:eastAsia="PingFang SC"/>
+        </w:rPr>
+        <w:t xml:space="preserve"> 及 mean/min；它把“能区分用户”和“确实让用户受益”分开；</w:t>
       </w:r>
     </w:p>
     <w:p>
@@ -1743,7 +1856,35 @@
         <w:rPr>
           <w:rFonts w:ascii="Calibri" w:hAnsi="Calibri" w:eastAsia="PingFang SC"/>
         </w:rPr>
-        <w:t>主榜先应用 TQ、FR 和关键隐私/安全门槛，再报告 PF-MP、CFA、cue robustness、Retention 和 Update。不将这些指标简单平均成允许相互补偿的总分。</w:t>
+        <w:t xml:space="preserve">主榜先应用 TQ、FR 和关键隐私/安全门槛，再把 personalization 作为二维 profile 报告：跨用户 specificity（CFA）× 相对 task-only benefit（Gain）。只有 </w:t>
+      </w:r>
+      <w:r>
+        <w:rPr>
+          <w:rFonts w:ascii="Courier New" w:hAnsi="Courier New" w:eastAsia="PingFang SC"/>
+          <w:color w:val="6A3E00"/>
+          <w:sz w:val="20"/>
+        </w:rPr>
+        <w:t>Δ_a,Δ_b&gt;0</w:t>
+      </w:r>
+      <w:r>
+        <w:rPr>
+          <w:rFonts w:ascii="Calibri" w:hAnsi="Calibri" w:eastAsia="PingFang SC"/>
+        </w:rPr>
+        <w:t>、</w:t>
+      </w:r>
+      <w:r>
+        <w:rPr>
+          <w:rFonts w:ascii="Courier New" w:hAnsi="Courier New" w:eastAsia="PingFang SC"/>
+          <w:color w:val="6A3E00"/>
+          <w:sz w:val="20"/>
+        </w:rPr>
+        <w:t>G_a,G_b≥0</w:t>
+      </w:r>
+      <w:r>
+        <w:rPr>
+          <w:rFonts w:ascii="Calibri" w:hAnsi="Calibri" w:eastAsia="PingFang SC"/>
+        </w:rPr>
+        <w:t xml:space="preserve"> 且共同质量/边界过门，才进入确认性成功率；不把这些指标平均成可补偿总分。</w:t>
       </w:r>
     </w:p>
     <w:p>
@@ -1800,7 +1941,7 @@
             <w:color w:val="2E74B5"/>
             <w:u w:val="single"/>
           </w:rPr>
-          <w:t>[28]</w:t>
+          <w:t>[16]</w:t>
         </w:r>
       </w:hyperlink>
       <w:r>
@@ -1823,7 +1964,7 @@
         <w:rPr>
           <w:rFonts w:ascii="Calibri" w:hAnsi="Calibri" w:eastAsia="PingFang SC"/>
         </w:rPr>
-        <w:t>主效应采用 task family 内 matched/swapped 配对比较，报告 bootstrap 置信区间和 family-level 方差。渠道、agent 和压力条件通过分层模型或预注册配对检验分析。排名差异若小于人评与 judge 不确定性，不发布伪精确名次。</w:t>
+        <w:t>确认性分析以 task family 为聚类单位，对双向 CFA 与 task-only uplift 做 family-blocked permutation test 和 cluster bootstrap；同一 family 的四格评分不当作独立样本。目标用户盲评报告 matched/swapped/task-only 的 pairwise match win probability（tie=0.5）；带 family/user/rater 随机效应的 Bradley–Terry 或 ordinal mixed model仅作数据量足够时的敏感性分析。排名差异若小于人评与 judge 不确定性，不发布伪精确名次。</w:t>
       </w:r>
     </w:p>
     <w:p>
@@ -1887,7 +2028,7 @@
         <w:rPr>
           <w:rFonts w:ascii="Calibri" w:hAnsi="Calibri" w:eastAsia="PingFang SC"/>
         </w:rPr>
-        <w:t>从 absolute adaptation evaluation 转向 counterfactual personalization effect identification：用 matched/swapped 交叉评分矩阵和三类预冻结契约识别方向正确、边界受控的用户特异变化；</w:t>
+        <w:t>从 absolute adaptation evaluation 转向 counterfactual personalization effect identification：用 matched/swapped 交叉评分、双向非补偿门和 task-only uplift，分别识别用户特异性与真实受益；</w:t>
       </w:r>
     </w:p>
     <w:p>
@@ -1965,7 +2106,7 @@
         <w:rPr>
           <w:rFonts w:ascii="Calibri" w:hAnsi="Calibri" w:eastAsia="PingFang SC"/>
         </w:rPr>
-        <w:t>参考交付物在共同质量达标时显示 matched 优于 swapped；</w:t>
+        <w:t>参考交付物在共同质量达标时对两个用户都显示 matched 优于 swapped，且相对 task-only 的双向 uplift 不为负；</w:t>
       </w:r>
     </w:p>
     <w:p>
@@ -2623,16 +2764,20 @@
           <w:rFonts w:ascii="Calibri" w:hAnsi="Calibri" w:eastAsia="PingFang SC"/>
           <w:sz w:val="15"/>
         </w:rPr>
-        <w:t xml:space="preserve">[1] OpenCompass Team. </w:t>
+        <w:t xml:space="preserve">[1] </w:t>
       </w:r>
-      <w:r>
-        <w:rPr>
-          <w:rFonts w:ascii="Calibri" w:hAnsi="Calibri" w:eastAsia="PingFang SC"/>
-          <w:i/>
-          <w:sz w:val="15"/>
-        </w:rPr>
-        <w:t>OpenCompass: A Universal Evaluation Platform for Large Language Models</w:t>
-      </w:r>
+      <w:hyperlink r:id="rId20">
+        <w:r>
+          <w:rPr>
+            <w:rFonts w:ascii="Calibri" w:hAnsi="Calibri" w:eastAsia="PingFang SC"/>
+            <w:color w:val="2E74B5"/>
+            <w:u w:val="single"/>
+            <w:sz w:val="15"/>
+            <w:szCs w:val="15"/>
+          </w:rPr>
+          <w:t>OpenCompass</w:t>
+        </w:r>
+      </w:hyperlink>
       <w:r>
         <w:rPr>
           <w:rFonts w:ascii="Calibri" w:hAnsi="Calibri" w:eastAsia="PingFang SC"/>
@@ -2651,16 +2796,20 @@
           <w:rFonts w:ascii="Calibri" w:hAnsi="Calibri" w:eastAsia="PingFang SC"/>
           <w:sz w:val="15"/>
         </w:rPr>
-        <w:t xml:space="preserve">[2] EvalScope Documentation. </w:t>
+        <w:t xml:space="preserve">[2] </w:t>
       </w:r>
-      <w:r>
-        <w:rPr>
-          <w:rFonts w:ascii="Calibri" w:hAnsi="Calibri" w:eastAsia="PingFang SC"/>
-          <w:i/>
-          <w:sz w:val="15"/>
-        </w:rPr>
-        <w:t>Getting Started and Evaluation Backends</w:t>
-      </w:r>
+      <w:hyperlink r:id="rId21">
+        <w:r>
+          <w:rPr>
+            <w:rFonts w:ascii="Calibri" w:hAnsi="Calibri" w:eastAsia="PingFang SC"/>
+            <w:color w:val="2E74B5"/>
+            <w:u w:val="single"/>
+            <w:sz w:val="15"/>
+            <w:szCs w:val="15"/>
+          </w:rPr>
+          <w:t>EvalScope documentation</w:t>
+        </w:r>
+      </w:hyperlink>
       <w:r>
         <w:rPr>
           <w:rFonts w:ascii="Calibri" w:hAnsi="Calibri" w:eastAsia="PingFang SC"/>
@@ -2679,22 +2828,26 @@
           <w:rFonts w:ascii="Calibri" w:hAnsi="Calibri" w:eastAsia="PingFang SC"/>
           <w:sz w:val="15"/>
         </w:rPr>
-        <w:t xml:space="preserve">[3] Zhang et al. </w:t>
+        <w:t xml:space="preserve">[3] </w:t>
       </w:r>
-      <w:r>
-        <w:rPr>
-          <w:rFonts w:ascii="Calibri" w:hAnsi="Calibri" w:eastAsia="PingFang SC"/>
-          <w:i/>
-          <w:sz w:val="15"/>
-        </w:rPr>
-        <w:t>Agent-SafetyBench: Evaluating the Safety of LLM Agents</w:t>
-      </w:r>
+      <w:hyperlink r:id="rId17">
+        <w:r>
+          <w:rPr>
+            <w:rFonts w:ascii="Calibri" w:hAnsi="Calibri" w:eastAsia="PingFang SC"/>
+            <w:color w:val="2E74B5"/>
+            <w:u w:val="single"/>
+            <w:sz w:val="15"/>
+            <w:szCs w:val="15"/>
+          </w:rPr>
+          <w:t>Towards Personalized Deep Research: Benchmarks and Evaluations</w:t>
+        </w:r>
+      </w:hyperlink>
       <w:r>
         <w:rPr>
           <w:rFonts w:ascii="Calibri" w:hAnsi="Calibri" w:eastAsia="PingFang SC"/>
           <w:sz w:val="15"/>
         </w:rPr>
-        <w:t>. arXiv:2412.14470, 2024.</w:t>
+        <w:t>. 2025.</w:t>
       </w:r>
     </w:p>
     <w:p>
@@ -2709,20 +2862,24 @@
         </w:rPr>
         <w:t xml:space="preserve">[4] </w:t>
       </w:r>
-      <w:r>
-        <w:rPr>
-          <w:rFonts w:ascii="Calibri" w:hAnsi="Calibri" w:eastAsia="PingFang SC"/>
-          <w:i/>
-          <w:sz w:val="15"/>
-        </w:rPr>
-        <w:t>Towards Personalized Deep Research: Benchmarks and Evaluations</w:t>
-      </w:r>
+      <w:hyperlink r:id="rId18">
+        <w:r>
+          <w:rPr>
+            <w:rFonts w:ascii="Calibri" w:hAnsi="Calibri" w:eastAsia="PingFang SC"/>
+            <w:color w:val="2E74B5"/>
+            <w:u w:val="single"/>
+            <w:sz w:val="15"/>
+            <w:szCs w:val="15"/>
+          </w:rPr>
+          <w:t>LiveResearchBench</w:t>
+        </w:r>
+      </w:hyperlink>
       <w:r>
         <w:rPr>
           <w:rFonts w:ascii="Calibri" w:hAnsi="Calibri" w:eastAsia="PingFang SC"/>
           <w:sz w:val="15"/>
         </w:rPr>
-        <w:t>. arXiv:2509.25106, 2025.</w:t>
+        <w:t>. 2025.</w:t>
       </w:r>
     </w:p>
     <w:p>
@@ -2735,72 +2892,20 @@
           <w:rFonts w:ascii="Calibri" w:hAnsi="Calibri" w:eastAsia="PingFang SC"/>
           <w:sz w:val="15"/>
         </w:rPr>
-        <w:t xml:space="preserve">[5] Wang et al. </w:t>
+        <w:t xml:space="preserve">[5] </w:t>
       </w:r>
-      <w:r>
-        <w:rPr>
-          <w:rFonts w:ascii="Calibri" w:hAnsi="Calibri" w:eastAsia="PingFang SC"/>
-          <w:i/>
-          <w:sz w:val="15"/>
-        </w:rPr>
-        <w:t>LiveResearchBench: A Live Benchmark for User-Centric Deep Research in the Wild</w:t>
-      </w:r>
-      <w:r>
-        <w:rPr>
-          <w:rFonts w:ascii="Calibri" w:hAnsi="Calibri" w:eastAsia="PingFang SC"/>
-          <w:sz w:val="15"/>
-        </w:rPr>
-        <w:t>. arXiv:2510.14240, 2025.</w:t>
-      </w:r>
-    </w:p>
-    <w:p>
-      <w:pPr>
-        <w:spacing w:after="0" w:line="228" w:lineRule="auto"/>
-        <w:ind w:left="360" w:hanging="360"/>
-      </w:pPr>
-      <w:r>
-        <w:rPr>
-          <w:rFonts w:ascii="Calibri" w:hAnsi="Calibri" w:eastAsia="PingFang SC"/>
-          <w:sz w:val="15"/>
-        </w:rPr>
-        <w:t xml:space="preserve">[6] Sharma et al. </w:t>
-      </w:r>
-      <w:r>
-        <w:rPr>
-          <w:rFonts w:ascii="Calibri" w:hAnsi="Calibri" w:eastAsia="PingFang SC"/>
-          <w:i/>
-          <w:sz w:val="15"/>
-        </w:rPr>
-        <w:t>ResearchRubrics: A Benchmark of Prompts and Rubrics for Evaluating Deep Research Agents</w:t>
-      </w:r>
-      <w:r>
-        <w:rPr>
-          <w:rFonts w:ascii="Calibri" w:hAnsi="Calibri" w:eastAsia="PingFang SC"/>
-          <w:sz w:val="15"/>
-        </w:rPr>
-        <w:t>. arXiv:2511.07685, 2025.</w:t>
-      </w:r>
-    </w:p>
-    <w:p>
-      <w:pPr>
-        <w:spacing w:after="0" w:line="228" w:lineRule="auto"/>
-        <w:ind w:left="360" w:hanging="360"/>
-      </w:pPr>
-      <w:r>
-        <w:rPr>
-          <w:rFonts w:ascii="Calibri" w:hAnsi="Calibri" w:eastAsia="PingFang SC"/>
-          <w:sz w:val="15"/>
-        </w:rPr>
-        <w:t xml:space="preserve">[7] Starace et al. </w:t>
-      </w:r>
-      <w:r>
-        <w:rPr>
-          <w:rFonts w:ascii="Calibri" w:hAnsi="Calibri" w:eastAsia="PingFang SC"/>
-          <w:i/>
-          <w:sz w:val="15"/>
-        </w:rPr>
-        <w:t>PaperBench: Evaluating AI's Ability to Replicate AI Research</w:t>
-      </w:r>
+      <w:hyperlink r:id="rId19">
+        <w:r>
+          <w:rPr>
+            <w:rFonts w:ascii="Calibri" w:hAnsi="Calibri" w:eastAsia="PingFang SC"/>
+            <w:color w:val="2E74B5"/>
+            <w:u w:val="single"/>
+            <w:sz w:val="15"/>
+            <w:szCs w:val="15"/>
+          </w:rPr>
+          <w:t>PaperBench</w:t>
+        </w:r>
+      </w:hyperlink>
       <w:r>
         <w:rPr>
           <w:rFonts w:ascii="Calibri" w:hAnsi="Calibri" w:eastAsia="PingFang SC"/>
@@ -2819,22 +2924,26 @@
           <w:rFonts w:ascii="Calibri" w:hAnsi="Calibri" w:eastAsia="PingFang SC"/>
           <w:sz w:val="15"/>
         </w:rPr>
-        <w:t xml:space="preserve">[8] Yoran et al. </w:t>
+        <w:t xml:space="preserve">[6] </w:t>
       </w:r>
-      <w:r>
-        <w:rPr>
-          <w:rFonts w:ascii="Calibri" w:hAnsi="Calibri" w:eastAsia="PingFang SC"/>
-          <w:i/>
-          <w:sz w:val="15"/>
-        </w:rPr>
-        <w:t>AssistantBench: Can Web Agents Solve Realistic and Time-Consuming Tasks?</w:t>
-      </w:r>
+      <w:hyperlink r:id="rId22">
+        <w:r>
+          <w:rPr>
+            <w:rFonts w:ascii="Calibri" w:hAnsi="Calibri" w:eastAsia="PingFang SC"/>
+            <w:color w:val="2E74B5"/>
+            <w:u w:val="single"/>
+            <w:sz w:val="15"/>
+            <w:szCs w:val="15"/>
+          </w:rPr>
+          <w:t>Setoka</w:t>
+        </w:r>
+      </w:hyperlink>
       <w:r>
         <w:rPr>
           <w:rFonts w:ascii="Calibri" w:hAnsi="Calibri" w:eastAsia="PingFang SC"/>
           <w:sz w:val="15"/>
         </w:rPr>
-        <w:t xml:space="preserve"> arXiv:2407.15711, 2024.</w:t>
+        <w:t>. 2026.</w:t>
       </w:r>
     </w:p>
     <w:p>
@@ -2847,22 +2956,26 @@
           <w:rFonts w:ascii="Calibri" w:hAnsi="Calibri" w:eastAsia="PingFang SC"/>
           <w:sz w:val="15"/>
         </w:rPr>
-        <w:t xml:space="preserve">[9] Java et al. </w:t>
+        <w:t xml:space="preserve">[7] </w:t>
       </w:r>
-      <w:r>
-        <w:rPr>
-          <w:rFonts w:ascii="Calibri" w:hAnsi="Calibri" w:eastAsia="PingFang SC"/>
-          <w:i/>
-          <w:sz w:val="15"/>
-        </w:rPr>
-        <w:t>Characterizing Deep Research: A Benchmark and Formal Definition</w:t>
-      </w:r>
+      <w:hyperlink r:id="rId23">
+        <w:r>
+          <w:rPr>
+            <w:rFonts w:ascii="Calibri" w:hAnsi="Calibri" w:eastAsia="PingFang SC"/>
+            <w:color w:val="2E74B5"/>
+            <w:u w:val="single"/>
+            <w:sz w:val="15"/>
+            <w:szCs w:val="15"/>
+          </w:rPr>
+          <w:t>PersonaTrail</w:t>
+        </w:r>
+      </w:hyperlink>
       <w:r>
         <w:rPr>
           <w:rFonts w:ascii="Calibri" w:hAnsi="Calibri" w:eastAsia="PingFang SC"/>
           <w:sz w:val="15"/>
         </w:rPr>
-        <w:t>. arXiv:2508.04183, 2025.</w:t>
+        <w:t>. 2026.</w:t>
       </w:r>
     </w:p>
     <w:p>
@@ -2875,22 +2988,26 @@
           <w:rFonts w:ascii="Calibri" w:hAnsi="Calibri" w:eastAsia="PingFang SC"/>
           <w:sz w:val="15"/>
         </w:rPr>
-        <w:t xml:space="preserve">[10] Abaskohi et al. </w:t>
+        <w:t xml:space="preserve">[8] </w:t>
       </w:r>
-      <w:r>
-        <w:rPr>
-          <w:rFonts w:ascii="Calibri" w:hAnsi="Calibri" w:eastAsia="PingFang SC"/>
-          <w:i/>
-          <w:sz w:val="15"/>
-        </w:rPr>
-        <w:t>DRBench: A Realistic Benchmark for Enterprise Deep Research</w:t>
-      </w:r>
+      <w:hyperlink r:id="rId26">
+        <w:r>
+          <w:rPr>
+            <w:rFonts w:ascii="Calibri" w:hAnsi="Calibri" w:eastAsia="PingFang SC"/>
+            <w:color w:val="2E74B5"/>
+            <w:u w:val="single"/>
+            <w:sz w:val="15"/>
+            <w:szCs w:val="15"/>
+          </w:rPr>
+          <w:t>TARS</w:t>
+        </w:r>
+      </w:hyperlink>
       <w:r>
         <w:rPr>
           <w:rFonts w:ascii="Calibri" w:hAnsi="Calibri" w:eastAsia="PingFang SC"/>
           <w:sz w:val="15"/>
         </w:rPr>
-        <w:t>. arXiv:2510.00172, 2025.</w:t>
+        <w:t>. 2026.</w:t>
       </w:r>
     </w:p>
     <w:p>
@@ -2903,22 +3020,26 @@
           <w:rFonts w:ascii="Calibri" w:hAnsi="Calibri" w:eastAsia="PingFang SC"/>
           <w:sz w:val="15"/>
         </w:rPr>
-        <w:t xml:space="preserve">[11] Liang et al. </w:t>
+        <w:t xml:space="preserve">[9] </w:t>
       </w:r>
-      <w:r>
-        <w:rPr>
-          <w:rFonts w:ascii="Calibri" w:hAnsi="Calibri" w:eastAsia="PingFang SC"/>
-          <w:i/>
-          <w:sz w:val="15"/>
-        </w:rPr>
-        <w:t>Holistic Evaluation of Language Models</w:t>
-      </w:r>
+      <w:hyperlink r:id="rId28">
+        <w:r>
+          <w:rPr>
+            <w:rFonts w:ascii="Calibri" w:hAnsi="Calibri" w:eastAsia="PingFang SC"/>
+            <w:color w:val="2E74B5"/>
+            <w:u w:val="single"/>
+            <w:sz w:val="15"/>
+            <w:szCs w:val="15"/>
+          </w:rPr>
+          <w:t>Agents Don't Just Agree, They Remember</w:t>
+        </w:r>
+      </w:hyperlink>
       <w:r>
         <w:rPr>
           <w:rFonts w:ascii="Calibri" w:hAnsi="Calibri" w:eastAsia="PingFang SC"/>
           <w:sz w:val="15"/>
         </w:rPr>
-        <w:t>. TMLR, 2023.</w:t>
+        <w:t>. 2026.</w:t>
       </w:r>
     </w:p>
     <w:p>
@@ -2931,22 +3052,26 @@
           <w:rFonts w:ascii="Calibri" w:hAnsi="Calibri" w:eastAsia="PingFang SC"/>
           <w:sz w:val="15"/>
         </w:rPr>
-        <w:t xml:space="preserve">[12] Ribeiro et al. </w:t>
+        <w:t xml:space="preserve">[10] </w:t>
       </w:r>
-      <w:r>
-        <w:rPr>
-          <w:rFonts w:ascii="Calibri" w:hAnsi="Calibri" w:eastAsia="PingFang SC"/>
-          <w:i/>
-          <w:sz w:val="15"/>
-        </w:rPr>
-        <w:t>Beyond Accuracy: Behavioral Testing of NLP Models with CheckList</w:t>
-      </w:r>
+      <w:hyperlink r:id="rId24">
+        <w:r>
+          <w:rPr>
+            <w:rFonts w:ascii="Calibri" w:hAnsi="Calibri" w:eastAsia="PingFang SC"/>
+            <w:color w:val="2E74B5"/>
+            <w:u w:val="single"/>
+            <w:sz w:val="15"/>
+            <w:szCs w:val="15"/>
+          </w:rPr>
+          <w:t>APeB</w:t>
+        </w:r>
+      </w:hyperlink>
       <w:r>
         <w:rPr>
           <w:rFonts w:ascii="Calibri" w:hAnsi="Calibri" w:eastAsia="PingFang SC"/>
           <w:sz w:val="15"/>
         </w:rPr>
-        <w:t>. ACL, 2020.</w:t>
+        <w:t>. 2026.</w:t>
       </w:r>
     </w:p>
     <w:p>
@@ -2959,287 +3084,7 @@
           <w:rFonts w:ascii="Calibri" w:hAnsi="Calibri" w:eastAsia="PingFang SC"/>
           <w:sz w:val="15"/>
         </w:rPr>
-        <w:t xml:space="preserve">[13] Reuel et al. </w:t>
-      </w:r>
-      <w:r>
-        <w:rPr>
-          <w:rFonts w:ascii="Calibri" w:hAnsi="Calibri" w:eastAsia="PingFang SC"/>
-          <w:i/>
-          <w:sz w:val="15"/>
-        </w:rPr>
-        <w:t>BetterBench: Assessing AI Benchmarks, Uncovering Issues, and Establishing Best Practices</w:t>
-      </w:r>
-      <w:r>
-        <w:rPr>
-          <w:rFonts w:ascii="Calibri" w:hAnsi="Calibri" w:eastAsia="PingFang SC"/>
-          <w:sz w:val="15"/>
-        </w:rPr>
-        <w:t>. arXiv:2411.12990, 2024.</w:t>
-      </w:r>
-    </w:p>
-    <w:p>
-      <w:pPr>
-        <w:spacing w:after="0" w:line="228" w:lineRule="auto"/>
-        <w:ind w:left="360" w:hanging="360"/>
-      </w:pPr>
-      <w:r>
-        <w:rPr>
-          <w:rFonts w:ascii="Calibri" w:hAnsi="Calibri" w:eastAsia="PingFang SC"/>
-          <w:sz w:val="15"/>
-        </w:rPr>
-        <w:t xml:space="preserve">[14] Zhu et al. </w:t>
-      </w:r>
-      <w:r>
-        <w:rPr>
-          <w:rFonts w:ascii="Calibri" w:hAnsi="Calibri" w:eastAsia="PingFang SC"/>
-          <w:i/>
-          <w:sz w:val="15"/>
-        </w:rPr>
-        <w:t>JudgeLM: Fine-tuned Large Language Models are Scalable Judges</w:t>
-      </w:r>
-      <w:r>
-        <w:rPr>
-          <w:rFonts w:ascii="Calibri" w:hAnsi="Calibri" w:eastAsia="PingFang SC"/>
-          <w:sz w:val="15"/>
-        </w:rPr>
-        <w:t>. arXiv:2310.17631, 2023.</w:t>
-      </w:r>
-    </w:p>
-    <w:p>
-      <w:pPr>
-        <w:spacing w:after="0" w:line="228" w:lineRule="auto"/>
-        <w:ind w:left="360" w:hanging="360"/>
-      </w:pPr>
-      <w:r>
-        <w:rPr>
-          <w:rFonts w:ascii="Calibri" w:hAnsi="Calibri" w:eastAsia="PingFang SC"/>
-          <w:sz w:val="15"/>
-        </w:rPr>
-        <w:t xml:space="preserve">[15] Huang et al. </w:t>
-      </w:r>
-      <w:r>
-        <w:rPr>
-          <w:rFonts w:ascii="Calibri" w:hAnsi="Calibri" w:eastAsia="PingFang SC"/>
-          <w:i/>
-          <w:sz w:val="15"/>
-        </w:rPr>
-        <w:t>An Empirical Study of LLM-as-a-Judge for LLM Evaluation</w:t>
-      </w:r>
-      <w:r>
-        <w:rPr>
-          <w:rFonts w:ascii="Calibri" w:hAnsi="Calibri" w:eastAsia="PingFang SC"/>
-          <w:sz w:val="15"/>
-        </w:rPr>
-        <w:t>. arXiv:2403.02839, 2024.</w:t>
-      </w:r>
-    </w:p>
-    <w:p>
-      <w:pPr>
-        <w:spacing w:after="0" w:line="228" w:lineRule="auto"/>
-        <w:ind w:left="360" w:hanging="360"/>
-      </w:pPr>
-      <w:r>
-        <w:rPr>
-          <w:rFonts w:ascii="Calibri" w:hAnsi="Calibri" w:eastAsia="PingFang SC"/>
-          <w:sz w:val="15"/>
-        </w:rPr>
-        <w:t xml:space="preserve">[16] Zeng et al. </w:t>
-      </w:r>
-      <w:r>
-        <w:rPr>
-          <w:rFonts w:ascii="Calibri" w:hAnsi="Calibri" w:eastAsia="PingFang SC"/>
-          <w:i/>
-          <w:sz w:val="15"/>
-        </w:rPr>
-        <w:t>Setoka: A Benchmark for Hierarchical User Understanding in Personalized Agents over Heterogeneous Data</w:t>
-      </w:r>
-      <w:r>
-        <w:rPr>
-          <w:rFonts w:ascii="Calibri" w:hAnsi="Calibri" w:eastAsia="PingFang SC"/>
-          <w:sz w:val="15"/>
-        </w:rPr>
-        <w:t>. arXiv:2607.27056, 2026.</w:t>
-      </w:r>
-    </w:p>
-    <w:p>
-      <w:pPr>
-        <w:spacing w:after="0" w:line="228" w:lineRule="auto"/>
-        <w:ind w:left="360" w:hanging="360"/>
-      </w:pPr>
-      <w:r>
-        <w:rPr>
-          <w:rFonts w:ascii="Calibri" w:hAnsi="Calibri" w:eastAsia="PingFang SC"/>
-          <w:sz w:val="15"/>
-        </w:rPr>
-        <w:t xml:space="preserve">[17] Qian et al. </w:t>
-      </w:r>
-      <w:r>
-        <w:rPr>
-          <w:rFonts w:ascii="Calibri" w:hAnsi="Calibri" w:eastAsia="PingFang SC"/>
-          <w:i/>
-          <w:sz w:val="15"/>
-        </w:rPr>
-        <w:t>Toward User-Conditioned Evaluation of Personal LLM Agents under Temporal Interventions</w:t>
-      </w:r>
-      <w:r>
-        <w:rPr>
-          <w:rFonts w:ascii="Calibri" w:hAnsi="Calibri" w:eastAsia="PingFang SC"/>
-          <w:sz w:val="15"/>
-        </w:rPr>
-        <w:t>. arXiv:2607.21635, 2026.</w:t>
-      </w:r>
-    </w:p>
-    <w:p>
-      <w:pPr>
-        <w:spacing w:after="0" w:line="228" w:lineRule="auto"/>
-        <w:ind w:left="360" w:hanging="360"/>
-      </w:pPr>
-      <w:r>
-        <w:rPr>
-          <w:rFonts w:ascii="Calibri" w:hAnsi="Calibri" w:eastAsia="PingFang SC"/>
-          <w:sz w:val="15"/>
-        </w:rPr>
-        <w:t xml:space="preserve">[18] Yang et al. </w:t>
-      </w:r>
-      <w:r>
-        <w:rPr>
-          <w:rFonts w:ascii="Calibri" w:hAnsi="Calibri" w:eastAsia="PingFang SC"/>
-          <w:i/>
-          <w:sz w:val="15"/>
-        </w:rPr>
-        <w:t>PersonaTrail: Benchmarking Personalized Web Agents through Browsing Trails</w:t>
-      </w:r>
-      <w:r>
-        <w:rPr>
-          <w:rFonts w:ascii="Calibri" w:hAnsi="Calibri" w:eastAsia="PingFang SC"/>
-          <w:sz w:val="15"/>
-        </w:rPr>
-        <w:t>. arXiv:2607.20482, 2026.</w:t>
-      </w:r>
-    </w:p>
-    <w:p>
-      <w:pPr>
-        <w:spacing w:after="0" w:line="228" w:lineRule="auto"/>
-        <w:ind w:left="360" w:hanging="360"/>
-      </w:pPr>
-      <w:r>
-        <w:rPr>
-          <w:rFonts w:ascii="Calibri" w:hAnsi="Calibri" w:eastAsia="PingFang SC"/>
-          <w:sz w:val="15"/>
-        </w:rPr>
-        <w:t xml:space="preserve">[19] Todisco et al. </w:t>
-      </w:r>
-      <w:r>
-        <w:rPr>
-          <w:rFonts w:ascii="Calibri" w:hAnsi="Calibri" w:eastAsia="PingFang SC"/>
-          <w:i/>
-          <w:sz w:val="15"/>
-        </w:rPr>
-        <w:t>TARS: A Theory-of-Mind Agent for Personalized In-IDE Code Comprehension</w:t>
-      </w:r>
-      <w:r>
-        <w:rPr>
-          <w:rFonts w:ascii="Calibri" w:hAnsi="Calibri" w:eastAsia="PingFang SC"/>
-          <w:sz w:val="15"/>
-        </w:rPr>
-        <w:t>. arXiv:2607.15948, 2026.</w:t>
-      </w:r>
-    </w:p>
-    <w:p>
-      <w:pPr>
-        <w:spacing w:after="0" w:line="228" w:lineRule="auto"/>
-        <w:ind w:left="360" w:hanging="360"/>
-      </w:pPr>
-      <w:r>
-        <w:rPr>
-          <w:rFonts w:ascii="Calibri" w:hAnsi="Calibri" w:eastAsia="PingFang SC"/>
-          <w:sz w:val="15"/>
-        </w:rPr>
-        <w:t xml:space="preserve">[20] Yang. </w:t>
-      </w:r>
-      <w:r>
-        <w:rPr>
-          <w:rFonts w:ascii="Calibri" w:hAnsi="Calibri" w:eastAsia="PingFang SC"/>
-          <w:i/>
-          <w:sz w:val="15"/>
-        </w:rPr>
-        <w:t>Self-Aware Recursively Self-Improving Agents for Personal Singularity</w:t>
-      </w:r>
-      <w:r>
-        <w:rPr>
-          <w:rFonts w:ascii="Calibri" w:hAnsi="Calibri" w:eastAsia="PingFang SC"/>
-          <w:sz w:val="15"/>
-        </w:rPr>
-        <w:t>. arXiv:2607.12254, 2026.</w:t>
-      </w:r>
-    </w:p>
-    <w:p>
-      <w:pPr>
-        <w:spacing w:after="0" w:line="228" w:lineRule="auto"/>
-        <w:ind w:left="360" w:hanging="360"/>
-      </w:pPr>
-      <w:r>
-        <w:rPr>
-          <w:rFonts w:ascii="Calibri" w:hAnsi="Calibri" w:eastAsia="PingFang SC"/>
-          <w:sz w:val="15"/>
-        </w:rPr>
-        <w:t xml:space="preserve">[21] Mao et al. </w:t>
-      </w:r>
-      <w:r>
-        <w:rPr>
-          <w:rFonts w:ascii="Calibri" w:hAnsi="Calibri" w:eastAsia="PingFang SC"/>
-          <w:i/>
-          <w:sz w:val="15"/>
-        </w:rPr>
-        <w:t>Agents Don't Just Agree, They Remember: Benchmarking Persistent Sycophancy in Stateful Personal Agents</w:t>
-      </w:r>
-      <w:r>
-        <w:rPr>
-          <w:rFonts w:ascii="Calibri" w:hAnsi="Calibri" w:eastAsia="PingFang SC"/>
-          <w:sz w:val="15"/>
-        </w:rPr>
-        <w:t>. arXiv:2607.10526, 2026.</w:t>
-      </w:r>
-    </w:p>
-    <w:p>
-      <w:pPr>
-        <w:spacing w:after="0" w:line="228" w:lineRule="auto"/>
-        <w:ind w:left="360" w:hanging="360"/>
-      </w:pPr>
-      <w:r>
-        <w:rPr>
-          <w:rFonts w:ascii="Calibri" w:hAnsi="Calibri" w:eastAsia="PingFang SC"/>
-          <w:sz w:val="15"/>
-        </w:rPr>
-        <w:t xml:space="preserve">[22] Yang et al. </w:t>
-      </w:r>
-      <w:r>
-        <w:rPr>
-          <w:rFonts w:ascii="Calibri" w:hAnsi="Calibri" w:eastAsia="PingFang SC"/>
-          <w:i/>
-          <w:sz w:val="15"/>
-        </w:rPr>
-        <w:t>APeB: Benchmarking Personalization Ability of Large Language Model Agents</w:t>
-      </w:r>
-      <w:r>
-        <w:rPr>
-          <w:rFonts w:ascii="Calibri" w:hAnsi="Calibri" w:eastAsia="PingFang SC"/>
-          <w:sz w:val="15"/>
-        </w:rPr>
-        <w:t>. arXiv:2607.03162, 2026.</w:t>
-      </w:r>
-    </w:p>
-    <w:p>
-      <w:pPr>
-        <w:spacing w:after="0" w:line="228" w:lineRule="auto"/>
-        <w:ind w:left="360" w:hanging="360"/>
-      </w:pPr>
-      <w:r>
-        <w:rPr>
-          <w:rFonts w:ascii="Calibri" w:hAnsi="Calibri" w:eastAsia="PingFang SC"/>
-          <w:sz w:val="15"/>
-        </w:rPr>
-        <w:t xml:space="preserve">[23] Salemi et al. </w:t>
+        <w:t xml:space="preserve">[11] </w:t>
       </w:r>
       <w:hyperlink r:id="rId11">
         <w:r>
@@ -3250,7 +3095,7 @@
             <w:sz w:val="15"/>
             <w:szCs w:val="15"/>
           </w:rPr>
-          <w:t>LaMP: When Large Language Models Meet Personalization</w:t>
+          <w:t>LaMP</w:t>
         </w:r>
       </w:hyperlink>
       <w:r>
@@ -3271,7 +3116,7 @@
           <w:rFonts w:ascii="Calibri" w:hAnsi="Calibri" w:eastAsia="PingFang SC"/>
           <w:sz w:val="15"/>
         </w:rPr>
-        <w:t xml:space="preserve">[24] Zhao et al. </w:t>
+        <w:t xml:space="preserve">[12] </w:t>
       </w:r>
       <w:hyperlink r:id="rId12">
         <w:r>
@@ -3282,7 +3127,7 @@
             <w:sz w:val="15"/>
             <w:szCs w:val="15"/>
           </w:rPr>
-          <w:t>PersonaLens: A Benchmark for Personalization Evaluation in Conversational AI Assistants</w:t>
+          <w:t>PersonaLens</w:t>
         </w:r>
       </w:hyperlink>
       <w:r>
@@ -3303,7 +3148,7 @@
           <w:rFonts w:ascii="Calibri" w:hAnsi="Calibri" w:eastAsia="PingFang SC"/>
           <w:sz w:val="15"/>
         </w:rPr>
-        <w:t xml:space="preserve">[25] Hao et al. </w:t>
+        <w:t xml:space="preserve">[13] </w:t>
       </w:r>
       <w:hyperlink r:id="rId13">
         <w:r>
@@ -3314,7 +3159,7 @@
             <w:sz w:val="15"/>
             <w:szCs w:val="15"/>
           </w:rPr>
-          <w:t>Evaluating Personalized Tool-Augmented LLMs from the Perspectives of Personalization and Proactivity</w:t>
+          <w:t>ETAPP</w:t>
         </w:r>
       </w:hyperlink>
       <w:r>
@@ -3335,7 +3180,7 @@
           <w:rFonts w:ascii="Calibri" w:hAnsi="Calibri" w:eastAsia="PingFang SC"/>
           <w:sz w:val="15"/>
         </w:rPr>
-        <w:t xml:space="preserve">[26] Jiang et al. </w:t>
+        <w:t xml:space="preserve">[14] </w:t>
       </w:r>
       <w:hyperlink r:id="rId14">
         <w:r>
@@ -3346,7 +3191,7 @@
             <w:sz w:val="15"/>
             <w:szCs w:val="15"/>
           </w:rPr>
-          <w:t>Know Me, Respond to Me: Benchmarking LLMs for Dynamic User Profiling and Personalized Responses at Scale</w:t>
+          <w:t>PersonaMem</w:t>
         </w:r>
       </w:hyperlink>
       <w:r>
@@ -3354,7 +3199,7 @@
           <w:rFonts w:ascii="Calibri" w:hAnsi="Calibri" w:eastAsia="PingFang SC"/>
           <w:sz w:val="15"/>
         </w:rPr>
-        <w:t>. arXiv:2504.14225, 2025.</w:t>
+        <w:t>. 2025.</w:t>
       </w:r>
     </w:p>
     <w:p>
@@ -3367,7 +3212,7 @@
           <w:rFonts w:ascii="Calibri" w:hAnsi="Calibri" w:eastAsia="PingFang SC"/>
           <w:sz w:val="15"/>
         </w:rPr>
-        <w:t xml:space="preserve">[27] Li et al. </w:t>
+        <w:t xml:space="preserve">[15] </w:t>
       </w:r>
       <w:hyperlink r:id="rId15">
         <w:r>
@@ -3378,7 +3223,7 @@
             <w:sz w:val="15"/>
             <w:szCs w:val="15"/>
           </w:rPr>
-          <w:t>Personalized Deep Research: A User-Centric Framework, Dataset, and Hybrid Evaluation for Knowledge Discovery</w:t>
+          <w:t>Personalized Deep Research</w:t>
         </w:r>
       </w:hyperlink>
       <w:r>
@@ -3386,7 +3231,7 @@
           <w:rFonts w:ascii="Calibri" w:hAnsi="Calibri" w:eastAsia="PingFang SC"/>
           <w:sz w:val="15"/>
         </w:rPr>
-        <w:t>. arXiv:2605.10530, 2026.</w:t>
+        <w:t>. 2026.</w:t>
       </w:r>
     </w:p>
     <w:p>
@@ -3399,7 +3244,7 @@
           <w:rFonts w:ascii="Calibri" w:hAnsi="Calibri" w:eastAsia="PingFang SC"/>
           <w:sz w:val="15"/>
         </w:rPr>
-        <w:t xml:space="preserve">[28] Balepur et al. </w:t>
+        <w:t xml:space="preserve">[16] </w:t>
       </w:r>
       <w:hyperlink r:id="rId16">
         <w:r>
@@ -3410,7 +3255,7 @@
             <w:sz w:val="15"/>
             <w:szCs w:val="15"/>
           </w:rPr>
-          <w:t>Language Models Don't Know What You Want: Evaluating Personalization in Deep Research Needs Real Users</w:t>
+          <w:t>MyScholarQA</w:t>
         </w:r>
       </w:hyperlink>
       <w:r>
@@ -3431,7 +3276,7 @@
           <w:rFonts w:ascii="Calibri" w:hAnsi="Calibri" w:eastAsia="PingFang SC"/>
           <w:sz w:val="15"/>
         </w:rPr>
-        <w:t xml:space="preserve">[29] Liang et al. </w:t>
+        <w:t xml:space="preserve">[17] </w:t>
       </w:r>
       <w:hyperlink r:id="rId27">
         <w:r>
@@ -3450,7 +3295,7 @@
           <w:rFonts w:ascii="Calibri" w:hAnsi="Calibri" w:eastAsia="PingFang SC"/>
           <w:sz w:val="15"/>
         </w:rPr>
-        <w:t>. arXiv:2602.16173, 2026.</w:t>
+        <w:t>. 2026.</w:t>
       </w:r>
     </w:p>
     <w:p>
@@ -3463,7 +3308,7 @@
           <w:rFonts w:ascii="Calibri" w:hAnsi="Calibri" w:eastAsia="PingFang SC"/>
           <w:sz w:val="15"/>
         </w:rPr>
-        <w:t xml:space="preserve">[30] Shen et al. </w:t>
+        <w:t xml:space="preserve">[18] </w:t>
       </w:r>
       <w:hyperlink r:id="rId25">
         <w:r>
@@ -3474,7 +3319,7 @@
             <w:sz w:val="15"/>
             <w:szCs w:val="15"/>
           </w:rPr>
-          <w:t>Mem2ActBench: A Benchmark for Evaluating Long-Term Memory Utilization in Task-Oriented Autonomous Agents</w:t>
+          <w:t>Mem2ActBench</w:t>
         </w:r>
       </w:hyperlink>
       <w:r>
@@ -3495,7 +3340,7 @@
           <w:rFonts w:ascii="Calibri" w:hAnsi="Calibri" w:eastAsia="PingFang SC"/>
           <w:sz w:val="15"/>
         </w:rPr>
-        <w:t xml:space="preserve">[31] Guo et al. </w:t>
+        <w:t xml:space="preserve">[19] </w:t>
       </w:r>
       <w:hyperlink r:id="rId29">
         <w:r>
@@ -3506,7 +3351,7 @@
             <w:sz w:val="15"/>
             <w:szCs w:val="15"/>
           </w:rPr>
-          <w:t>When Personalization Legitimizes Risks: Uncovering Safety Vulnerabilities in Personalized Dialogue Agents</w:t>
+          <w:t>When Personalization Legitimizes Risks</w:t>
         </w:r>
       </w:hyperlink>
       <w:r>
@@ -3515,70 +3360,6 @@
           <w:sz w:val="15"/>
         </w:rPr>
         <w:t>. ACL, 2026.</w:t>
-      </w:r>
-    </w:p>
-    <w:p>
-      <w:pPr>
-        <w:spacing w:after="0" w:line="228" w:lineRule="auto"/>
-        <w:ind w:left="360" w:hanging="360"/>
-      </w:pPr>
-      <w:r>
-        <w:rPr>
-          <w:rFonts w:ascii="Calibri" w:hAnsi="Calibri" w:eastAsia="PingFang SC"/>
-          <w:sz w:val="15"/>
-        </w:rPr>
-        <w:t xml:space="preserve">[32] Weeber et al. </w:t>
-      </w:r>
-      <w:hyperlink r:id="rId35">
-        <w:r>
-          <w:rPr>
-            <w:rFonts w:ascii="Calibri" w:hAnsi="Calibri" w:eastAsia="PingFang SC"/>
-            <w:color w:val="2E74B5"/>
-            <w:u w:val="single"/>
-            <w:sz w:val="15"/>
-            <w:szCs w:val="15"/>
-          </w:rPr>
-          <w:t>One Persona, Many Cues, Different Results: How Sociodemographic Cues Impact LLM Personalization</w:t>
-        </w:r>
-      </w:hyperlink>
-      <w:r>
-        <w:rPr>
-          <w:rFonts w:ascii="Calibri" w:hAnsi="Calibri" w:eastAsia="PingFang SC"/>
-          <w:sz w:val="15"/>
-        </w:rPr>
-        <w:t>. ACL, 2026.</w:t>
-      </w:r>
-    </w:p>
-    <w:p>
-      <w:pPr>
-        <w:spacing w:after="0" w:line="228" w:lineRule="auto"/>
-        <w:ind w:left="360" w:hanging="360"/>
-      </w:pPr>
-      <w:r>
-        <w:rPr>
-          <w:rFonts w:ascii="Calibri" w:hAnsi="Calibri" w:eastAsia="PingFang SC"/>
-          <w:sz w:val="15"/>
-        </w:rPr>
-        <w:t xml:space="preserve">[33] Qiu et al. </w:t>
-      </w:r>
-      <w:hyperlink r:id="rId36">
-        <w:r>
-          <w:rPr>
-            <w:rFonts w:ascii="Calibri" w:hAnsi="Calibri" w:eastAsia="PingFang SC"/>
-            <w:color w:val="2E74B5"/>
-            <w:u w:val="single"/>
-            <w:sz w:val="15"/>
-            <w:szCs w:val="15"/>
-          </w:rPr>
-          <w:t>Preference-Aware Rubric Learning for Personalized Evaluation</w:t>
-        </w:r>
-      </w:hyperlink>
-      <w:r>
-        <w:rPr>
-          <w:rFonts w:ascii="Calibri" w:hAnsi="Calibri" w:eastAsia="PingFang SC"/>
-          <w:sz w:val="15"/>
-        </w:rPr>
-        <w:t>. arXiv:2605.31545, 2026.</w:t>
       </w:r>
     </w:p>
     <w:sectPr>

--- a/html_report/public/DeepAlign-Bench_正式Proposal精简版.docx
+++ b/html_report/public/DeepAlign-Bench_正式Proposal精简版.docx
@@ -131,7 +131,7 @@
                 <w:color w:val="5B6B7A"/>
                 <w:sz w:val="21"/>
               </w:rPr>
-              <w:t>v0.30 · 正式精简版</w:t>
+              <w:t>v0.31 · 正式精简版</w:t>
             </w:r>
           </w:p>
         </w:tc>
@@ -1256,7 +1256,7 @@
         <w:rPr>
           <w:rFonts w:ascii="Calibri" w:hAnsi="Calibri" w:eastAsia="PingFang SC"/>
         </w:rPr>
-        <w:t>每个 family 固定任务、证据和资源，构造两个都自然且对结果有实质影响的用户。Persona 不先写 biography，而按“真实 source record → task-relevant axes → 共享 invariant core → 只改 2–3 个决策相关字段 → fact-to-contract map → 多 signal views → 负对照 → 人类验证”生成。每条事实记录来源、时间、可信度、相关性、敏感度和披露权限；structured persona、自然历史与澄清回答都由同一 ledger 编译。</w:t>
+        <w:t>每个 family 固定任务、证据和资源，构造两个都自然且对结果有实质影响的用户。Persona 不先写 biography，而按“真实 source record → task-relevant axes → 共享 invariant core → 只改 2–4 个决策相关字段 → fact-to-contract map → 多 signal views → 负对照 → 人类验证”生成。每条事实记录来源、时间、可信度、相关性、敏感度和披露权限；structured persona、自然历史与澄清回答都由同一 ledger 编译。</w:t>
       </w:r>
     </w:p>
     <w:p>
@@ -1374,14 +1374,6 @@
         <w:rPr>
           <w:rFonts w:ascii="Calibri" w:hAnsi="Calibri" w:eastAsia="PingFang SC"/>
         </w:rPr>
-        <w:t>开工时不同时搭满三条轨道：先用 2 family × 2 agent 跑通 E1；再用 1 个 anchor 验证 E3 checkpoint/conflict/update；最后只做 1 个 E2 商业产品 adapter smoke test。E1 和一个 E3 event 未端到端通过前不批量造数；E2 不阻塞主矩阵。</w:t>
-      </w:r>
-    </w:p>
-    <w:p>
-      <w:r>
-        <w:rPr>
-          <w:rFonts w:ascii="Calibri" w:hAnsi="Calibri" w:eastAsia="PingFang SC"/>
-        </w:rPr>
         <w:t xml:space="preserve">8 个 anchor 覆盖日常决策、学习职业、金融信息、健康信息、企业采购/合规、软件生产、学术前沿和政策传播。每个先建 clean family，再按 </w:t>
       </w:r>
       <w:r>
@@ -1452,13 +1444,13 @@
           <w:color w:val="6A3E00"/>
           <w:sz w:val="20"/>
         </w:rPr>
-        <w:t>validate → 按 intent/deliverable/operator/risk 路由模板 → 填入预算/证据/用户参数 → leaf expansion → 校验并冻结 bundle</w:t>
+        <w:t>validate → 路由 module → 选择 direction node → 填入预算/证据/用户参数 → leaf expansion → 校验并冻结 bundle</w:t>
       </w:r>
       <w:r>
         <w:rPr>
           <w:rFonts w:ascii="Calibri" w:hAnsi="Calibri" w:eastAsia="PingFang SC"/>
         </w:rPr>
-        <w:t>。Leaf expansion 是在运行前把“适合用户”“备忘录完整”等复合要求拆成可独立观察、带 0/1 或 0/1/2 文字锚点的原子项，不是评分后再细化。当前文件定义接口与端到端示例；自动 validator 和 compiler 是第 1 周实现项。</w:t>
+        <w:t>。Module 是父级能力域，node 是“满足硬预算、匹配知识深度、遵守披露边界”这类可复用方向，leaf 才是 case-specific 原子标准。Leaf expansion 仍在运行前完成；自动 validator 和 compiler 是第 1 周实现项。</w:t>
       </w:r>
     </w:p>
     <w:p>
@@ -1932,7 +1924,7 @@
         <w:rPr>
           <w:rFonts w:ascii="Calibri" w:hAnsi="Calibri" w:eastAsia="PingFang SC"/>
         </w:rPr>
-        <w:t>每个 task-persona 对必须通过六项门槛：场景真实、决策相关、用户间可区分、存在共同核心、信息最少且隐私可控、不依赖刻板印象。标注者先独立编写 must-change 和 must-hold，再处理分歧。人类真值分工固定：领域专家评事实、证据和共同质量，目标用户确认 must-change / must-not 并盲评 matched/swapped；纯合成 persona 只用于压力测试，不能单独支撑真实用户效用。</w:t>
+        <w:t>Task 元数据分层处理：来源、许可、时间、哈希、工具和预算可自动导入后人工审计；intent、stakes、interaction need、counterfactual axes 与四类 contract 必须在运行前由两人独立人工标注并仲裁；实际难度、失败率和 judge agreement 只能在 pilot 后另存为 observed 字段。每个 task-persona 对必须通过六项门槛：场景真实、决策相关、用户间可区分、存在共同核心、信息最少且隐私可控、不依赖刻板印象。人类真值分工固定：领域专家评事实、证据和共同质量，目标用户确认 must-change / must-not 并盲评 matched/swapped；纯合成 persona 只用于压力测试，不能单独支撑真实用户效用。</w:t>
       </w:r>
       <w:hyperlink r:id="rId16">
         <w:r>
@@ -1944,12 +1936,6 @@
           <w:t>[16]</w:t>
         </w:r>
       </w:hyperlink>
-      <w:r>
-        <w:rPr>
-          <w:rFonts w:ascii="Calibri" w:hAnsi="Calibri" w:eastAsia="PingFang SC"/>
-        </w:rPr>
-        <w:t xml:space="preserve"> Rubric 还必须通过内容映射、matched/swapped 区分、nuisance invariance、去重/消融、权重敏感性、目标用户/专家效度和 residual-error saturation；未通过的 module 删除、合并或降为探索性分析。</w:t>
-      </w:r>
     </w:p>
     <w:p>
       <w:pPr>
@@ -2736,6 +2722,38 @@
     </w:p>
     <w:p>
       <w:pPr>
+        <w:pStyle w:val="Heading2"/>
+      </w:pPr>
+      <w:r>
+        <w:t>8.4 开工顺序与 ICLR readiness</w:t>
+      </w:r>
+    </w:p>
+    <w:p>
+      <w:r>
+        <w:rPr>
+          <w:rFonts w:ascii="Calibri" w:hAnsi="Calibri" w:eastAsia="PingFang SC"/>
+        </w:rPr>
+        <w:t>先从 60–80 个 seed 筛约 30 个候选，只做 3 个完整 family；优先两位真实用户，至少 2 个通过 specificity、benefit、共同质量与边界四重门后才扩到 24。工程顺序为 E1 主轨（1.5–2.5 周）→ E3 单 anchor（追加 2–4 周）→ E2 单产品观察性 probe（3–7 天+维护）。</w:t>
+      </w:r>
+      <w:hyperlink r:id="rId35">
+        <w:r>
+          <w:rPr>
+            <w:rFonts w:ascii="Calibri" w:hAnsi="Calibri" w:eastAsia="PingFang SC"/>
+            <w:color w:val="2E74B5"/>
+            <w:u w:val="single"/>
+          </w:rPr>
+          <w:t>ICLR 官方数据</w:t>
+        </w:r>
+      </w:hyperlink>
+      <w:r>
+        <w:rPr>
+          <w:rFonts w:ascii="Calibri" w:hAnsi="Calibri" w:eastAsia="PingFang SC"/>
+        </w:rPr>
+        <w:t>显示近年总体录用率约 27%–32%；本稿无 pilot 约 5%–12%，合格执行约 20%–35%，强结果约 35%–50%，中心判断约三成。它是审稿风险区间，不是校准概率。</w:t>
+      </w:r>
+    </w:p>
+    <w:p>
+      <w:pPr>
         <w:sectPr>
           <w:headerReference w:type="default" r:id="rId33"/>
           <w:footerReference w:type="default" r:id="rId34"/>

--- a/html_report/public/DeepAlign-Bench_正式Proposal精简版.docx
+++ b/html_report/public/DeepAlign-Bench_正式Proposal精简版.docx
@@ -43,7 +43,7 @@
           <w:color w:val="2E74B5"/>
           <w:sz w:val="34"/>
         </w:rPr>
-        <w:t>长程 Deep Research 智能体个性化最终交付物评测</w:t>
+        <w:t>个性化 Deep Research 交付物的下游决策效用评测</w:t>
       </w:r>
     </w:p>
     <w:p>
@@ -131,7 +131,7 @@
                 <w:color w:val="5B6B7A"/>
                 <w:sz w:val="21"/>
               </w:rPr>
-              <w:t>v0.31 · 正式精简版</w:t>
+              <w:t>v0.32 · 正式精简版</w:t>
             </w:r>
           </w:p>
         </w:tc>
@@ -189,7 +189,7 @@
                 <w:color w:val="5B6B7A"/>
                 <w:sz w:val="21"/>
               </w:rPr>
-              <w:t>2026 年 8 月 8 日</w:t>
+              <w:t>2026 年 8 月 9 日</w:t>
             </w:r>
           </w:p>
         </w:tc>
@@ -283,7 +283,7 @@
           <w:color w:val="163A63"/>
           <w:sz w:val="24"/>
         </w:rPr>
-        <w:t>固定任务与证据，只改变用户；用 matched/swapped 检验 specificity，用 task-only uplift 检验真实受益，再用质量与边界门槛排除伪个性化。</w:t>
+        <w:t>Phase A 先配平并验证三臂报告；Phase B 再用真实目标用户的 decision regret 估计 DDE 与 wrong-user harm。</w:t>
       </w:r>
     </w:p>
     <w:p>
@@ -304,7 +304,7 @@
         <w:rPr>
           <w:rFonts w:ascii="Calibri" w:hAnsi="Calibri" w:eastAsia="PingFang SC"/>
         </w:rPr>
-        <w:t>个性化 agent 研究已经从用户历史建模扩展到任务对话、工具调用、长程记忆和 Deep Research；</w:t>
+        <w:t>PDR-Bench 已能评价给定 task 与 persona 时，一份 Deep Research 报告是否适合目标用户；</w:t>
       </w:r>
       <w:hyperlink r:id="rId11">
         <w:r>
@@ -313,50 +313,16 @@
             <w:color w:val="2E74B5"/>
             <w:u w:val="single"/>
           </w:rPr>
-          <w:t>[11]</w:t>
+          <w:t>[3]</w:t>
         </w:r>
       </w:hyperlink>
+      <w:r>
+        <w:rPr>
+          <w:rFonts w:ascii="Calibri" w:hAnsi="Calibri" w:eastAsia="PingFang SC"/>
+        </w:rPr>
+        <w:t xml:space="preserve"> MyScholarQA 又表明，合成用户与 LLM judge 会漏掉真人指出的细微错误。</w:t>
+      </w:r>
       <w:hyperlink r:id="rId12">
-        <w:r>
-          <w:rPr>
-            <w:rFonts w:ascii="Calibri" w:hAnsi="Calibri" w:eastAsia="PingFang SC"/>
-            <w:color w:val="2E74B5"/>
-            <w:u w:val="single"/>
-          </w:rPr>
-          <w:t>[12]</w:t>
-        </w:r>
-      </w:hyperlink>
-      <w:hyperlink r:id="rId13">
-        <w:r>
-          <w:rPr>
-            <w:rFonts w:ascii="Calibri" w:hAnsi="Calibri" w:eastAsia="PingFang SC"/>
-            <w:color w:val="2E74B5"/>
-            <w:u w:val="single"/>
-          </w:rPr>
-          <w:t>[13]</w:t>
-        </w:r>
-      </w:hyperlink>
-      <w:hyperlink r:id="rId14">
-        <w:r>
-          <w:rPr>
-            <w:rFonts w:ascii="Calibri" w:hAnsi="Calibri" w:eastAsia="PingFang SC"/>
-            <w:color w:val="2E74B5"/>
-            <w:u w:val="single"/>
-          </w:rPr>
-          <w:t>[14]</w:t>
-        </w:r>
-      </w:hyperlink>
-      <w:hyperlink r:id="rId15">
-        <w:r>
-          <w:rPr>
-            <w:rFonts w:ascii="Calibri" w:hAnsi="Calibri" w:eastAsia="PingFang SC"/>
-            <w:color w:val="2E74B5"/>
-            <w:u w:val="single"/>
-          </w:rPr>
-          <w:t>[15]</w:t>
-        </w:r>
-      </w:hyperlink>
-      <w:hyperlink r:id="rId16">
         <w:r>
           <w:rPr>
             <w:rFonts w:ascii="Calibri" w:hAnsi="Calibri" w:eastAsia="PingFang SC"/>
@@ -370,9 +336,141 @@
         <w:rPr>
           <w:rFonts w:ascii="Calibri" w:hAnsi="Calibri" w:eastAsia="PingFang SC"/>
         </w:rPr>
-        <w:t xml:space="preserve"> PDR-Bench 已能够评价 task–persona 条件下的 absolute adaptation，但其最佳 judge 的人类 pairwise agreement 仅 0.43，校准只覆盖 15 个 query 与两个 agent。</w:t>
+        <w:t xml:space="preserve"> 因此，继续把核心贡献写成“更严格的个性化适配分”与现有工作的感知距离仍然偏小。DeepAlign-Bench v0.32 将研究终点从 </w:t>
       </w:r>
+      <w:r>
+        <w:rPr>
+          <w:rFonts w:ascii="Calibri" w:hAnsi="Calibri" w:eastAsia="PingFang SC"/>
+          <w:b/>
+        </w:rPr>
+        <w:t>artifact fit</w:t>
+      </w:r>
+      <w:r>
+        <w:rPr>
+          <w:rFonts w:ascii="Calibri" w:hAnsi="Calibri" w:eastAsia="PingFang SC"/>
+        </w:rPr>
+        <w:t xml:space="preserve"> 收敛为 </w:t>
+      </w:r>
+      <w:r>
+        <w:rPr>
+          <w:rFonts w:ascii="Calibri" w:hAnsi="Calibri" w:eastAsia="PingFang SC"/>
+          <w:b/>
+        </w:rPr>
+        <w:t>downstream decision utility</w:t>
+      </w:r>
+      <w:r>
+        <w:rPr>
+          <w:rFonts w:ascii="Calibri" w:hAnsi="Calibri" w:eastAsia="PingFang SC"/>
+        </w:rPr>
+        <w:t>：在任务、证据、预算与报告共同质量受控后，matched personalized report 相对 task-only report 是否降低真实目标用户的决策 regret；wrong-user report 是否造成可测伤害。</w:t>
+      </w:r>
+    </w:p>
+    <w:p>
+      <w:r>
+        <w:rPr>
+          <w:rFonts w:ascii="Calibri" w:hAnsi="Calibri" w:eastAsia="PingFang SC"/>
+        </w:rPr>
+        <w:t>Benchmark 采用两阶段协议。Phase A 复用 matched/swapped、must-change/must-hold/must-not、事实可靠性和 JudgeBench，确保进入真人实验的报告在共同质量、长度、关键证据与边界上可比。Phase B 将 task-only、matched、swapped 报告作为三种处理，在反事实等价 task shell 上对真实用户做区组随机、顺序平衡和盲化；主指标为 Downstream Decision Effect（DDE）、WrongUserHarm、硬约束违规与置信度校准。PF/CFA 变为处理操纵检查和中介，不再承担论文主结论。</w:t>
+      </w:r>
+    </w:p>
+    <w:p>
+      <w:r>
+        <w:rPr>
+          <w:rFonts w:ascii="Calibri" w:hAnsi="Calibri" w:eastAsia="PingFang SC"/>
+        </w:rPr>
+        <w:t>两个月版本先完成 3 个 decision vertical slice；通过 utility validity、task-shell 等价、报告配平和盲化门后，扩到 8–12 个决策 family、约 36–48 名真实目标用户和 2–3 条 agent/报告生成管线。最终样本量由 pilot 方差和最小有意义 regret 改善做功效模拟后冻结。</w:t>
+      </w:r>
+    </w:p>
+    <w:p>
+      <w:pPr>
+        <w:pStyle w:val="Heading1"/>
+      </w:pPr>
+      <w:r>
+        <w:t>1. 研究背景与缺口</w:t>
+      </w:r>
+    </w:p>
+    <w:p>
+      <w:pPr>
+        <w:pStyle w:val="Heading2"/>
+      </w:pPr>
+      <w:r>
+        <w:t>1.1 为什么不能继续只做“个性化 vs 适配”</w:t>
+      </w:r>
+    </w:p>
+    <w:p>
+      <w:r>
+        <w:rPr>
+          <w:rFonts w:ascii="Calibri" w:hAnsi="Calibri" w:eastAsia="PingFang SC"/>
+        </w:rPr>
+        <w:t>个性化 agent 已从用户历史扩展到任务对话、工具调用、长程记忆和 GUI 行动。LaMP、PersonaLens、ETAPP、PersonaMem、Mem2ActBench 与 AndroidIntent 分别覆盖个性化生成、任务对话、主动工具、动态画像、记忆到行动和长期 GUI 意图。</w:t>
+      </w:r>
+      <w:hyperlink r:id="rId13">
+        <w:r>
+          <w:rPr>
+            <w:rFonts w:ascii="Calibri" w:hAnsi="Calibri" w:eastAsia="PingFang SC"/>
+            <w:color w:val="2E74B5"/>
+            <w:u w:val="single"/>
+          </w:rPr>
+          <w:t>[11]</w:t>
+        </w:r>
+      </w:hyperlink>
+      <w:hyperlink r:id="rId14">
+        <w:r>
+          <w:rPr>
+            <w:rFonts w:ascii="Calibri" w:hAnsi="Calibri" w:eastAsia="PingFang SC"/>
+            <w:color w:val="2E74B5"/>
+            <w:u w:val="single"/>
+          </w:rPr>
+          <w:t>[12]</w:t>
+        </w:r>
+      </w:hyperlink>
+      <w:hyperlink r:id="rId15">
+        <w:r>
+          <w:rPr>
+            <w:rFonts w:ascii="Calibri" w:hAnsi="Calibri" w:eastAsia="PingFang SC"/>
+            <w:color w:val="2E74B5"/>
+            <w:u w:val="single"/>
+          </w:rPr>
+          <w:t>[13]</w:t>
+        </w:r>
+      </w:hyperlink>
+      <w:hyperlink r:id="rId16">
+        <w:r>
+          <w:rPr>
+            <w:rFonts w:ascii="Calibri" w:hAnsi="Calibri" w:eastAsia="PingFang SC"/>
+            <w:color w:val="2E74B5"/>
+            <w:u w:val="single"/>
+          </w:rPr>
+          <w:t>[14]</w:t>
+        </w:r>
+      </w:hyperlink>
       <w:hyperlink r:id="rId17">
+        <w:r>
+          <w:rPr>
+            <w:rFonts w:ascii="Calibri" w:hAnsi="Calibri" w:eastAsia="PingFang SC"/>
+            <w:color w:val="2E74B5"/>
+            <w:u w:val="single"/>
+          </w:rPr>
+          <w:t>[18]</w:t>
+        </w:r>
+      </w:hyperlink>
+      <w:hyperlink r:id="rId18">
+        <w:r>
+          <w:rPr>
+            <w:rFonts w:ascii="Calibri" w:hAnsi="Calibri" w:eastAsia="PingFang SC"/>
+            <w:color w:val="2E74B5"/>
+            <w:u w:val="single"/>
+          </w:rPr>
+          <w:t>[20]</w:t>
+        </w:r>
+      </w:hyperlink>
+      <w:r>
+        <w:rPr>
+          <w:rFonts w:ascii="Calibri" w:hAnsi="Calibri" w:eastAsia="PingFang SC"/>
+        </w:rPr>
+        <w:t xml:space="preserve"> PDR-Bench 与 PDR 2026 已直接进入个性化 Deep Research。</w:t>
+      </w:r>
+      <w:hyperlink r:id="rId11">
         <w:r>
           <w:rPr>
             <w:rFonts w:ascii="Calibri" w:hAnsi="Calibri" w:eastAsia="PingFang SC"/>
@@ -382,24 +480,38 @@
           <w:t>[3]</w:t>
         </w:r>
       </w:hyperlink>
+      <w:hyperlink r:id="rId19">
+        <w:r>
+          <w:rPr>
+            <w:rFonts w:ascii="Calibri" w:hAnsi="Calibri" w:eastAsia="PingFang SC"/>
+            <w:color w:val="2E74B5"/>
+            <w:u w:val="single"/>
+          </w:rPr>
+          <w:t>[15]</w:t>
+        </w:r>
+      </w:hyperlink>
+    </w:p>
+    <w:p>
       <w:r>
         <w:rPr>
           <w:rFonts w:ascii="Calibri" w:hAnsi="Calibri" w:eastAsia="PingFang SC"/>
         </w:rPr>
-        <w:t xml:space="preserve"> DeepAlign 的方法增量不是 rubric 更懂 persona，而是转向 </w:t>
+        <w:t>v0.31 用 2×2 matched/swapped 矩阵与 task-only uplift 识别 counterfactual fit，比 absolute adaptation 更严格；但它仍回答“报告更像是为谁写的”。PDR 的 P-Score 与 DeepAlign 的 CFA 在统计对象上不同，在研究终点上却都属于 artifact-level fit。对 agent 后续研究更有价值的 gap 是：</w:t>
       </w:r>
       <w:r>
         <w:rPr>
           <w:rFonts w:ascii="Calibri" w:hAnsi="Calibri" w:eastAsia="PingFang SC"/>
           <w:b/>
         </w:rPr>
-        <w:t>counterfactual personalization effect identification</w:t>
+        <w:t>这种 fit 是否对真实用户的行为结果具有代理效度。</w:t>
       </w:r>
+    </w:p>
+    <w:p>
+      <w:pPr>
+        <w:pStyle w:val="Heading2"/>
+      </w:pPr>
       <w:r>
-        <w:rPr>
-          <w:rFonts w:ascii="Calibri" w:hAnsi="Calibri" w:eastAsia="PingFang SC"/>
-        </w:rPr>
-        <w:t>；JudgeBench 则解决新 estimand 的测量可靠性。本项目固定任务与证据，交换两个都合理的目标用户，并用预冻结契约约束有效变化。</w:t>
+        <w:t>1.2 为什么不转向澄清、权限、委派或证据抗噪</w:t>
       </w:r>
     </w:p>
     <w:p>
@@ -407,60 +519,8 @@
         <w:rPr>
           <w:rFonts w:ascii="Calibri" w:hAnsi="Calibri" w:eastAsia="PingFang SC"/>
         </w:rPr>
-        <w:t>核心方法是反事实任务族：固定任务、证据、工具与资源预算，只改变目标用户；再将两个用户的交付物进行 matched/swapped 交换评分。只有匹配交付物稳定优于错配交付物，且共同任务质量、事实性、安全与隐私不下降时，才认定为有效个性化。评测框架包括五平面元数据、反事实任务族、元数据驱动的 rubric compiler、分层指标和独立 JudgeBench。</w:t>
+        <w:t>2026 年最近邻检索显示，这些方向都已形成 benchmark 群：ClarifyBench、HiL-Bench、UserBench 与 ATRBench 覆盖何时提问、选择性升级和未来偏好；</w:t>
       </w:r>
-    </w:p>
-    <w:p>
-      <w:r>
-        <w:rPr>
-          <w:rFonts w:ascii="Calibri" w:hAnsi="Calibri" w:eastAsia="PingFang SC"/>
-        </w:rPr>
-        <w:t>两个月论文版计划构建 24 个 task family、48 个核心 user-task、4 种用户信息条件和 3 类核心 agent，最多运行 576 个核心 episode；其中 8 个 anchor family 用于错配、无关信息、冲突/过期信息、长上下文稀释和动态更新测试。</w:t>
-      </w:r>
-    </w:p>
-    <w:p>
-      <w:pPr>
-        <w:pStyle w:val="Heading1"/>
-      </w:pPr>
-      <w:r>
-        <w:t>1. 研究背景与问题</w:t>
-      </w:r>
-    </w:p>
-    <w:p>
-      <w:pPr>
-        <w:pStyle w:val="Heading2"/>
-      </w:pPr>
-      <w:r>
-        <w:t>1.1 现有评测的不足</w:t>
-      </w:r>
-    </w:p>
-    <w:p>
-      <w:r>
-        <w:rPr>
-          <w:rFonts w:ascii="Calibri" w:hAnsi="Calibri" w:eastAsia="PingFang SC"/>
-        </w:rPr>
-        <w:t>现有文献先解决了“研究结果一般好不好”。LiveResearchBench、PaperBench 等评价任务完成、事实、引用和报告完整性，OpenCompass 与 EvalScope 提供运行基础设施。</w:t>
-      </w:r>
-      <w:hyperlink r:id="rId18">
-        <w:r>
-          <w:rPr>
-            <w:rFonts w:ascii="Calibri" w:hAnsi="Calibri" w:eastAsia="PingFang SC"/>
-            <w:color w:val="2E74B5"/>
-            <w:u w:val="single"/>
-          </w:rPr>
-          <w:t>[4]</w:t>
-        </w:r>
-      </w:hyperlink>
-      <w:hyperlink r:id="rId19">
-        <w:r>
-          <w:rPr>
-            <w:rFonts w:ascii="Calibri" w:hAnsi="Calibri" w:eastAsia="PingFang SC"/>
-            <w:color w:val="2E74B5"/>
-            <w:u w:val="single"/>
-          </w:rPr>
-          <w:t>[5]</w:t>
-        </w:r>
-      </w:hyperlink>
       <w:hyperlink r:id="rId20">
         <w:r>
           <w:rPr>
@@ -468,7 +528,7 @@
             <w:color w:val="2E74B5"/>
             <w:u w:val="single"/>
           </w:rPr>
-          <w:t>[1]</w:t>
+          <w:t>[21]</w:t>
         </w:r>
       </w:hyperlink>
       <w:hyperlink r:id="rId21">
@@ -478,59 +538,9 @@
             <w:color w:val="2E74B5"/>
             <w:u w:val="single"/>
           </w:rPr>
-          <w:t>[2]</w:t>
+          <w:t>[22]</w:t>
         </w:r>
       </w:hyperlink>
-      <w:r>
-        <w:rPr>
-          <w:rFonts w:ascii="Calibri" w:hAnsi="Calibri" w:eastAsia="PingFang SC"/>
-        </w:rPr>
-        <w:t xml:space="preserve"> 这些指标是个性化不能牺牲的共同质量底线，但它们通常不回答“同一份证据对哪个用户更有用”。</w:t>
-      </w:r>
-    </w:p>
-    <w:p>
-      <w:r>
-        <w:rPr>
-          <w:rFonts w:ascii="Calibri" w:hAnsi="Calibri" w:eastAsia="PingFang SC"/>
-        </w:rPr>
-        <w:t>随后，研究开始让评价函数随用户改变。LaMP 从用户历史评测个性化生成，PersonaLens 把丰富画像和历史放进任务型对话，PersonaMem 要求模型跟踪会变化的用户画像；</w:t>
-      </w:r>
-      <w:hyperlink r:id="rId11">
-        <w:r>
-          <w:rPr>
-            <w:rFonts w:ascii="Calibri" w:hAnsi="Calibri" w:eastAsia="PingFang SC"/>
-            <w:color w:val="2E74B5"/>
-            <w:u w:val="single"/>
-          </w:rPr>
-          <w:t>[11]</w:t>
-        </w:r>
-      </w:hyperlink>
-      <w:hyperlink r:id="rId12">
-        <w:r>
-          <w:rPr>
-            <w:rFonts w:ascii="Calibri" w:hAnsi="Calibri" w:eastAsia="PingFang SC"/>
-            <w:color w:val="2E74B5"/>
-            <w:u w:val="single"/>
-          </w:rPr>
-          <w:t>[12]</w:t>
-        </w:r>
-      </w:hyperlink>
-      <w:hyperlink r:id="rId14">
-        <w:r>
-          <w:rPr>
-            <w:rFonts w:ascii="Calibri" w:hAnsi="Calibri" w:eastAsia="PingFang SC"/>
-            <w:color w:val="2E74B5"/>
-            <w:u w:val="single"/>
-          </w:rPr>
-          <w:t>[14]</w:t>
-        </w:r>
-      </w:hyperlink>
-      <w:r>
-        <w:rPr>
-          <w:rFonts w:ascii="Calibri" w:hAnsi="Calibri" w:eastAsia="PingFang SC"/>
-        </w:rPr>
-        <w:t xml:space="preserve"> Setoka、PersonaTrail 和 APeB 又把用户信号扩展到异构记录、浏览轨迹和行为日志。</w:t>
-      </w:r>
       <w:hyperlink r:id="rId22">
         <w:r>
           <w:rPr>
@@ -538,7 +548,7 @@
             <w:color w:val="2E74B5"/>
             <w:u w:val="single"/>
           </w:rPr>
-          <w:t>[6]</w:t>
+          <w:t>[23]</w:t>
         </w:r>
       </w:hyperlink>
       <w:hyperlink r:id="rId23">
@@ -548,9 +558,15 @@
             <w:color w:val="2E74B5"/>
             <w:u w:val="single"/>
           </w:rPr>
-          <w:t>[7]</w:t>
+          <w:t>[24]</w:t>
         </w:r>
       </w:hyperlink>
+      <w:r>
+        <w:rPr>
+          <w:rFonts w:ascii="Calibri" w:hAnsi="Calibri" w:eastAsia="PingFang SC"/>
+        </w:rPr>
+        <w:t xml:space="preserve"> SovereignPA、HAS-Bench、IGAC 与 SentinelAgent 覆盖变化意图、权限图、意图证书和多 agent 委派链；</w:t>
+      </w:r>
       <w:hyperlink r:id="rId24">
         <w:r>
           <w:rPr>
@@ -558,31 +574,7 @@
             <w:color w:val="2E74B5"/>
             <w:u w:val="single"/>
           </w:rPr>
-          <w:t>[10]</w:t>
-        </w:r>
-      </w:hyperlink>
-      <w:r>
-        <w:rPr>
-          <w:rFonts w:ascii="Calibri" w:hAnsi="Calibri" w:eastAsia="PingFang SC"/>
-        </w:rPr>
-        <w:t xml:space="preserve"> 因此，“用户理解或历史利用无人评测”已经不是可辩护的起点；这些工作主要仍以响应选择、记忆问答或单域意图为终点。</w:t>
-      </w:r>
-    </w:p>
-    <w:p>
-      <w:r>
-        <w:rPr>
-          <w:rFonts w:ascii="Calibri" w:hAnsi="Calibri" w:eastAsia="PingFang SC"/>
-        </w:rPr>
-        <w:t>个性化也已经从“说什么”进入“做什么”。ETAPP 用人工关键点评测个性化与主动工具调用，Mem2ActBench 检查长期记忆能否落实到工具参数；</w:t>
-      </w:r>
-      <w:hyperlink r:id="rId13">
-        <w:r>
-          <w:rPr>
-            <w:rFonts w:ascii="Calibri" w:hAnsi="Calibri" w:eastAsia="PingFang SC"/>
-            <w:color w:val="2E74B5"/>
-            <w:u w:val="single"/>
-          </w:rPr>
-          <w:t>[13]</w:t>
+          <w:t>[25]</w:t>
         </w:r>
       </w:hyperlink>
       <w:hyperlink r:id="rId25">
@@ -592,16 +584,98 @@
             <w:color w:val="2E74B5"/>
             <w:u w:val="single"/>
           </w:rPr>
-          <w:t>[18]</w:t>
+          <w:t>[26]</w:t>
+        </w:r>
+      </w:hyperlink>
+      <w:hyperlink r:id="rId26">
+        <w:r>
+          <w:rPr>
+            <w:rFonts w:ascii="Calibri" w:hAnsi="Calibri" w:eastAsia="PingFang SC"/>
+            <w:color w:val="2E74B5"/>
+            <w:u w:val="single"/>
+          </w:rPr>
+          <w:t>[27]</w:t>
+        </w:r>
+      </w:hyperlink>
+      <w:hyperlink r:id="rId27">
+        <w:r>
+          <w:rPr>
+            <w:rFonts w:ascii="Calibri" w:hAnsi="Calibri" w:eastAsia="PingFang SC"/>
+            <w:color w:val="2E74B5"/>
+            <w:u w:val="single"/>
+          </w:rPr>
+          <w:t>[28]</w:t>
         </w:r>
       </w:hyperlink>
       <w:r>
         <w:rPr>
           <w:rFonts w:ascii="Calibri" w:hAnsi="Calibri" w:eastAsia="PingFang SC"/>
         </w:rPr>
-        <w:t xml:space="preserve"> TARS 测代码解释的人类效用，PAHF 用澄清、记忆和反馈适应偏好漂移，PASB 与 PS-Bench 分别暴露持久写入和良性个人记忆带来的安全风险。</w:t>
+        <w:t xml:space="preserve"> MisKnow-Agent、DRNOISE、DeepFact 与 Mr Dre 覆盖误导知识、冲突文档、事实核验和多轮报告修订。</w:t>
       </w:r>
-      <w:hyperlink r:id="rId26">
+      <w:hyperlink r:id="rId28">
+        <w:r>
+          <w:rPr>
+            <w:rFonts w:ascii="Calibri" w:hAnsi="Calibri" w:eastAsia="PingFang SC"/>
+            <w:color w:val="2E74B5"/>
+            <w:u w:val="single"/>
+          </w:rPr>
+          <w:t>[29]</w:t>
+        </w:r>
+      </w:hyperlink>
+      <w:hyperlink r:id="rId29">
+        <w:r>
+          <w:rPr>
+            <w:rFonts w:ascii="Calibri" w:hAnsi="Calibri" w:eastAsia="PingFang SC"/>
+            <w:color w:val="2E74B5"/>
+            <w:u w:val="single"/>
+          </w:rPr>
+          <w:t>[30]</w:t>
+        </w:r>
+      </w:hyperlink>
+      <w:hyperlink r:id="rId30">
+        <w:r>
+          <w:rPr>
+            <w:rFonts w:ascii="Calibri" w:hAnsi="Calibri" w:eastAsia="PingFang SC"/>
+            <w:color w:val="2E74B5"/>
+            <w:u w:val="single"/>
+          </w:rPr>
+          <w:t>[31]</w:t>
+        </w:r>
+      </w:hyperlink>
+      <w:hyperlink r:id="rId31">
+        <w:r>
+          <w:rPr>
+            <w:rFonts w:ascii="Calibri" w:hAnsi="Calibri" w:eastAsia="PingFang SC"/>
+            <w:color w:val="2E74B5"/>
+            <w:u w:val="single"/>
+          </w:rPr>
+          <w:t>[32]</w:t>
+        </w:r>
+      </w:hyperlink>
+    </w:p>
+    <w:p>
+      <w:r>
+        <w:rPr>
+          <w:rFonts w:ascii="Calibri" w:hAnsi="Calibri" w:eastAsia="PingFang SC"/>
+        </w:rPr>
+        <w:t xml:space="preserve">这些模块可成为 DeepAlign 的 stress layer，但不足以作为主方向。TARS 是 </w:t>
+      </w:r>
+      <w:r>
+        <w:rPr>
+          <w:rFonts w:ascii="Courier New" w:hAnsi="Courier New" w:eastAsia="PingFang SC"/>
+          <w:color w:val="6A3E00"/>
+          <w:sz w:val="20"/>
+        </w:rPr>
+        <w:t>personalized artifact → human task outcome</w:t>
+      </w:r>
+      <w:r>
+        <w:rPr>
+          <w:rFonts w:ascii="Calibri" w:hAnsi="Calibri" w:eastAsia="PingFang SC"/>
+        </w:rPr>
+        <w:t xml:space="preserve"> 的最近邻：18 人 IDE 研究同时测时间、正确性、认知负担和主观适配；</w:t>
+      </w:r>
+      <w:hyperlink r:id="rId32">
         <w:r>
           <w:rPr>
             <w:rFonts w:ascii="Calibri" w:hAnsi="Calibri" w:eastAsia="PingFang SC"/>
@@ -611,179 +685,11 @@
           <w:t>[8]</w:t>
         </w:r>
       </w:hyperlink>
-      <w:hyperlink r:id="rId27">
-        <w:r>
-          <w:rPr>
-            <w:rFonts w:ascii="Calibri" w:hAnsi="Calibri" w:eastAsia="PingFang SC"/>
-            <w:color w:val="2E74B5"/>
-            <w:u w:val="single"/>
-          </w:rPr>
-          <w:t>[17]</w:t>
-        </w:r>
-      </w:hyperlink>
-      <w:hyperlink r:id="rId28">
-        <w:r>
-          <w:rPr>
-            <w:rFonts w:ascii="Calibri" w:hAnsi="Calibri" w:eastAsia="PingFang SC"/>
-            <w:color w:val="2E74B5"/>
-            <w:u w:val="single"/>
-          </w:rPr>
-          <w:t>[9]</w:t>
-        </w:r>
-      </w:hyperlink>
-      <w:hyperlink r:id="rId29">
-        <w:r>
-          <w:rPr>
-            <w:rFonts w:ascii="Calibri" w:hAnsi="Calibri" w:eastAsia="PingFang SC"/>
-            <w:color w:val="2E74B5"/>
-            <w:u w:val="single"/>
-          </w:rPr>
-          <w:t>[19]</w:t>
-        </w:r>
-      </w:hyperlink>
       <w:r>
         <w:rPr>
           <w:rFonts w:ascii="Calibri" w:hAnsi="Calibri" w:eastAsia="PingFang SC"/>
         </w:rPr>
-        <w:t xml:space="preserve"> 这意味着 DeepAlign-Bench 不能把“行动、更新或风险”本身当作首创；现有终点多是离散工具/GUI 行动、分类、推荐或安全失败，还没有统一到多证据的开放式 DR 交付物。</w:t>
-      </w:r>
-    </w:p>
-    <w:p>
-      <w:r>
-        <w:rPr>
-          <w:rFonts w:ascii="Calibri" w:hAnsi="Calibri" w:eastAsia="PingFang SC"/>
-        </w:rPr>
-        <w:t>最后，PDR-Bench 和另一项 PDR 工作已经把 persona 或动态上下文接入 Deep Research。</w:t>
-      </w:r>
-      <w:hyperlink r:id="rId17">
-        <w:r>
-          <w:rPr>
-            <w:rFonts w:ascii="Calibri" w:hAnsi="Calibri" w:eastAsia="PingFang SC"/>
-            <w:color w:val="2E74B5"/>
-            <w:u w:val="single"/>
-          </w:rPr>
-          <w:t>[3]</w:t>
-        </w:r>
-      </w:hyperlink>
-      <w:hyperlink r:id="rId15">
-        <w:r>
-          <w:rPr>
-            <w:rFonts w:ascii="Calibri" w:hAnsi="Calibri" w:eastAsia="PingFang SC"/>
-            <w:color w:val="2E74B5"/>
-            <w:u w:val="single"/>
-          </w:rPr>
-          <w:t>[15]</w:t>
-        </w:r>
-      </w:hyperlink>
-      <w:r>
-        <w:rPr>
-          <w:rFonts w:ascii="Calibri" w:hAnsi="Calibri" w:eastAsia="PingFang SC"/>
-        </w:rPr>
-        <w:t xml:space="preserve"> PDR 的 P-Score 按 task/persona 生成权重与子标准，能回答“给定用户，这份报告是否适合”；DeepAlign 改问“固定 task/evidence/resources，只换用户后，两份交付物是否各自更适合对应用户”，并以 must-change / must-hold / must-not 排除方向错误、共同事实破坏和过度推断。PDR 的测量边界也需保留：15-query/2-agent 校准中最佳 PCA=0.43；两层动态 rubric 会引入 criterion variance；human panel 不等于目标用户效度；事实分依赖 claim 抽取—去重—抓取—支持判断链；P/Q/R 算术平均还可能补偿关键事实失败。</w:t>
-      </w:r>
-      <w:hyperlink r:id="rId17">
-        <w:r>
-          <w:rPr>
-            <w:rFonts w:ascii="Calibri" w:hAnsi="Calibri" w:eastAsia="PingFang SC"/>
-            <w:color w:val="2E74B5"/>
-            <w:u w:val="single"/>
-          </w:rPr>
-          <w:t>[3]</w:t>
-        </w:r>
-      </w:hyperlink>
-      <w:r>
-        <w:rPr>
-          <w:rFonts w:ascii="Calibri" w:hAnsi="Calibri" w:eastAsia="PingFang SC"/>
-        </w:rPr>
-        <w:t xml:space="preserve"> 这些支持独立 JudgeBench 和 hard gate，但不是 estimand 创新的替代。</w:t>
-      </w:r>
-    </w:p>
-    <w:p>
-      <w:pPr>
-        <w:pStyle w:val="Heading2"/>
-      </w:pPr>
-      <w:r>
-        <w:t>1.2 研究空缺</w:t>
-      </w:r>
-    </w:p>
-    <w:p>
-      <w:r>
-        <w:rPr>
-          <w:rFonts w:ascii="Calibri" w:hAnsi="Calibri" w:eastAsia="PingFang SC"/>
-        </w:rPr>
-        <w:t>本项目不声称首先研究 personalization、history、tool use、persistent state 或 temporal intervention；它解决的是这些方向在广义 DR 最终交付物上的识别缺口：</w:t>
-      </w:r>
-    </w:p>
-    <w:p>
-      <w:pPr>
-        <w:numPr>
-          <w:ilvl w:val="0"/>
-          <w:numId w:val="10"/>
-        </w:numPr>
-        <w:spacing w:after="80" w:line="290" w:lineRule="auto"/>
-        <w:ind w:left="540" w:hanging="279"/>
-      </w:pPr>
-      <w:r>
-        <w:rPr>
-          <w:rFonts w:ascii="Calibri" w:hAnsi="Calibri" w:eastAsia="PingFang SC"/>
-        </w:rPr>
-        <w:t>如何从 absolute adaptation evaluation 转向 counterfactual personalization effect identification，检验只改变目标用户后交付物是否发生方向正确的变化；</w:t>
-      </w:r>
-    </w:p>
-    <w:p>
-      <w:pPr>
-        <w:numPr>
-          <w:ilvl w:val="0"/>
-          <w:numId w:val="10"/>
-        </w:numPr>
-        <w:spacing w:after="80" w:line="290" w:lineRule="auto"/>
-        <w:ind w:left="540" w:hanging="279"/>
-      </w:pPr>
-      <w:r>
-        <w:rPr>
-          <w:rFonts w:ascii="Calibri" w:hAnsi="Calibri" w:eastAsia="PingFang SC"/>
-        </w:rPr>
-        <w:t>如何为报告、代码、表格和决策备忘录使用可组合但不强行统一的 rubric；</w:t>
-      </w:r>
-    </w:p>
-    <w:p>
-      <w:pPr>
-        <w:numPr>
-          <w:ilvl w:val="0"/>
-          <w:numId w:val="10"/>
-        </w:numPr>
-        <w:spacing w:after="80" w:line="290" w:lineRule="auto"/>
-        <w:ind w:left="540" w:hanging="279"/>
-      </w:pPr>
-      <w:r>
-        <w:rPr>
-          <w:rFonts w:ascii="Calibri" w:hAnsi="Calibri" w:eastAsia="PingFang SC"/>
-        </w:rPr>
-        <w:t>如何区分最终交付物效用与获取、保持、利用、更新等过程机制；</w:t>
-      </w:r>
-    </w:p>
-    <w:p>
-      <w:pPr>
-        <w:numPr>
-          <w:ilvl w:val="0"/>
-          <w:numId w:val="10"/>
-        </w:numPr>
-        <w:spacing w:after="80" w:line="290" w:lineRule="auto"/>
-        <w:ind w:left="540" w:hanging="279"/>
-      </w:pPr>
-      <w:r>
-        <w:rPr>
-          <w:rFonts w:ascii="Calibri" w:hAnsi="Calibri" w:eastAsia="PingFang SC"/>
-        </w:rPr>
-        <w:t>如何验证自动 judge 没有被长度、位置、格式和 persona 关键词误导。</w:t>
-      </w:r>
-    </w:p>
-    <w:p>
-      <w:r>
-        <w:rPr>
-          <w:rFonts w:ascii="Calibri" w:hAnsi="Calibri" w:eastAsia="PingFang SC"/>
-        </w:rPr>
-        <w:t>可辩护的核心主张是：在广义 Deep Research 的多类最终交付物上，用 matched/swapped 用户交换和预冻结 must-change/must-hold/must-not 真值识别可观察的 counterfactual personalization effect。异构用户信号、长程干预、模块化 rubric 和独立 JudgeBench 用于检验这一效应的稳健性、测量效度与外部效度，不与核心创新并列。该协议不证明模型内部“真正理解用户”；若 matched/swapped 人评不稳定，论文将收缩为 absolute adaptation 的扩展研究。</w:t>
+        <w:t xml:space="preserve"> 但它是单域小样本。截止本轮检索，尚未找到跨领域 benchmark 同时具备真实目标用户、个性化 DR 报告作为随机处理、可验证决策效用主终点和 wrong-user 负对照。该结论应以检索范围限定，不写成无保留“全球首个”。</w:t>
       </w:r>
     </w:p>
     <w:p>
@@ -791,7 +697,7 @@
         <w:pStyle w:val="Heading1"/>
       </w:pPr>
       <w:r>
-        <w:t>2. 研究问题与假设</w:t>
+        <w:t>2. 研究问题与可证伪假设</w:t>
       </w:r>
     </w:p>
     <w:p>
@@ -811,13 +717,13 @@
           <w:rFonts w:ascii="Calibri" w:hAnsi="Calibri" w:eastAsia="PingFang SC"/>
           <w:b/>
         </w:rPr>
-        <w:t>RQ1：反事实适配。</w:t>
+        <w:t>RQ1（主问题）：</w:t>
       </w:r>
       <w:r>
         <w:rPr>
           <w:rFonts w:ascii="Calibri" w:hAnsi="Calibri" w:eastAsia="PingFang SC"/>
         </w:rPr>
-        <w:t xml:space="preserve"> 同一任务和证据下，匹配用户的交付物是否稳定优于错配用户的交付物？</w:t>
+        <w:t>共同质量受控后，matched report 相对 task-only report 是否降低目标用户的可验证决策 regret？</w:t>
       </w:r>
     </w:p>
     <w:p>
@@ -829,13 +735,13 @@
           <w:rFonts w:ascii="Calibri" w:hAnsi="Calibri" w:eastAsia="PingFang SC"/>
           <w:b/>
         </w:rPr>
-        <w:t>RQ2：信息渠道。</w:t>
+        <w:t>RQ2（负对照）：</w:t>
       </w:r>
       <w:r>
         <w:rPr>
           <w:rFonts w:ascii="Calibri" w:hAnsi="Calibri" w:eastAsia="PingFang SC"/>
         </w:rPr>
-        <w:t xml:space="preserve"> 结构化 persona、语义等价自然历史、主动澄清和 task-only 条件如何影响个性化效果与误用风险？</w:t>
+        <w:t>swapped report 是否相对 task-only 增加 regret、硬约束违规或错误置信？</w:t>
       </w:r>
     </w:p>
     <w:p>
@@ -847,13 +753,13 @@
           <w:rFonts w:ascii="Calibri" w:hAnsi="Calibri" w:eastAsia="PingFang SC"/>
           <w:b/>
         </w:rPr>
-        <w:t>RQ3：长程保持与更新。</w:t>
+        <w:t>RQ3（代理效度）：</w:t>
       </w:r>
       <w:r>
         <w:rPr>
           <w:rFonts w:ascii="Calibri" w:hAnsi="Calibri" w:eastAsia="PingFang SC"/>
         </w:rPr>
-        <w:t xml:space="preserve"> 上下文稀释、信息冲突、agent 交接和用户状态更新如何影响用户适配？</w:t>
+        <w:t>PF/CFA 能否预测 DDE；哪些 family 会出现“看起来更贴合，但决定没有更好”？</w:t>
       </w:r>
     </w:p>
     <w:p>
@@ -865,13 +771,13 @@
           <w:rFonts w:ascii="Calibri" w:hAnsi="Calibri" w:eastAsia="PingFang SC"/>
           <w:b/>
         </w:rPr>
-        <w:t>RQ4：系统差异。</w:t>
+        <w:t>RQ4（异质性）：</w:t>
       </w:r>
       <w:r>
         <w:rPr>
           <w:rFonts w:ascii="Calibri" w:hAnsi="Calibri" w:eastAsia="PingFang SC"/>
         </w:rPr>
-        <w:t xml:space="preserve"> 商业 Deep Research、统一工具 harness 下的通用 agent 和开源 Deep Research agent 是否表现出稳定的失败模式差异？</w:t>
+        <w:t>DDE 是否随任务、用户专业度、风险与 agent 管线发生稳定变化？</w:t>
       </w:r>
     </w:p>
     <w:p>
@@ -879,7 +785,7 @@
         <w:pStyle w:val="Heading2"/>
       </w:pPr>
       <w:r>
-        <w:t>2.2 可证伪假设</w:t>
+        <w:t>2.2 假设与否证</w:t>
       </w:r>
     </w:p>
     <w:p>
@@ -895,9 +801,17 @@
       </w:r>
       <w:r>
         <w:rPr>
+          <w:rFonts w:ascii="Courier New" w:hAnsi="Courier New" w:eastAsia="PingFang SC"/>
+          <w:color w:val="6A3E00"/>
+          <w:sz w:val="20"/>
+        </w:rPr>
+        <w:t>DDE = Regret_task-only − Regret_matched &gt; 0</w:t>
+      </w:r>
+      <w:r>
+        <w:rPr>
           <w:rFonts w:ascii="Calibri" w:hAnsi="Calibri" w:eastAsia="PingFang SC"/>
         </w:rPr>
-        <w:t xml:space="preserve"> matched 交付物的用户适配显著高于 swapped 交付物，且该差异在共同质量门槛和目标用户盲评下成立。</w:t>
+        <w:t>。</w:t>
       </w:r>
     </w:p>
     <w:p>
@@ -913,9 +827,17 @@
       </w:r>
       <w:r>
         <w:rPr>
+          <w:rFonts w:ascii="Courier New" w:hAnsi="Courier New" w:eastAsia="PingFang SC"/>
+          <w:color w:val="6A3E00"/>
+          <w:sz w:val="20"/>
+        </w:rPr>
+        <w:t>WrongUserHarm = Regret_swapped − Regret_task-only &gt; 0</w:t>
+      </w:r>
+      <w:r>
+        <w:rPr>
           <w:rFonts w:ascii="Calibri" w:hAnsi="Calibri" w:eastAsia="PingFang SC"/>
         </w:rPr>
-        <w:t xml:space="preserve"> 同一潜在 user-state 换成结构化 persona、语义等价自然历史或去显眼关键词改写时，核心 must-change 决策保持；渠道间利用率仍可能不同。</w:t>
+        <w:t>，或 swapped 提高关键硬约束违规率。</w:t>
       </w:r>
     </w:p>
     <w:p>
@@ -933,7 +855,7 @@
         <w:rPr>
           <w:rFonts w:ascii="Calibri" w:hAnsi="Calibri" w:eastAsia="PingFang SC"/>
         </w:rPr>
-        <w:t xml:space="preserve"> 长上下文干扰使用户特异适配比共同任务质量下降更快；动态状态变化后旧状态残留率随压力增加。</w:t>
+        <w:t>CFA 与 DDE 正相关但不完全等价；至少存在 CFA 高、DDE 近零或为负的预注册切片。</w:t>
       </w:r>
     </w:p>
     <w:p>
@@ -951,7 +873,7 @@
         <w:rPr>
           <w:rFonts w:ascii="Calibri" w:hAnsi="Calibri" w:eastAsia="PingFang SC"/>
         </w:rPr>
-        <w:t xml:space="preserve"> 不同 agent 类型在忽略约束、信息冲突、过度个性化、保持和更新失败上存在可重复差异。</w:t>
+        <w:t>证据依赖强、偏好改变可接受行动集合的 family，DDE 高于只改变解释深度或呈现风格的 family。</w:t>
       </w:r>
     </w:p>
     <w:p>
@@ -959,109 +881,15 @@
         <w:rPr>
           <w:rFonts w:ascii="Calibri" w:hAnsi="Calibri" w:eastAsia="PingFang SC"/>
         </w:rPr>
-        <w:t>如果用户间的合格结果差异无法获得稳定人类一致性，matched 不优于 swapped，或 judge 无法通过预设门槛，将缩小研究构念和论文主张，而不是通过调整权重保留结论。</w:t>
+        <w:t>若 utility 无法在输出前稳定冻结、等价 task shell 不可交换、报告共同质量无法配平或 DDE 在预注册区间内为零/负，核心主张被削弱。CFA 高而 DDE≈0 时，论文应报告 artifact-fit 代理失效，不能事后把 CFA 改回主终点。</w:t>
       </w:r>
-    </w:p>
-    <w:p>
-      <w:pPr>
-        <w:sectPr>
-          <w:headerReference w:type="default" r:id="rId9"/>
-          <w:footerReference w:type="default" r:id="rId10"/>
-          <w:pgSz w:w="12240" w:h="15840"/>
-          <w:pgMar w:top="1080" w:right="1080" w:bottom="1080" w:left="1080" w:header="708" w:footer="708" w:gutter="0"/>
-          <w:cols w:space="720"/>
-          <w:docGrid w:linePitch="360"/>
-        </w:sectPr>
-      </w:pPr>
-    </w:p>
-    <w:p>
-      <w:pPr>
-        <w:spacing w:after="160"/>
-        <w:jc w:val="center"/>
-      </w:pPr>
-      <w:r>
-        <w:rPr>
-          <w:rFonts w:ascii="Calibri" w:hAnsi="Calibri" w:eastAsia="PingFang SC"/>
-          <w:b/>
-          <w:color w:val="163A63"/>
-          <w:sz w:val="34"/>
-        </w:rPr>
-        <w:t>DeepAlign-Bench 研究设计</w:t>
-      </w:r>
-    </w:p>
-    <w:p>
-      <w:pPr>
-        <w:spacing w:after="100"/>
-        <w:jc w:val="center"/>
-      </w:pPr>
-      <w:r>
-        <w:drawing>
-          <wp:inline xmlns:a="http://schemas.openxmlformats.org/drawingml/2006/main" xmlns:pic="http://schemas.openxmlformats.org/drawingml/2006/picture">
-            <wp:extent cx="8732520" cy="4912042"/>
-            <wp:docPr id="1" name="Picture 1" descr="DeepAlign-Bench 研究流程：从五平面元数据、反事实任务族和跨 agent 运行，到 rubric compiler、分层 judge 与人评校准。" title="DeepAlign-Bench 研究设计"/>
-            <wp:cNvGraphicFramePr>
-              <a:graphicFrameLocks noChangeAspect="1"/>
-            </wp:cNvGraphicFramePr>
-            <a:graphic>
-              <a:graphicData uri="http://schemas.openxmlformats.org/drawingml/2006/picture">
-                <pic:pic>
-                  <pic:nvPicPr>
-                    <pic:cNvPr id="0" name="DeepAlign-Bench_主图.png"/>
-                    <pic:cNvPicPr/>
-                  </pic:nvPicPr>
-                  <pic:blipFill>
-                    <a:blip r:embed="rId32"/>
-                    <a:stretch>
-                      <a:fillRect/>
-                    </a:stretch>
-                  </pic:blipFill>
-                  <pic:spPr>
-                    <a:xfrm>
-                      <a:off x="0" y="0"/>
-                      <a:ext cx="8732520" cy="4912042"/>
-                    </a:xfrm>
-                    <a:prstGeom prst="rect"/>
-                  </pic:spPr>
-                </pic:pic>
-              </a:graphicData>
-            </a:graphic>
-          </wp:inline>
-        </w:drawing>
-      </w:r>
-    </w:p>
-    <w:p>
-      <w:pPr>
-        <w:spacing w:after="0"/>
-        <w:jc w:val="center"/>
-      </w:pPr>
-      <w:r>
-        <w:rPr>
-          <w:rFonts w:ascii="Calibri" w:hAnsi="Calibri" w:eastAsia="PingFang SC"/>
-          <w:i/>
-          <w:color w:val="5B6B7A"/>
-          <w:sz w:val="19"/>
-        </w:rPr>
-        <w:t>图 1  元数据定义 case，反事实任务族提供识别，rubric compiler 选择适用评价契约，分层 judge 与人评完成评分和校准。</w:t>
-      </w:r>
-    </w:p>
-    <w:p>
-      <w:pPr>
-        <w:sectPr>
-          <w:headerReference w:type="default" r:id="rId30"/>
-          <w:footerReference w:type="default" r:id="rId31"/>
-          <w:pgSz w:w="15840" w:h="12240" w:orient="landscape"/>
-          <w:pgMar w:top="936" w:right="936" w:bottom="936" w:left="936" w:header="708" w:footer="708" w:gutter="0"/>
-          <w:cols w:space="720"/>
-          <w:docGrid w:linePitch="360"/>
-        </w:sectPr>
-      </w:pPr>
     </w:p>
     <w:p>
       <w:pPr>
         <w:pStyle w:val="Heading1"/>
       </w:pPr>
       <w:r>
-        <w:t>3. 基准设计</w:t>
+        <w:t>3. 两阶段 Benchmark 设计</w:t>
       </w:r>
     </w:p>
     <w:p>
@@ -1069,7 +897,7 @@
         <w:pStyle w:val="Heading2"/>
       </w:pPr>
       <w:r>
-        <w:t>3.1 评测对象与范围</w:t>
+        <w:t>3.1 Phase A：Artifact Qualification</w:t>
       </w:r>
     </w:p>
     <w:p>
@@ -1077,15 +905,7 @@
         <w:rPr>
           <w:rFonts w:ascii="Calibri" w:hAnsi="Calibri" w:eastAsia="PingFang SC"/>
         </w:rPr>
-        <w:t>一个 Deep Research episode 必须需要多步信息获取、验证、综合或实验，并交付供用户决策、行动、理解或后续生产使用的产物。纯事实问答、单次搜索和只需改变语气的任务不进入主集。交付物可包括研究报告、决策备忘录、行动计划、代码与技术说明、表格、幻灯片、网页或多文件项目。</w:t>
-      </w:r>
-    </w:p>
-    <w:p>
-      <w:pPr>
-        <w:pStyle w:val="Heading2"/>
-      </w:pPr>
-      <w:r>
-        <w:t>3.2 Deep Research Evaluation Atlas</w:t>
+        <w:t>每个 family 固定 evidence snapshot、工具、预算和交付格式，构造 task-only、matched、swapped 报告。用户状态只保留 2–4 个有决策后果的差异轴；每条 fact 记录来源、时间、相关性、敏感度与披露权限。</w:t>
       </w:r>
     </w:p>
     <w:p>
@@ -1093,430 +913,7 @@
         <w:rPr>
           <w:rFonts w:ascii="Calibri" w:hAnsi="Calibri" w:eastAsia="PingFang SC"/>
         </w:rPr>
-        <w:t>每个 case 用五个元数据平面定位：</w:t>
-      </w:r>
-    </w:p>
-    <w:p>
-      <w:pPr>
-        <w:numPr>
-          <w:ilvl w:val="0"/>
-          <w:numId w:val="11"/>
-        </w:numPr>
-        <w:spacing w:after="80" w:line="290" w:lineRule="auto"/>
-        <w:ind w:left="540" w:hanging="279"/>
-      </w:pPr>
-      <w:r>
-        <w:rPr>
-          <w:rFonts w:ascii="Calibri" w:hAnsi="Calibri" w:eastAsia="PingFang SC"/>
-          <w:b/>
-        </w:rPr>
-        <w:t>Research Task：</w:t>
-      </w:r>
-      <w:r>
-        <w:rPr>
-          <w:rFonts w:ascii="Calibri" w:hAnsi="Calibri" w:eastAsia="PingFang SC"/>
-        </w:rPr>
-        <w:t xml:space="preserve"> 使用情境、研究意图、领域、交付物、需求强度和风险；</w:t>
-      </w:r>
-    </w:p>
-    <w:p>
-      <w:pPr>
-        <w:numPr>
-          <w:ilvl w:val="0"/>
-          <w:numId w:val="11"/>
-        </w:numPr>
-        <w:spacing w:after="80" w:line="290" w:lineRule="auto"/>
-        <w:ind w:left="540" w:hanging="279"/>
-      </w:pPr>
-      <w:r>
-        <w:rPr>
-          <w:rFonts w:ascii="Calibri" w:hAnsi="Calibri" w:eastAsia="PingFang SC"/>
-          <w:b/>
-        </w:rPr>
-        <w:t>Research Environment：</w:t>
-      </w:r>
-      <w:r>
-        <w:rPr>
-          <w:rFonts w:ascii="Calibri" w:hAnsi="Calibri" w:eastAsia="PingFang SC"/>
-        </w:rPr>
-        <w:t xml:space="preserve"> frozen/live/private 证据、时效、工具、预算和权限；</w:t>
-      </w:r>
-    </w:p>
-    <w:p>
-      <w:pPr>
-        <w:numPr>
-          <w:ilvl w:val="0"/>
-          <w:numId w:val="11"/>
-        </w:numPr>
-        <w:spacing w:after="80" w:line="290" w:lineRule="auto"/>
-        <w:ind w:left="540" w:hanging="279"/>
-      </w:pPr>
-      <w:r>
-        <w:rPr>
-          <w:rFonts w:ascii="Calibri" w:hAnsi="Calibri" w:eastAsia="PingFang SC"/>
-          <w:b/>
-        </w:rPr>
-        <w:t>Task-conditioned User State：</w:t>
-      </w:r>
-      <w:r>
-        <w:rPr>
-          <w:rFonts w:ascii="Calibri" w:hAnsi="Calibri" w:eastAsia="PingFang SC"/>
-        </w:rPr>
-        <w:t xml:space="preserve"> 目标、知识、约束、偏好、风险、受众和动态状态；</w:t>
-      </w:r>
-    </w:p>
-    <w:p>
-      <w:pPr>
-        <w:numPr>
-          <w:ilvl w:val="0"/>
-          <w:numId w:val="11"/>
-        </w:numPr>
-        <w:spacing w:after="80" w:line="290" w:lineRule="auto"/>
-        <w:ind w:left="540" w:hanging="279"/>
-      </w:pPr>
-      <w:r>
-        <w:rPr>
-          <w:rFonts w:ascii="Calibri" w:hAnsi="Calibri" w:eastAsia="PingFang SC"/>
-          <w:b/>
-        </w:rPr>
-        <w:t>User-signal Channel：</w:t>
-      </w:r>
-      <w:r>
-        <w:rPr>
-          <w:rFonts w:ascii="Calibri" w:hAnsi="Calibri" w:eastAsia="PingFang SC"/>
-        </w:rPr>
-        <w:t xml:space="preserve"> brief、persona、clarification、history、behavior、workspace 和 feedback；</w:t>
-      </w:r>
-    </w:p>
-    <w:p>
-      <w:pPr>
-        <w:numPr>
-          <w:ilvl w:val="0"/>
-          <w:numId w:val="11"/>
-        </w:numPr>
-        <w:spacing w:after="80" w:line="290" w:lineRule="auto"/>
-        <w:ind w:left="540" w:hanging="279"/>
-      </w:pPr>
-      <w:r>
-        <w:rPr>
-          <w:rFonts w:ascii="Calibri" w:hAnsi="Calibri" w:eastAsia="PingFang SC"/>
-          <w:b/>
-        </w:rPr>
-        <w:t>Agent System：</w:t>
-      </w:r>
-      <w:r>
-        <w:rPr>
-          <w:rFonts w:ascii="Calibri" w:hAnsi="Calibri" w:eastAsia="PingFang SC"/>
-        </w:rPr>
-        <w:t xml:space="preserve"> 模型/产品版本、搜索、记忆、规划、多 agent 和工具权限。</w:t>
-      </w:r>
-    </w:p>
-    <w:p>
-      <w:r>
-        <w:rPr>
-          <w:rFonts w:ascii="Calibri" w:hAnsi="Calibri" w:eastAsia="PingFang SC"/>
-        </w:rPr>
-        <w:t>Atlas 驱动抽样、实验条件生成、rubric 选择、结果切片和覆盖审计。每个组合标记为 tested、defined-only、structurally-inapplicable 或 deferred；未测试的组合不用于支持结论。</w:t>
-      </w:r>
-    </w:p>
-    <w:p>
-      <w:pPr>
-        <w:pStyle w:val="Heading2"/>
-      </w:pPr>
-      <w:r>
-        <w:t>3.3 任务抽样与失败分类</w:t>
-      </w:r>
-    </w:p>
-    <w:p>
-      <w:r>
-        <w:rPr>
-          <w:rFonts w:ascii="Calibri" w:hAnsi="Calibri" w:eastAsia="PingFang SC"/>
-        </w:rPr>
-        <w:t>任务按“使用情境 × 研究意图 × 需求剖面”组织。多篇论文不直接求 taxonomy 并集，而先进入 source-to-design ledger：每个来源分别标为 task seed、用户 construct、perturbation、rubric/judge 或 infrastructure，并记录采用、修改和拒绝项。每个 family 依次完成：一个端到端 vertical slice → 真实需求 seed → 冻结 task/evidence/deliverable core → 标注 stratum/intent/demand → 配对 user states → 冻结差异契约 → 编译 module/leaves → 目标用户/专家 pilot。24 个 family 中 18 个覆盖 3×6 主单元，6 个复测关键单元；若只能产生文风差异或 matched/swapped 不稳定则删除。</w:t>
-      </w:r>
-    </w:p>
-    <w:p>
-      <w:r>
-        <w:rPr>
-          <w:rFonts w:ascii="Calibri" w:hAnsi="Calibri" w:eastAsia="PingFang SC"/>
-        </w:rPr>
-        <w:t>参考 Agent-SafetyBench，本项目分开“结果风险”和“预期失败模式”：前者回答最终错在何处，后者说明 case 设计用于暴露什么问题。预期标签不进入主 judge prompt；运行后的实际错误独立标注，并保留 other/emergent 类。</w:t>
-      </w:r>
-    </w:p>
-    <w:p>
-      <w:pPr>
-        <w:pStyle w:val="Heading2"/>
-      </w:pPr>
-      <w:r>
-        <w:t>3.4 反事实任务族与用户真值</w:t>
-      </w:r>
-    </w:p>
-    <w:p>
-      <w:r>
-        <w:rPr>
-          <w:rFonts w:ascii="Calibri" w:hAnsi="Calibri" w:eastAsia="PingFang SC"/>
-        </w:rPr>
-        <w:t>每个 family 固定任务、证据和资源，构造两个都自然且对结果有实质影响的用户。Persona 不先写 biography，而按“真实 source record → task-relevant axes → 共享 invariant core → 只改 2–4 个决策相关字段 → fact-to-contract map → 多 signal views → 负对照 → 人类验证”生成。每条事实记录来源、时间、可信度、相关性、敏感度和披露权限；structured persona、自然历史与澄清回答都由同一 ledger 编译。</w:t>
-      </w:r>
-    </w:p>
-    <w:p>
-      <w:r>
-        <w:rPr>
-          <w:rFonts w:ascii="Calibri" w:hAnsi="Calibri" w:eastAsia="PingFang SC"/>
-        </w:rPr>
-        <w:t>每个 user-task 在运行前冻结真值包：共同要求、用户特异要求、禁止事项、可接受替代、关键证据、严重错误封顶、预期澄清点和 matched/swapped 差异预测。关键偏好必须有用户确认或可审计来源，不得由人口属性或研究者直接推断。</w:t>
-      </w:r>
-    </w:p>
-    <w:p>
-      <w:pPr>
-        <w:pStyle w:val="Heading1"/>
-      </w:pPr>
-      <w:r>
-        <w:t>4. 实验设计</w:t>
-      </w:r>
-    </w:p>
-    <w:p>
-      <w:pPr>
-        <w:pStyle w:val="Heading2"/>
-      </w:pPr>
-      <w:r>
-        <w:t>4.1 核心矩阵</w:t>
-      </w:r>
-    </w:p>
-    <w:p>
-      <w:r>
-        <w:rPr>
-          <w:rFonts w:ascii="Calibri" w:hAnsi="Calibri" w:eastAsia="PingFang SC"/>
-        </w:rPr>
-        <w:t>24 task families × 2 users × 4 signal conditions × 3 agents = 最多 576 core episodes。</w:t>
-      </w:r>
-    </w:p>
-    <w:p>
-      <w:r>
-        <w:rPr>
-          <w:rFonts w:ascii="Calibri" w:hAnsi="Calibri" w:eastAsia="PingFang SC"/>
-        </w:rPr>
-        <w:t>四种信号条件为 task-only、structured persona、语义等价自然历史和 clarification-allowed。三类核心系统为商业 Deep Research 产品、统一搜索/工具 harness 下的通用 agent、可复现开源 Deep Research agent。代码 agent、多 agent、memory system 和第二个商业产品仅在 eligibility predicate 为真的 anchor family 中测试。</w:t>
-      </w:r>
-    </w:p>
-    <w:p>
-      <w:pPr>
-        <w:pStyle w:val="Heading2"/>
-      </w:pPr>
-      <w:r>
-        <w:t>4.2 评测轨道与压力测试</w:t>
-      </w:r>
-    </w:p>
-    <w:p>
-      <w:pPr>
-        <w:pStyle w:val="ListBullet"/>
-      </w:pPr>
-      <w:r>
-        <w:rPr>
-          <w:rFonts w:ascii="Calibri" w:hAnsi="Calibri" w:eastAsia="PingFang SC"/>
-          <w:b/>
-        </w:rPr>
-        <w:t>E1 Frozen Harness：</w:t>
-      </w:r>
-      <w:r>
-        <w:rPr>
-          <w:rFonts w:ascii="Calibri" w:hAnsi="Calibri" w:eastAsia="PingFang SC"/>
-        </w:rPr>
-        <w:t xml:space="preserve"> 只读证据快照、统一工具/预算、paired seed，形成因果主榜；</w:t>
-      </w:r>
-    </w:p>
-    <w:p>
-      <w:pPr>
-        <w:pStyle w:val="ListBullet"/>
-      </w:pPr>
-      <w:r>
-        <w:rPr>
-          <w:rFonts w:ascii="Calibri" w:hAnsi="Calibri" w:eastAsia="PingFang SC"/>
-          <w:b/>
-        </w:rPr>
-        <w:t>E2 Live Product/Web：</w:t>
-      </w:r>
-      <w:r>
-        <w:rPr>
-          <w:rFonts w:ascii="Calibri" w:hAnsi="Calibri" w:eastAsia="PingFang SC"/>
-        </w:rPr>
-        <w:t xml:space="preserve"> 使用原生商业/开源能力，记录版本、日期、地区、工具和 URL 快照，单独形成产品榜；</w:t>
-      </w:r>
-    </w:p>
-    <w:p>
-      <w:pPr>
-        <w:pStyle w:val="ListBullet"/>
-      </w:pPr>
-      <w:r>
-        <w:rPr>
-          <w:rFonts w:ascii="Calibri" w:hAnsi="Calibri" w:eastAsia="PingFang SC"/>
-          <w:b/>
-        </w:rPr>
-        <w:t>E3 Stateful Sandbox：</w:t>
-      </w:r>
-      <w:r>
-        <w:rPr>
-          <w:rFonts w:ascii="Calibri" w:hAnsi="Calibri" w:eastAsia="PingFang SC"/>
-        </w:rPr>
-        <w:t xml:space="preserve"> 事件脚本在固定 checkpoint 注入澄清、冲突、handoff 和动态更新，共享前缀分叉形成压力与机制榜。</w:t>
-      </w:r>
-    </w:p>
-    <w:p>
-      <w:r>
-        <w:rPr>
-          <w:rFonts w:ascii="Calibri" w:hAnsi="Calibri" w:eastAsia="PingFang SC"/>
-        </w:rPr>
-        <w:t>三者是运行环境，不是 agent 类型。核心模式 M1 商业产品、M2 controlled harness、M3 开源 DRA；code、multi-agent、memory-enhanced 只在适用 anchor 上做架构 probe。统一 adapter 至少实现 reset、provide_signal、run_until、inject_event、export_artifact 和 trace-level 声明。</w:t>
-      </w:r>
-    </w:p>
-    <w:p>
-      <w:r>
-        <w:rPr>
-          <w:rFonts w:ascii="Calibri" w:hAnsi="Calibri" w:eastAsia="PingFang SC"/>
-        </w:rPr>
-        <w:t xml:space="preserve">8 个 anchor 覆盖日常决策、学习职业、金融信息、健康信息、企业采购/合规、软件生产、学术前沿和政策传播。每个先建 clean family，再按 </w:t>
-      </w:r>
-      <w:r>
-        <w:rPr>
-          <w:rFonts w:ascii="Courier New" w:hAnsi="Courier New" w:eastAsia="PingFang SC"/>
-          <w:color w:val="6A3E00"/>
-          <w:sz w:val="20"/>
-        </w:rPr>
-        <w:t>S0 clean → S1 单轻扰动 → S2 单强扰动 → S3 两个正交扰动</w:t>
-      </w:r>
-      <w:r>
-        <w:rPr>
-          <w:rFonts w:ascii="Calibri" w:hAnsi="Calibri" w:eastAsia="PingFang SC"/>
-        </w:rPr>
-        <w:t xml:space="preserve"> 运行。difficulty 用 evidence、signal、horizon、orchestration、permission、counterfactual subtlety 六维 stress vector 表示；risk、failure mode 与强度分开，不求和成伪精确难度分。</w:t>
-      </w:r>
-    </w:p>
-    <w:p>
-      <w:r>
-        <w:rPr>
-          <w:rFonts w:ascii="Calibri" w:hAnsi="Calibri" w:eastAsia="PingFang SC"/>
-        </w:rPr>
-        <w:t>所有 anchor 运行 clean、persona swap 和 irrelevant-signal；其余 failure mode 用平衡不完全区组分配。若要跨任务比较“long context、conflict、handoff 哪种伤害更大”，主要 perturbation 至少落到 4 个适用 anchor；只落到 2 个时仅作探索性复现。Anchor 通过同任务、同前缀 control 估计受控扰动敏感度，不能仅凭异构任务相关性声称找到了内部根因。结果分四层报 base task profile、signal board、S0–S3 stress curve 和 boundary/governance board。</w:t>
-      </w:r>
-    </w:p>
-    <w:p>
-      <w:pPr>
-        <w:pStyle w:val="Heading2"/>
-      </w:pPr>
-      <w:r>
-        <w:t>4.3 最终结果与过程证据</w:t>
-      </w:r>
-    </w:p>
-    <w:p>
-      <w:r>
-        <w:rPr>
-          <w:rFonts w:ascii="Calibri" w:hAnsi="Calibri" w:eastAsia="PingFang SC"/>
-        </w:rPr>
-        <w:t>最终交付物是主榜对象，可支持用户适配、反事实优势、共同质量和误用边界的结论，但不能单独区分“未读取、遗忘、已知但未使用”。因此所有样本保存必要的工具调用、用户信息检索、权限访问和交付物；20%–30% 子集通过 memory、handoff 和 dynamic-update 的受控压力分叉做机制诊断。如果该子集未完成，论文只报告最终交付物个性化，不声称已定位内部偏移机制。</w:t>
-      </w:r>
-    </w:p>
-    <w:p>
-      <w:pPr>
-        <w:pStyle w:val="Heading1"/>
-      </w:pPr>
-      <w:r>
-        <w:t>5. 评分方法</w:t>
-      </w:r>
-    </w:p>
-    <w:p>
-      <w:pPr>
-        <w:pStyle w:val="Heading2"/>
-      </w:pPr>
-      <w:r>
-        <w:t>5.1 Metadata-driven Rubric Compiler</w:t>
-      </w:r>
-    </w:p>
-    <w:p>
-      <w:r>
-        <w:rPr>
-          <w:rFonts w:ascii="Calibri" w:hAnsi="Calibri" w:eastAsia="PingFang SC"/>
-        </w:rPr>
-        <w:t>Compiler 已有机器可读 contract 和固定模板设计，不是让 LLM 对每份输出临时写 rubric。输入是冻结的 case metadata、user-state ledger、证据/权限和四类 contract；流程为：</w:t>
-      </w:r>
-      <w:r>
-        <w:rPr>
-          <w:rFonts w:ascii="Courier New" w:hAnsi="Courier New" w:eastAsia="PingFang SC"/>
-          <w:color w:val="6A3E00"/>
-          <w:sz w:val="20"/>
-        </w:rPr>
-        <w:t>validate → 路由 module → 选择 direction node → 填入预算/证据/用户参数 → leaf expansion → 校验并冻结 bundle</w:t>
-      </w:r>
-      <w:r>
-        <w:rPr>
-          <w:rFonts w:ascii="Calibri" w:hAnsi="Calibri" w:eastAsia="PingFang SC"/>
-        </w:rPr>
-        <w:t>。Module 是父级能力域，node 是“满足硬预算、匹配知识深度、遵守披露边界”这类可复用方向，leaf 才是 case-specific 原子标准。Leaf expansion 仍在运行前完成；自动 validator 和 compiler 是第 1 周实现项。</w:t>
-      </w:r>
-    </w:p>
-    <w:p>
-      <w:r>
-        <w:rPr>
-          <w:rFonts w:ascii="Calibri" w:hAnsi="Calibri" w:eastAsia="PingFang SC"/>
-        </w:rPr>
-        <w:t xml:space="preserve">固定模板分六层：core 所有 case 必选；personalization 由 task-relevant user facts 和 must-change 激活；intent 由六类研究意图选择；deliverable 由 report / memo / workbook / code / slides / webpage / multi-file 选择；operator 用于 acquire/preserve/use/update 诊断；risk 由 stakes、permission、敏感信息和 must-not 激活。统一的是 leaf schema、适用条件和聚合规则，而不是让所有任务共用一张表。每条 leaf 显式记录 </w:t>
-      </w:r>
-      <w:r>
-        <w:rPr>
-          <w:rFonts w:ascii="Courier New" w:hAnsi="Courier New" w:eastAsia="PingFang SC"/>
-          <w:color w:val="6A3E00"/>
-          <w:sz w:val="20"/>
-        </w:rPr>
-        <w:t>criterion_id</w:t>
-      </w:r>
-      <w:r>
-        <w:rPr>
-          <w:rFonts w:ascii="Calibri" w:hAnsi="Calibri" w:eastAsia="PingFang SC"/>
-        </w:rPr>
-        <w:t xml:space="preserve">、rubric owner、observable、evidence、scoring anchors、weight、hard gate、judge route 和 </w:t>
-      </w:r>
-      <w:r>
-        <w:rPr>
-          <w:rFonts w:ascii="Courier New" w:hAnsi="Courier New" w:eastAsia="PingFang SC"/>
-          <w:color w:val="6A3E00"/>
-          <w:sz w:val="20"/>
-        </w:rPr>
-        <w:t>direct_metric_bindings</w:t>
-      </w:r>
-      <w:r>
-        <w:rPr>
-          <w:rFonts w:ascii="Calibri" w:hAnsi="Calibri" w:eastAsia="PingFang SC"/>
-        </w:rPr>
-        <w:t>。</w:t>
-      </w:r>
-    </w:p>
-    <w:p>
-      <w:r>
-        <w:rPr>
-          <w:rFonts w:ascii="Calibri" w:hAnsi="Calibri" w:eastAsia="PingFang SC"/>
-        </w:rPr>
-        <w:t xml:space="preserve">预定义 library 有 36 个 module：6 Core、9 Personalization、6 Intent、7 Deliverable、4 Operator、4 Risk；每个 case 只激活适用子集。report/memo/table 先以 12–22 active leaves 做主矩阵，code/slides/web/multi-file 先作为 probe。相对 PDR-Bench 的重点不是“维度更多”，而是 module 版本预冻结、每个 personalization leaf 追溯到授权 user fact + must-change、同一 PF bundle 交叉评 matched/swapped，并用 must-hold/must-not 防止差异和过度个性化冒充分数。完整库见 </w:t>
-      </w:r>
-      <w:r>
-        <w:rPr>
-          <w:rFonts w:ascii="Courier New" w:hAnsi="Courier New" w:eastAsia="PingFang SC"/>
-          <w:color w:val="6A3E00"/>
-          <w:sz w:val="20"/>
-        </w:rPr>
-        <w:t>rubric_module_library.yaml</w:t>
-      </w:r>
-      <w:r>
-        <w:rPr>
-          <w:rFonts w:ascii="Calibri" w:hAnsi="Calibri" w:eastAsia="PingFang SC"/>
-        </w:rPr>
-        <w:t>。</w:t>
-      </w:r>
-    </w:p>
-    <w:p>
-      <w:r>
-        <w:rPr>
-          <w:rFonts w:ascii="Calibri" w:hAnsi="Calibri" w:eastAsia="PingFang SC"/>
-        </w:rPr>
-        <w:t>四类评价契约为：</w:t>
+        <w:t>运行前冻结四类契约：</w:t>
       </w:r>
     </w:p>
     <w:p>
@@ -1534,7 +931,7 @@
         <w:rPr>
           <w:rFonts w:ascii="Calibri" w:hAnsi="Calibri" w:eastAsia="PingFang SC"/>
         </w:rPr>
-        <w:t xml:space="preserve"> 用户差异必须改变的内容、决策、深度、行动或披露边界；</w:t>
+        <w:t>不同用户必须改变的建议、取舍、深度或行动；</w:t>
       </w:r>
     </w:p>
     <w:p>
@@ -1552,7 +949,7 @@
         <w:rPr>
           <w:rFonts w:ascii="Calibri" w:hAnsi="Calibri" w:eastAsia="PingFang SC"/>
         </w:rPr>
-        <w:t xml:space="preserve"> 不应随用户改变的事实、证据和共同质量；</w:t>
+        <w:t>不应随用户改变的事实、证据与共同质量；</w:t>
       </w:r>
     </w:p>
     <w:p>
@@ -1570,7 +967,7 @@
         <w:rPr>
           <w:rFonts w:ascii="Calibri" w:hAnsi="Calibri" w:eastAsia="PingFang SC"/>
         </w:rPr>
-        <w:t xml:space="preserve"> 不得假设、泄露、越权或为迎合偏好而扭曲的内容；</w:t>
+        <w:t>不得假设、泄露、越权或迎合的内容；</w:t>
       </w:r>
     </w:p>
     <w:p>
@@ -1588,7 +985,7 @@
         <w:rPr>
           <w:rFonts w:ascii="Calibri" w:hAnsi="Calibri" w:eastAsia="PingFang SC"/>
         </w:rPr>
-        <w:t xml:space="preserve"> 缺少关键信息时应提问、给条件分支或明确说明假设。</w:t>
+        <w:t>关键信息未知时应提问、给条件分支或明确假设。</w:t>
       </w:r>
     </w:p>
     <w:p>
@@ -1596,7 +993,7 @@
         <w:rPr>
           <w:rFonts w:ascii="Calibri" w:hAnsi="Calibri" w:eastAsia="PingFang SC"/>
         </w:rPr>
-        <w:t>绑定规则固定为：common/intent/deliverable leaves → TQ（事实项同时 → FR）；must-change leaves → 指定用户的 PF；must-hold leaves → TQ + Neutral Invariance；must-not violations → MP / hard gate；clarify leaves → Clarification Correctness，无依据假设另入 MP；operator leaves → 与同前缀 clean control 的诊断差分。库的“全面性”由 content mapping、matched/swapped 区分力、无关 cue invariance、module 去重/消融、权重与 active/NA 分母敏感性、目标用户/专家效度和 residual-error saturation 共同验证，不由 module 数量证明。</w:t>
+        <w:t>TQ、FR、长度、关键证据覆盖、must-hold 与 critical must-not 构成不可补偿的报告等价门。PF/CFA 检查 matched 报告是否具有真实用户特异性。只有报告通过这些门才进入 Phase B；否则比较到的是总体质量，不是个性化处理。</w:t>
       </w:r>
     </w:p>
     <w:p>
@@ -1604,14 +1001,22 @@
         <w:pStyle w:val="Heading2"/>
       </w:pPr>
       <w:r>
-        <w:t>5.2 Metrics</w:t>
+        <w:t>3.2 Phase B：Decision Trial</w:t>
+      </w:r>
+    </w:p>
+    <w:p>
+      <w:r>
+        <w:rPr>
+          <w:rFonts w:ascii="Calibri" w:hAnsi="Calibri" w:eastAsia="PingFang SC"/>
+        </w:rPr>
+        <w:t>每个参与者在反事实等价 task shell 上接受三种条件之一，跨任务用 Latin square/区组随机平衡：</w:t>
       </w:r>
     </w:p>
     <w:p>
       <w:pPr>
         <w:numPr>
           <w:ilvl w:val="0"/>
-          <w:numId w:val="12"/>
+          <w:numId w:val="10"/>
         </w:numPr>
         <w:spacing w:after="80" w:line="290" w:lineRule="auto"/>
         <w:ind w:left="540" w:hanging="279"/>
@@ -1621,20 +1026,20 @@
           <w:rFonts w:ascii="Calibri" w:hAnsi="Calibri" w:eastAsia="PingFang SC"/>
           <w:b/>
         </w:rPr>
-        <w:t>Task Quality (TQ) / Factual Reliability (FR)：</w:t>
+        <w:t>task-only：</w:t>
       </w:r>
       <w:r>
         <w:rPr>
           <w:rFonts w:ascii="Calibri" w:hAnsi="Calibri" w:eastAsia="PingFang SC"/>
         </w:rPr>
-        <w:t xml:space="preserve"> 任务完成、关键覆盖、claim 支持、引用覆盖和来源质量；</w:t>
+        <w:t>不使用目标用户状态生成的合格报告；</w:t>
       </w:r>
     </w:p>
     <w:p>
       <w:pPr>
         <w:numPr>
           <w:ilvl w:val="0"/>
-          <w:numId w:val="12"/>
+          <w:numId w:val="10"/>
         </w:numPr>
         <w:spacing w:after="80" w:line="290" w:lineRule="auto"/>
         <w:ind w:left="540" w:hanging="279"/>
@@ -1644,20 +1049,20 @@
           <w:rFonts w:ascii="Calibri" w:hAnsi="Calibri" w:eastAsia="PingFang SC"/>
           <w:b/>
         </w:rPr>
-        <w:t>Personalization Fit (PF) / Misuse Penalty (MP)：</w:t>
+        <w:t>matched：</w:t>
       </w:r>
       <w:r>
         <w:rPr>
           <w:rFonts w:ascii="Calibri" w:hAnsi="Calibri" w:eastAsia="PingFang SC"/>
         </w:rPr>
-        <w:t xml:space="preserve"> 用户特异要求完成率，以及刻板化、误用、隐私和过度迎合惩罚；</w:t>
+        <w:t>为该目标用户生成的合格报告；</w:t>
       </w:r>
     </w:p>
     <w:p>
       <w:pPr>
         <w:numPr>
           <w:ilvl w:val="0"/>
-          <w:numId w:val="12"/>
+          <w:numId w:val="10"/>
         </w:numPr>
         <w:spacing w:after="80" w:line="290" w:lineRule="auto"/>
         <w:ind w:left="540" w:hanging="279"/>
@@ -1667,13 +1072,37 @@
           <w:rFonts w:ascii="Calibri" w:hAnsi="Calibri" w:eastAsia="PingFang SC"/>
           <w:b/>
         </w:rPr>
-        <w:t>Counterfactual Fit Advantage (CFA)：</w:t>
+        <w:t>swapped：</w:t>
       </w:r>
       <w:r>
         <w:rPr>
           <w:rFonts w:ascii="Calibri" w:hAnsi="Calibri" w:eastAsia="PingFang SC"/>
         </w:rPr>
-        <w:t xml:space="preserve"> CFA 不直接绑定 leaf。先保留 </w:t>
+        <w:t>为另一位合理用户生成、但对当前用户错配的合格报告。</w:t>
+      </w:r>
+    </w:p>
+    <w:p>
+      <w:r>
+        <w:rPr>
+          <w:rFonts w:ascii="Calibri" w:hAnsi="Calibri" w:eastAsia="PingFang SC"/>
+        </w:rPr>
+        <w:t>报告的 agent、条件和来源标签盲化。用户在看报告前提交基线决定与置信度，阅读后提交最终决定、置信度与必要理由。不能让同一人重复看到同一具体任务的三个答案；每臂使用等价而非相同的 task shell，以减少学习和 demand characteristics。</w:t>
+      </w:r>
+    </w:p>
+    <w:p>
+      <w:pPr>
+        <w:pStyle w:val="Heading2"/>
+      </w:pPr>
+      <w:r>
+        <w:t>3.3 Utility 与决策环境</w:t>
+      </w:r>
+    </w:p>
+    <w:p>
+      <w:r>
+        <w:rPr>
+          <w:rFonts w:ascii="Calibri" w:hAnsi="Calibri" w:eastAsia="PingFang SC"/>
+        </w:rPr>
+        <w:t xml:space="preserve">对用户 </w:t>
       </w:r>
       <w:r>
         <w:rPr>
@@ -1681,13 +1110,13 @@
           <w:color w:val="6A3E00"/>
           <w:sz w:val="20"/>
         </w:rPr>
-        <w:t>Δ_a=PF_a(Y_a)-PF_a(Y_b)</w:t>
+        <w:t>u</w:t>
       </w:r>
       <w:r>
         <w:rPr>
           <w:rFonts w:ascii="Calibri" w:hAnsi="Calibri" w:eastAsia="PingFang SC"/>
         </w:rPr>
-        <w:t xml:space="preserve"> 与 </w:t>
+        <w:t xml:space="preserve">、family </w:t>
       </w:r>
       <w:r>
         <w:rPr>
@@ -1695,13 +1124,13 @@
           <w:color w:val="6A3E00"/>
           <w:sz w:val="20"/>
         </w:rPr>
-        <w:t>Δ_b=PF_b(Y_b)-PF_b(Y_a)</w:t>
+        <w:t>f</w:t>
       </w:r>
       <w:r>
         <w:rPr>
           <w:rFonts w:ascii="Calibri" w:hAnsi="Calibri" w:eastAsia="PingFang SC"/>
         </w:rPr>
-        <w:t xml:space="preserve">，再报告 </w:t>
+        <w:t xml:space="preserve">，在生成报告前冻结 </w:t>
       </w:r>
       <w:r>
         <w:rPr>
@@ -1709,13 +1138,13 @@
           <w:color w:val="6A3E00"/>
           <w:sz w:val="20"/>
         </w:rPr>
-        <w:t>CFA_mean=(Δ_a+Δ_b)/2</w:t>
+        <w:t>U_uf(d)</w:t>
       </w:r>
       <w:r>
         <w:rPr>
           <w:rFonts w:ascii="Calibri" w:hAnsi="Calibri" w:eastAsia="PingFang SC"/>
         </w:rPr>
-        <w:t xml:space="preserve"> 和不可方向补偿的 </w:t>
+        <w:t xml:space="preserve">。硬约束、可执行环境终态和领域 verifier 优先；用户确认的软权重只在可接受集合内比较方案。任务必须含 evidence-dependent trade-off，不能把答案直接写进 persona。令 </w:t>
       </w:r>
       <w:r>
         <w:rPr>
@@ -1723,354 +1152,70 @@
           <w:color w:val="6A3E00"/>
           <w:sz w:val="20"/>
         </w:rPr>
-        <w:t>CFA_min=min(Δ_a,Δ_b)</w:t>
+        <w:t>d*</w:t>
       </w:r>
       <w:r>
         <w:rPr>
           <w:rFonts w:ascii="Calibri" w:hAnsi="Calibri" w:eastAsia="PingFang SC"/>
         </w:rPr>
-        <w:t>；只有两方向都为正才算 bilateral success；</w:t>
+        <w:t xml:space="preserve"> 为证据环境中的最优可接受决策：</w:t>
       </w:r>
     </w:p>
     <w:p>
       <w:pPr>
-        <w:numPr>
-          <w:ilvl w:val="0"/>
-          <w:numId w:val="12"/>
-        </w:numPr>
-        <w:spacing w:after="80" w:line="290" w:lineRule="auto"/>
-        <w:ind w:left="540" w:hanging="279"/>
+        <w:pStyle w:val="ListBullet"/>
       </w:pPr>
-      <w:r>
-        <w:rPr>
-          <w:rFonts w:ascii="Calibri" w:hAnsi="Calibri" w:eastAsia="PingFang SC"/>
-          <w:b/>
-        </w:rPr>
-        <w:t>Task-only uplift：</w:t>
-      </w:r>
-      <w:r>
-        <w:rPr>
-          <w:rFonts w:ascii="Calibri" w:hAnsi="Calibri" w:eastAsia="PingFang SC"/>
-        </w:rPr>
-        <w:t xml:space="preserve"> 利用主矩阵已有 </w:t>
-      </w:r>
       <w:r>
         <w:rPr>
           <w:rFonts w:ascii="Courier New" w:hAnsi="Courier New" w:eastAsia="PingFang SC"/>
           <w:color w:val="6A3E00"/>
           <w:sz w:val="20"/>
         </w:rPr>
-        <w:t>Y_0</w:t>
+        <w:t>Regret_uf(d) = U_uf(d*) − U_uf(d)</w:t>
       </w:r>
       <w:r>
         <w:rPr>
           <w:rFonts w:ascii="Calibri" w:hAnsi="Calibri" w:eastAsia="PingFang SC"/>
         </w:rPr>
-        <w:t xml:space="preserve">，报告 </w:t>
+        <w:t>；</w:t>
       </w:r>
+    </w:p>
+    <w:p>
+      <w:pPr>
+        <w:pStyle w:val="ListBullet"/>
+      </w:pPr>
       <w:r>
         <w:rPr>
           <w:rFonts w:ascii="Courier New" w:hAnsi="Courier New" w:eastAsia="PingFang SC"/>
           <w:color w:val="6A3E00"/>
           <w:sz w:val="20"/>
         </w:rPr>
-        <w:t>G_a=PF_a(Y_a)-PF_a(Y_0)</w:t>
+        <w:t>DDE = Regret_task-only − Regret_matched</w:t>
       </w:r>
       <w:r>
         <w:rPr>
           <w:rFonts w:ascii="Calibri" w:hAnsi="Calibri" w:eastAsia="PingFang SC"/>
         </w:rPr>
-        <w:t>、</w:t>
+        <w:t>；</w:t>
       </w:r>
+    </w:p>
+    <w:p>
+      <w:pPr>
+        <w:pStyle w:val="ListBullet"/>
+      </w:pPr>
       <w:r>
         <w:rPr>
           <w:rFonts w:ascii="Courier New" w:hAnsi="Courier New" w:eastAsia="PingFang SC"/>
           <w:color w:val="6A3E00"/>
           <w:sz w:val="20"/>
         </w:rPr>
-        <w:t>G_b=PF_b(Y_b)-PF_b(Y_0)</w:t>
+        <w:t>WrongUserHarm = Regret_swapped − Regret_task-only</w:t>
       </w:r>
       <w:r>
         <w:rPr>
           <w:rFonts w:ascii="Calibri" w:hAnsi="Calibri" w:eastAsia="PingFang SC"/>
         </w:rPr>
-        <w:t xml:space="preserve"> 及 mean/min；它把“能区分用户”和“确实让用户受益”分开；</w:t>
-      </w:r>
-    </w:p>
-    <w:p>
-      <w:pPr>
-        <w:numPr>
-          <w:ilvl w:val="0"/>
-          <w:numId w:val="12"/>
-        </w:numPr>
-        <w:spacing w:after="80" w:line="290" w:lineRule="auto"/>
-        <w:ind w:left="540" w:hanging="279"/>
-      </w:pPr>
-      <w:r>
-        <w:rPr>
-          <w:rFonts w:ascii="Calibri" w:hAnsi="Calibri" w:eastAsia="PingFang SC"/>
-          <w:b/>
-        </w:rPr>
-        <w:t>Cue robustness：</w:t>
-      </w:r>
-      <w:r>
-        <w:rPr>
-          <w:rFonts w:ascii="Calibri" w:hAnsi="Calibri" w:eastAsia="PingFang SC"/>
-        </w:rPr>
-        <w:t xml:space="preserve"> 对语义等价 signal views 报告 worst-view CFA、Cue Gap、must-change/must-hold 一致率和 irrelevant-cue effect；</w:t>
-      </w:r>
-    </w:p>
-    <w:p>
-      <w:pPr>
-        <w:numPr>
-          <w:ilvl w:val="0"/>
-          <w:numId w:val="12"/>
-        </w:numPr>
-        <w:spacing w:after="80" w:line="290" w:lineRule="auto"/>
-        <w:ind w:left="540" w:hanging="279"/>
-      </w:pPr>
-      <w:r>
-        <w:rPr>
-          <w:rFonts w:ascii="Calibri" w:hAnsi="Calibri" w:eastAsia="PingFang SC"/>
-          <w:b/>
-        </w:rPr>
-        <w:t>Retention / Update：</w:t>
-      </w:r>
-      <w:r>
-        <w:rPr>
-          <w:rFonts w:ascii="Calibri" w:hAnsi="Calibri" w:eastAsia="PingFang SC"/>
-        </w:rPr>
-        <w:t xml:space="preserve"> 长程干扰下的适配保留率、动态状态采用正确率与旧状态残留率。</w:t>
-      </w:r>
-    </w:p>
-    <w:p>
-      <w:r>
-        <w:rPr>
-          <w:rFonts w:ascii="Calibri" w:hAnsi="Calibri" w:eastAsia="PingFang SC"/>
-        </w:rPr>
-        <w:t xml:space="preserve">主榜先应用 TQ、FR 和关键隐私/安全门槛，再把 personalization 作为二维 profile 报告：跨用户 specificity（CFA）× 相对 task-only benefit（Gain）。只有 </w:t>
-      </w:r>
-      <w:r>
-        <w:rPr>
-          <w:rFonts w:ascii="Courier New" w:hAnsi="Courier New" w:eastAsia="PingFang SC"/>
-          <w:color w:val="6A3E00"/>
-          <w:sz w:val="20"/>
-        </w:rPr>
-        <w:t>Δ_a,Δ_b&gt;0</w:t>
-      </w:r>
-      <w:r>
-        <w:rPr>
-          <w:rFonts w:ascii="Calibri" w:hAnsi="Calibri" w:eastAsia="PingFang SC"/>
-        </w:rPr>
-        <w:t>、</w:t>
-      </w:r>
-      <w:r>
-        <w:rPr>
-          <w:rFonts w:ascii="Courier New" w:hAnsi="Courier New" w:eastAsia="PingFang SC"/>
-          <w:color w:val="6A3E00"/>
-          <w:sz w:val="20"/>
-        </w:rPr>
-        <w:t>G_a,G_b≥0</w:t>
-      </w:r>
-      <w:r>
-        <w:rPr>
-          <w:rFonts w:ascii="Calibri" w:hAnsi="Calibri" w:eastAsia="PingFang SC"/>
-        </w:rPr>
-        <w:t xml:space="preserve"> 且共同质量/边界过门，才进入确认性成功率；不把这些指标平均成可补偿总分。</w:t>
-      </w:r>
-    </w:p>
-    <w:p>
-      <w:pPr>
-        <w:pStyle w:val="Heading2"/>
-      </w:pPr>
-      <w:r>
-        <w:t>5.3 Judge 与 JudgeBench</w:t>
-      </w:r>
-    </w:p>
-    <w:p>
-      <w:r>
-        <w:rPr>
-          <w:rFonts w:ascii="Calibri" w:hAnsi="Calibri" w:eastAsia="PingFang SC"/>
-        </w:rPr>
-        <w:t>评估采用四层级联：L0 确定性 verifier 检查文件、测试、格式、预算和权限；L1 证据 verifier 检查 claim、引用支持和来源；L2 强通用 judge 按冻结的原子 rubric 逐项给分；L3 目标用户和领域专家分别复核用户效用与专业正确性。Judge 只获得当前叶节点需要且已授权的用户信息，必须引用交付物证据并允许弃权。</w:t>
-      </w:r>
-    </w:p>
-    <w:p>
-      <w:r>
-        <w:rPr>
-          <w:rFonts w:ascii="Calibri" w:hAnsi="Calibri" w:eastAsia="PingFang SC"/>
-        </w:rPr>
-        <w:t>JudgeBench 计划构建 240 个单元，覆盖位置交换、长度控制、漂亮格式诱饵、persona 关键词堆叠、事实更强但适配更弱、隐私泄露、边界答案和正确弃权。两个月主线为 verifier → strong judge → 20% 分层人评 + 分歧仲裁。SFT scorer 仅在第 4 周前获得足够高质量 gold 且不阻塞主实验时作为附录效率研究。</w:t>
-      </w:r>
-    </w:p>
-    <w:p>
-      <w:pPr>
-        <w:pStyle w:val="Heading1"/>
-      </w:pPr>
-      <w:r>
-        <w:t>6. 数据质量、统计与可复现性</w:t>
-      </w:r>
-    </w:p>
-    <w:p>
-      <w:pPr>
-        <w:pStyle w:val="Heading2"/>
-      </w:pPr>
-      <w:r>
-        <w:t>6.1 数据质量控制</w:t>
-      </w:r>
-    </w:p>
-    <w:p>
-      <w:r>
-        <w:rPr>
-          <w:rFonts w:ascii="Calibri" w:hAnsi="Calibri" w:eastAsia="PingFang SC"/>
-        </w:rPr>
-        <w:t>Task 元数据分层处理：来源、许可、时间、哈希、工具和预算可自动导入后人工审计；intent、stakes、interaction need、counterfactual axes 与四类 contract 必须在运行前由两人独立人工标注并仲裁；实际难度、失败率和 judge agreement 只能在 pilot 后另存为 observed 字段。每个 task-persona 对必须通过六项门槛：场景真实、决策相关、用户间可区分、存在共同核心、信息最少且隐私可控、不依赖刻板印象。人类真值分工固定：领域专家评事实、证据和共同质量，目标用户确认 must-change / must-not 并盲评 matched/swapped；纯合成 persona 只用于压力测试，不能单独支撑真实用户效用。</w:t>
-      </w:r>
-      <w:hyperlink r:id="rId16">
-        <w:r>
-          <w:rPr>
-            <w:rFonts w:ascii="Calibri" w:hAnsi="Calibri" w:eastAsia="PingFang SC"/>
-            <w:color w:val="2E74B5"/>
-            <w:u w:val="single"/>
-          </w:rPr>
-          <w:t>[16]</w:t>
-        </w:r>
-      </w:hyperlink>
-    </w:p>
-    <w:p>
-      <w:pPr>
-        <w:pStyle w:val="Heading2"/>
-      </w:pPr>
-      <w:r>
-        <w:t>6.2 统计方案</w:t>
-      </w:r>
-    </w:p>
-    <w:p>
-      <w:r>
-        <w:rPr>
-          <w:rFonts w:ascii="Calibri" w:hAnsi="Calibri" w:eastAsia="PingFang SC"/>
-        </w:rPr>
-        <w:t>确认性分析以 task family 为聚类单位，对双向 CFA 与 task-only uplift 做 family-blocked permutation test 和 cluster bootstrap；同一 family 的四格评分不当作独立样本。目标用户盲评报告 matched/swapped/task-only 的 pairwise match win probability（tie=0.5）；带 family/user/rater 随机效应的 Bradley–Terry 或 ordinal mixed model仅作数据量足够时的敏感性分析。排名差异若小于人评与 judge 不确定性，不发布伪精确名次。</w:t>
-      </w:r>
-    </w:p>
-    <w:p>
-      <w:pPr>
-        <w:pStyle w:val="Heading2"/>
-      </w:pPr>
-      <w:r>
-        <w:t>6.3 可复现与污染控制</w:t>
-      </w:r>
-    </w:p>
-    <w:p>
-      <w:r>
-        <w:rPr>
-          <w:rFonts w:ascii="Calibri" w:hAnsi="Calibri" w:eastAsia="PingFang SC"/>
-        </w:rPr>
-        <w:t>运行记录包括模型/产品版本、搜索后端、时间戳、工具调用、交付物哈希、rubric 版本和 judge 版本。Frozen Core 保存证据快照与支持文档；Live Web 单独报告。开发集、私有测试集和 JudgeBench 对抗集分离；评分训练数据按 task family、用户、agent 和时间切分，避免同 family 泄漏。</w:t>
-      </w:r>
-    </w:p>
-    <w:p>
-      <w:pPr>
-        <w:pStyle w:val="Heading1"/>
-      </w:pPr>
-      <w:r>
-        <w:t>7. 预期贡献与成功标准</w:t>
-      </w:r>
-    </w:p>
-    <w:p>
-      <w:pPr>
-        <w:pStyle w:val="Heading2"/>
-      </w:pPr>
-      <w:r>
-        <w:t>7.1 预期贡献</w:t>
-      </w:r>
-    </w:p>
-    <w:p>
-      <w:pPr>
-        <w:numPr>
-          <w:ilvl w:val="0"/>
-          <w:numId w:val="13"/>
-        </w:numPr>
-        <w:spacing w:after="80" w:line="290" w:lineRule="auto"/>
-        <w:ind w:left="540" w:hanging="279"/>
-      </w:pPr>
-      <w:r>
-        <w:rPr>
-          <w:rFonts w:ascii="Calibri" w:hAnsi="Calibri" w:eastAsia="PingFang SC"/>
-        </w:rPr>
-        <w:t>可扩展的 Deep Research Evaluation Atlas 和 coverage manifest；</w:t>
-      </w:r>
-    </w:p>
-    <w:p>
-      <w:pPr>
-        <w:numPr>
-          <w:ilvl w:val="0"/>
-          <w:numId w:val="13"/>
-        </w:numPr>
-        <w:spacing w:after="80" w:line="290" w:lineRule="auto"/>
-        <w:ind w:left="540" w:hanging="279"/>
-      </w:pPr>
-      <w:r>
-        <w:rPr>
-          <w:rFonts w:ascii="Calibri" w:hAnsi="Calibri" w:eastAsia="PingFang SC"/>
-        </w:rPr>
-        <w:t>从 absolute adaptation evaluation 转向 counterfactual personalization effect identification：用 matched/swapped 交叉评分、双向非补偿门和 task-only uplift，分别识别用户特异性与真实受益；</w:t>
-      </w:r>
-    </w:p>
-    <w:p>
-      <w:pPr>
-        <w:numPr>
-          <w:ilvl w:val="0"/>
-          <w:numId w:val="13"/>
-        </w:numPr>
-        <w:spacing w:after="80" w:line="290" w:lineRule="auto"/>
-        <w:ind w:left="540" w:hanging="279"/>
-      </w:pPr>
-      <w:r>
-        <w:rPr>
-          <w:rFonts w:ascii="Calibri" w:hAnsi="Calibri" w:eastAsia="PingFang SC"/>
-        </w:rPr>
-        <w:t>由元数据选择适用模块的 rubric compiler 和不可补偿质量门槛；</w:t>
-      </w:r>
-    </w:p>
-    <w:p>
-      <w:pPr>
-        <w:numPr>
-          <w:ilvl w:val="0"/>
-          <w:numId w:val="13"/>
-        </w:numPr>
-        <w:spacing w:after="80" w:line="290" w:lineRule="auto"/>
-        <w:ind w:left="540" w:hanging="279"/>
-      </w:pPr>
-      <w:r>
-        <w:rPr>
-          <w:rFonts w:ascii="Calibri" w:hAnsi="Calibri" w:eastAsia="PingFang SC"/>
-        </w:rPr>
-        <w:t>分离结果风险与预期失败模式的诊断 taxonomy；</w:t>
-      </w:r>
-    </w:p>
-    <w:p>
-      <w:pPr>
-        <w:numPr>
-          <w:ilvl w:val="0"/>
-          <w:numId w:val="13"/>
-        </w:numPr>
-        <w:spacing w:after="80" w:line="290" w:lineRule="auto"/>
-        <w:ind w:left="540" w:hanging="279"/>
-      </w:pPr>
-      <w:r>
-        <w:rPr>
-          <w:rFonts w:ascii="Calibri" w:hAnsi="Calibri" w:eastAsia="PingFang SC"/>
-        </w:rPr>
-        <w:t>用于审计个性化评委的 JudgeBench 和可复现运行协议。</w:t>
-      </w:r>
-    </w:p>
-    <w:p>
-      <w:pPr>
-        <w:pStyle w:val="Heading2"/>
-      </w:pPr>
-      <w:r>
-        <w:t>7.2 Go / No-Go 标准</w:t>
+        <w:t>；</w:t>
       </w:r>
     </w:p>
     <w:p>
@@ -2081,7 +1226,7 @@
         <w:rPr>
           <w:rFonts w:ascii="Calibri" w:hAnsi="Calibri" w:eastAsia="PingFang SC"/>
         </w:rPr>
-        <w:t>至少 80% 的 task family 能得到稳定的人类用户差异判断；</w:t>
+        <w:t>硬约束违规、confidence calibration/Brier 为关键次要终点；</w:t>
       </w:r>
     </w:p>
     <w:p>
@@ -2092,7 +1237,270 @@
         <w:rPr>
           <w:rFonts w:ascii="Calibri" w:hAnsi="Calibri" w:eastAsia="PingFang SC"/>
         </w:rPr>
-        <w:t>参考交付物在共同质量达标时对两个用户都显示 matched 优于 swapped，且相对 task-only 的双向 uplift 不为负；</w:t>
+        <w:t>决策时间、交互轮数和认知负担为效率终点。</w:t>
+      </w:r>
+    </w:p>
+    <w:p>
+      <w:r>
+        <w:rPr>
+          <w:rFonts w:ascii="Calibri" w:hAnsi="Calibri" w:eastAsia="PingFang SC"/>
+        </w:rPr>
+        <w:t>PF、CFA、TQ、FR 与 DDE 分栏报告，绝不平均成一个总分。</w:t>
+      </w:r>
+    </w:p>
+    <w:p>
+      <w:pPr>
+        <w:pStyle w:val="Heading1"/>
+      </w:pPr>
+      <w:r>
+        <w:t>4. 数据、系统与范围</w:t>
+      </w:r>
+    </w:p>
+    <w:p>
+      <w:pPr>
+        <w:pStyle w:val="Heading2"/>
+      </w:pPr>
+      <w:r>
+        <w:t>4.1 Task family</w:t>
+      </w:r>
+    </w:p>
+    <w:p>
+      <w:r>
+        <w:rPr>
+          <w:rFonts w:ascii="Calibri" w:hAnsi="Calibri" w:eastAsia="PingFang SC"/>
+        </w:rPr>
+        <w:t>主集只纳入真实决策：用户必须在多个可行方案中依据新证据作选择，且选择存在可验证后果。纯事实问答、只改变语气、没有行动取舍或 utility 只能事后解释的任务删除。</w:t>
+      </w:r>
+    </w:p>
+    <w:p>
+      <w:r>
+        <w:rPr>
+          <w:rFonts w:ascii="Calibri" w:hAnsi="Calibri" w:eastAsia="PingFang SC"/>
+        </w:rPr>
+        <w:t>先做 3 个 vertical slice，至少覆盖：个人/职业决策、组织采购/合规决策、技术/研究规划决策。每个 family 需要多个等价 task shell、真实用户锚定、冻结 utility、三臂参考报告和可执行/可审计 verifier。通过后扩到 8–12 个 family；不先承诺 24 个 taxonomy 单元。</w:t>
+      </w:r>
+    </w:p>
+    <w:p>
+      <w:pPr>
+        <w:pStyle w:val="Heading2"/>
+      </w:pPr>
+      <w:r>
+        <w:t>4.2 Agent 与环境</w:t>
+      </w:r>
+    </w:p>
+    <w:p>
+      <w:r>
+        <w:rPr>
+          <w:rFonts w:ascii="Calibri" w:hAnsi="Calibri" w:eastAsia="PingFang SC"/>
+        </w:rPr>
+        <w:t>首轮只比较 2–3 条报告生成管线：一个商业 Deep Research 产品、一个受控搜索/工具 harness、一个可复现开源 DRA。E1 frozen harness 是主要可比环境；live product 单独作外部效度。长程状态、动态更新、权限和证据污染只在少量适用 family 做单因素 stress，不与 DDE 竞争主贡献。</w:t>
+      </w:r>
+    </w:p>
+    <w:p>
+      <w:pPr>
+        <w:pStyle w:val="Heading2"/>
+      </w:pPr>
+      <w:r>
+        <w:t>4.3 真人样本与统计</w:t>
+      </w:r>
+    </w:p>
+    <w:p>
+      <w:r>
+        <w:rPr>
+          <w:rFonts w:ascii="Calibri" w:hAnsi="Calibri" w:eastAsia="PingFang SC"/>
+        </w:rPr>
+        <w:t>预计约 36–48 名目标用户，但最终样本量必须在 3-family pilot 后冻结。功效模拟输入包括 user/family cluster variance、within-user correlation、最小有意义 regret 改善、流失率和主要终点策略。确认性分析采用 design-based contrasts、user/family cluster bootstrap 与预注册混合效应模型；同一人的重复决策、同一 family 的多份报告和 rubric leaves 都不能当独立样本。</w:t>
+      </w:r>
+    </w:p>
+    <w:p>
+      <w:pPr>
+        <w:pStyle w:val="Heading1"/>
+      </w:pPr>
+      <w:r>
+        <w:t>5. Rubric、Judge 与数据质量</w:t>
+      </w:r>
+    </w:p>
+    <w:p>
+      <w:r>
+        <w:rPr>
+          <w:rFonts w:ascii="Calibri" w:hAnsi="Calibri" w:eastAsia="PingFang SC"/>
+        </w:rPr>
+        <w:t>Metadata-driven Rubric Compiler 继续组合 core、personalization、intent、deliverable、operator 和 risk module；固定的是 node/leaf schema、适用条件、锚点和 metric binding，而不是所有任务共用同一表。相对 PDR 的作用变为：证明报告处理在共同质量上配平、在用户条件上有区分力，并诊断哪种 artifact 改变带来或没有带来 DDE。</w:t>
+      </w:r>
+    </w:p>
+    <w:p>
+      <w:r>
+        <w:rPr>
+          <w:rFonts w:ascii="Calibri" w:hAnsi="Calibri" w:eastAsia="PingFang SC"/>
+        </w:rPr>
+        <w:t>Judge 采用确定性 verifier → 证据 verifier → 冻结 rubric judge → 目标用户/领域专家复核。JudgeBench 继续审计位置、长度、格式、persona 关键词、wrong-user、隐私和正确弃权。MyScholarQA 与 Lost in Simulation 都提示，模拟用户不能替代真人主终点。</w:t>
+      </w:r>
+      <w:hyperlink r:id="rId12">
+        <w:r>
+          <w:rPr>
+            <w:rFonts w:ascii="Calibri" w:hAnsi="Calibri" w:eastAsia="PingFang SC"/>
+            <w:color w:val="2E74B5"/>
+            <w:u w:val="single"/>
+          </w:rPr>
+          <w:t>[16]</w:t>
+        </w:r>
+      </w:hyperlink>
+      <w:hyperlink r:id="rId33">
+        <w:r>
+          <w:rPr>
+            <w:rFonts w:ascii="Calibri" w:hAnsi="Calibri" w:eastAsia="PingFang SC"/>
+            <w:color w:val="2E74B5"/>
+            <w:u w:val="single"/>
+          </w:rPr>
+          <w:t>[33]</w:t>
+        </w:r>
+      </w:hyperlink>
+    </w:p>
+    <w:p>
+      <w:pPr>
+        <w:pStyle w:val="Heading1"/>
+      </w:pPr>
+      <w:r>
+        <w:t>6. 预期贡献</w:t>
+      </w:r>
+    </w:p>
+    <w:p>
+      <w:pPr>
+        <w:numPr>
+          <w:ilvl w:val="0"/>
+          <w:numId w:val="11"/>
+        </w:numPr>
+        <w:spacing w:after="80" w:line="290" w:lineRule="auto"/>
+        <w:ind w:left="540" w:hanging="279"/>
+      </w:pPr>
+      <w:r>
+        <w:rPr>
+          <w:rFonts w:ascii="Calibri" w:hAnsi="Calibri" w:eastAsia="PingFang SC"/>
+          <w:b/>
+        </w:rPr>
+        <w:t>Downstream Decision Effect protocol：</w:t>
+      </w:r>
+      <w:r>
+        <w:rPr>
+          <w:rFonts w:ascii="Calibri" w:hAnsi="Calibri" w:eastAsia="PingFang SC"/>
+        </w:rPr>
+        <w:t>把个性化研究交付物作为随机处理，以真实用户的可验证 decision regret 为终点；</w:t>
+      </w:r>
+    </w:p>
+    <w:p>
+      <w:pPr>
+        <w:numPr>
+          <w:ilvl w:val="0"/>
+          <w:numId w:val="11"/>
+        </w:numPr>
+        <w:spacing w:after="80" w:line="290" w:lineRule="auto"/>
+        <w:ind w:left="540" w:hanging="279"/>
+      </w:pPr>
+      <w:r>
+        <w:rPr>
+          <w:rFonts w:ascii="Calibri" w:hAnsi="Calibri" w:eastAsia="PingFang SC"/>
+          <w:b/>
+        </w:rPr>
+        <w:t>wrong-user negative control：</w:t>
+      </w:r>
+      <w:r>
+        <w:rPr>
+          <w:rFonts w:ascii="Calibri" w:hAnsi="Calibri" w:eastAsia="PingFang SC"/>
+        </w:rPr>
+        <w:t>区分一般高质量帮助与用户特异性收益/伤害；</w:t>
+      </w:r>
+    </w:p>
+    <w:p>
+      <w:pPr>
+        <w:numPr>
+          <w:ilvl w:val="0"/>
+          <w:numId w:val="11"/>
+        </w:numPr>
+        <w:spacing w:after="80" w:line="290" w:lineRule="auto"/>
+        <w:ind w:left="540" w:hanging="279"/>
+      </w:pPr>
+      <w:r>
+        <w:rPr>
+          <w:rFonts w:ascii="Calibri" w:hAnsi="Calibri" w:eastAsia="PingFang SC"/>
+          <w:b/>
+        </w:rPr>
+        <w:t>两阶段 benchmark：</w:t>
+      </w:r>
+      <w:r>
+        <w:rPr>
+          <w:rFonts w:ascii="Calibri" w:hAnsi="Calibri" w:eastAsia="PingFang SC"/>
+        </w:rPr>
+        <w:t>Phase A 质量与个性化 qualification，Phase B 真人 decision trial；</w:t>
+      </w:r>
+    </w:p>
+    <w:p>
+      <w:pPr>
+        <w:numPr>
+          <w:ilvl w:val="0"/>
+          <w:numId w:val="11"/>
+        </w:numPr>
+        <w:spacing w:after="80" w:line="290" w:lineRule="auto"/>
+        <w:ind w:left="540" w:hanging="279"/>
+      </w:pPr>
+      <w:r>
+        <w:rPr>
+          <w:rFonts w:ascii="Calibri" w:hAnsi="Calibri" w:eastAsia="PingFang SC"/>
+          <w:b/>
+        </w:rPr>
+        <w:t>decision environment + utility verifier：</w:t>
+      </w:r>
+      <w:r>
+        <w:rPr>
+          <w:rFonts w:ascii="Calibri" w:hAnsi="Calibri" w:eastAsia="PingFang SC"/>
+        </w:rPr>
+        <w:t>让个性化效用不再等于主观满意度；</w:t>
+      </w:r>
+    </w:p>
+    <w:p>
+      <w:pPr>
+        <w:numPr>
+          <w:ilvl w:val="0"/>
+          <w:numId w:val="11"/>
+        </w:numPr>
+        <w:spacing w:after="80" w:line="290" w:lineRule="auto"/>
+        <w:ind w:left="540" w:hanging="279"/>
+      </w:pPr>
+      <w:r>
+        <w:rPr>
+          <w:rFonts w:ascii="Calibri" w:hAnsi="Calibri" w:eastAsia="PingFang SC"/>
+          <w:b/>
+        </w:rPr>
+        <w:t>代理效度分析：</w:t>
+      </w:r>
+      <w:r>
+        <w:rPr>
+          <w:rFonts w:ascii="Calibri" w:hAnsi="Calibri" w:eastAsia="PingFang SC"/>
+        </w:rPr>
+        <w:t>直接检验 PF/CFA 何时能、何时不能预测真实决策收益。</w:t>
+      </w:r>
+    </w:p>
+    <w:p>
+      <w:r>
+        <w:rPr>
+          <w:rFonts w:ascii="Calibri" w:hAnsi="Calibri" w:eastAsia="PingFang SC"/>
+        </w:rPr>
+        <w:t>PDR-Bench 问“这份报告是否适合你”；DeepAlign-Bench 问“这份报告是否让你做出了更好的决定”。Atlas、Rubric Compiler、JudgeBench、长程和安全模块是支持这个问题的基础设施，不再与核心贡献并列。</w:t>
+      </w:r>
+    </w:p>
+    <w:p>
+      <w:pPr>
+        <w:pStyle w:val="Heading1"/>
+      </w:pPr>
+      <w:r>
+        <w:t>7. Go / No-Go 与八周计划</w:t>
+      </w:r>
+    </w:p>
+    <w:p>
+      <w:pPr>
+        <w:pStyle w:val="Heading2"/>
+      </w:pPr>
+      <w:r>
+        <w:t>7.1 Go / No-Go</w:t>
       </w:r>
     </w:p>
     <w:p>
@@ -2103,7 +1511,7 @@
         <w:rPr>
           <w:rFonts w:ascii="Calibri" w:hAnsi="Calibri" w:eastAsia="PingFang SC"/>
         </w:rPr>
-        <w:t>Judge 达到预注册一致性与校准门槛，否则扩大人评并停止自动精细排名；</w:t>
+        <w:t>至少 2/3 vertical slice 能在输出前冻结可审计 utility，并通过等价 task-shell 和盲化检查；</w:t>
       </w:r>
     </w:p>
     <w:p>
@@ -2114,7 +1522,21 @@
         <w:rPr>
           <w:rFonts w:ascii="Calibri" w:hAnsi="Calibri" w:eastAsia="PingFang SC"/>
         </w:rPr>
-        <w:t>个性化效应在共同质量门槛、目标用户盲评与语义等价信号检验下仍存在；</w:t>
+        <w:t xml:space="preserve">matched/task-only/swapped 报告通过共同质量配平，且 Phase A </w:t>
+      </w:r>
+      <w:r>
+        <w:rPr>
+          <w:rFonts w:ascii="Courier New" w:hAnsi="Courier New" w:eastAsia="PingFang SC"/>
+          <w:color w:val="6A3E00"/>
+          <w:sz w:val="20"/>
+        </w:rPr>
+        <w:t>CFA_min &gt; 0</w:t>
+      </w:r>
+      <w:r>
+        <w:rPr>
+          <w:rFonts w:ascii="Calibri" w:hAnsi="Calibri" w:eastAsia="PingFang SC"/>
+        </w:rPr>
+        <w:t>；</w:t>
       </w:r>
     </w:p>
     <w:p>
@@ -2125,15 +1547,29 @@
         <w:rPr>
           <w:rFonts w:ascii="Calibri" w:hAnsi="Calibri" w:eastAsia="PingFang SC"/>
         </w:rPr>
-        <w:t>两个月内完成冻结主矩阵、覆盖审计、至少 20% 人评和可复现分析；所有 real-user-gold family 与不少于 8 个分层 family 收集目标用户 matched/swapped 盲评。</w:t>
+        <w:t>pilot 后完成功效模拟并冻结样本量、最小有意义效应和主要终点；</w:t>
       </w:r>
     </w:p>
     <w:p>
       <w:pPr>
-        <w:pStyle w:val="Heading1"/>
+        <w:pStyle w:val="ListBullet"/>
       </w:pPr>
       <w:r>
-        <w:t>8. 时间表、风险与论文边界</w:t>
+        <w:rPr>
+          <w:rFonts w:ascii="Calibri" w:hAnsi="Calibri" w:eastAsia="PingFang SC"/>
+        </w:rPr>
+        <w:t>主实验 DDE 与 WrongUserHarm 达到预注册证据门，或产生明确的 CFA→DDE 代理失效结论；</w:t>
+      </w:r>
+    </w:p>
+    <w:p>
+      <w:pPr>
+        <w:pStyle w:val="ListBullet"/>
+      </w:pPr>
+      <w:r>
+        <w:rPr>
+          <w:rFonts w:ascii="Calibri" w:hAnsi="Calibri" w:eastAsia="PingFang SC"/>
+        </w:rPr>
+        <w:t>伦理审查/豁免判断、同意、隐私和退出流程在招募前完成。</w:t>
       </w:r>
     </w:p>
     <w:p>
@@ -2141,7 +1577,7 @@
         <w:pStyle w:val="Heading2"/>
       </w:pPr>
       <w:r>
-        <w:t>8.1 八周计划</w:t>
+        <w:t>7.2 八周计划</w:t>
       </w:r>
     </w:p>
     <w:tbl>
@@ -2257,7 +1693,7 @@
                 <w:color w:val="163A63"/>
                 <w:sz w:val="16"/>
               </w:rPr>
-              <w:t>失败时的收缩方案</w:t>
+              <w:t>失败时收缩</w:t>
             </w:r>
           </w:p>
         </w:tc>
@@ -2285,7 +1721,7 @@
                 <w:rFonts w:ascii="Calibri" w:hAnsi="Calibri" w:eastAsia="PingFang SC"/>
                 <w:sz w:val="16"/>
               </w:rPr>
-              <w:t>1–2</w:t>
+              <w:t>1</w:t>
             </w:r>
           </w:p>
         </w:tc>
@@ -2311,7 +1747,7 @@
                 <w:rFonts w:ascii="Calibri" w:hAnsi="Calibri" w:eastAsia="PingFang SC"/>
                 <w:sz w:val="16"/>
               </w:rPr>
-              <w:t>冻结 Atlas/schema；完成 24 family、48 user state 和 persona-task 检查</w:t>
+              <w:t>3 个 decision vertical slice、utility schema、task-shell 规则</w:t>
             </w:r>
           </w:p>
         </w:tc>
@@ -2337,7 +1773,7 @@
                 <w:rFonts w:ascii="Calibri" w:hAnsi="Calibri" w:eastAsia="PingFang SC"/>
                 <w:sz w:val="16"/>
               </w:rPr>
-              <w:t>缩小 ontology；删除无稳定用户差异的任务</w:t>
+              <w:t>删除不可验证或答案被 persona 泄漏的任务</w:t>
             </w:r>
           </w:p>
         </w:tc>
@@ -2365,7 +1801,7 @@
                 <w:rFonts w:ascii="Calibri" w:hAnsi="Calibri" w:eastAsia="PingFang SC"/>
                 <w:sz w:val="16"/>
               </w:rPr>
-              <w:t>3–4</w:t>
+              <w:t>2</w:t>
             </w:r>
           </w:p>
         </w:tc>
@@ -2391,7 +1827,7 @@
                 <w:rFonts w:ascii="Calibri" w:hAnsi="Calibri" w:eastAsia="PingFang SC"/>
                 <w:sz w:val="16"/>
               </w:rPr>
-              <w:t>真值/契约/rubric；240-unit JudgeBench 与 6-family dry run</w:t>
+              <w:t>三臂参考报告、Phase A 配平、盲化与 consent 流程</w:t>
             </w:r>
           </w:p>
         </w:tc>
@@ -2417,7 +1853,167 @@
                 <w:rFonts w:ascii="Calibri" w:hAnsi="Calibri" w:eastAsia="PingFang SC"/>
                 <w:sz w:val="16"/>
               </w:rPr>
-              <w:t>无区分力 module 不进主榜；judge 不过门则增加人评</w:t>
+              <w:t>减少交付类型和 agent</w:t>
+            </w:r>
+          </w:p>
+        </w:tc>
+      </w:tr>
+      <w:tr>
+        <w:tc>
+          <w:tcPr>
+            <w:tcW w:type="dxa" w:w="1700"/>
+            <w:tcMar>
+              <w:top w:w="80" w:type="dxa"/>
+              <w:start w:w="120" w:type="dxa"/>
+              <w:bottom w:w="80" w:type="dxa"/>
+              <w:end w:w="120" w:type="dxa"/>
+            </w:tcMar>
+            <w:vAlign w:val="center"/>
+          </w:tcPr>
+          <w:p>
+            <w:pPr>
+              <w:spacing w:before="0" w:after="0" w:line="240" w:lineRule="auto"/>
+              <w:jc w:val="center"/>
+            </w:pPr>
+            <w:r/>
+            <w:r>
+              <w:rPr>
+                <w:rFonts w:ascii="Calibri" w:hAnsi="Calibri" w:eastAsia="PingFang SC"/>
+                <w:sz w:val="16"/>
+              </w:rPr>
+              <w:t>3</w:t>
+            </w:r>
+          </w:p>
+        </w:tc>
+        <w:tc>
+          <w:tcPr>
+            <w:tcW w:type="dxa" w:w="3000"/>
+            <w:tcMar>
+              <w:top w:w="80" w:type="dxa"/>
+              <w:start w:w="120" w:type="dxa"/>
+              <w:bottom w:w="80" w:type="dxa"/>
+              <w:end w:w="120" w:type="dxa"/>
+            </w:tcMar>
+            <w:vAlign w:val="center"/>
+          </w:tcPr>
+          <w:p>
+            <w:pPr>
+              <w:spacing w:before="0" w:after="0" w:line="240" w:lineRule="auto"/>
+              <w:jc w:val="left"/>
+            </w:pPr>
+            <w:r/>
+            <w:r>
+              <w:rPr>
+                <w:rFonts w:ascii="Calibri" w:hAnsi="Calibri" w:eastAsia="PingFang SC"/>
+                <w:sz w:val="16"/>
+              </w:rPr>
+              <w:t>小规模真人 pilot；方差、顺序效应、流失估计</w:t>
+            </w:r>
+          </w:p>
+        </w:tc>
+        <w:tc>
+          <w:tcPr>
+            <w:tcW w:type="dxa" w:w="4660"/>
+            <w:tcMar>
+              <w:top w:w="80" w:type="dxa"/>
+              <w:start w:w="120" w:type="dxa"/>
+              <w:bottom w:w="80" w:type="dxa"/>
+              <w:end w:w="120" w:type="dxa"/>
+            </w:tcMar>
+            <w:vAlign w:val="center"/>
+          </w:tcPr>
+          <w:p>
+            <w:pPr>
+              <w:spacing w:before="0" w:after="0" w:line="240" w:lineRule="auto"/>
+              <w:jc w:val="left"/>
+            </w:pPr>
+            <w:r/>
+            <w:r>
+              <w:rPr>
+                <w:rFonts w:ascii="Calibri" w:hAnsi="Calibri" w:eastAsia="PingFang SC"/>
+                <w:sz w:val="16"/>
+              </w:rPr>
+              <w:t>修改设计，不扩 family</w:t>
+            </w:r>
+          </w:p>
+        </w:tc>
+      </w:tr>
+      <w:tr>
+        <w:tc>
+          <w:tcPr>
+            <w:tcW w:type="dxa" w:w="1700"/>
+            <w:tcMar>
+              <w:top w:w="80" w:type="dxa"/>
+              <w:start w:w="120" w:type="dxa"/>
+              <w:bottom w:w="80" w:type="dxa"/>
+              <w:end w:w="120" w:type="dxa"/>
+            </w:tcMar>
+            <w:vAlign w:val="center"/>
+          </w:tcPr>
+          <w:p>
+            <w:pPr>
+              <w:spacing w:before="0" w:after="0" w:line="240" w:lineRule="auto"/>
+              <w:jc w:val="center"/>
+            </w:pPr>
+            <w:r/>
+            <w:r>
+              <w:rPr>
+                <w:rFonts w:ascii="Calibri" w:hAnsi="Calibri" w:eastAsia="PingFang SC"/>
+                <w:sz w:val="16"/>
+              </w:rPr>
+              <w:t>4</w:t>
+            </w:r>
+          </w:p>
+        </w:tc>
+        <w:tc>
+          <w:tcPr>
+            <w:tcW w:type="dxa" w:w="3000"/>
+            <w:tcMar>
+              <w:top w:w="80" w:type="dxa"/>
+              <w:start w:w="120" w:type="dxa"/>
+              <w:bottom w:w="80" w:type="dxa"/>
+              <w:end w:w="120" w:type="dxa"/>
+            </w:tcMar>
+            <w:vAlign w:val="center"/>
+          </w:tcPr>
+          <w:p>
+            <w:pPr>
+              <w:spacing w:before="0" w:after="0" w:line="240" w:lineRule="auto"/>
+              <w:jc w:val="left"/>
+            </w:pPr>
+            <w:r/>
+            <w:r>
+              <w:rPr>
+                <w:rFonts w:ascii="Calibri" w:hAnsi="Calibri" w:eastAsia="PingFang SC"/>
+                <w:sz w:val="16"/>
+              </w:rPr>
+              <w:t>功效模拟；冻结 8–12 family、样本与预注册</w:t>
+            </w:r>
+          </w:p>
+        </w:tc>
+        <w:tc>
+          <w:tcPr>
+            <w:tcW w:type="dxa" w:w="4660"/>
+            <w:tcMar>
+              <w:top w:w="80" w:type="dxa"/>
+              <w:start w:w="120" w:type="dxa"/>
+              <w:bottom w:w="80" w:type="dxa"/>
+              <w:end w:w="120" w:type="dxa"/>
+            </w:tcMar>
+            <w:vAlign w:val="center"/>
+          </w:tcPr>
+          <w:p>
+            <w:pPr>
+              <w:spacing w:before="0" w:after="0" w:line="240" w:lineRule="auto"/>
+              <w:jc w:val="left"/>
+            </w:pPr>
+            <w:r/>
+            <w:r>
+              <w:rPr>
+                <w:rFonts w:ascii="Calibri" w:hAnsi="Calibri" w:eastAsia="PingFang SC"/>
+                <w:sz w:val="16"/>
+              </w:rPr>
+              <w:t>若功效不足，减少系统/次要终点</w:t>
             </w:r>
           </w:p>
         </w:tc>
@@ -2471,7 +2067,7 @@
                 <w:rFonts w:ascii="Calibri" w:hAnsi="Calibri" w:eastAsia="PingFang SC"/>
                 <w:sz w:val="16"/>
               </w:rPr>
-              <w:t>三类核心 agent 主矩阵、anchor 压测、20% 人评和错误 open coding</w:t>
+              <w:t>Phase A agent 运行与 Phase B 真人主实验</w:t>
             </w:r>
           </w:p>
         </w:tc>
@@ -2497,7 +2093,7 @@
                 <w:rFonts w:ascii="Calibri" w:hAnsi="Calibri" w:eastAsia="PingFang SC"/>
                 <w:sz w:val="16"/>
               </w:rPr>
-              <w:t>冻结 agent；只保留证据充分的过程结论</w:t>
+              <w:t>暂停 stress layer，保护主终点</w:t>
             </w:r>
           </w:p>
         </w:tc>
@@ -2525,7 +2121,7 @@
                 <w:rFonts w:ascii="Calibri" w:hAnsi="Calibri" w:eastAsia="PingFang SC"/>
                 <w:sz w:val="16"/>
               </w:rPr>
-              <w:t>7–8</w:t>
+              <w:t>7</w:t>
             </w:r>
           </w:p>
         </w:tc>
@@ -2551,7 +2147,7 @@
                 <w:rFonts w:ascii="Calibri" w:hAnsi="Calibri" w:eastAsia="PingFang SC"/>
                 <w:sz w:val="16"/>
               </w:rPr>
-              <w:t>统计、覆盖/消融、结果冻结、复现、全文和匿名材料</w:t>
+              <w:t>DDE、错配伤害、代理效度与鲁棒性分析</w:t>
             </w:r>
           </w:p>
         </w:tc>
@@ -2577,7 +2173,87 @@
                 <w:rFonts w:ascii="Calibri" w:hAnsi="Calibri" w:eastAsia="PingFang SC"/>
                 <w:sz w:val="16"/>
               </w:rPr>
-              <w:t>删除不受支持的支线；不再增加 taxonomy 或系统</w:t>
+              <w:t>删除未支持的机制支线</w:t>
+            </w:r>
+          </w:p>
+        </w:tc>
+      </w:tr>
+      <w:tr>
+        <w:tc>
+          <w:tcPr>
+            <w:tcW w:type="dxa" w:w="1700"/>
+            <w:tcMar>
+              <w:top w:w="80" w:type="dxa"/>
+              <w:start w:w="120" w:type="dxa"/>
+              <w:bottom w:w="80" w:type="dxa"/>
+              <w:end w:w="120" w:type="dxa"/>
+            </w:tcMar>
+            <w:vAlign w:val="center"/>
+          </w:tcPr>
+          <w:p>
+            <w:pPr>
+              <w:spacing w:before="0" w:after="0" w:line="240" w:lineRule="auto"/>
+              <w:jc w:val="center"/>
+            </w:pPr>
+            <w:r/>
+            <w:r>
+              <w:rPr>
+                <w:rFonts w:ascii="Calibri" w:hAnsi="Calibri" w:eastAsia="PingFang SC"/>
+                <w:sz w:val="16"/>
+              </w:rPr>
+              <w:t>8</w:t>
+            </w:r>
+          </w:p>
+        </w:tc>
+        <w:tc>
+          <w:tcPr>
+            <w:tcW w:type="dxa" w:w="3000"/>
+            <w:tcMar>
+              <w:top w:w="80" w:type="dxa"/>
+              <w:start w:w="120" w:type="dxa"/>
+              <w:bottom w:w="80" w:type="dxa"/>
+              <w:end w:w="120" w:type="dxa"/>
+            </w:tcMar>
+            <w:vAlign w:val="center"/>
+          </w:tcPr>
+          <w:p>
+            <w:pPr>
+              <w:spacing w:before="0" w:after="0" w:line="240" w:lineRule="auto"/>
+              <w:jc w:val="left"/>
+            </w:pPr>
+            <w:r/>
+            <w:r>
+              <w:rPr>
+                <w:rFonts w:ascii="Calibri" w:hAnsi="Calibri" w:eastAsia="PingFang SC"/>
+                <w:sz w:val="16"/>
+              </w:rPr>
+              <w:t>结果冻结、复现、全文与匿名材料</w:t>
+            </w:r>
+          </w:p>
+        </w:tc>
+        <w:tc>
+          <w:tcPr>
+            <w:tcW w:type="dxa" w:w="4660"/>
+            <w:tcMar>
+              <w:top w:w="80" w:type="dxa"/>
+              <w:start w:w="120" w:type="dxa"/>
+              <w:bottom w:w="80" w:type="dxa"/>
+              <w:end w:w="120" w:type="dxa"/>
+            </w:tcMar>
+            <w:vAlign w:val="center"/>
+          </w:tcPr>
+          <w:p>
+            <w:pPr>
+              <w:spacing w:before="0" w:after="0" w:line="240" w:lineRule="auto"/>
+              <w:jc w:val="left"/>
+            </w:pPr>
+            <w:r/>
+            <w:r>
+              <w:rPr>
+                <w:rFonts w:ascii="Calibri" w:hAnsi="Calibri" w:eastAsia="PingFang SC"/>
+                <w:sz w:val="16"/>
+              </w:rPr>
+              <w:t>不再新增 taxonomy 或 agent</w:t>
             </w:r>
           </w:p>
         </w:tc>
@@ -2590,10 +2266,10 @@
     </w:p>
     <w:p>
       <w:pPr>
-        <w:pStyle w:val="Heading2"/>
+        <w:pStyle w:val="Heading1"/>
       </w:pPr>
       <w:r>
-        <w:t>8.2 主要风险及缓解</w:t>
+        <w:t>8. 主要评审风险</w:t>
       </w:r>
     </w:p>
     <w:p>
@@ -2605,13 +2281,13 @@
           <w:rFonts w:ascii="Calibri" w:hAnsi="Calibri" w:eastAsia="PingFang SC"/>
           <w:b/>
         </w:rPr>
-        <w:t>用户真值不成立：</w:t>
+        <w:t>“只是满意度用户研究。”</w:t>
       </w:r>
       <w:r>
         <w:rPr>
           <w:rFonts w:ascii="Calibri" w:hAnsi="Calibri" w:eastAsia="PingFang SC"/>
         </w:rPr>
-        <w:t xml:space="preserve"> 关键偏好由用户确认；双人独立标注与仲裁；删除无稳定差异的 family。</w:t>
+        <w:t xml:space="preserve"> 主终点是预冻结 regret、硬约束和校准，不是主观 fit。</w:t>
       </w:r>
     </w:p>
     <w:p>
@@ -2623,13 +2299,13 @@
           <w:rFonts w:ascii="Calibri" w:hAnsi="Calibri" w:eastAsia="PingFang SC"/>
           <w:b/>
         </w:rPr>
-        <w:t>Rubric 循环定义：</w:t>
+        <w:t>“matched 报告总体更好。”</w:t>
       </w:r>
       <w:r>
         <w:rPr>
           <w:rFonts w:ascii="Calibri" w:hAnsi="Calibri" w:eastAsia="PingFang SC"/>
         </w:rPr>
-        <w:t xml:space="preserve"> rubric 在模型输出前冻结，并通过错配、无关信息和参考交付物校准。</w:t>
+        <w:t xml:space="preserve"> Phase A 强制 TQ/FR/长度/证据/边界配平；task-only 是质量基线，swapped 是用户特异性负对照。</w:t>
       </w:r>
     </w:p>
     <w:p>
@@ -2641,13 +2317,13 @@
           <w:rFonts w:ascii="Calibri" w:hAnsi="Calibri" w:eastAsia="PingFang SC"/>
           <w:b/>
         </w:rPr>
-        <w:t>把结果效应误写成内部理解：</w:t>
+        <w:t>“答案被写进 persona。”</w:t>
       </w:r>
       <w:r>
         <w:rPr>
           <w:rFonts w:ascii="Calibri" w:hAnsi="Calibri" w:eastAsia="PingFang SC"/>
         </w:rPr>
-        <w:t xml:space="preserve"> 主张限定为反事实特异性；加入语义等价表达、去关键词改写和无关属性不变性测试。</w:t>
+        <w:t xml:space="preserve"> 用户只冻结偏好和约束，最优行动仍必须依赖新证据与 trade-off。</w:t>
       </w:r>
     </w:p>
     <w:p>
@@ -2659,13 +2335,13 @@
           <w:rFonts w:ascii="Calibri" w:hAnsi="Calibri" w:eastAsia="PingFang SC"/>
           <w:b/>
         </w:rPr>
-        <w:t>Judge 可靠性不足：</w:t>
+        <w:t>“重复任务有学习效应。”</w:t>
       </w:r>
       <w:r>
         <w:rPr>
           <w:rFonts w:ascii="Calibri" w:hAnsi="Calibri" w:eastAsia="PingFang SC"/>
         </w:rPr>
-        <w:t xml:space="preserve"> 明确引用 PDR 的 PCA=0.43 与窄校准边界，并运行位置交换、长度匹配、wrong-user swap、关键词/隐私诱饵和弃权测试；这是测量增量，核心方法增量仍是 estimand 转换。</w:t>
+        <w:t xml:space="preserve"> 使用等价 task shell、顺序平衡、盲标签和不同具体答案。</w:t>
       </w:r>
     </w:p>
     <w:p>
@@ -2677,13 +2353,13 @@
           <w:rFonts w:ascii="Calibri" w:hAnsi="Calibri" w:eastAsia="PingFang SC"/>
           <w:b/>
         </w:rPr>
-        <w:t>跨 agent 比较不公平：</w:t>
+        <w:t>“样本太小。”</w:t>
       </w:r>
       <w:r>
         <w:rPr>
           <w:rFonts w:ascii="Calibri" w:hAnsi="Calibri" w:eastAsia="PingFang SC"/>
         </w:rPr>
-        <w:t xml:space="preserve"> 记录工具、预算和版本；受控 harness 与端到端产品分开报告。</w:t>
+        <w:t xml:space="preserve"> pilot 后功效模拟；优先减少 agent 和支线，不用 LLM judge 冒充真人功效。</w:t>
       </w:r>
     </w:p>
     <w:p>
@@ -2695,68 +2371,20 @@
           <w:rFonts w:ascii="Calibri" w:hAnsi="Calibri" w:eastAsia="PingFang SC"/>
           <w:b/>
         </w:rPr>
-        <w:t>范围过大：</w:t>
+        <w:t>“更像 CHI 而非 agent benchmark。”</w:t>
       </w:r>
       <w:r>
         <w:rPr>
           <w:rFonts w:ascii="Calibri" w:hAnsi="Calibri" w:eastAsia="PingFang SC"/>
         </w:rPr>
-        <w:t xml:space="preserve"> 主矩阵只包含 24 family、4 条件和 3 类 agent；扩展系统不阻塞主论文。</w:t>
-      </w:r>
-    </w:p>
-    <w:p>
-      <w:pPr>
-        <w:pStyle w:val="Heading2"/>
-      </w:pPr>
-      <w:r>
-        <w:t>8.3 论文主张边界</w:t>
-      </w:r>
-    </w:p>
-    <w:p>
-      <w:r>
-        <w:rPr>
-          <w:rFonts w:ascii="Calibri" w:hAnsi="Calibri" w:eastAsia="PingFang SC"/>
-        </w:rPr>
-        <w:t>若只完成 Outcome Core，论文仅声称测量最终交付物的用户适配。只有当轨迹审计与受控压力分叉完成时，才报告保持与更新机制。本项目不声称首版覆盖所有 Deep Research 模式，只对 coverage manifest 中标记为 tested 的组合作结论。</w:t>
-      </w:r>
-    </w:p>
-    <w:p>
-      <w:pPr>
-        <w:pStyle w:val="Heading2"/>
-      </w:pPr>
-      <w:r>
-        <w:t>8.4 开工顺序与 ICLR readiness</w:t>
-      </w:r>
-    </w:p>
-    <w:p>
-      <w:r>
-        <w:rPr>
-          <w:rFonts w:ascii="Calibri" w:hAnsi="Calibri" w:eastAsia="PingFang SC"/>
-        </w:rPr>
-        <w:t>先从 60–80 个 seed 筛约 30 个候选，只做 3 个完整 family；优先两位真实用户，至少 2 个通过 specificity、benefit、共同质量与边界四重门后才扩到 24。工程顺序为 E1 主轨（1.5–2.5 周）→ E3 单 anchor（追加 2–4 周）→ E2 单产品观察性 probe（3–7 天+维护）。</w:t>
-      </w:r>
-      <w:hyperlink r:id="rId35">
-        <w:r>
-          <w:rPr>
-            <w:rFonts w:ascii="Calibri" w:hAnsi="Calibri" w:eastAsia="PingFang SC"/>
-            <w:color w:val="2E74B5"/>
-            <w:u w:val="single"/>
-          </w:rPr>
-          <w:t>ICLR 官方数据</w:t>
-        </w:r>
-      </w:hyperlink>
-      <w:r>
-        <w:rPr>
-          <w:rFonts w:ascii="Calibri" w:hAnsi="Calibri" w:eastAsia="PingFang SC"/>
-        </w:rPr>
-        <w:t>显示近年总体录用率约 27%–32%；本稿无 pilot 约 5%–12%，合格执行约 20%–35%，强结果约 35%–50%，中心判断约三成。它是审稿风险区间，不是校准概率。</w:t>
+        <w:t xml:space="preserve"> 发布可复现的报告生成条件、decision environment、utility verifier、Phase A qualification 和 agent-level DDE 榜。</w:t>
       </w:r>
     </w:p>
     <w:p>
       <w:pPr>
         <w:sectPr>
-          <w:headerReference w:type="default" r:id="rId33"/>
-          <w:footerReference w:type="default" r:id="rId34"/>
+          <w:headerReference w:type="default" r:id="rId9"/>
+          <w:footerReference w:type="default" r:id="rId10"/>
           <w:pgSz w:w="12240" w:h="15840"/>
           <w:pgMar w:top="1080" w:right="1080" w:bottom="1080" w:left="1080" w:header="708" w:footer="708" w:gutter="0"/>
           <w:cols w:space="720"/>
@@ -2784,7 +2412,7 @@
         </w:rPr>
         <w:t xml:space="preserve">[1] </w:t>
       </w:r>
-      <w:hyperlink r:id="rId20">
+      <w:hyperlink r:id="rId34">
         <w:r>
           <w:rPr>
             <w:rFonts w:ascii="Calibri" w:hAnsi="Calibri" w:eastAsia="PingFang SC"/>
@@ -2816,7 +2444,7 @@
         </w:rPr>
         <w:t xml:space="preserve">[2] </w:t>
       </w:r>
-      <w:hyperlink r:id="rId21">
+      <w:hyperlink r:id="rId35">
         <w:r>
           <w:rPr>
             <w:rFonts w:ascii="Calibri" w:hAnsi="Calibri" w:eastAsia="PingFang SC"/>
@@ -2848,7 +2476,7 @@
         </w:rPr>
         <w:t xml:space="preserve">[3] </w:t>
       </w:r>
-      <w:hyperlink r:id="rId17">
+      <w:hyperlink r:id="rId11">
         <w:r>
           <w:rPr>
             <w:rFonts w:ascii="Calibri" w:hAnsi="Calibri" w:eastAsia="PingFang SC"/>
@@ -2865,7 +2493,7 @@
           <w:rFonts w:ascii="Calibri" w:hAnsi="Calibri" w:eastAsia="PingFang SC"/>
           <w:sz w:val="15"/>
         </w:rPr>
-        <w:t>. 2025.</w:t>
+        <w:t>. ICLR 2026.</w:t>
       </w:r>
     </w:p>
     <w:p>
@@ -2880,7 +2508,7 @@
         </w:rPr>
         <w:t xml:space="preserve">[4] </w:t>
       </w:r>
-      <w:hyperlink r:id="rId18">
+      <w:hyperlink r:id="rId36">
         <w:r>
           <w:rPr>
             <w:rFonts w:ascii="Calibri" w:hAnsi="Calibri" w:eastAsia="PingFang SC"/>
@@ -2912,7 +2540,7 @@
         </w:rPr>
         <w:t xml:space="preserve">[5] </w:t>
       </w:r>
-      <w:hyperlink r:id="rId19">
+      <w:hyperlink r:id="rId37">
         <w:r>
           <w:rPr>
             <w:rFonts w:ascii="Calibri" w:hAnsi="Calibri" w:eastAsia="PingFang SC"/>
@@ -2929,7 +2557,7 @@
           <w:rFonts w:ascii="Calibri" w:hAnsi="Calibri" w:eastAsia="PingFang SC"/>
           <w:sz w:val="15"/>
         </w:rPr>
-        <w:t>. OpenAI, 2025.</w:t>
+        <w:t>. 2025.</w:t>
       </w:r>
     </w:p>
     <w:p>
@@ -2944,7 +2572,7 @@
         </w:rPr>
         <w:t xml:space="preserve">[6] </w:t>
       </w:r>
-      <w:hyperlink r:id="rId22">
+      <w:hyperlink r:id="rId38">
         <w:r>
           <w:rPr>
             <w:rFonts w:ascii="Calibri" w:hAnsi="Calibri" w:eastAsia="PingFang SC"/>
@@ -2976,7 +2604,7 @@
         </w:rPr>
         <w:t xml:space="preserve">[7] </w:t>
       </w:r>
-      <w:hyperlink r:id="rId23">
+      <w:hyperlink r:id="rId39">
         <w:r>
           <w:rPr>
             <w:rFonts w:ascii="Calibri" w:hAnsi="Calibri" w:eastAsia="PingFang SC"/>
@@ -3008,7 +2636,7 @@
         </w:rPr>
         <w:t xml:space="preserve">[8] </w:t>
       </w:r>
-      <w:hyperlink r:id="rId26">
+      <w:hyperlink r:id="rId32">
         <w:r>
           <w:rPr>
             <w:rFonts w:ascii="Calibri" w:hAnsi="Calibri" w:eastAsia="PingFang SC"/>
@@ -3040,7 +2668,7 @@
         </w:rPr>
         <w:t xml:space="preserve">[9] </w:t>
       </w:r>
-      <w:hyperlink r:id="rId28">
+      <w:hyperlink r:id="rId40">
         <w:r>
           <w:rPr>
             <w:rFonts w:ascii="Calibri" w:hAnsi="Calibri" w:eastAsia="PingFang SC"/>
@@ -3049,7 +2677,7 @@
             <w:sz w:val="15"/>
             <w:szCs w:val="15"/>
           </w:rPr>
-          <w:t>Agents Don't Just Agree, They Remember</w:t>
+          <w:t>Persistent Sycophancy in Stateful Personal Agents</w:t>
         </w:r>
       </w:hyperlink>
       <w:r>
@@ -3072,7 +2700,7 @@
         </w:rPr>
         <w:t xml:space="preserve">[10] </w:t>
       </w:r>
-      <w:hyperlink r:id="rId24">
+      <w:hyperlink r:id="rId41">
         <w:r>
           <w:rPr>
             <w:rFonts w:ascii="Calibri" w:hAnsi="Calibri" w:eastAsia="PingFang SC"/>
@@ -3104,7 +2732,7 @@
         </w:rPr>
         <w:t xml:space="preserve">[11] </w:t>
       </w:r>
-      <w:hyperlink r:id="rId11">
+      <w:hyperlink r:id="rId13">
         <w:r>
           <w:rPr>
             <w:rFonts w:ascii="Calibri" w:hAnsi="Calibri" w:eastAsia="PingFang SC"/>
@@ -3121,7 +2749,7 @@
           <w:rFonts w:ascii="Calibri" w:hAnsi="Calibri" w:eastAsia="PingFang SC"/>
           <w:sz w:val="15"/>
         </w:rPr>
-        <w:t>. ACL, 2024.</w:t>
+        <w:t>. 2024.</w:t>
       </w:r>
     </w:p>
     <w:p>
@@ -3136,7 +2764,7 @@
         </w:rPr>
         <w:t xml:space="preserve">[12] </w:t>
       </w:r>
-      <w:hyperlink r:id="rId12">
+      <w:hyperlink r:id="rId14">
         <w:r>
           <w:rPr>
             <w:rFonts w:ascii="Calibri" w:hAnsi="Calibri" w:eastAsia="PingFang SC"/>
@@ -3153,7 +2781,7 @@
           <w:rFonts w:ascii="Calibri" w:hAnsi="Calibri" w:eastAsia="PingFang SC"/>
           <w:sz w:val="15"/>
         </w:rPr>
-        <w:t>. Findings of ACL, 2025.</w:t>
+        <w:t>. 2025.</w:t>
       </w:r>
     </w:p>
     <w:p>
@@ -3168,7 +2796,7 @@
         </w:rPr>
         <w:t xml:space="preserve">[13] </w:t>
       </w:r>
-      <w:hyperlink r:id="rId13">
+      <w:hyperlink r:id="rId15">
         <w:r>
           <w:rPr>
             <w:rFonts w:ascii="Calibri" w:hAnsi="Calibri" w:eastAsia="PingFang SC"/>
@@ -3185,7 +2813,7 @@
           <w:rFonts w:ascii="Calibri" w:hAnsi="Calibri" w:eastAsia="PingFang SC"/>
           <w:sz w:val="15"/>
         </w:rPr>
-        <w:t>. ACL, 2025.</w:t>
+        <w:t>. 2025.</w:t>
       </w:r>
     </w:p>
     <w:p>
@@ -3200,7 +2828,7 @@
         </w:rPr>
         <w:t xml:space="preserve">[14] </w:t>
       </w:r>
-      <w:hyperlink r:id="rId14">
+      <w:hyperlink r:id="rId16">
         <w:r>
           <w:rPr>
             <w:rFonts w:ascii="Calibri" w:hAnsi="Calibri" w:eastAsia="PingFang SC"/>
@@ -3232,7 +2860,7 @@
         </w:rPr>
         <w:t xml:space="preserve">[15] </w:t>
       </w:r>
-      <w:hyperlink r:id="rId15">
+      <w:hyperlink r:id="rId19">
         <w:r>
           <w:rPr>
             <w:rFonts w:ascii="Calibri" w:hAnsi="Calibri" w:eastAsia="PingFang SC"/>
@@ -3264,7 +2892,7 @@
         </w:rPr>
         <w:t xml:space="preserve">[16] </w:t>
       </w:r>
-      <w:hyperlink r:id="rId16">
+      <w:hyperlink r:id="rId12">
         <w:r>
           <w:rPr>
             <w:rFonts w:ascii="Calibri" w:hAnsi="Calibri" w:eastAsia="PingFang SC"/>
@@ -3273,7 +2901,7 @@
             <w:sz w:val="15"/>
             <w:szCs w:val="15"/>
           </w:rPr>
-          <w:t>MyScholarQA</w:t>
+          <w:t>Language Models Don't Know What You Want / MyScholarQA</w:t>
         </w:r>
       </w:hyperlink>
       <w:r>
@@ -3281,7 +2909,7 @@
           <w:rFonts w:ascii="Calibri" w:hAnsi="Calibri" w:eastAsia="PingFang SC"/>
           <w:sz w:val="15"/>
         </w:rPr>
-        <w:t>. ACL, 2026.</w:t>
+        <w:t>. 2026.</w:t>
       </w:r>
     </w:p>
     <w:p>
@@ -3296,7 +2924,7 @@
         </w:rPr>
         <w:t xml:space="preserve">[17] </w:t>
       </w:r>
-      <w:hyperlink r:id="rId27">
+      <w:hyperlink r:id="rId42">
         <w:r>
           <w:rPr>
             <w:rFonts w:ascii="Calibri" w:hAnsi="Calibri" w:eastAsia="PingFang SC"/>
@@ -3328,7 +2956,7 @@
         </w:rPr>
         <w:t xml:space="preserve">[18] </w:t>
       </w:r>
-      <w:hyperlink r:id="rId25">
+      <w:hyperlink r:id="rId17">
         <w:r>
           <w:rPr>
             <w:rFonts w:ascii="Calibri" w:hAnsi="Calibri" w:eastAsia="PingFang SC"/>
@@ -3345,7 +2973,7 @@
           <w:rFonts w:ascii="Calibri" w:hAnsi="Calibri" w:eastAsia="PingFang SC"/>
           <w:sz w:val="15"/>
         </w:rPr>
-        <w:t>. ACL, 2026.</w:t>
+        <w:t>. 2026.</w:t>
       </w:r>
     </w:p>
     <w:p>
@@ -3360,6 +2988,358 @@
         </w:rPr>
         <w:t xml:space="preserve">[19] </w:t>
       </w:r>
+      <w:hyperlink r:id="rId43">
+        <w:r>
+          <w:rPr>
+            <w:rFonts w:ascii="Calibri" w:hAnsi="Calibri" w:eastAsia="PingFang SC"/>
+            <w:color w:val="2E74B5"/>
+            <w:u w:val="single"/>
+            <w:sz w:val="15"/>
+            <w:szCs w:val="15"/>
+          </w:rPr>
+          <w:t>PS-Bench</w:t>
+        </w:r>
+      </w:hyperlink>
+      <w:r>
+        <w:rPr>
+          <w:rFonts w:ascii="Calibri" w:hAnsi="Calibri" w:eastAsia="PingFang SC"/>
+          <w:sz w:val="15"/>
+        </w:rPr>
+        <w:t>. 2026.</w:t>
+      </w:r>
+    </w:p>
+    <w:p>
+      <w:pPr>
+        <w:spacing w:after="0" w:line="228" w:lineRule="auto"/>
+        <w:ind w:left="360" w:hanging="360"/>
+      </w:pPr>
+      <w:r>
+        <w:rPr>
+          <w:rFonts w:ascii="Calibri" w:hAnsi="Calibri" w:eastAsia="PingFang SC"/>
+          <w:sz w:val="15"/>
+        </w:rPr>
+        <w:t xml:space="preserve">[20] </w:t>
+      </w:r>
+      <w:hyperlink r:id="rId18">
+        <w:r>
+          <w:rPr>
+            <w:rFonts w:ascii="Calibri" w:hAnsi="Calibri" w:eastAsia="PingFang SC"/>
+            <w:color w:val="2E74B5"/>
+            <w:u w:val="single"/>
+            <w:sz w:val="15"/>
+            <w:szCs w:val="15"/>
+          </w:rPr>
+          <w:t>AndroidIntent / PersonalAlign</w:t>
+        </w:r>
+      </w:hyperlink>
+      <w:r>
+        <w:rPr>
+          <w:rFonts w:ascii="Calibri" w:hAnsi="Calibri" w:eastAsia="PingFang SC"/>
+          <w:sz w:val="15"/>
+        </w:rPr>
+        <w:t>. 2026.</w:t>
+      </w:r>
+    </w:p>
+    <w:p>
+      <w:pPr>
+        <w:spacing w:after="0" w:line="228" w:lineRule="auto"/>
+        <w:ind w:left="360" w:hanging="360"/>
+      </w:pPr>
+      <w:r>
+        <w:rPr>
+          <w:rFonts w:ascii="Calibri" w:hAnsi="Calibri" w:eastAsia="PingFang SC"/>
+          <w:sz w:val="15"/>
+        </w:rPr>
+        <w:t xml:space="preserve">[21] </w:t>
+      </w:r>
+      <w:hyperlink r:id="rId20">
+        <w:r>
+          <w:rPr>
+            <w:rFonts w:ascii="Calibri" w:hAnsi="Calibri" w:eastAsia="PingFang SC"/>
+            <w:color w:val="2E74B5"/>
+            <w:u w:val="single"/>
+            <w:sz w:val="15"/>
+            <w:szCs w:val="15"/>
+          </w:rPr>
+          <w:t>ClarifyBench</w:t>
+        </w:r>
+      </w:hyperlink>
+      <w:r>
+        <w:rPr>
+          <w:rFonts w:ascii="Calibri" w:hAnsi="Calibri" w:eastAsia="PingFang SC"/>
+          <w:sz w:val="15"/>
+        </w:rPr>
+        <w:t>. 2026.</w:t>
+      </w:r>
+    </w:p>
+    <w:p>
+      <w:pPr>
+        <w:spacing w:after="0" w:line="228" w:lineRule="auto"/>
+        <w:ind w:left="360" w:hanging="360"/>
+      </w:pPr>
+      <w:r>
+        <w:rPr>
+          <w:rFonts w:ascii="Calibri" w:hAnsi="Calibri" w:eastAsia="PingFang SC"/>
+          <w:sz w:val="15"/>
+        </w:rPr>
+        <w:t xml:space="preserve">[22] </w:t>
+      </w:r>
+      <w:hyperlink r:id="rId21">
+        <w:r>
+          <w:rPr>
+            <w:rFonts w:ascii="Calibri" w:hAnsi="Calibri" w:eastAsia="PingFang SC"/>
+            <w:color w:val="2E74B5"/>
+            <w:u w:val="single"/>
+            <w:sz w:val="15"/>
+            <w:szCs w:val="15"/>
+          </w:rPr>
+          <w:t>HiL-Bench</w:t>
+        </w:r>
+      </w:hyperlink>
+      <w:r>
+        <w:rPr>
+          <w:rFonts w:ascii="Calibri" w:hAnsi="Calibri" w:eastAsia="PingFang SC"/>
+          <w:sz w:val="15"/>
+        </w:rPr>
+        <w:t>. 2026.</w:t>
+      </w:r>
+    </w:p>
+    <w:p>
+      <w:pPr>
+        <w:spacing w:after="0" w:line="228" w:lineRule="auto"/>
+        <w:ind w:left="360" w:hanging="360"/>
+      </w:pPr>
+      <w:r>
+        <w:rPr>
+          <w:rFonts w:ascii="Calibri" w:hAnsi="Calibri" w:eastAsia="PingFang SC"/>
+          <w:sz w:val="15"/>
+        </w:rPr>
+        <w:t xml:space="preserve">[23] </w:t>
+      </w:r>
+      <w:hyperlink r:id="rId22">
+        <w:r>
+          <w:rPr>
+            <w:rFonts w:ascii="Calibri" w:hAnsi="Calibri" w:eastAsia="PingFang SC"/>
+            <w:color w:val="2E74B5"/>
+            <w:u w:val="single"/>
+            <w:sz w:val="15"/>
+            <w:szCs w:val="15"/>
+          </w:rPr>
+          <w:t>UserBench</w:t>
+        </w:r>
+      </w:hyperlink>
+      <w:r>
+        <w:rPr>
+          <w:rFonts w:ascii="Calibri" w:hAnsi="Calibri" w:eastAsia="PingFang SC"/>
+          <w:sz w:val="15"/>
+        </w:rPr>
+        <w:t>. 2026.</w:t>
+      </w:r>
+    </w:p>
+    <w:p>
+      <w:pPr>
+        <w:spacing w:after="0" w:line="228" w:lineRule="auto"/>
+        <w:ind w:left="360" w:hanging="360"/>
+      </w:pPr>
+      <w:r>
+        <w:rPr>
+          <w:rFonts w:ascii="Calibri" w:hAnsi="Calibri" w:eastAsia="PingFang SC"/>
+          <w:sz w:val="15"/>
+        </w:rPr>
+        <w:t xml:space="preserve">[24] </w:t>
+      </w:r>
+      <w:hyperlink r:id="rId23">
+        <w:r>
+          <w:rPr>
+            <w:rFonts w:ascii="Calibri" w:hAnsi="Calibri" w:eastAsia="PingFang SC"/>
+            <w:color w:val="2E74B5"/>
+            <w:u w:val="single"/>
+            <w:sz w:val="15"/>
+            <w:szCs w:val="15"/>
+          </w:rPr>
+          <w:t>ATRBench</w:t>
+        </w:r>
+      </w:hyperlink>
+      <w:r>
+        <w:rPr>
+          <w:rFonts w:ascii="Calibri" w:hAnsi="Calibri" w:eastAsia="PingFang SC"/>
+          <w:sz w:val="15"/>
+        </w:rPr>
+        <w:t>. 2026.</w:t>
+      </w:r>
+    </w:p>
+    <w:p>
+      <w:pPr>
+        <w:spacing w:after="0" w:line="228" w:lineRule="auto"/>
+        <w:ind w:left="360" w:hanging="360"/>
+      </w:pPr>
+      <w:r>
+        <w:rPr>
+          <w:rFonts w:ascii="Calibri" w:hAnsi="Calibri" w:eastAsia="PingFang SC"/>
+          <w:sz w:val="15"/>
+        </w:rPr>
+        <w:t xml:space="preserve">[25] </w:t>
+      </w:r>
+      <w:hyperlink r:id="rId24">
+        <w:r>
+          <w:rPr>
+            <w:rFonts w:ascii="Calibri" w:hAnsi="Calibri" w:eastAsia="PingFang SC"/>
+            <w:color w:val="2E74B5"/>
+            <w:u w:val="single"/>
+            <w:sz w:val="15"/>
+            <w:szCs w:val="15"/>
+          </w:rPr>
+          <w:t>SovereignPA-Bench</w:t>
+        </w:r>
+      </w:hyperlink>
+      <w:r>
+        <w:rPr>
+          <w:rFonts w:ascii="Calibri" w:hAnsi="Calibri" w:eastAsia="PingFang SC"/>
+          <w:sz w:val="15"/>
+        </w:rPr>
+        <w:t>. 2026.</w:t>
+      </w:r>
+    </w:p>
+    <w:p>
+      <w:pPr>
+        <w:spacing w:after="0" w:line="228" w:lineRule="auto"/>
+        <w:ind w:left="360" w:hanging="360"/>
+      </w:pPr>
+      <w:r>
+        <w:rPr>
+          <w:rFonts w:ascii="Calibri" w:hAnsi="Calibri" w:eastAsia="PingFang SC"/>
+          <w:sz w:val="15"/>
+        </w:rPr>
+        <w:t xml:space="preserve">[26] </w:t>
+      </w:r>
+      <w:hyperlink r:id="rId25">
+        <w:r>
+          <w:rPr>
+            <w:rFonts w:ascii="Calibri" w:hAnsi="Calibri" w:eastAsia="PingFang SC"/>
+            <w:color w:val="2E74B5"/>
+            <w:u w:val="single"/>
+            <w:sz w:val="15"/>
+            <w:szCs w:val="15"/>
+          </w:rPr>
+          <w:t>HAS-Bench</w:t>
+        </w:r>
+      </w:hyperlink>
+      <w:r>
+        <w:rPr>
+          <w:rFonts w:ascii="Calibri" w:hAnsi="Calibri" w:eastAsia="PingFang SC"/>
+          <w:sz w:val="15"/>
+        </w:rPr>
+        <w:t>. 2026.</w:t>
+      </w:r>
+    </w:p>
+    <w:p>
+      <w:pPr>
+        <w:spacing w:after="0" w:line="228" w:lineRule="auto"/>
+        <w:ind w:left="360" w:hanging="360"/>
+      </w:pPr>
+      <w:r>
+        <w:rPr>
+          <w:rFonts w:ascii="Calibri" w:hAnsi="Calibri" w:eastAsia="PingFang SC"/>
+          <w:sz w:val="15"/>
+        </w:rPr>
+        <w:t xml:space="preserve">[27] </w:t>
+      </w:r>
+      <w:hyperlink r:id="rId26">
+        <w:r>
+          <w:rPr>
+            <w:rFonts w:ascii="Calibri" w:hAnsi="Calibri" w:eastAsia="PingFang SC"/>
+            <w:color w:val="2E74B5"/>
+            <w:u w:val="single"/>
+            <w:sz w:val="15"/>
+            <w:szCs w:val="15"/>
+          </w:rPr>
+          <w:t>Intent-Governed Tool Authorization</w:t>
+        </w:r>
+      </w:hyperlink>
+      <w:r>
+        <w:rPr>
+          <w:rFonts w:ascii="Calibri" w:hAnsi="Calibri" w:eastAsia="PingFang SC"/>
+          <w:sz w:val="15"/>
+        </w:rPr>
+        <w:t>. 2026.</w:t>
+      </w:r>
+    </w:p>
+    <w:p>
+      <w:pPr>
+        <w:spacing w:after="0" w:line="228" w:lineRule="auto"/>
+        <w:ind w:left="360" w:hanging="360"/>
+      </w:pPr>
+      <w:r>
+        <w:rPr>
+          <w:rFonts w:ascii="Calibri" w:hAnsi="Calibri" w:eastAsia="PingFang SC"/>
+          <w:sz w:val="15"/>
+        </w:rPr>
+        <w:t xml:space="preserve">[28] </w:t>
+      </w:r>
+      <w:hyperlink r:id="rId27">
+        <w:r>
+          <w:rPr>
+            <w:rFonts w:ascii="Calibri" w:hAnsi="Calibri" w:eastAsia="PingFang SC"/>
+            <w:color w:val="2E74B5"/>
+            <w:u w:val="single"/>
+            <w:sz w:val="15"/>
+            <w:szCs w:val="15"/>
+          </w:rPr>
+          <w:t>SentinelAgent / DelegationBench</w:t>
+        </w:r>
+      </w:hyperlink>
+      <w:r>
+        <w:rPr>
+          <w:rFonts w:ascii="Calibri" w:hAnsi="Calibri" w:eastAsia="PingFang SC"/>
+          <w:sz w:val="15"/>
+        </w:rPr>
+        <w:t>. 2026.</w:t>
+      </w:r>
+    </w:p>
+    <w:p>
+      <w:pPr>
+        <w:spacing w:after="0" w:line="228" w:lineRule="auto"/>
+        <w:ind w:left="360" w:hanging="360"/>
+      </w:pPr>
+      <w:r>
+        <w:rPr>
+          <w:rFonts w:ascii="Calibri" w:hAnsi="Calibri" w:eastAsia="PingFang SC"/>
+          <w:sz w:val="15"/>
+        </w:rPr>
+        <w:t xml:space="preserve">[29] </w:t>
+      </w:r>
+      <w:hyperlink r:id="rId28">
+        <w:r>
+          <w:rPr>
+            <w:rFonts w:ascii="Calibri" w:hAnsi="Calibri" w:eastAsia="PingFang SC"/>
+            <w:color w:val="2E74B5"/>
+            <w:u w:val="single"/>
+            <w:sz w:val="15"/>
+            <w:szCs w:val="15"/>
+          </w:rPr>
+          <w:t>MisKnow-Agent</w:t>
+        </w:r>
+      </w:hyperlink>
+      <w:r>
+        <w:rPr>
+          <w:rFonts w:ascii="Calibri" w:hAnsi="Calibri" w:eastAsia="PingFang SC"/>
+          <w:sz w:val="15"/>
+        </w:rPr>
+        <w:t>. 2026.</w:t>
+      </w:r>
+    </w:p>
+    <w:p>
+      <w:pPr>
+        <w:spacing w:after="0" w:line="228" w:lineRule="auto"/>
+        <w:ind w:left="360" w:hanging="360"/>
+      </w:pPr>
+      <w:r>
+        <w:rPr>
+          <w:rFonts w:ascii="Calibri" w:hAnsi="Calibri" w:eastAsia="PingFang SC"/>
+          <w:sz w:val="15"/>
+        </w:rPr>
+        <w:t xml:space="preserve">[30] </w:t>
+      </w:r>
       <w:hyperlink r:id="rId29">
         <w:r>
           <w:rPr>
@@ -3369,7 +3349,7 @@
             <w:sz w:val="15"/>
             <w:szCs w:val="15"/>
           </w:rPr>
-          <w:t>When Personalization Legitimizes Risks</w:t>
+          <w:t>DRNOISE</w:t>
         </w:r>
       </w:hyperlink>
       <w:r>
@@ -3377,7 +3357,103 @@
           <w:rFonts w:ascii="Calibri" w:hAnsi="Calibri" w:eastAsia="PingFang SC"/>
           <w:sz w:val="15"/>
         </w:rPr>
-        <w:t>. ACL, 2026.</w:t>
+        <w:t>. 2026.</w:t>
+      </w:r>
+    </w:p>
+    <w:p>
+      <w:pPr>
+        <w:spacing w:after="0" w:line="228" w:lineRule="auto"/>
+        <w:ind w:left="360" w:hanging="360"/>
+      </w:pPr>
+      <w:r>
+        <w:rPr>
+          <w:rFonts w:ascii="Calibri" w:hAnsi="Calibri" w:eastAsia="PingFang SC"/>
+          <w:sz w:val="15"/>
+        </w:rPr>
+        <w:t xml:space="preserve">[31] </w:t>
+      </w:r>
+      <w:hyperlink r:id="rId30">
+        <w:r>
+          <w:rPr>
+            <w:rFonts w:ascii="Calibri" w:hAnsi="Calibri" w:eastAsia="PingFang SC"/>
+            <w:color w:val="2E74B5"/>
+            <w:u w:val="single"/>
+            <w:sz w:val="15"/>
+            <w:szCs w:val="15"/>
+          </w:rPr>
+          <w:t>DeepFact</w:t>
+        </w:r>
+      </w:hyperlink>
+      <w:r>
+        <w:rPr>
+          <w:rFonts w:ascii="Calibri" w:hAnsi="Calibri" w:eastAsia="PingFang SC"/>
+          <w:sz w:val="15"/>
+        </w:rPr>
+        <w:t>. 2026.</w:t>
+      </w:r>
+    </w:p>
+    <w:p>
+      <w:pPr>
+        <w:spacing w:after="0" w:line="228" w:lineRule="auto"/>
+        <w:ind w:left="360" w:hanging="360"/>
+      </w:pPr>
+      <w:r>
+        <w:rPr>
+          <w:rFonts w:ascii="Calibri" w:hAnsi="Calibri" w:eastAsia="PingFang SC"/>
+          <w:sz w:val="15"/>
+        </w:rPr>
+        <w:t xml:space="preserve">[32] </w:t>
+      </w:r>
+      <w:hyperlink r:id="rId31">
+        <w:r>
+          <w:rPr>
+            <w:rFonts w:ascii="Calibri" w:hAnsi="Calibri" w:eastAsia="PingFang SC"/>
+            <w:color w:val="2E74B5"/>
+            <w:u w:val="single"/>
+            <w:sz w:val="15"/>
+            <w:szCs w:val="15"/>
+          </w:rPr>
+          <w:t>Mr Dre</w:t>
+        </w:r>
+      </w:hyperlink>
+      <w:r>
+        <w:rPr>
+          <w:rFonts w:ascii="Calibri" w:hAnsi="Calibri" w:eastAsia="PingFang SC"/>
+          <w:sz w:val="15"/>
+        </w:rPr>
+        <w:t>. 2026.</w:t>
+      </w:r>
+    </w:p>
+    <w:p>
+      <w:pPr>
+        <w:spacing w:after="0" w:line="228" w:lineRule="auto"/>
+        <w:ind w:left="360" w:hanging="360"/>
+      </w:pPr>
+      <w:r>
+        <w:rPr>
+          <w:rFonts w:ascii="Calibri" w:hAnsi="Calibri" w:eastAsia="PingFang SC"/>
+          <w:sz w:val="15"/>
+        </w:rPr>
+        <w:t xml:space="preserve">[33] </w:t>
+      </w:r>
+      <w:hyperlink r:id="rId33">
+        <w:r>
+          <w:rPr>
+            <w:rFonts w:ascii="Calibri" w:hAnsi="Calibri" w:eastAsia="PingFang SC"/>
+            <w:color w:val="2E74B5"/>
+            <w:u w:val="single"/>
+            <w:sz w:val="15"/>
+            <w:szCs w:val="15"/>
+          </w:rPr>
+          <w:t>Lost in Simulation</w:t>
+        </w:r>
+      </w:hyperlink>
+      <w:r>
+        <w:rPr>
+          <w:rFonts w:ascii="Calibri" w:hAnsi="Calibri" w:eastAsia="PingFang SC"/>
+          <w:sz w:val="15"/>
+        </w:rPr>
+        <w:t>. 2026.</w:t>
       </w:r>
     </w:p>
     <w:sectPr>
@@ -3406,73 +3482,7 @@
         <w:color w:val="5B6B7A"/>
         <w:sz w:val="18"/>
       </w:rPr>
-      <w:t xml:space="preserve">2026-8-8   ·   </w:t>
-    </w:r>
-    <w:r>
-      <w:rPr>
-        <w:rFonts w:ascii="Calibri" w:hAnsi="Calibri" w:eastAsia="PingFang SC"/>
-        <w:color w:val="5B6B7A"/>
-        <w:sz w:val="18"/>
-      </w:rPr>
-      <w:fldChar w:fldCharType="begin"/>
-      <w:instrText xml:space="preserve">PAGE</w:instrText>
-      <w:fldChar w:fldCharType="separate"/>
-      <w:t>1</w:t>
-      <w:fldChar w:fldCharType="end"/>
-    </w:r>
-  </w:p>
-</w:ftr>
-</file>
-
-<file path=word/footer2.xml><?xml version="1.0" encoding="utf-8"?>
-<w:ftr xmlns:m="http://schemas.openxmlformats.org/officeDocument/2006/math" xmlns:mc="http://schemas.openxmlformats.org/markup-compatibility/2006" xmlns:mo="http://schemas.microsoft.com/office/mac/office/2008/main" xmlns:mv="urn:schemas-microsoft-com:mac:vml" xmlns:o="urn:schemas-microsoft-com:office:office" xmlns:r="http://schemas.openxmlformats.org/officeDocument/2006/relationships" xmlns:v="urn:schemas-microsoft-com:vml" xmlns:w10="urn:schemas-microsoft-com:office:word" xmlns:w14="http://schemas.microsoft.com/office/word/2010/wordml" xmlns:w="http://schemas.openxmlformats.org/wordprocessingml/2006/main" xmlns:wne="http://schemas.microsoft.com/office/word/2006/wordml" xmlns:wp14="http://schemas.microsoft.com/office/word/2010/wordprocessingDrawing" xmlns:wp="http://schemas.openxmlformats.org/drawingml/2006/wordprocessingDrawing" xmlns:wpc="http://schemas.microsoft.com/office/word/2010/wordprocessingCanvas" xmlns:wpg="http://schemas.microsoft.com/office/word/2010/wordprocessingGroup" xmlns:wpi="http://schemas.microsoft.com/office/word/2010/wordprocessingInk" xmlns:wps="http://schemas.microsoft.com/office/word/2010/wordprocessingShape" mc:Ignorable="w14 wp14">
-  <w:p>
-    <w:pPr>
-      <w:pStyle w:val="Footer"/>
-      <w:spacing w:before="0"/>
-      <w:jc w:val="right"/>
-    </w:pPr>
-    <w:r/>
-    <w:r>
-      <w:rPr>
-        <w:rFonts w:ascii="Calibri" w:hAnsi="Calibri" w:eastAsia="PingFang SC"/>
-        <w:color w:val="5B6B7A"/>
-        <w:sz w:val="18"/>
-      </w:rPr>
-      <w:t xml:space="preserve">2026-8-8   ·   </w:t>
-    </w:r>
-    <w:r>
-      <w:rPr>
-        <w:rFonts w:ascii="Calibri" w:hAnsi="Calibri" w:eastAsia="PingFang SC"/>
-        <w:color w:val="5B6B7A"/>
-        <w:sz w:val="18"/>
-      </w:rPr>
-      <w:fldChar w:fldCharType="begin"/>
-      <w:instrText xml:space="preserve">PAGE</w:instrText>
-      <w:fldChar w:fldCharType="separate"/>
-      <w:t>1</w:t>
-      <w:fldChar w:fldCharType="end"/>
-    </w:r>
-  </w:p>
-</w:ftr>
-</file>
-
-<file path=word/footer3.xml><?xml version="1.0" encoding="utf-8"?>
-<w:ftr xmlns:m="http://schemas.openxmlformats.org/officeDocument/2006/math" xmlns:mc="http://schemas.openxmlformats.org/markup-compatibility/2006" xmlns:mo="http://schemas.microsoft.com/office/mac/office/2008/main" xmlns:mv="urn:schemas-microsoft-com:mac:vml" xmlns:o="urn:schemas-microsoft-com:office:office" xmlns:r="http://schemas.openxmlformats.org/officeDocument/2006/relationships" xmlns:v="urn:schemas-microsoft-com:vml" xmlns:w10="urn:schemas-microsoft-com:office:word" xmlns:w14="http://schemas.microsoft.com/office/word/2010/wordml" xmlns:w="http://schemas.openxmlformats.org/wordprocessingml/2006/main" xmlns:wne="http://schemas.microsoft.com/office/word/2006/wordml" xmlns:wp14="http://schemas.microsoft.com/office/word/2010/wordprocessingDrawing" xmlns:wp="http://schemas.openxmlformats.org/drawingml/2006/wordprocessingDrawing" xmlns:wpc="http://schemas.microsoft.com/office/word/2010/wordprocessingCanvas" xmlns:wpg="http://schemas.microsoft.com/office/word/2010/wordprocessingGroup" xmlns:wpi="http://schemas.microsoft.com/office/word/2010/wordprocessingInk" xmlns:wps="http://schemas.microsoft.com/office/word/2010/wordprocessingShape" mc:Ignorable="w14 wp14">
-  <w:p>
-    <w:pPr>
-      <w:pStyle w:val="Footer"/>
-      <w:spacing w:before="0"/>
-      <w:jc w:val="right"/>
-    </w:pPr>
-    <w:r/>
-    <w:r>
-      <w:rPr>
-        <w:rFonts w:ascii="Calibri" w:hAnsi="Calibri" w:eastAsia="PingFang SC"/>
-        <w:color w:val="5B6B7A"/>
-        <w:sz w:val="18"/>
-      </w:rPr>
-      <w:t xml:space="preserve">2026-8-8   ·   </w:t>
+      <w:t xml:space="preserve">2026-8-9   ·   </w:t>
     </w:r>
     <w:r>
       <w:rPr>
@@ -3491,48 +3501,6 @@
 </file>
 
 <file path=word/header1.xml><?xml version="1.0" encoding="utf-8"?>
-<w:hdr xmlns:m="http://schemas.openxmlformats.org/officeDocument/2006/math" xmlns:mc="http://schemas.openxmlformats.org/markup-compatibility/2006" xmlns:mo="http://schemas.microsoft.com/office/mac/office/2008/main" xmlns:mv="urn:schemas-microsoft-com:mac:vml" xmlns:o="urn:schemas-microsoft-com:office:office" xmlns:r="http://schemas.openxmlformats.org/officeDocument/2006/relationships" xmlns:v="urn:schemas-microsoft-com:vml" xmlns:w10="urn:schemas-microsoft-com:office:word" xmlns:w14="http://schemas.microsoft.com/office/word/2010/wordml" xmlns:w="http://schemas.openxmlformats.org/wordprocessingml/2006/main" xmlns:wne="http://schemas.microsoft.com/office/word/2006/wordml" xmlns:wp14="http://schemas.microsoft.com/office/word/2010/wordprocessingDrawing" xmlns:wp="http://schemas.openxmlformats.org/drawingml/2006/wordprocessingDrawing" xmlns:wpc="http://schemas.microsoft.com/office/word/2010/wordprocessingCanvas" xmlns:wpg="http://schemas.microsoft.com/office/word/2010/wordprocessingGroup" xmlns:wpi="http://schemas.microsoft.com/office/word/2010/wordprocessingInk" xmlns:wps="http://schemas.microsoft.com/office/word/2010/wordprocessingShape" mc:Ignorable="w14 wp14">
-  <w:p>
-    <w:pPr>
-      <w:pStyle w:val="Header"/>
-      <w:spacing w:after="0"/>
-      <w:jc w:val="left"/>
-    </w:pPr>
-    <w:r>
-      <w:rPr>
-        <w:rFonts w:ascii="Calibri" w:hAnsi="Calibri" w:eastAsia="PingFang SC"/>
-        <w:b/>
-        <w:color w:val="5B6B7A"/>
-        <w:sz w:val="17"/>
-      </w:rPr>
-      <w:t>DEEPALIGN-BENCH  ·  正式 PROPOSAL 精简版</w:t>
-    </w:r>
-  </w:p>
-</w:hdr>
-</file>
-
-<file path=word/header2.xml><?xml version="1.0" encoding="utf-8"?>
-<w:hdr xmlns:m="http://schemas.openxmlformats.org/officeDocument/2006/math" xmlns:mc="http://schemas.openxmlformats.org/markup-compatibility/2006" xmlns:mo="http://schemas.microsoft.com/office/mac/office/2008/main" xmlns:mv="urn:schemas-microsoft-com:mac:vml" xmlns:o="urn:schemas-microsoft-com:office:office" xmlns:r="http://schemas.openxmlformats.org/officeDocument/2006/relationships" xmlns:v="urn:schemas-microsoft-com:vml" xmlns:w10="urn:schemas-microsoft-com:office:word" xmlns:w14="http://schemas.microsoft.com/office/word/2010/wordml" xmlns:w="http://schemas.openxmlformats.org/wordprocessingml/2006/main" xmlns:wne="http://schemas.microsoft.com/office/word/2006/wordml" xmlns:wp14="http://schemas.microsoft.com/office/word/2010/wordprocessingDrawing" xmlns:wp="http://schemas.openxmlformats.org/drawingml/2006/wordprocessingDrawing" xmlns:wpc="http://schemas.microsoft.com/office/word/2010/wordprocessingCanvas" xmlns:wpg="http://schemas.microsoft.com/office/word/2010/wordprocessingGroup" xmlns:wpi="http://schemas.microsoft.com/office/word/2010/wordprocessingInk" xmlns:wps="http://schemas.microsoft.com/office/word/2010/wordprocessingShape" mc:Ignorable="w14 wp14">
-  <w:p>
-    <w:pPr>
-      <w:pStyle w:val="Header"/>
-      <w:spacing w:after="0"/>
-      <w:jc w:val="left"/>
-    </w:pPr>
-    <w:r>
-      <w:rPr>
-        <w:rFonts w:ascii="Calibri" w:hAnsi="Calibri" w:eastAsia="PingFang SC"/>
-        <w:b/>
-        <w:color w:val="5B6B7A"/>
-        <w:sz w:val="17"/>
-      </w:rPr>
-      <w:t>DEEPALIGN-BENCH  ·  正式 PROPOSAL 精简版</w:t>
-    </w:r>
-  </w:p>
-</w:hdr>
-</file>
-
-<file path=word/header3.xml><?xml version="1.0" encoding="utf-8"?>
 <w:hdr xmlns:m="http://schemas.openxmlformats.org/officeDocument/2006/math" xmlns:mc="http://schemas.openxmlformats.org/markup-compatibility/2006" xmlns:mo="http://schemas.microsoft.com/office/mac/office/2008/main" xmlns:mv="urn:schemas-microsoft-com:mac:vml" xmlns:o="urn:schemas-microsoft-com:office:office" xmlns:r="http://schemas.openxmlformats.org/officeDocument/2006/relationships" xmlns:v="urn:schemas-microsoft-com:vml" xmlns:w10="urn:schemas-microsoft-com:office:word" xmlns:w14="http://schemas.microsoft.com/office/word/2010/wordml" xmlns:w="http://schemas.openxmlformats.org/wordprocessingml/2006/main" xmlns:wne="http://schemas.microsoft.com/office/word/2006/wordml" xmlns:wp14="http://schemas.microsoft.com/office/word/2010/wordprocessingDrawing" xmlns:wp="http://schemas.openxmlformats.org/drawingml/2006/wordprocessingDrawing" xmlns:wpc="http://schemas.microsoft.com/office/word/2010/wordprocessingCanvas" xmlns:wpg="http://schemas.microsoft.com/office/word/2010/wordprocessingGroup" xmlns:wpi="http://schemas.microsoft.com/office/word/2010/wordprocessingInk" xmlns:wps="http://schemas.microsoft.com/office/word/2010/wordprocessingShape" mc:Ignorable="w14 wp14">
   <w:p>
     <w:pPr>
@@ -3760,18 +3728,6 @@
     </w:lvlOverride>
   </w:num>
   <w:num w:numId="11">
-    <w:abstractNumId w:val="0"/>
-    <w:lvlOverride w:ilvl="0">
-      <w:startOverride w:val="1"/>
-    </w:lvlOverride>
-  </w:num>
-  <w:num w:numId="12">
-    <w:abstractNumId w:val="0"/>
-    <w:lvlOverride w:ilvl="0">
-      <w:startOverride w:val="1"/>
-    </w:lvlOverride>
-  </w:num>
-  <w:num w:numId="13">
     <w:abstractNumId w:val="0"/>
     <w:lvlOverride w:ilvl="0">
       <w:startOverride w:val="1"/>

--- a/html_report/public/DeepAlign-Bench_正式Proposal精简版.docx
+++ b/html_report/public/DeepAlign-Bench_正式Proposal精简版.docx
@@ -131,7 +131,7 @@
                 <w:color w:val="5B6B7A"/>
                 <w:sz w:val="21"/>
               </w:rPr>
-              <w:t>v0.32 · 正式精简版</w:t>
+              <w:t>v0.33 · 正式精简版</w:t>
             </w:r>
           </w:p>
         </w:tc>
@@ -993,7 +993,77 @@
         <w:rPr>
           <w:rFonts w:ascii="Calibri" w:hAnsi="Calibri" w:eastAsia="PingFang SC"/>
         </w:rPr>
-        <w:t>TQ、FR、长度、关键证据覆盖、must-hold 与 critical must-not 构成不可补偿的报告等价门。PF/CFA 检查 matched 报告是否具有真实用户特异性。只有报告通过这些门才进入 Phase B；否则比较到的是总体质量，不是个性化处理。</w:t>
+        <w:t>TQ、FR、长度、关键证据覆盖、must-hold 与 owner-aware critical must-not 构成不可补偿的报告等价门。PF/CFA 检查 matched 报告是否具有真实用户特异性；</w:t>
+      </w:r>
+      <w:r>
+        <w:rPr>
+          <w:rFonts w:ascii="Courier New" w:hAnsi="Courier New" w:eastAsia="PingFang SC"/>
+          <w:color w:val="6A3E00"/>
+          <w:sz w:val="20"/>
+        </w:rPr>
+        <w:t>A_min=min(PF_a(Y_a),PF_b(Y_b))</w:t>
+      </w:r>
+      <w:r>
+        <w:rPr>
+          <w:rFonts w:ascii="Calibri" w:hAnsi="Calibri" w:eastAsia="PingFang SC"/>
+        </w:rPr>
+        <w:t xml:space="preserve"> 防止差值很大但 matched 本身仍差。</w:t>
+      </w:r>
+      <w:r>
+        <w:rPr>
+          <w:rFonts w:ascii="Courier New" w:hAnsi="Courier New" w:eastAsia="PingFang SC"/>
+          <w:color w:val="6A3E00"/>
+          <w:sz w:val="20"/>
+        </w:rPr>
+        <w:t>cos_spec</w:t>
+      </w:r>
+      <w:r>
+        <w:rPr>
+          <w:rFonts w:ascii="Calibri" w:hAnsi="Calibri" w:eastAsia="PingFang SC"/>
+        </w:rPr>
+        <w:t xml:space="preserve"> 只诊断双向是否平衡，必须与 </w:t>
+      </w:r>
+      <w:r>
+        <w:rPr>
+          <w:rFonts w:ascii="Courier New" w:hAnsi="Courier New" w:eastAsia="PingFang SC"/>
+          <w:color w:val="6A3E00"/>
+          <w:sz w:val="20"/>
+        </w:rPr>
+        <w:t>CFA_min</w:t>
+      </w:r>
+      <w:r>
+        <w:rPr>
+          <w:rFonts w:ascii="Calibri" w:hAnsi="Calibri" w:eastAsia="PingFang SC"/>
+        </w:rPr>
+        <w:t xml:space="preserve">、效应幅度和 </w:t>
+      </w:r>
+      <w:r>
+        <w:rPr>
+          <w:rFonts w:ascii="Courier New" w:hAnsi="Courier New" w:eastAsia="PingFang SC"/>
+          <w:color w:val="6A3E00"/>
+          <w:sz w:val="20"/>
+        </w:rPr>
+        <w:t>A_min</w:t>
+      </w:r>
+      <w:r>
+        <w:rPr>
+          <w:rFonts w:ascii="Calibri" w:hAnsi="Calibri" w:eastAsia="PingFang SC"/>
+        </w:rPr>
+        <w:t xml:space="preserve"> 同时看，不能代替它们。相对 task-only 的 </w:t>
+      </w:r>
+      <w:r>
+        <w:rPr>
+          <w:rFonts w:ascii="Courier New" w:hAnsi="Courier New" w:eastAsia="PingFang SC"/>
+          <w:color w:val="6A3E00"/>
+          <w:sz w:val="20"/>
+        </w:rPr>
+        <w:t>G_a/G_b</w:t>
+      </w:r>
+      <w:r>
+        <w:rPr>
+          <w:rFonts w:ascii="Calibri" w:hAnsi="Calibri" w:eastAsia="PingFang SC"/>
+        </w:rPr>
+        <w:t xml:space="preserve"> 先承担 non-inferiority；只有超过预注册 added-value margin 才称为真实增益。只有报告通过这些门才进入 Phase B；否则比较到的是总体质量，不是个性化处理。</w:t>
       </w:r>
     </w:p>
     <w:p>
@@ -1522,7 +1592,7 @@
         <w:rPr>
           <w:rFonts w:ascii="Calibri" w:hAnsi="Calibri" w:eastAsia="PingFang SC"/>
         </w:rPr>
-        <w:t xml:space="preserve">matched/task-only/swapped 报告通过共同质量配平，且 Phase A </w:t>
+        <w:t>matched/task-only/swapped 报告通过共同质量配平，且 Phase A 双向差值超过预注册 SESOI、</w:t>
       </w:r>
       <w:r>
         <w:rPr>
@@ -1530,13 +1600,13 @@
           <w:color w:val="6A3E00"/>
           <w:sz w:val="20"/>
         </w:rPr>
-        <w:t>CFA_min &gt; 0</w:t>
+        <w:t>A_min</w:t>
       </w:r>
       <w:r>
         <w:rPr>
           <w:rFonts w:ascii="Calibri" w:hAnsi="Calibri" w:eastAsia="PingFang SC"/>
         </w:rPr>
-        <w:t>；</w:t>
+        <w:t xml:space="preserve"> 过绝对适配线、task-only non-inferiority 成立；</w:t>
       </w:r>
     </w:p>
     <w:p>

--- a/html_report/public/DeepAlign-Bench_正式Proposal精简版.docx
+++ b/html_report/public/DeepAlign-Bench_正式Proposal精简版.docx
@@ -131,7 +131,7 @@
                 <w:color w:val="5B6B7A"/>
                 <w:sz w:val="21"/>
               </w:rPr>
-              <w:t>v0.47 · 正式精简版</w:t>
+              <w:t>v0.48 · 正式精简版</w:t>
             </w:r>
           </w:p>
         </w:tc>
@@ -448,7 +448,7 @@
               <a:graphicData uri="http://schemas.openxmlformats.org/drawingml/2006/picture">
                 <pic:pic>
                   <pic:nvPicPr>
-                    <pic:cNvPr id="0" name="DeepAlign-Bench_整体框架与PDR压力测试_v0.47.png"/>
+                    <pic:cNvPr id="0" name="DeepAlign-Bench_整体框架与PDR压力测试_v0.48.png"/>
                     <pic:cNvPicPr/>
                   </pic:nvPicPr>
                   <pic:blipFill>
@@ -1883,6 +1883,28 @@
       </w:r>
     </w:p>
     <w:p>
+      <w:r>
+        <w:rPr>
+          <w:rFonts w:ascii="Calibri" w:hAnsi="Calibri" w:eastAsia="PingFang SC"/>
+        </w:rPr>
+        <w:t xml:space="preserve">v0.48 已在任何 GPT-5 结果前冻结更严格的复现：4 family、20 reports、A/B 全交叉、3 次评分重复，并精确使用 PDR 官方中文 P-Score prompt 与 5 次权重采样。预注册提交 </w:t>
+      </w:r>
+      <w:r>
+        <w:rPr>
+          <w:rFonts w:ascii="Courier New" w:hAnsi="Courier New" w:eastAsia="PingFang SC"/>
+          <w:color w:val="6A3E00"/>
+          <w:sz w:val="20"/>
+        </w:rPr>
+        <w:t>310d9cf</w:t>
+      </w:r>
+      <w:r>
+        <w:rPr>
+          <w:rFonts w:ascii="Calibri" w:hAnsi="Calibri" w:eastAsia="PingFang SC"/>
+        </w:rPr>
+        <w:t xml:space="preserve"> 推送后，OpenRouter 只读诊断确认 key 有效、有正余额且 GPT-5 可见，但无害 smoke 在进入模型前被账户/地域层 Terms of Service 403 阻断；移除 data-policy filter 与默认路由对照仍失败。当前没有 GPT-5 分数，不能把“协议已就绪”写成“官方复现已完成”。获得合规可用 key 后可从 smoke 断点续跑。</w:t>
+      </w:r>
+    </w:p>
+    <w:p>
       <w:pPr>
         <w:pStyle w:val="Heading1"/>
       </w:pPr>
@@ -2153,7 +2175,7 @@
         <w:rPr>
           <w:rFonts w:ascii="Calibri" w:hAnsi="Calibri" w:eastAsia="PingFang SC"/>
         </w:rPr>
-        <w:t>五天内必须完成：现有 artifacts 的 GPT-5 + 两名盲化人评复现；补到至少 3 个 family；确认至少 2 个 family 的 paired-user 真值稳定；冻结主统计和反例定义。若失败，应停止“PDR false-positive”强 claim，改做更窄的 personalization judge validity，或在 8 月 17 日前换题。</w:t>
+        <w:t>五天内必须完成：解除 GPT-5 合规访问阻塞并复现现有 artifacts；完成两名盲化人评；确认至少 2 个 family 的 paired-user 真值稳定；冻结主统计和反例定义。若 8 月 17 日前仍无 GPT-5/真人复现，应停止“PDR false-positive”强 claim，改做更窄的 personalization judge validity，或换题。</w:t>
       </w:r>
     </w:p>
     <w:p>

--- a/html_report/public/DeepAlign-Bench_正式Proposal精简版.docx
+++ b/html_report/public/DeepAlign-Bench_正式Proposal精简版.docx
@@ -131,7 +131,7 @@
                 <w:color w:val="5B6B7A"/>
                 <w:sz w:val="21"/>
               </w:rPr>
-              <w:t>v0.48 · 正式精简版</w:t>
+              <w:t>v0.49 · 正式精简版</w:t>
             </w:r>
           </w:p>
         </w:tc>
@@ -189,7 +189,7 @@
                 <w:color w:val="5B6B7A"/>
                 <w:sz w:val="21"/>
               </w:rPr>
-              <w:t>2026 年 8 月 12 日</w:t>
+              <w:t>2026 年 8 月 13 日</w:t>
             </w:r>
           </w:p>
         </w:tc>
@@ -448,7 +448,7 @@
               <a:graphicData uri="http://schemas.openxmlformats.org/drawingml/2006/picture">
                 <pic:pic>
                   <pic:nvPicPr>
-                    <pic:cNvPr id="0" name="DeepAlign-Bench_整体框架与PDR压力测试_v0.48.png"/>
+                    <pic:cNvPr id="0" name="DeepAlign-Bench_整体框架与PDR压力测试_v0.49.png"/>
                     <pic:cNvPicPr/>
                   </pic:nvPicPr>
                   <pic:blipFill>
@@ -1905,6 +1905,14 @@
       </w:r>
     </w:p>
     <w:p>
+      <w:r>
+        <w:rPr>
+          <w:rFonts w:ascii="Calibri" w:hAnsi="Calibri" w:eastAsia="PingFang SC"/>
+        </w:rPr>
+        <w:t>GPT-5 结果的 Introduction 证据门预先分三层。general-good 高分只证明 absolute score 不识别生成特异性，不是 PDR 打分错误；只有盲化人评确认 critical decision 失败、GPT-5 三重复仍 near-matched/rank-reversal，才是受控 evaluator 假阳性；只有该分歧跨 family、真实用户与多个系统重复，并导致系统重分类或提高真人结果预测，才是论文级 measurement-validity 证据。若 over-personalized 被稳定降分，必须撤回强缺陷叙事，不能换样本追求显著结果。</w:t>
+      </w:r>
+    </w:p>
+    <w:p>
       <w:pPr>
         <w:pStyle w:val="Heading1"/>
       </w:pPr>
@@ -2424,7 +2432,7 @@
         <w:color w:val="5B6B7A"/>
         <w:sz w:val="18"/>
       </w:rPr>
-      <w:t xml:space="preserve">2026-8-12   ·   </w:t>
+      <w:t xml:space="preserve">2026-8-13   ·   </w:t>
     </w:r>
     <w:r>
       <w:rPr>
@@ -2457,7 +2465,7 @@
         <w:color w:val="5B6B7A"/>
         <w:sz w:val="18"/>
       </w:rPr>
-      <w:t xml:space="preserve">2026-8-12   ·   </w:t>
+      <w:t xml:space="preserve">2026-8-13   ·   </w:t>
     </w:r>
     <w:r>
       <w:rPr>
@@ -2490,7 +2498,7 @@
         <w:color w:val="5B6B7A"/>
         <w:sz w:val="18"/>
       </w:rPr>
-      <w:t xml:space="preserve">2026-8-12   ·   </w:t>
+      <w:t xml:space="preserve">2026-8-13   ·   </w:t>
     </w:r>
     <w:r>
       <w:rPr>

--- a/html_report/public/DeepAlign-Bench_正式Proposal精简版.docx
+++ b/html_report/public/DeepAlign-Bench_正式Proposal精简版.docx
@@ -131,7 +131,7 @@
                 <w:color w:val="5B6B7A"/>
                 <w:sz w:val="21"/>
               </w:rPr>
-              <w:t>v0.49 · 正式精简版</w:t>
+              <w:t>v0.50 · 正式精简版</w:t>
             </w:r>
           </w:p>
         </w:tc>
@@ -189,7 +189,7 @@
                 <w:color w:val="5B6B7A"/>
                 <w:sz w:val="21"/>
               </w:rPr>
-              <w:t>2026 年 8 月 13 日</w:t>
+              <w:t>2026 年 8 月 14 日</w:t>
             </w:r>
           </w:p>
         </w:tc>
@@ -351,21 +351,7 @@
         <w:rPr>
           <w:rFonts w:ascii="Calibri" w:hAnsi="Calibri" w:eastAsia="PingFang SC"/>
         </w:rPr>
-        <w:t>DeepAlign-Bench 为同一 task family 构造两位都真实合理、但有 2–4 个决策相关差异的用户 A/B。系统分别生成 matched-A、matched-B 与 task-only 报告，两套用户标准再交叉评价两份 matched 报告。结果不压成总分，而同时报告：双向 specificity、matched 绝对合格、相对 task-only 的新增收益、共同质量/事实 no-harm，以及隐私与权限 no-violation。clarification 不再作为独立论文方向，而成为第三种 user-information channel：</w:t>
-      </w:r>
-      <w:r>
-        <w:rPr>
-          <w:rFonts w:ascii="Courier New" w:hAnsi="Courier New" w:eastAsia="PingFang SC"/>
-          <w:color w:val="6A3E00"/>
-          <w:sz w:val="20"/>
-        </w:rPr>
-        <w:t>模糊但可执行的 query → agent 可选择澄清 → ledger-bounded 回答 → final report</w:t>
-      </w:r>
-      <w:r>
-        <w:rPr>
-          <w:rFonts w:ascii="Calibri" w:hAnsi="Calibri" w:eastAsia="PingFang SC"/>
-        </w:rPr>
-        <w:t>。</w:t>
+        <w:t>DeepAlign-Bench 为同一 task family 构造两位都真实合理、但有 2–4 个决策相关差异的用户 A/B。系统分别生成 matched-A、matched-B 与 task-only 报告，两套用户标准再交叉评价两份 matched 报告。结果不压成总分，而同时报告：双向 specificity、matched 绝对合格、相对 task-only 的新增收益、共同质量/事实 no-harm，以及隐私与权限 no-violation。v0.50 进一步把一次性报告、主动澄清、中途提问、memory 和动态更新统一成带信息事件时间线的 research episode，避免把交互时机、信息来源与访问方式混成一个 channel 标签。</w:t>
       </w:r>
     </w:p>
     <w:p>
@@ -448,7 +434,7 @@
               <a:graphicData uri="http://schemas.openxmlformats.org/drawingml/2006/picture">
                 <pic:pic>
                   <pic:nvPicPr>
-                    <pic:cNvPr id="0" name="DeepAlign-Bench_整体框架与PDR压力测试_v0.49.png"/>
+                    <pic:cNvPr id="0" name="DeepAlign-Bench_整体框架与PDR压力测试_v0.50.png"/>
                     <pic:cNvPicPr/>
                   </pic:nvPicPr>
                   <pic:blipFill>
@@ -483,7 +469,7 @@
           <w:color w:val="5B6B7A"/>
           <w:sz w:val="19"/>
         </w:rPr>
-        <w:t>图 1  从元数据与 paired users，到多渠道输入、交叉矩阵、五道非补偿门、压力测试和 ICLR 冻结门。</w:t>
+        <w:t>图 1  从元数据与 paired users，到统一 Research Episode、交叉矩阵、五道非补偿门、压力测试和首批数据。</w:t>
       </w:r>
     </w:p>
     <w:p>
@@ -666,13 +652,13 @@
           <w:rFonts w:ascii="Calibri" w:hAnsi="Calibri" w:eastAsia="PingFang SC"/>
           <w:b/>
         </w:rPr>
-        <w:t>RQ3 渠道鲁棒性：</w:t>
+        <w:t>RQ3 范式鲁棒性：</w:t>
       </w:r>
       <w:r>
         <w:rPr>
           <w:rFonts w:ascii="Calibri" w:hAnsi="Calibri" w:eastAsia="PingFang SC"/>
         </w:rPr>
-        <w:t>structured persona、natural history、模糊 query + clarification 是否产生一致的关键决策和不同的系统排序？</w:t>
+        <w:t>一次性直接提供、主动澄清、执行中更新及 memory/workspace 获取是否产生一致的关键决策和可解释的系统排序？</w:t>
       </w:r>
     </w:p>
     <w:p>
@@ -738,7 +724,7 @@
           <w:color w:val="6A3E00"/>
           <w:sz w:val="20"/>
         </w:rPr>
-        <w:t>固定任务核心 + 固定证据世界 + 固定工具/预算/交付格式 + paired users + channel views + contracts + artifact conditions</w:t>
+        <w:t>固定任务核心 + 固定证据世界 + 固定工具/预算/交付格式 + paired users + research episodes + contracts + artifact conditions</w:t>
       </w:r>
     </w:p>
     <w:p>
@@ -816,7 +802,7 @@
         <w:pStyle w:val="Heading1"/>
       </w:pPr>
       <w:r>
-        <w:t>4. User-information channels</w:t>
+        <w:t>4. 统一 Research Episode 与用户信息来源</w:t>
       </w:r>
     </w:p>
     <w:p>
@@ -824,7 +810,15 @@
         <w:rPr>
           <w:rFonts w:ascii="Calibri" w:hAnsi="Calibri" w:eastAsia="PingFang SC"/>
         </w:rPr>
-        <w:t>所有渠道共享同一个隐藏 user-state ledger、同一 task、同一 evidence 与同一 final rubric：</w:t>
+        <w:t>“一次性、主动澄清、中途提问、memory”不是同一层类别。每个 episode 同时记录：初始任务充分性、交互时机、信息来源、载体与访问方式、可用时间和更新关系、系统能力资格。</w:t>
+      </w:r>
+    </w:p>
+    <w:p>
+      <w:r>
+        <w:rPr>
+          <w:rFonts w:ascii="Calibri" w:hAnsi="Calibri" w:eastAsia="PingFang SC"/>
+        </w:rPr>
+        <w:t>完整范式库定义八种配置：P0 task-only closed、P1 one-shot direct、P2 pre-research clarification、P3 in-research interactive、P4 checkpoint update、P5 memory retrieval、P6 workspace grounded、P7 draft-feedback revision。首版只跑 P0/P1/P2/P4：</w:t>
       </w:r>
     </w:p>
     <w:p>
@@ -841,13 +835,13 @@
           <w:rFonts w:ascii="Calibri" w:hAnsi="Calibri" w:eastAsia="PingFang SC"/>
           <w:b/>
         </w:rPr>
-        <w:t>Structured persona：</w:t>
+        <w:t>P0：</w:t>
       </w:r>
       <w:r>
         <w:rPr>
           <w:rFonts w:ascii="Calibri" w:hAnsi="Calibri" w:eastAsia="PingFang SC"/>
         </w:rPr>
-        <w:t>直接给字段化约束、偏好、资源和边界。</w:t>
+        <w:t>无任务相关用户信息且不可问，作为一般高质量基线。</w:t>
       </w:r>
     </w:p>
     <w:p>
@@ -864,13 +858,13 @@
           <w:rFonts w:ascii="Calibri" w:hAnsi="Calibri" w:eastAsia="PingFang SC"/>
           <w:b/>
         </w:rPr>
-        <w:t>Natural history/context：</w:t>
+        <w:t>P1：</w:t>
       </w:r>
       <w:r>
         <w:rPr>
           <w:rFonts w:ascii="Calibri" w:hAnsi="Calibri" w:eastAsia="PingFang SC"/>
         </w:rPr>
-        <w:t>将同一信息放入自然叙述、历史对话或授权工作区记录。</w:t>
+        <w:t>开始前一次性给完整事实，测 information use；structured persona 与等义 history 可作为载体消融。</w:t>
       </w:r>
     </w:p>
     <w:p>
@@ -887,13 +881,13 @@
           <w:rFonts w:ascii="Calibri" w:hAnsi="Calibri" w:eastAsia="PingFang SC"/>
           <w:b/>
         </w:rPr>
-        <w:t>Fuzzy query + clarification：</w:t>
+        <w:t>P2：</w:t>
       </w:r>
       <w:r>
         <w:rPr>
           <w:rFonts w:ascii="Calibri" w:hAnsi="Calibri" w:eastAsia="PingFang SC"/>
         </w:rPr>
-        <w:t>初始 query 足以让 agent 写出通用报告，但隐藏 1–3 个会改变建议的条件；agent 可提问，用户模拟器只能按 ledger 回答，超出范围返回 unknown。</w:t>
+        <w:t>初始 query 足以做通用研究，但隐藏 1–2 个会改变建议的事实；agent 必须主动问，模拟器只按 ledger 回答。</w:t>
       </w:r>
     </w:p>
     <w:p>
@@ -910,13 +904,13 @@
           <w:rFonts w:ascii="Calibri" w:hAnsi="Calibri" w:eastAsia="PingFang SC"/>
           <w:b/>
         </w:rPr>
-        <w:t>Task-only：</w:t>
+        <w:t>P4：</w:t>
       </w:r>
       <w:r>
         <w:rPr>
           <w:rFonts w:ascii="Calibri" w:hAnsi="Calibri" w:eastAsia="PingFang SC"/>
         </w:rPr>
-        <w:t>不给任务相关用户信息，作为一般高质量基线。</w:t>
+        <w:t>研究中在控制 checkpoint 注入覆盖旧事实的更新，测 replanning、旧状态清除与未变事实保持。</w:t>
       </w:r>
     </w:p>
     <w:p>
@@ -924,7 +918,21 @@
         <w:rPr>
           <w:rFonts w:ascii="Calibri" w:hAnsi="Calibri" w:eastAsia="PingFang SC"/>
         </w:rPr>
-        <w:t>Structured persona 与 natural history 可以进入 cue-equivalence 检验。Clarification 是信息获取过程，额外包含是否发现缺口、问题 precision/recall、轮数、用户负担、隐私和最终利用，因此不与直接提供渠道机械视为等价 cue。</w:t>
+        <w:t xml:space="preserve">系统不支持 ask、memory retrieval 或 checkpoint 时标记 </w:t>
+      </w:r>
+      <w:r>
+        <w:rPr>
+          <w:rFonts w:ascii="Courier New" w:hAnsi="Courier New" w:eastAsia="PingFang SC"/>
+          <w:color w:val="6A3E00"/>
+          <w:sz w:val="20"/>
+        </w:rPr>
+        <w:t>structurally-inapplicable</w:t>
+      </w:r>
+      <w:r>
+        <w:rPr>
+          <w:rFonts w:ascii="Calibri" w:hAnsi="Calibri" w:eastAsia="PingFang SC"/>
+        </w:rPr>
+        <w:t>，不能算零分。P1 的 persona/history 可进入 cue-equivalence；P2/P4 改变了获取或时序机制，不能机械视为等价 cue。v0.50 已生成 3 个纯合成工程 family、6 位用户和 24 个平衡 episode，并通过结构校验；它们只用于 schema/runner/rubric vertical slice，真实用户效度尚未建立。</w:t>
       </w:r>
     </w:p>
     <w:p>
@@ -2432,7 +2440,7 @@
         <w:color w:val="5B6B7A"/>
         <w:sz w:val="18"/>
       </w:rPr>
-      <w:t xml:space="preserve">2026-8-13   ·   </w:t>
+      <w:t xml:space="preserve">2026-8-14   ·   </w:t>
     </w:r>
     <w:r>
       <w:rPr>
@@ -2465,7 +2473,7 @@
         <w:color w:val="5B6B7A"/>
         <w:sz w:val="18"/>
       </w:rPr>
-      <w:t xml:space="preserve">2026-8-13   ·   </w:t>
+      <w:t xml:space="preserve">2026-8-14   ·   </w:t>
     </w:r>
     <w:r>
       <w:rPr>
@@ -2498,7 +2506,7 @@
         <w:color w:val="5B6B7A"/>
         <w:sz w:val="18"/>
       </w:rPr>
-      <w:t xml:space="preserve">2026-8-13   ·   </w:t>
+      <w:t xml:space="preserve">2026-8-14   ·   </w:t>
     </w:r>
     <w:r>
       <w:rPr>

--- a/html_report/public/DeepAlign-Bench_正式Proposal精简版.docx
+++ b/html_report/public/DeepAlign-Bench_正式Proposal精简版.docx
@@ -131,7 +131,7 @@
                 <w:color w:val="5B6B7A"/>
                 <w:sz w:val="21"/>
               </w:rPr>
-              <w:t>v0.50 · 正式精简版</w:t>
+              <w:t>v0.51 · 正式精简版</w:t>
             </w:r>
           </w:p>
         </w:tc>
@@ -434,7 +434,7 @@
               <a:graphicData uri="http://schemas.openxmlformats.org/drawingml/2006/picture">
                 <pic:pic>
                   <pic:nvPicPr>
-                    <pic:cNvPr id="0" name="DeepAlign-Bench_整体框架与PDR压力测试_v0.50.png"/>
+                    <pic:cNvPr id="0" name="DeepAlign-Bench_整体框架与PDR压力测试_v0.51.png"/>
                     <pic:cNvPicPr/>
                   </pic:nvPicPr>
                   <pic:blipFill>
@@ -469,7 +469,7 @@
           <w:color w:val="5B6B7A"/>
           <w:sz w:val="19"/>
         </w:rPr>
-        <w:t>图 1  从元数据与 paired users，到统一 Research Episode、交叉矩阵、五道非补偿门、压力测试和首批数据。</w:t>
+        <w:t>图 1  从 PDR 全量资源池与 paired users，到统一 Research Episode、交叉矩阵、五道非补偿门和逐周证据升级。</w:t>
       </w:r>
     </w:p>
     <w:p>
@@ -933,6 +933,30 @@
           <w:rFonts w:ascii="Calibri" w:hAnsi="Calibri" w:eastAsia="PingFang SC"/>
         </w:rPr>
         <w:t>，不能算零分。P1 的 persona/history 可进入 cue-equivalence；P2/P4 改变了获取或时序机制，不能机械视为等价 cue。v0.50 已生成 3 个纯合成工程 family、6 位用户和 24 个平衡 episode，并通过结构校验；它们只用于 schema/runner/rubric vertical slice，真实用户效度尚未建立。</w:t>
+      </w:r>
+    </w:p>
+    <w:p>
+      <w:r>
+        <w:rPr>
+          <w:rFonts w:ascii="Calibri" w:hAnsi="Calibri" w:eastAsia="PingFang SC"/>
+        </w:rPr>
+        <w:t xml:space="preserve">v0.51 又完整导入 </w:t>
+      </w:r>
+      <w:hyperlink r:id="rId17">
+        <w:r>
+          <w:rPr>
+            <w:rFonts w:ascii="Calibri" w:hAnsi="Calibri" w:eastAsia="PingFang SC"/>
+            <w:color w:val="2E74B5"/>
+            <w:u w:val="single"/>
+          </w:rPr>
+          <w:t>PDR-Bench</w:t>
+        </w:r>
+      </w:hyperlink>
+      <w:r>
+        <w:rPr>
+          <w:rFonts w:ascii="Calibri" w:hAnsi="Calibri" w:eastAsia="PingFang SC"/>
+        </w:rPr>
+        <w:t xml:space="preserve"> 公开的 50 tasks、25 structured personas、25 contexts 和 250 官方 task-user pairs，并展开为 501 个同任务候选用户对。Structured persona 来自志愿者自填后的去标识化衍生数据；dynamic context 是专业标注者模拟，不能统称真人轨迹。原配对只作为候选池：主实验仍需人工选择会导向不同关键决定的 A/B，冻结四类 contract。Health/Finance/Law 在专家审查前不进入核心结果。公开数据另有 task 8=4 users、task 10=6 users 的配额异常，原样保留并报告。</w:t>
       </w:r>
     </w:p>
     <w:p>
@@ -2015,7 +2039,7 @@
         </w:rPr>
         <w:t>Clarification 不是 novelty 主张。</w:t>
       </w:r>
-      <w:hyperlink r:id="rId17">
+      <w:hyperlink r:id="rId18">
         <w:r>
           <w:rPr>
             <w:rFonts w:ascii="Calibri" w:hAnsi="Calibri" w:eastAsia="PingFang SC"/>
@@ -2031,7 +2055,7 @@
         </w:rPr>
         <w:t>、</w:t>
       </w:r>
-      <w:hyperlink r:id="rId18">
+      <w:hyperlink r:id="rId19">
         <w:r>
           <w:rPr>
             <w:rFonts w:ascii="Calibri" w:hAnsi="Calibri" w:eastAsia="PingFang SC"/>
@@ -2047,7 +2071,7 @@
         </w:rPr>
         <w:t>、</w:t>
       </w:r>
-      <w:hyperlink r:id="rId19">
+      <w:hyperlink r:id="rId20">
         <w:r>
           <w:rPr>
             <w:rFonts w:ascii="Calibri" w:hAnsi="Calibri" w:eastAsia="PingFang SC"/>
@@ -2063,7 +2087,7 @@
         </w:rPr>
         <w:t xml:space="preserve"> 与 </w:t>
       </w:r>
-      <w:hyperlink r:id="rId20">
+      <w:hyperlink r:id="rId21">
         <w:r>
           <w:rPr>
             <w:rFonts w:ascii="Calibri" w:hAnsi="Calibri" w:eastAsia="PingFang SC"/>
@@ -2079,7 +2103,7 @@
         </w:rPr>
         <w:t xml:space="preserve"> 已覆盖 interactive Deep Research、主动澄清、搜索歧义恢复和个性化 Retrieve/Ask/Stop。</w:t>
       </w:r>
-      <w:hyperlink r:id="rId17">
+      <w:hyperlink r:id="rId18">
         <w:r>
           <w:rPr>
             <w:rFonts w:ascii="Calibri" w:hAnsi="Calibri" w:eastAsia="PingFang SC"/>
@@ -2095,7 +2119,7 @@
         </w:rPr>
         <w:t xml:space="preserve"> </w:t>
       </w:r>
-      <w:hyperlink r:id="rId18">
+      <w:hyperlink r:id="rId19">
         <w:r>
           <w:rPr>
             <w:rFonts w:ascii="Calibri" w:hAnsi="Calibri" w:eastAsia="PingFang SC"/>
@@ -2111,7 +2135,7 @@
         </w:rPr>
         <w:t xml:space="preserve"> </w:t>
       </w:r>
-      <w:hyperlink r:id="rId19">
+      <w:hyperlink r:id="rId20">
         <w:r>
           <w:rPr>
             <w:rFonts w:ascii="Calibri" w:hAnsi="Calibri" w:eastAsia="PingFang SC"/>
@@ -2127,7 +2151,7 @@
         </w:rPr>
         <w:t xml:space="preserve"> </w:t>
       </w:r>
-      <w:hyperlink r:id="rId20">
+      <w:hyperlink r:id="rId21">
         <w:r>
           <w:rPr>
             <w:rFonts w:ascii="Calibri" w:hAnsi="Calibri" w:eastAsia="PingFang SC"/>
@@ -2153,7 +2177,7 @@
       </w:r>
     </w:p>
     <w:p>
-      <w:hyperlink r:id="rId21">
+      <w:hyperlink r:id="rId22">
         <w:r>
           <w:rPr>
             <w:rFonts w:ascii="Calibri" w:hAnsi="Calibri" w:eastAsia="PingFang SC"/>
@@ -2167,9 +2191,9 @@
         <w:rPr>
           <w:rFonts w:ascii="Calibri" w:hAnsi="Calibri" w:eastAsia="PingFang SC"/>
         </w:rPr>
-        <w:t xml:space="preserve"> 给出的摘要截止为 2026-09-11 AOE、全文截止为 2026-09-16 AOE。</w:t>
+        <w:t xml:space="preserve"> 当前给出的摘要截止为 2026-09-18 AOE、全文截止为 2026-09-25 AOE。</w:t>
       </w:r>
-      <w:hyperlink r:id="rId21">
+      <w:hyperlink r:id="rId22">
         <w:r>
           <w:rPr>
             <w:rFonts w:ascii="Calibri" w:hAnsi="Calibri" w:eastAsia="PingFang SC"/>
@@ -2183,7 +2207,7 @@
         <w:rPr>
           <w:rFonts w:ascii="Calibri" w:hAnsi="Calibri" w:eastAsia="PingFang SC"/>
         </w:rPr>
-        <w:t xml:space="preserve"> 从 2026-08-12 起约剩 30/35 天。因此最迟应在 8 月 17 日冻结 thesis、最近邻边界、主指标 profile、family 原语和 go/no-go 证据。</w:t>
+        <w:t xml:space="preserve"> 从 2026-08-14 起约剩 35/42 天。因此最迟仍应在 8 月 17 日冻结 thesis、最近邻边界、主指标 profile、family 原语和 go/no-go 证据。</w:t>
       </w:r>
     </w:p>
     <w:p>
@@ -2199,7 +2223,7 @@
         <w:rPr>
           <w:rFonts w:ascii="Calibri" w:hAnsi="Calibri" w:eastAsia="PingFang SC"/>
         </w:rPr>
-        <w:t>之后六周：第 1 周冻结 3 个完整 family 与人评；第 2–3 周扩到 12–24 family 并跑 2–3 个系统；第 4 周完成 judge calibration 和 family-level 统计；第 5 周补少量 decision/channel validation；第 6 周冻结结果、论文、主图和匿名 artifact。</w:t>
+        <w:t>逐周执行：8/17–23 完成 3 个完整 family 与人评；8/24–30 跑 P0/P1/P2 和一个 P4 anchor；8/31–9/6 从 501 个候选对中扩到 12–16 个核心 family（最多 20）；9/7–13 完成系统运行、judge calibration、family-level 统计和 9 页初稿；9/14–18 冻结结果并提交真实摘要；9/19–25 只做复现、匿名、引用和终稿。不能把 50×5×4×多系统做成笛卡尔积。</w:t>
       </w:r>
     </w:p>
     <w:p>
@@ -2266,7 +2290,7 @@
         </w:rPr>
         <w:t xml:space="preserve">[2] </w:t>
       </w:r>
-      <w:hyperlink r:id="rId17">
+      <w:hyperlink r:id="rId18">
         <w:r>
           <w:rPr>
             <w:rFonts w:ascii="Calibri" w:hAnsi="Calibri" w:eastAsia="PingFang SC"/>
@@ -2298,7 +2322,7 @@
         </w:rPr>
         <w:t xml:space="preserve">[3] </w:t>
       </w:r>
-      <w:hyperlink r:id="rId18">
+      <w:hyperlink r:id="rId19">
         <w:r>
           <w:rPr>
             <w:rFonts w:ascii="Calibri" w:hAnsi="Calibri" w:eastAsia="PingFang SC"/>
@@ -2330,7 +2354,7 @@
         </w:rPr>
         <w:t xml:space="preserve">[4] </w:t>
       </w:r>
-      <w:hyperlink r:id="rId19">
+      <w:hyperlink r:id="rId20">
         <w:r>
           <w:rPr>
             <w:rFonts w:ascii="Calibri" w:hAnsi="Calibri" w:eastAsia="PingFang SC"/>
@@ -2362,7 +2386,7 @@
         </w:rPr>
         <w:t xml:space="preserve">[5] </w:t>
       </w:r>
-      <w:hyperlink r:id="rId20">
+      <w:hyperlink r:id="rId21">
         <w:r>
           <w:rPr>
             <w:rFonts w:ascii="Calibri" w:hAnsi="Calibri" w:eastAsia="PingFang SC"/>
@@ -2394,7 +2418,7 @@
         </w:rPr>
         <w:t xml:space="preserve">[6] </w:t>
       </w:r>
-      <w:hyperlink r:id="rId21">
+      <w:hyperlink r:id="rId22">
         <w:r>
           <w:rPr>
             <w:rFonts w:ascii="Calibri" w:hAnsi="Calibri" w:eastAsia="PingFang SC"/>

--- a/html_report/public/DeepAlign-Bench_正式Proposal精简版.docx
+++ b/html_report/public/DeepAlign-Bench_正式Proposal精简版.docx
@@ -131,7 +131,7 @@
                 <w:color w:val="5B6B7A"/>
                 <w:sz w:val="21"/>
               </w:rPr>
-              <w:t>v0.51 · 正式精简版</w:t>
+              <w:t>v0.54 · 正式精简版</w:t>
             </w:r>
           </w:p>
         </w:tc>
@@ -189,7 +189,7 @@
                 <w:color w:val="5B6B7A"/>
                 <w:sz w:val="21"/>
               </w:rPr>
-              <w:t>2026 年 8 月 14 日</w:t>
+              <w:t>2026 年 8 月 16 日</w:t>
             </w:r>
           </w:p>
         </w:tc>
@@ -351,7 +351,29 @@
         <w:rPr>
           <w:rFonts w:ascii="Calibri" w:hAnsi="Calibri" w:eastAsia="PingFang SC"/>
         </w:rPr>
-        <w:t>DeepAlign-Bench 为同一 task family 构造两位都真实合理、但有 2–4 个决策相关差异的用户 A/B。系统分别生成 matched-A、matched-B 与 task-only 报告，两套用户标准再交叉评价两份 matched 报告。结果不压成总分，而同时报告：双向 specificity、matched 绝对合格、相对 task-only 的新增收益、共同质量/事实 no-harm，以及隐私与权限 no-violation。v0.50 进一步把一次性报告、主动澄清、中途提问、memory 和动态更新统一成带信息事件时间线的 research episode，避免把交互时机、信息来源与访问方式混成一个 channel 标签。</w:t>
+        <w:t xml:space="preserve">DeepAlign-Bench 为同一 task family 构造两位都真实合理、但有 2–4 个决策相关差异的用户 A/B。系统生成 task-only 和两份 matched artifact，两套用户标准再交叉评价。结果不压成总分，而同时报告双向 specificity、matched 绝对合格、相对 task-only 的新增收益、共同质量/事实 no-harm 与边界 no-violation。v0.54 把这一协议谨慎地实例化在 open-web research、repository-level software engineering 和 data-centric analysis 三个场景，对应 </w:t>
+      </w:r>
+      <w:r>
+        <w:rPr>
+          <w:rFonts w:ascii="Courier New" w:hAnsi="Courier New" w:eastAsia="PingFang SC"/>
+          <w:color w:val="6A3E00"/>
+          <w:sz w:val="20"/>
+        </w:rPr>
+        <w:t>find &amp; synthesize / modify &amp; build / analyze &amp; infer</w:t>
+      </w:r>
+      <w:r>
+        <w:rPr>
+          <w:rFonts w:ascii="Calibri" w:hAnsi="Calibri" w:eastAsia="PingFang SC"/>
+        </w:rPr>
+        <w:t>；不声称穷尽所有知识工作。</w:t>
+      </w:r>
+    </w:p>
+    <w:p>
+      <w:r>
+        <w:rPr>
+          <w:rFonts w:ascii="Calibri" w:hAnsi="Calibri" w:eastAsia="PingFang SC"/>
+        </w:rPr>
+        <w:t>v0.54 任务资源池有 180 个候选 seed（72 DR / 54 Software / 54 Data）。五道作者阶段门预选 60 个 provisional family（24 / 18 / 18），来源为 39 benchmark-derived、12 adapted-real-world、9 newly-authored。这 60 个是等待许可审计、环境绑定、双人反事实审查、contract freeze 和 pilot discrimination 的 task shell，不是已可运行 gold。主论文优先完成 12 个端到端 family（5 DR / 3 Software / 4 Data）。</w:t>
       </w:r>
     </w:p>
     <w:p>
@@ -434,7 +456,7 @@
               <a:graphicData uri="http://schemas.openxmlformats.org/drawingml/2006/picture">
                 <pic:pic>
                   <pic:nvPicPr>
-                    <pic:cNvPr id="0" name="DeepAlign-Bench_整体框架与PDR压力测试_v0.51.png"/>
+                    <pic:cNvPr id="0" name="DeepAlign-Bench_PLHKW任务资源池_v0.54.png"/>
                     <pic:cNvPicPr/>
                   </pic:nvPicPr>
                   <pic:blipFill>
@@ -469,7 +491,7 @@
           <w:color w:val="5B6B7A"/>
           <w:sz w:val="19"/>
         </w:rPr>
-        <w:t>图 1  从 PDR 全量资源池与 paired users，到统一 Research Episode、交叉矩阵、五道非补偿门和逐周证据升级。</w:t>
+        <w:t>图 1  180 候选→60 provisional→12 主论文优先 family；DR/Software/Data = 40/30/30。</w:t>
       </w:r>
     </w:p>
     <w:p>
@@ -940,7 +962,7 @@
         <w:rPr>
           <w:rFonts w:ascii="Calibri" w:hAnsi="Calibri" w:eastAsia="PingFang SC"/>
         </w:rPr>
-        <w:t xml:space="preserve">v0.51 又完整导入 </w:t>
+        <w:t xml:space="preserve">v0.51 已完整导入 </w:t>
       </w:r>
       <w:hyperlink r:id="rId17">
         <w:r>
@@ -956,7 +978,7 @@
         <w:rPr>
           <w:rFonts w:ascii="Calibri" w:hAnsi="Calibri" w:eastAsia="PingFang SC"/>
         </w:rPr>
-        <w:t xml:space="preserve"> 公开的 50 tasks、25 structured personas、25 contexts 和 250 官方 task-user pairs，并展开为 501 个同任务候选用户对。Structured persona 来自志愿者自填后的去标识化衍生数据；dynamic context 是专业标注者模拟，不能统称真人轨迹。原配对只作为候选池：主实验仍需人工选择会导向不同关键决定的 A/B，冻结四类 contract。Health/Finance/Law 在专家审查前不进入核心结果。公开数据另有 task 8=4 users、task 10=6 users 的配额异常，原样保留并报告。</w:t>
+        <w:t xml:space="preserve"> 的 50 tasks、25 structured personas、25 contexts 和 250 官方 pairs，并展开为 501 个候选用户对。v0.54 不再默认跑完 50 题，而是选出 12 个 PDR-derived shell 进入 DR provisional set。原配对只说明 task relevance，不保证 counterfactual separability；因此仍需人工冻结用户契约和 evidence world。</w:t>
       </w:r>
     </w:p>
     <w:p>
@@ -2223,7 +2245,7 @@
         <w:rPr>
           <w:rFonts w:ascii="Calibri" w:hAnsi="Calibri" w:eastAsia="PingFang SC"/>
         </w:rPr>
-        <w:t>逐周执行：8/17–23 完成 3 个完整 family 与人评；8/24–30 跑 P0/P1/P2 和一个 P4 anchor；8/31–9/6 从 501 个候选对中扩到 12–16 个核心 family（最多 20）；9/7–13 完成系统运行、judge calibration、family-level 统计和 9 页初稿；9/14–18 冻结结果并提交真实摘要；9/19–25 只做复现、匿名、引用和终稿。不能把 50×5×4×多系统做成笛卡尔积。</w:t>
+        <w:t>两个月的资源上限固定为优先完成 12 个端到端 family（5 DR / 3 Software / 4 Data），不运行 60×多用户×多条件×多系统的笛卡尔积。三个 vertical 各先完成环境 reset、invariant verifier 和 matched/swapped pilot；效用子集数量由功效模拟冻结。</w:t>
       </w:r>
     </w:p>
     <w:p>
@@ -2464,7 +2486,7 @@
         <w:color w:val="5B6B7A"/>
         <w:sz w:val="18"/>
       </w:rPr>
-      <w:t xml:space="preserve">2026-8-14   ·   </w:t>
+      <w:t xml:space="preserve">2026-8-16   ·   </w:t>
     </w:r>
     <w:r>
       <w:rPr>
@@ -2497,7 +2519,7 @@
         <w:color w:val="5B6B7A"/>
         <w:sz w:val="18"/>
       </w:rPr>
-      <w:t xml:space="preserve">2026-8-14   ·   </w:t>
+      <w:t xml:space="preserve">2026-8-16   ·   </w:t>
     </w:r>
     <w:r>
       <w:rPr>
@@ -2530,7 +2552,7 @@
         <w:color w:val="5B6B7A"/>
         <w:sz w:val="18"/>
       </w:rPr>
-      <w:t xml:space="preserve">2026-8-14   ·   </w:t>
+      <w:t xml:space="preserve">2026-8-16   ·   </w:t>
     </w:r>
     <w:r>
       <w:rPr>

--- a/html_report/public/DeepAlign-Bench_正式Proposal精简版.docx
+++ b/html_report/public/DeepAlign-Bench_正式Proposal精简版.docx
@@ -131,7 +131,7 @@
                 <w:color w:val="5B6B7A"/>
                 <w:sz w:val="21"/>
               </w:rPr>
-              <w:t>v0.54 · 正式精简版</w:t>
+              <w:t>v0.55 · 正式精简版</w:t>
             </w:r>
           </w:p>
         </w:tc>
@@ -189,7 +189,7 @@
                 <w:color w:val="5B6B7A"/>
                 <w:sz w:val="21"/>
               </w:rPr>
-              <w:t>2026 年 8 月 16 日</w:t>
+              <w:t>2026 年 8 月 17 日</w:t>
             </w:r>
           </w:p>
         </w:tc>
@@ -283,7 +283,7 @@
           <w:color w:val="163A63"/>
           <w:sz w:val="24"/>
         </w:rPr>
-        <w:t>单用户绝对适配分不能证明反事实用户特异性；必须用 paired users、task-only 和非补偿门共同识别。</w:t>
+        <w:t>单用户绝对适配分不能证明反事实用户特异性；需要真人来源 CDM、paired users、task-only 和非补偿门共同识别。</w:t>
       </w:r>
     </w:p>
     <w:p>
@@ -351,21 +351,20 @@
         <w:rPr>
           <w:rFonts w:ascii="Calibri" w:hAnsi="Calibri" w:eastAsia="PingFang SC"/>
         </w:rPr>
-        <w:t xml:space="preserve">DeepAlign-Bench 为同一 task family 构造两位都真实合理、但有 2–4 个决策相关差异的用户 A/B。系统生成 task-only 和两份 matched artifact，两套用户标准再交叉评价。结果不压成总分，而同时报告双向 specificity、matched 绝对合格、相对 task-only 的新增收益、共同质量/事实 no-harm 与边界 no-violation。v0.54 把这一协议谨慎地实例化在 open-web research、repository-level software engineering 和 data-centric analysis 三个场景，对应 </w:t>
+        <w:t xml:space="preserve">DeepAlign-Bench 为同一 task family 构造两位都真实合理的用户 A/B。v0.55 不再让 LLM 为 A/B 各自临时生成 rubric，而先从真人 task-conditioned ledger 构造带 provenance、authority、direction 与 acceptable alternatives 的 </w:t>
       </w:r>
       <w:r>
         <w:rPr>
-          <w:rFonts w:ascii="Courier New" w:hAnsi="Courier New" w:eastAsia="PingFang SC"/>
-          <w:color w:val="6A3E00"/>
-          <w:sz w:val="20"/>
+          <w:rFonts w:ascii="Calibri" w:hAnsi="Calibri" w:eastAsia="PingFang SC"/>
+          <w:b/>
         </w:rPr>
-        <w:t>find &amp; synthesize / modify &amp; build / analyze &amp; infer</w:t>
+        <w:t>Counterfactual Difference Map（CDM）</w:t>
       </w:r>
       <w:r>
         <w:rPr>
           <w:rFonts w:ascii="Calibri" w:hAnsi="Calibri" w:eastAsia="PingFang SC"/>
         </w:rPr>
-        <w:t>；不声称穷尽所有知识工作。</w:t>
+        <w:t>，再编译成可执行 leaf。系统生成 task-only 和两份 matched artifact，冻结标准交叉评价。结果不压成总分，而同时报告双向 specificity、matched 绝对合格、相对 task-only 的新增收益、共同质量/事实 no-harm 与边界 no-violation。协议实例化在 open-web research、repository software engineering 和 data-centric analysis 三个场景；不声称穷尽所有知识工作。</w:t>
       </w:r>
     </w:p>
     <w:p>
@@ -456,7 +455,7 @@
               <a:graphicData uri="http://schemas.openxmlformats.org/drawingml/2006/picture">
                 <pic:pic>
                   <pic:nvPicPr>
-                    <pic:cNvPr id="0" name="DeepAlign-Bench_PLHKW任务资源池_v0.54.png"/>
+                    <pic:cNvPr id="0" name="DeepAlign-Bench_真人真值到D-JQS_v0.55.png"/>
                     <pic:cNvPicPr/>
                   </pic:nvPicPr>
                   <pic:blipFill>
@@ -491,7 +490,7 @@
           <w:color w:val="5B6B7A"/>
           <w:sz w:val="19"/>
         </w:rPr>
-        <w:t>图 1  180 候选→60 provisional→12 主论文优先 family；DR/Software/Data = 40/30/30。</w:t>
+        <w:t>图 1  真人 ledger→CDM→受约束 rubric→D-JQS/human；方法核心是成对关系真值，而非动态 rubric taxonomy。</w:t>
       </w:r>
     </w:p>
     <w:p>
@@ -746,7 +745,7 @@
           <w:color w:val="6A3E00"/>
           <w:sz w:val="20"/>
         </w:rPr>
-        <w:t>固定任务核心 + 固定证据世界 + 固定工具/预算/交付格式 + paired users + research episodes + contracts + artifact conditions</w:t>
+        <w:t>固定任务核心 + 固定证据世界 + 固定工具/预算/交付格式 + paired users + CDM + research episodes + artifact conditions</w:t>
       </w:r>
     </w:p>
     <w:p>
@@ -790,7 +789,7 @@
         <w:rPr>
           <w:rFonts w:ascii="Calibri" w:hAnsi="Calibri" w:eastAsia="PingFang SC"/>
         </w:rPr>
-        <w:t>task stratum、intent、stakes、决策节点、用户差异、must-change/must-hold/must-not、clarify-if-unknown；两人独立标注并仲裁，LLM 只能预填。</w:t>
+        <w:t>task stratum、intent、stakes、CDM 的差异/不变/等价/禁止/澄清节点；用户本人确认任务后果与方向，两名标注员审计 provenance、可观察性、原子性、冗余和刻板化，领域专家只判事实/可行性/安全。LLM 只能高召回预填，没有 authority。</w:t>
       </w:r>
     </w:p>
     <w:p>
@@ -816,7 +815,29 @@
         <w:rPr>
           <w:rFonts w:ascii="Calibri" w:hAnsi="Calibri" w:eastAsia="PingFang SC"/>
         </w:rPr>
-        <w:t>Persona 从真实任务出发，不从“丰满人物故事”出发。每条用户事实必须说明为什么会改变建议、matched 应采用什么、swapped 哪里不适合、什么共同事实不得改变。优先两位真实用户共享同一任务；次选一位真实用户加经相似参与者验证的最小反事实用户；纯 LLM persona 只用于 smoke test。</w:t>
+        <w:t>Persona 从真实任务出发，不从“丰满人物故事”出发。每位用户从随机化/分层 task slate 选 3–5 个真实相关任务；先开放描述，再结构化追问，每条事实记录 spontaneous/prompted/N/A/declined、置信度、替代方案、时间戳、权限与过期日期。公开 offered→eligible→selected→paired→qualified 漏斗。pair 除高对比用户外，还包含 near-neighbor 和本不应变化的 neutral pair，防止只奖励“逢用户必改”。</w:t>
+      </w:r>
+    </w:p>
+    <w:p>
+      <w:r>
+        <w:rPr>
+          <w:rFonts w:ascii="Calibri" w:hAnsi="Calibri" w:eastAsia="PingFang SC"/>
+        </w:rPr>
+        <w:t xml:space="preserve">CDM 是关系对象 </w:t>
+      </w:r>
+      <w:r>
+        <w:rPr>
+          <w:rFonts w:ascii="Courier New" w:hAnsi="Courier New" w:eastAsia="PingFang SC"/>
+          <w:color w:val="6A3E00"/>
+          <w:sz w:val="20"/>
+        </w:rPr>
+        <w:t>C(T,E,U_a,U_b)</w:t>
+      </w:r>
+      <w:r>
+        <w:rPr>
+          <w:rFonts w:ascii="Calibri" w:hAnsi="Calibri" w:eastAsia="PingFang SC"/>
+        </w:rPr>
+        <w:t>，不是两份独立 rubric：每个 node 写清决策变量、两位用户的期望关系、可接受等价集合、可观察证据、来源与权威。无 provenance 候选直接排除。Construction freeze 在 reference artifact 前；evaluation freeze 在任何 target-agent 输出前。freeze 只防 post-hoc，真实性来自本人确认，执行可靠性来自 verifier、judge qualification 与盲化人评。</w:t>
       </w:r>
     </w:p>
     <w:p>
@@ -986,7 +1007,7 @@
         <w:pStyle w:val="Heading1"/>
       </w:pPr>
       <w:r>
-        <w:t>5. 运行条件与反例校准</w:t>
+        <w:t>5. 运行条件、受约束 rubric 与 judge 资格</w:t>
       </w:r>
     </w:p>
     <w:p>
@@ -1036,7 +1057,7 @@
         <w:rPr>
           <w:rFonts w:ascii="Calibri" w:hAnsi="Calibri" w:eastAsia="PingFang SC"/>
         </w:rPr>
-        <w:t xml:space="preserve">（为 B 生成）。每套 A/B rubric 同时评价 </w:t>
+        <w:t xml:space="preserve">（为 B 生成）。A/B rubric 都从同一冻结 CDM 对称编译，并同时评价 </w:t>
       </w:r>
       <w:r>
         <w:rPr>
@@ -1078,7 +1099,7 @@
         <w:rPr>
           <w:rFonts w:ascii="Calibri" w:hAnsi="Calibri" w:eastAsia="PingFang SC"/>
         </w:rPr>
-        <w:t>，不能为 swapped 临时改标准。</w:t>
+        <w:t>，不能为 swapped 临时改标准。每条 leaf 必须绑定 source node、evidence target、severity、dependency group 与 scorer route；共享 parent node 的 leaves 先 node 内聚合，不把 leaf 当独立样本。</w:t>
       </w:r>
     </w:p>
     <w:p>
@@ -1086,7 +1107,7 @@
         <w:rPr>
           <w:rFonts w:ascii="Calibri" w:hAnsi="Calibri" w:eastAsia="PingFang SC"/>
         </w:rPr>
-        <w:t>JudgeBench 另放四种预冻结反例：</w:t>
+        <w:t>D-JQS（DeepAlign Judge Qualification Suite）另放四种预冻结反例：</w:t>
       </w:r>
     </w:p>
     <w:p>
@@ -1181,6 +1202,14 @@
           <w:rFonts w:ascii="Calibri" w:hAnsi="Calibri" w:eastAsia="PingFang SC"/>
         </w:rPr>
         <w:t>，不能把“出现相关词”当成“按约束执行”。</w:t>
+      </w:r>
+    </w:p>
+    <w:p>
+      <w:r>
+        <w:rPr>
+          <w:rFonts w:ascii="Calibri" w:hAnsi="Calibri" w:eastAsia="PingFang SC"/>
+        </w:rPr>
+        <w:t>评分按 deterministic verifier → evidence verifier → slice-qualified LLM judge → blinded human escalation 路由。程序 checker 也须用 known-positive/negative、controlled edit 或 mutation test 报 false accept/reject 与 coverage。D-JQS 的 gold 混合确定违规、单一受控编辑和自然真人 artifact；authoring/calibration/hidden qualification 按 family、用户、来源、agent、编辑谱系和时间隔离。AB/BA 之外还测试长度、style、格式、关键词、引用数和语言；关键 slice 不过门就走人工，不能把多个失败 judge 投票平均成合格。</w:t>
       </w:r>
     </w:p>
     <w:p>
@@ -2019,7 +2048,23 @@
         <w:rPr>
           <w:rFonts w:ascii="Calibri" w:hAnsi="Calibri" w:eastAsia="PingFang SC"/>
         </w:rPr>
-        <w:t>反例驱动的 personalization JudgeBench，专门测 general-good、over-personalized 与 mention–adoption 绑定失败；</w:t>
+        <w:t>真人来源、带 provenance/authority 的 relational CDM，以及从 CDM 到原子 leaf 的受约束编译；</w:t>
+      </w:r>
+    </w:p>
+    <w:p>
+      <w:pPr>
+        <w:numPr>
+          <w:ilvl w:val="0"/>
+          <w:numId w:val="12"/>
+        </w:numPr>
+        <w:spacing w:after="80" w:line="290" w:lineRule="auto"/>
+        <w:ind w:left="540" w:hanging="279"/>
+      </w:pPr>
+      <w:r>
+        <w:rPr>
+          <w:rFonts w:ascii="Calibri" w:hAnsi="Calibri" w:eastAsia="PingFang SC"/>
+        </w:rPr>
+        <w:t>D-JQS 认证的 hybrid scoring，专门测 general-good、over-personalized、mention–adoption 和 nuisance bias；</w:t>
       </w:r>
     </w:p>
     <w:p>
@@ -2059,7 +2104,7 @@
         <w:rPr>
           <w:rFonts w:ascii="Calibri" w:hAnsi="Calibri" w:eastAsia="PingFang SC"/>
         </w:rPr>
-        <w:t>Clarification 不是 novelty 主张。</w:t>
+        <w:t>Clarification、rubric compilation 和 judge benchmark 都不能单独作 novelty 主张。</w:t>
       </w:r>
       <w:hyperlink r:id="rId18">
         <w:r>
@@ -2123,7 +2168,7 @@
         <w:rPr>
           <w:rFonts w:ascii="Calibri" w:hAnsi="Calibri" w:eastAsia="PingFang SC"/>
         </w:rPr>
-        <w:t xml:space="preserve"> 已覆盖 interactive Deep Research、主动澄清、搜索歧义恢复和个性化 Retrieve/Ask/Stop。</w:t>
+        <w:t xml:space="preserve"> 已覆盖 interactive DR 与主动澄清；GAMUT 已有 two-level meta-rubric compiler，RuVerBench 已审计 agentic rubric verification，且 JudgeBench/JUDGE-BENCH 名称已有前作。</w:t>
       </w:r>
       <w:hyperlink r:id="rId18">
         <w:r>
@@ -2187,7 +2232,47 @@
         <w:rPr>
           <w:rFonts w:ascii="Calibri" w:hAnsi="Calibri" w:eastAsia="PingFang SC"/>
         </w:rPr>
-        <w:t xml:space="preserve"> DeepAlign 的新意必须来自 paired-user estimand、非补偿测量和能改变系统结论的 judge stress test，而不是“我们也允许 agent 提问”。</w:t>
+        <w:t xml:space="preserve"> </w:t>
+      </w:r>
+      <w:hyperlink r:id="rId22">
+        <w:r>
+          <w:rPr>
+            <w:rFonts w:ascii="Calibri" w:hAnsi="Calibri" w:eastAsia="PingFang SC"/>
+            <w:color w:val="2E74B5"/>
+            <w:u w:val="single"/>
+          </w:rPr>
+          <w:t>[7]</w:t>
+        </w:r>
+      </w:hyperlink>
+      <w:r>
+        <w:rPr>
+          <w:rFonts w:ascii="Calibri" w:hAnsi="Calibri" w:eastAsia="PingFang SC"/>
+        </w:rPr>
+        <w:t xml:space="preserve"> </w:t>
+      </w:r>
+      <w:hyperlink r:id="rId23">
+        <w:r>
+          <w:rPr>
+            <w:rFonts w:ascii="Calibri" w:hAnsi="Calibri" w:eastAsia="PingFang SC"/>
+            <w:color w:val="2E74B5"/>
+            <w:u w:val="single"/>
+          </w:rPr>
+          <w:t>[8]</w:t>
+        </w:r>
+      </w:hyperlink>
+      <w:r>
+        <w:rPr>
+          <w:rFonts w:ascii="Calibri" w:hAnsi="Calibri" w:eastAsia="PingFang SC"/>
+        </w:rPr>
+        <w:t xml:space="preserve"> DeepAlign 必须证明 CDM 相对独立 A/B rubric 会重分类系统/family，或增量预测盲化真人选择；否则只能称透明 measurement extension。</w:t>
+      </w:r>
+    </w:p>
+    <w:p>
+      <w:r>
+        <w:rPr>
+          <w:rFonts w:ascii="Calibri" w:hAnsi="Calibri" w:eastAsia="PingFang SC"/>
+        </w:rPr>
+        <w:t>最强 reviewer attacks 已预注册为：用户自选任务导致条件 target population；pair cherry-picking；自述不稳定和 demand characteristics；CDM 不完整；atomic leaf double counting；deterministic checker 假可靠；D-JQS 自认证；AB/BA 不控制 verbosity/style；跨 vertical 分数不等距；成本、隐私与偏好漂移。对应控制分别是完整筛选漏斗、contrast/near/neutral 分层、test–retest/可接受替代、protocol-bounded saturation、node-first aggregation、mutation audit、hidden qualification、nuisance edits、vertical-specific reporting 和 12-family 分阶段路线。</w:t>
       </w:r>
     </w:p>
     <w:p>
@@ -2199,7 +2284,7 @@
       </w:r>
     </w:p>
     <w:p>
-      <w:hyperlink r:id="rId22">
+      <w:hyperlink r:id="rId24">
         <w:r>
           <w:rPr>
             <w:rFonts w:ascii="Calibri" w:hAnsi="Calibri" w:eastAsia="PingFang SC"/>
@@ -2215,7 +2300,7 @@
         </w:rPr>
         <w:t xml:space="preserve"> 当前给出的摘要截止为 2026-09-18 AOE、全文截止为 2026-09-25 AOE。</w:t>
       </w:r>
-      <w:hyperlink r:id="rId22">
+      <w:hyperlink r:id="rId24">
         <w:r>
           <w:rPr>
             <w:rFonts w:ascii="Calibri" w:hAnsi="Calibri" w:eastAsia="PingFang SC"/>
@@ -2440,6 +2525,38 @@
         </w:rPr>
         <w:t xml:space="preserve">[6] </w:t>
       </w:r>
+      <w:hyperlink r:id="rId24">
+        <w:r>
+          <w:rPr>
+            <w:rFonts w:ascii="Calibri" w:hAnsi="Calibri" w:eastAsia="PingFang SC"/>
+            <w:color w:val="2E74B5"/>
+            <w:u w:val="single"/>
+            <w:sz w:val="15"/>
+            <w:szCs w:val="15"/>
+          </w:rPr>
+          <w:t>ICLR 2027 Author Guidelines</w:t>
+        </w:r>
+      </w:hyperlink>
+      <w:r>
+        <w:rPr>
+          <w:rFonts w:ascii="Calibri" w:hAnsi="Calibri" w:eastAsia="PingFang SC"/>
+          <w:sz w:val="15"/>
+        </w:rPr>
+        <w:t>. 2026.</w:t>
+      </w:r>
+    </w:p>
+    <w:p>
+      <w:pPr>
+        <w:spacing w:after="0" w:line="228" w:lineRule="auto"/>
+        <w:ind w:left="360" w:hanging="360"/>
+      </w:pPr>
+      <w:r>
+        <w:rPr>
+          <w:rFonts w:ascii="Calibri" w:hAnsi="Calibri" w:eastAsia="PingFang SC"/>
+          <w:sz w:val="15"/>
+        </w:rPr>
+        <w:t xml:space="preserve">[7] </w:t>
+      </w:r>
       <w:hyperlink r:id="rId22">
         <w:r>
           <w:rPr>
@@ -2449,7 +2566,39 @@
             <w:sz w:val="15"/>
             <w:szCs w:val="15"/>
           </w:rPr>
-          <w:t>ICLR 2027 Author Guidelines</w:t>
+          <w:t>GAMUT: Two-Level Meta-Rubrics</w:t>
+        </w:r>
+      </w:hyperlink>
+      <w:r>
+        <w:rPr>
+          <w:rFonts w:ascii="Calibri" w:hAnsi="Calibri" w:eastAsia="PingFang SC"/>
+          <w:sz w:val="15"/>
+        </w:rPr>
+        <w:t>. 2026.</w:t>
+      </w:r>
+    </w:p>
+    <w:p>
+      <w:pPr>
+        <w:spacing w:after="0" w:line="228" w:lineRule="auto"/>
+        <w:ind w:left="360" w:hanging="360"/>
+      </w:pPr>
+      <w:r>
+        <w:rPr>
+          <w:rFonts w:ascii="Calibri" w:hAnsi="Calibri" w:eastAsia="PingFang SC"/>
+          <w:sz w:val="15"/>
+        </w:rPr>
+        <w:t xml:space="preserve">[8] </w:t>
+      </w:r>
+      <w:hyperlink r:id="rId23">
+        <w:r>
+          <w:rPr>
+            <w:rFonts w:ascii="Calibri" w:hAnsi="Calibri" w:eastAsia="PingFang SC"/>
+            <w:color w:val="2E74B5"/>
+            <w:u w:val="single"/>
+            <w:sz w:val="15"/>
+            <w:szCs w:val="15"/>
+          </w:rPr>
+          <w:t>RuVerBench</w:t>
         </w:r>
       </w:hyperlink>
       <w:r>
@@ -2486,7 +2635,7 @@
         <w:color w:val="5B6B7A"/>
         <w:sz w:val="18"/>
       </w:rPr>
-      <w:t xml:space="preserve">2026-8-16   ·   </w:t>
+      <w:t xml:space="preserve">2026-8-17   ·   </w:t>
     </w:r>
     <w:r>
       <w:rPr>
@@ -2519,7 +2668,7 @@
         <w:color w:val="5B6B7A"/>
         <w:sz w:val="18"/>
       </w:rPr>
-      <w:t xml:space="preserve">2026-8-16   ·   </w:t>
+      <w:t xml:space="preserve">2026-8-17   ·   </w:t>
     </w:r>
     <w:r>
       <w:rPr>
@@ -2552,7 +2701,7 @@
         <w:color w:val="5B6B7A"/>
         <w:sz w:val="18"/>
       </w:rPr>
-      <w:t xml:space="preserve">2026-8-16   ·   </w:t>
+      <w:t xml:space="preserve">2026-8-17   ·   </w:t>
     </w:r>
     <w:r>
       <w:rPr>

--- a/html_report/public/DeepAlign-Bench_正式Proposal精简版.docx
+++ b/html_report/public/DeepAlign-Bench_正式Proposal精简版.docx
@@ -131,7 +131,7 @@
                 <w:color w:val="5B6B7A"/>
                 <w:sz w:val="21"/>
               </w:rPr>
-              <w:t>v0.55 · 正式精简版</w:t>
+              <w:t>v0.56 · 正式精简版</w:t>
             </w:r>
           </w:p>
         </w:tc>
@@ -189,7 +189,7 @@
                 <w:color w:val="5B6B7A"/>
                 <w:sz w:val="21"/>
               </w:rPr>
-              <w:t>2026 年 8 月 17 日</w:t>
+              <w:t>2026 年 8 月 20 日</w:t>
             </w:r>
           </w:p>
         </w:tc>
@@ -815,8 +815,42 @@
         <w:rPr>
           <w:rFonts w:ascii="Calibri" w:hAnsi="Calibri" w:eastAsia="PingFang SC"/>
         </w:rPr>
-        <w:t>Persona 从真实任务出发，不从“丰满人物故事”出发。每位用户从随机化/分层 task slate 选 3–5 个真实相关任务；先开放描述，再结构化追问，每条事实记录 spontaneous/prompted/N/A/declined、置信度、替代方案、时间戳、权限与过期日期。公开 offered→eligible→selected→paired→qualified 漏斗。pair 除高对比用户外，还包含 near-neighbor 和本不应变化的 neutral pair，防止只奖励“逢用户必改”。</w:t>
+        <w:t>Persona 从真实任务出发，不从“丰满人物故事”出发。v0.56 将 Credamo 分成三轮：Wave A 用 task-relevant education/occupation/experience 路由 10–15 张 cards，逐卡做 relevance/experience/safe-answerability，再由用户选 3–5 个真实候选；Wave B 从中分配 1 个主任务、最多 1 个次任务，先冻结五个开放答案，再显示通用和 DR/Software/Data schema；Wave C 对带原话 source span 的 LLM 候选事实逐条 approve/edit/delete/uncertain。每条事实记录 spontaneous/prompted/N/A/declined、置信度、替代方案、时间戳、权限与过期日期。公开 offered→eligible→selected→assigned→confirmed→paired→qualified 漏斗。pair 除高对比用户外，还包含 near-neighbor 和本不应变化的 neutral pair，防止只奖励“逢用户必改”。</w:t>
       </w:r>
+    </w:p>
+    <w:p>
+      <w:r>
+        <w:rPr>
+          <w:rFonts w:ascii="Calibri" w:hAnsi="Calibri" w:eastAsia="PingFang SC"/>
+        </w:rPr>
+        <w:t>人口学只用于样本描述，不进入 task routing；coverage bonus 只在多个任务同样真实相关时打破并列。最低目标虽是每 task 2 个 ledger，但 12-family pilot 建议招 3–4 个 confirmed ledger/task，为流失和 neutral/near pair 留余量。Wave A/B/C 规划报酬分别为 ¥8–12、¥15–22/task、¥6–10/task，并在 20–30 人 pilot 后按实际 P50/P75 时长重定；形成 contrast pair 或同意 LLM 总结不得决定报酬。正式招募须先通过本单位伦理/IRB 门并冻结 LLM 数据路径。</w:t>
+      </w:r>
+      <w:hyperlink r:id="rId17">
+        <w:r>
+          <w:rPr>
+            <w:rFonts w:ascii="Calibri" w:hAnsi="Calibri" w:eastAsia="PingFang SC"/>
+            <w:color w:val="2E74B5"/>
+            <w:u w:val="single"/>
+          </w:rPr>
+          <w:t>Credamo</w:t>
+        </w:r>
+      </w:hyperlink>
+      <w:r>
+        <w:rPr>
+          <w:rFonts w:ascii="Calibri" w:hAnsi="Calibri" w:eastAsia="PingFang SC"/>
+        </w:rPr>
+        <w:t xml:space="preserve"> </w:t>
+      </w:r>
+      <w:hyperlink r:id="rId18">
+        <w:r>
+          <w:rPr>
+            <w:rFonts w:ascii="Calibri" w:hAnsi="Calibri" w:eastAsia="PingFang SC"/>
+            <w:color w:val="2E74B5"/>
+            <w:u w:val="single"/>
+          </w:rPr>
+          <w:t>科技伦理审查办法（试行）</w:t>
+        </w:r>
+      </w:hyperlink>
     </w:p>
     <w:p>
       <w:r>
@@ -985,7 +1019,7 @@
         </w:rPr>
         <w:t xml:space="preserve">v0.51 已完整导入 </w:t>
       </w:r>
-      <w:hyperlink r:id="rId17">
+      <w:hyperlink r:id="rId19">
         <w:r>
           <w:rPr>
             <w:rFonts w:ascii="Calibri" w:hAnsi="Calibri" w:eastAsia="PingFang SC"/>
@@ -2106,7 +2140,7 @@
         </w:rPr>
         <w:t>Clarification、rubric compilation 和 judge benchmark 都不能单独作 novelty 主张。</w:t>
       </w:r>
-      <w:hyperlink r:id="rId18">
+      <w:hyperlink r:id="rId20">
         <w:r>
           <w:rPr>
             <w:rFonts w:ascii="Calibri" w:hAnsi="Calibri" w:eastAsia="PingFang SC"/>
@@ -2122,7 +2156,7 @@
         </w:rPr>
         <w:t>、</w:t>
       </w:r>
-      <w:hyperlink r:id="rId19">
+      <w:hyperlink r:id="rId21">
         <w:r>
           <w:rPr>
             <w:rFonts w:ascii="Calibri" w:hAnsi="Calibri" w:eastAsia="PingFang SC"/>
@@ -2138,7 +2172,7 @@
         </w:rPr>
         <w:t>、</w:t>
       </w:r>
-      <w:hyperlink r:id="rId20">
+      <w:hyperlink r:id="rId22">
         <w:r>
           <w:rPr>
             <w:rFonts w:ascii="Calibri" w:hAnsi="Calibri" w:eastAsia="PingFang SC"/>
@@ -2154,7 +2188,7 @@
         </w:rPr>
         <w:t xml:space="preserve"> 与 </w:t>
       </w:r>
-      <w:hyperlink r:id="rId21">
+      <w:hyperlink r:id="rId23">
         <w:r>
           <w:rPr>
             <w:rFonts w:ascii="Calibri" w:hAnsi="Calibri" w:eastAsia="PingFang SC"/>
@@ -2170,7 +2204,7 @@
         </w:rPr>
         <w:t xml:space="preserve"> 已覆盖 interactive DR 与主动澄清；GAMUT 已有 two-level meta-rubric compiler，RuVerBench 已审计 agentic rubric verification，且 JudgeBench/JUDGE-BENCH 名称已有前作。</w:t>
       </w:r>
-      <w:hyperlink r:id="rId18">
+      <w:hyperlink r:id="rId20">
         <w:r>
           <w:rPr>
             <w:rFonts w:ascii="Calibri" w:hAnsi="Calibri" w:eastAsia="PingFang SC"/>
@@ -2186,7 +2220,7 @@
         </w:rPr>
         <w:t xml:space="preserve"> </w:t>
       </w:r>
-      <w:hyperlink r:id="rId19">
+      <w:hyperlink r:id="rId21">
         <w:r>
           <w:rPr>
             <w:rFonts w:ascii="Calibri" w:hAnsi="Calibri" w:eastAsia="PingFang SC"/>
@@ -2202,7 +2236,7 @@
         </w:rPr>
         <w:t xml:space="preserve"> </w:t>
       </w:r>
-      <w:hyperlink r:id="rId20">
+      <w:hyperlink r:id="rId22">
         <w:r>
           <w:rPr>
             <w:rFonts w:ascii="Calibri" w:hAnsi="Calibri" w:eastAsia="PingFang SC"/>
@@ -2218,7 +2252,7 @@
         </w:rPr>
         <w:t xml:space="preserve"> </w:t>
       </w:r>
-      <w:hyperlink r:id="rId21">
+      <w:hyperlink r:id="rId23">
         <w:r>
           <w:rPr>
             <w:rFonts w:ascii="Calibri" w:hAnsi="Calibri" w:eastAsia="PingFang SC"/>
@@ -2234,7 +2268,7 @@
         </w:rPr>
         <w:t xml:space="preserve"> </w:t>
       </w:r>
-      <w:hyperlink r:id="rId22">
+      <w:hyperlink r:id="rId24">
         <w:r>
           <w:rPr>
             <w:rFonts w:ascii="Calibri" w:hAnsi="Calibri" w:eastAsia="PingFang SC"/>
@@ -2250,7 +2284,7 @@
         </w:rPr>
         <w:t xml:space="preserve"> </w:t>
       </w:r>
-      <w:hyperlink r:id="rId23">
+      <w:hyperlink r:id="rId25">
         <w:r>
           <w:rPr>
             <w:rFonts w:ascii="Calibri" w:hAnsi="Calibri" w:eastAsia="PingFang SC"/>
@@ -2284,7 +2318,7 @@
       </w:r>
     </w:p>
     <w:p>
-      <w:hyperlink r:id="rId24">
+      <w:hyperlink r:id="rId26">
         <w:r>
           <w:rPr>
             <w:rFonts w:ascii="Calibri" w:hAnsi="Calibri" w:eastAsia="PingFang SC"/>
@@ -2300,7 +2334,7 @@
         </w:rPr>
         <w:t xml:space="preserve"> 当前给出的摘要截止为 2026-09-18 AOE、全文截止为 2026-09-25 AOE。</w:t>
       </w:r>
-      <w:hyperlink r:id="rId24">
+      <w:hyperlink r:id="rId26">
         <w:r>
           <w:rPr>
             <w:rFonts w:ascii="Calibri" w:hAnsi="Calibri" w:eastAsia="PingFang SC"/>
@@ -2397,7 +2431,7 @@
         </w:rPr>
         <w:t xml:space="preserve">[2] </w:t>
       </w:r>
-      <w:hyperlink r:id="rId18">
+      <w:hyperlink r:id="rId20">
         <w:r>
           <w:rPr>
             <w:rFonts w:ascii="Calibri" w:hAnsi="Calibri" w:eastAsia="PingFang SC"/>
@@ -2429,7 +2463,7 @@
         </w:rPr>
         <w:t xml:space="preserve">[3] </w:t>
       </w:r>
-      <w:hyperlink r:id="rId19">
+      <w:hyperlink r:id="rId21">
         <w:r>
           <w:rPr>
             <w:rFonts w:ascii="Calibri" w:hAnsi="Calibri" w:eastAsia="PingFang SC"/>
@@ -2461,7 +2495,7 @@
         </w:rPr>
         <w:t xml:space="preserve">[4] </w:t>
       </w:r>
-      <w:hyperlink r:id="rId20">
+      <w:hyperlink r:id="rId22">
         <w:r>
           <w:rPr>
             <w:rFonts w:ascii="Calibri" w:hAnsi="Calibri" w:eastAsia="PingFang SC"/>
@@ -2493,7 +2527,7 @@
         </w:rPr>
         <w:t xml:space="preserve">[5] </w:t>
       </w:r>
-      <w:hyperlink r:id="rId21">
+      <w:hyperlink r:id="rId23">
         <w:r>
           <w:rPr>
             <w:rFonts w:ascii="Calibri" w:hAnsi="Calibri" w:eastAsia="PingFang SC"/>
@@ -2525,7 +2559,7 @@
         </w:rPr>
         <w:t xml:space="preserve">[6] </w:t>
       </w:r>
-      <w:hyperlink r:id="rId24">
+      <w:hyperlink r:id="rId26">
         <w:r>
           <w:rPr>
             <w:rFonts w:ascii="Calibri" w:hAnsi="Calibri" w:eastAsia="PingFang SC"/>
@@ -2557,7 +2591,7 @@
         </w:rPr>
         <w:t xml:space="preserve">[7] </w:t>
       </w:r>
-      <w:hyperlink r:id="rId22">
+      <w:hyperlink r:id="rId24">
         <w:r>
           <w:rPr>
             <w:rFonts w:ascii="Calibri" w:hAnsi="Calibri" w:eastAsia="PingFang SC"/>
@@ -2589,7 +2623,7 @@
         </w:rPr>
         <w:t xml:space="preserve">[8] </w:t>
       </w:r>
-      <w:hyperlink r:id="rId23">
+      <w:hyperlink r:id="rId25">
         <w:r>
           <w:rPr>
             <w:rFonts w:ascii="Calibri" w:hAnsi="Calibri" w:eastAsia="PingFang SC"/>
@@ -2635,7 +2669,7 @@
         <w:color w:val="5B6B7A"/>
         <w:sz w:val="18"/>
       </w:rPr>
-      <w:t xml:space="preserve">2026-8-17   ·   </w:t>
+      <w:t xml:space="preserve">2026-8-20   ·   </w:t>
     </w:r>
     <w:r>
       <w:rPr>
@@ -2668,7 +2702,7 @@
         <w:color w:val="5B6B7A"/>
         <w:sz w:val="18"/>
       </w:rPr>
-      <w:t xml:space="preserve">2026-8-17   ·   </w:t>
+      <w:t xml:space="preserve">2026-8-20   ·   </w:t>
     </w:r>
     <w:r>
       <w:rPr>
@@ -2701,7 +2735,7 @@
         <w:color w:val="5B6B7A"/>
         <w:sz w:val="18"/>
       </w:rPr>
-      <w:t xml:space="preserve">2026-8-17   ·   </w:t>
+      <w:t xml:space="preserve">2026-8-20   ·   </w:t>
     </w:r>
     <w:r>
       <w:rPr>

--- a/html_report/public/DeepAlign-Bench_正式Proposal精简版.docx
+++ b/html_report/public/DeepAlign-Bench_正式Proposal精简版.docx
@@ -131,7 +131,7 @@
                 <w:color w:val="5B6B7A"/>
                 <w:sz w:val="21"/>
               </w:rPr>
-              <w:t>v0.56 · 正式精简版</w:t>
+              <w:t>v0.58 · 正式精简版</w:t>
             </w:r>
           </w:p>
         </w:tc>
@@ -189,7 +189,7 @@
                 <w:color w:val="5B6B7A"/>
                 <w:sz w:val="21"/>
               </w:rPr>
-              <w:t>2026 年 8 月 20 日</w:t>
+              <w:t>2026 年 8 月 21 日</w:t>
             </w:r>
           </w:p>
         </w:tc>
@@ -823,7 +823,7 @@
         <w:rPr>
           <w:rFonts w:ascii="Calibri" w:hAnsi="Calibri" w:eastAsia="PingFang SC"/>
         </w:rPr>
-        <w:t>人口学只用于样本描述，不进入 task routing；coverage bonus 只在多个任务同样真实相关时打破并列。最低目标虽是每 task 2 个 ledger，但 12-family pilot 建议招 3–4 个 confirmed ledger/task，为流失和 neutral/near pair 留余量。Wave A/B/C 规划报酬分别为 ¥8–12、¥15–22/task、¥6–10/task，并在 20–30 人 pilot 后按实际 P50/P75 时长重定；形成 contrast pair 或同意 LLM 总结不得决定报酬。正式招募须先通过本单位伦理/IRB 门并冻结 LLM 数据路径。</w:t>
+        <w:t>人口学只用于样本描述，不进入 task routing；coverage bonus 只在多个任务同样真实相关时打破并列。人民币 3,000 元 all-in working ceiling 下，首轮保留 12 个 paper-first family：每题先取 2 个 confirmed ledger，再只为每个 vertical 的 2 个 anchor 补第 3 人，目标 30 个 user–task records；这只是 instrument/feasibility pilot，不是统计功效或 agent 排名。Wave A/B/C 报酬继续按真实时长与专业稀缺性设置，形成 contrast pair 或同意 LLM 总结不得决定报酬。正式招募须先通过本单位伦理/IRB 门并冻结 LLM 数据路径。</w:t>
       </w:r>
       <w:hyperlink r:id="rId17">
         <w:r>
@@ -1010,6 +1010,70 @@
           <w:rFonts w:ascii="Calibri" w:hAnsi="Calibri" w:eastAsia="PingFang SC"/>
         </w:rPr>
         <w:t>，不能算零分。P1 的 persona/history 可进入 cue-equivalence；P2/P4 改变了获取或时序机制，不能机械视为等价 cue。v0.50 已生成 3 个纯合成工程 family、6 位用户和 24 个平衡 episode，并通过结构校验；它们只用于 schema/runner/rubric vertical slice，真实用户效度尚未建立。</w:t>
+      </w:r>
+    </w:p>
+    <w:p>
+      <w:r>
+        <w:rPr>
+          <w:rFonts w:ascii="Calibri" w:hAnsi="Calibri" w:eastAsia="PingFang SC"/>
+        </w:rPr>
+        <w:t xml:space="preserve">v0.58 已实现统一 Python </w:t>
+      </w:r>
+      <w:r>
+        <w:rPr>
+          <w:rFonts w:ascii="Courier New" w:hAnsi="Courier New" w:eastAsia="PingFang SC"/>
+          <w:color w:val="6A3E00"/>
+          <w:sz w:val="20"/>
+        </w:rPr>
+        <w:t>reset()</w:t>
+      </w:r>
+      <w:r>
+        <w:rPr>
+          <w:rFonts w:ascii="Calibri" w:hAnsi="Calibri" w:eastAsia="PingFang SC"/>
+        </w:rPr>
+        <w:t xml:space="preserve"> / </w:t>
+      </w:r>
+      <w:r>
+        <w:rPr>
+          <w:rFonts w:ascii="Courier New" w:hAnsi="Courier New" w:eastAsia="PingFang SC"/>
+          <w:color w:val="6A3E00"/>
+          <w:sz w:val="20"/>
+        </w:rPr>
+        <w:t>step()</w:t>
+      </w:r>
+      <w:r>
+        <w:rPr>
+          <w:rFonts w:ascii="Calibri" w:hAnsi="Calibri" w:eastAsia="PingFang SC"/>
+        </w:rPr>
+        <w:t xml:space="preserve"> 环境。A Oracle 在 reset 向 agent 提供完整 persona；B Naive 只向 agent 提供 task，但 LLM simulator 可见完整 persona 且没有 reveal policy；C Interactive 隐藏 persona，先用不含值的 attribute descriptor 分类问题，再由 importance graph 与 reveal policy 选择披露，response backend 只收到本轮获准值。每步记录 matched、policy-denied、newly/cumulatively revealed 与 still-hidden ID；</w:t>
+      </w:r>
+      <w:r>
+        <w:rPr>
+          <w:rFonts w:ascii="Courier New" w:hAnsi="Courier New" w:eastAsia="PingFang SC"/>
+          <w:color w:val="6A3E00"/>
+          <w:sz w:val="20"/>
+        </w:rPr>
+        <w:t>run_episode</w:t>
+      </w:r>
+      <w:r>
+        <w:rPr>
+          <w:rFonts w:ascii="Calibri" w:hAnsi="Calibri" w:eastAsia="PingFang SC"/>
+        </w:rPr>
+        <w:t xml:space="preserve"> 可包装 callable 或带 </w:t>
+      </w:r>
+      <w:r>
+        <w:rPr>
+          <w:rFonts w:ascii="Courier New" w:hAnsi="Courier New" w:eastAsia="PingFang SC"/>
+          <w:color w:val="6A3E00"/>
+          <w:sz w:val="20"/>
+        </w:rPr>
+        <w:t>act()</w:t>
+      </w:r>
+      <w:r>
+        <w:rPr>
+          <w:rFonts w:ascii="Calibri" w:hAnsi="Calibri" w:eastAsia="PingFang SC"/>
+        </w:rPr>
+        <w:t xml:space="preserve"> 的任意 agent。默认 rule backend 用于离线 smoke，正式结果需固定 LLM backend 并以真人轨迹校准。B/C 同时改变 simulator 信息访问与披露行为，不可解释为纯 agent effect。</w:t>
       </w:r>
     </w:p>
     <w:p>
@@ -2669,7 +2733,7 @@
         <w:color w:val="5B6B7A"/>
         <w:sz w:val="18"/>
       </w:rPr>
-      <w:t xml:space="preserve">2026-8-20   ·   </w:t>
+      <w:t xml:space="preserve">2026-8-21   ·   </w:t>
     </w:r>
     <w:r>
       <w:rPr>
@@ -2702,7 +2766,7 @@
         <w:color w:val="5B6B7A"/>
         <w:sz w:val="18"/>
       </w:rPr>
-      <w:t xml:space="preserve">2026-8-20   ·   </w:t>
+      <w:t xml:space="preserve">2026-8-21   ·   </w:t>
     </w:r>
     <w:r>
       <w:rPr>
@@ -2735,7 +2799,7 @@
         <w:color w:val="5B6B7A"/>
         <w:sz w:val="18"/>
       </w:rPr>
-      <w:t xml:space="preserve">2026-8-20   ·   </w:t>
+      <w:t xml:space="preserve">2026-8-21   ·   </w:t>
     </w:r>
     <w:r>
       <w:rPr>

--- a/html_report/public/DeepAlign-Bench_正式Proposal精简版.docx
+++ b/html_report/public/DeepAlign-Bench_正式Proposal精简版.docx
@@ -131,7 +131,7 @@
                 <w:color w:val="5B6B7A"/>
                 <w:sz w:val="21"/>
               </w:rPr>
-              <w:t>v0.58 · 正式精简版</w:t>
+              <w:t>v0.59 · 正式精简版</w:t>
             </w:r>
           </w:p>
         </w:tc>
@@ -189,7 +189,7 @@
                 <w:color w:val="5B6B7A"/>
                 <w:sz w:val="21"/>
               </w:rPr>
-              <w:t>2026 年 8 月 21 日</w:t>
+              <w:t>2026 年 8 月 22 日</w:t>
             </w:r>
           </w:p>
         </w:tc>
@@ -372,7 +372,7 @@
         <w:rPr>
           <w:rFonts w:ascii="Calibri" w:hAnsi="Calibri" w:eastAsia="PingFang SC"/>
         </w:rPr>
-        <w:t>v0.54 任务资源池有 180 个候选 seed（72 DR / 54 Software / 54 Data）。五道作者阶段门预选 60 个 provisional family（24 / 18 / 18），来源为 39 benchmark-derived、12 adapted-real-world、9 newly-authored。这 60 个是等待许可审计、环境绑定、双人反事实审查、contract freeze 和 pilot discrimination 的 task shell，不是已可运行 gold。主论文优先完成 12 个端到端 family（5 DR / 3 Software / 4 Data）。</w:t>
+        <w:t>v0.59 任务资源池有 180 个候选 seed（72 DR / 54 Software / 54 Data）。五道作者阶段门预选 60 个 provisional family（24 / 18 / 18），来源为 39 benchmark-derived、12 adapted-real-world、9 newly-authored。每题只允许一个主要交付物容器；24 个 DR 只产出 program/resource catalog、evidence landscape/map、literature synthesis、dataset manifest、prior-art dossier、conflict audit、temporal diff 或 entity catalog，不再要求 recommendation/planning。10 个 PDR-derived family 仅保留来源和主题 continuity，不逐字复用原推荐题面。这 60 个是等待许可审计、环境绑定、双人反事实审查、contract freeze 和 pilot discrimination 的 task shell，不是已可运行 gold。主论文优先完成 12 个端到端 family（5 DR / 3 Software / 4 Data）。</w:t>
       </w:r>
     </w:p>
     <w:p>
@@ -964,7 +964,7 @@
         <w:rPr>
           <w:rFonts w:ascii="Calibri" w:hAnsi="Calibri" w:eastAsia="PingFang SC"/>
         </w:rPr>
-        <w:t>初始 query 足以做通用研究，但隐藏 1–2 个会改变建议的事实；agent 必须主动问，模拟器只按 ledger 回答。</w:t>
+        <w:t>初始 query 足以开始工作，但隐藏 1–2 个会改变纳入范围、证据阈值、实现或分析重点的事实；agent 必须主动问，模拟器只按 ledger 回答。</w:t>
       </w:r>
     </w:p>
     <w:p>
@@ -1097,7 +1097,7 @@
         <w:rPr>
           <w:rFonts w:ascii="Calibri" w:hAnsi="Calibri" w:eastAsia="PingFang SC"/>
         </w:rPr>
-        <w:t xml:space="preserve"> 的 50 tasks、25 structured personas、25 contexts 和 250 官方 pairs，并展开为 501 个候选用户对。v0.54 不再默认跑完 50 题，而是选出 12 个 PDR-derived shell 进入 DR provisional set。原配对只说明 task relevance，不保证 counterfactual separability；因此仍需人工冻结用户契约和 evidence world。</w:t>
+        <w:t xml:space="preserve"> 的 50 tasks、25 structured personas、25 contexts 和 250 官方 pairs，并展开为 501 个候选用户对。v0.59 不再默认跑完 50 题，而是保留 10 个 PDR-derived shell 的来源/主题 continuity，并把仍明显接近个人投资建议和旅行规划的两题替换成研究型 shell。原配对只说明 task relevance，不保证 counterfactual separability；因此仍需人工冻结用户契约和 evidence world。</w:t>
       </w:r>
     </w:p>
     <w:p>
@@ -2733,7 +2733,7 @@
         <w:color w:val="5B6B7A"/>
         <w:sz w:val="18"/>
       </w:rPr>
-      <w:t xml:space="preserve">2026-8-21   ·   </w:t>
+      <w:t xml:space="preserve">2026-8-22   ·   </w:t>
     </w:r>
     <w:r>
       <w:rPr>
@@ -2766,7 +2766,7 @@
         <w:color w:val="5B6B7A"/>
         <w:sz w:val="18"/>
       </w:rPr>
-      <w:t xml:space="preserve">2026-8-21   ·   </w:t>
+      <w:t xml:space="preserve">2026-8-22   ·   </w:t>
     </w:r>
     <w:r>
       <w:rPr>
@@ -2799,7 +2799,7 @@
         <w:color w:val="5B6B7A"/>
         <w:sz w:val="18"/>
       </w:rPr>
-      <w:t xml:space="preserve">2026-8-21   ·   </w:t>
+      <w:t xml:space="preserve">2026-8-22   ·   </w:t>
     </w:r>
     <w:r>
       <w:rPr>
